--- a/4.质量管理/2.运行记录类文件/JXTX-04-09-运维服务质量管理计划.docx
+++ b/4.质量管理/2.运行记录类文件/JXTX-04-09-运维服务质量管理计划.docx
@@ -132,7 +132,67 @@
           <w:rFonts w:hint="eastAsia"/>
           <w:lang w:val="en-US" w:eastAsia="zh-CN"/>
         </w:rPr>
-        <w:t>江西通信产业服务有限公司</w:t>
+        <w:t>江西通信</w:t>
+      </w:r>
+      <w:bookmarkStart w:id="21" w:name="_GoBack"/>
+      <w:r>
+        <w:drawing>
+          <wp:anchor distT="0" distB="0" distL="114300" distR="114300" simplePos="0" relativeHeight="251661312" behindDoc="1" locked="0" layoutInCell="1" allowOverlap="1">
+            <wp:simplePos x="0" y="0"/>
+            <wp:positionH relativeFrom="column">
+              <wp:posOffset>-19050</wp:posOffset>
+            </wp:positionH>
+            <wp:positionV relativeFrom="paragraph">
+              <wp:posOffset>-22225</wp:posOffset>
+            </wp:positionV>
+            <wp:extent cx="5304790" cy="8893810"/>
+            <wp:effectExtent l="0" t="0" r="13970" b="6350"/>
+            <wp:wrapNone/>
+            <wp:docPr id="1" name="图片 1"/>
+            <wp:cNvGraphicFramePr>
+              <a:graphicFrameLocks xmlns:a="http://schemas.openxmlformats.org/drawingml/2006/main" noChangeAspect="1"/>
+            </wp:cNvGraphicFramePr>
+            <a:graphic xmlns:a="http://schemas.openxmlformats.org/drawingml/2006/main">
+              <a:graphicData uri="http://schemas.openxmlformats.org/drawingml/2006/picture">
+                <pic:pic xmlns:pic="http://schemas.openxmlformats.org/drawingml/2006/picture">
+                  <pic:nvPicPr>
+                    <pic:cNvPr id="1" name="图片 1"/>
+                    <pic:cNvPicPr>
+                      <a:picLocks noChangeAspect="1"/>
+                    </pic:cNvPicPr>
+                  </pic:nvPicPr>
+                  <pic:blipFill>
+                    <a:blip r:embed="rId9"/>
+                    <a:stretch>
+                      <a:fillRect/>
+                    </a:stretch>
+                  </pic:blipFill>
+                  <pic:spPr>
+                    <a:xfrm>
+                      <a:off x="0" y="0"/>
+                      <a:ext cx="5304790" cy="8893810"/>
+                    </a:xfrm>
+                    <a:prstGeom prst="rect">
+                      <a:avLst/>
+                    </a:prstGeom>
+                    <a:noFill/>
+                    <a:ln>
+                      <a:noFill/>
+                    </a:ln>
+                  </pic:spPr>
+                </pic:pic>
+              </a:graphicData>
+            </a:graphic>
+          </wp:anchor>
+        </w:drawing>
+      </w:r>
+      <w:bookmarkEnd w:id="21"/>
+      <w:r>
+        <w:rPr>
+          <w:rFonts w:hint="eastAsia"/>
+          <w:lang w:val="en-US" w:eastAsia="zh-CN"/>
+        </w:rPr>
+        <w:t>产业服务有限公司</w:t>
       </w:r>
       <w:bookmarkEnd w:id="0"/>
     </w:p>
@@ -1923,8 +1983,6 @@
         <w:snapToGrid w:val="0"/>
         <w:textAlignment w:val="baseline"/>
       </w:pPr>
-      <w:bookmarkStart w:id="21" w:name="_GoBack"/>
-      <w:bookmarkEnd w:id="21"/>
       <w:r>
         <w:br w:type="page"/>
       </w:r>

--- a/4.质量管理/2.运行记录类文件/JXTX-04-09-运维服务质量管理计划.docx
+++ b/4.质量管理/2.运行记录类文件/JXTX-04-09-运维服务质量管理计划.docx
@@ -1,10 +1,11 @@
 
 <file path=word/document.xml><?xml version="1.0" encoding="utf-8"?>
-<w:document xmlns:wpc="http://schemas.microsoft.com/office/word/2010/wordprocessingCanvas" xmlns:mc="http://schemas.openxmlformats.org/markup-compatibility/2006" xmlns:o="urn:schemas-microsoft-com:office:office" xmlns:r="http://schemas.openxmlformats.org/officeDocument/2006/relationships" xmlns:m="http://schemas.openxmlformats.org/officeDocument/2006/math" xmlns:v="urn:schemas-microsoft-com:vml" xmlns:wp14="http://schemas.microsoft.com/office/word/2010/wordprocessingDrawing" xmlns:wp="http://schemas.openxmlformats.org/drawingml/2006/wordprocessingDrawing" xmlns:w="http://schemas.openxmlformats.org/wordprocessingml/2006/main" xmlns:w14="http://schemas.microsoft.com/office/word/2010/wordml" xmlns:w10="urn:schemas-microsoft-com:office:word" xmlns:w15="http://schemas.microsoft.com/office/word/2012/wordml" xmlns:wpg="http://schemas.microsoft.com/office/word/2010/wordprocessingGroup" xmlns:wpi="http://schemas.microsoft.com/office/word/2010/wordprocessingInk" xmlns:wne="http://schemas.microsoft.com/office/word/2006/wordml" xmlns:wps="http://schemas.microsoft.com/office/word/2010/wordprocessingShape" xmlns:wpsCustomData="http://www.wps.cn/officeDocument/2013/wpsCustomData" mc:Ignorable="w14 w15 wp14">
+<w:document xmlns:wpc="http://schemas.microsoft.com/office/word/2010/wordprocessingCanvas" xmlns:mc="http://schemas.openxmlformats.org/markup-compatibility/2006" xmlns:o="urn:schemas-microsoft-com:office:office" xmlns:r="http://schemas.openxmlformats.org/officeDocument/2006/relationships" xmlns:m="http://schemas.openxmlformats.org/officeDocument/2006/math" xmlns:v="urn:schemas-microsoft-com:vml" xmlns:wp14="http://schemas.microsoft.com/office/word/2010/wordprocessingDrawing" xmlns:wp="http://schemas.openxmlformats.org/drawingml/2006/wordprocessingDrawing" xmlns:w10="urn:schemas-microsoft-com:office:word" xmlns:w="http://schemas.openxmlformats.org/wordprocessingml/2006/main" xmlns:w14="http://schemas.microsoft.com/office/word/2010/wordml" xmlns:w15="http://schemas.microsoft.com/office/word/2012/wordml" xmlns:wne="http://schemas.microsoft.com/office/word/2006/wordml" xmlns:wpg="http://schemas.microsoft.com/office/word/2010/wordprocessingGroup" xmlns:wpi="http://schemas.microsoft.com/office/word/2010/wordprocessingInk" xmlns:wps="http://schemas.microsoft.com/office/word/2010/wordprocessingShape" mc:Ignorable="w14 w15 wp14">
+  <!-- Generated by Aspose.Words for .NET 13.3.0.1 -->
   <w:body>
     <w:p>
       <w:pPr>
-        <w:pStyle w:val="24"/>
+        <w:pStyle w:val="a"/>
         <w:keepNext w:val="0"/>
         <w:keepLines w:val="0"/>
         <w:pageBreakBefore w:val="0"/>
@@ -24,7 +25,7 @@
       <w:bookmarkStart w:id="0" w:name="_Toc11725"/>
       <w:r>
         <w:drawing>
-          <wp:anchor distT="0" distB="0" distL="114300" distR="114300" simplePos="0" relativeHeight="251660288" behindDoc="1" locked="0" layoutInCell="1" allowOverlap="1">
+          <wp:anchor distT="0" distB="0" distL="114300" distR="114300" simplePos="0" relativeHeight="251659264" behindDoc="1" locked="0" layoutInCell="1" allowOverlap="1">
             <wp:simplePos x="0" y="0"/>
             <wp:positionH relativeFrom="column">
               <wp:posOffset>0</wp:posOffset>
@@ -49,7 +50,7 @@
                     </pic:cNvPicPr>
                   </pic:nvPicPr>
                   <pic:blipFill>
-                    <a:blip r:embed="rId7"/>
+                    <a:blip xmlns:r="http://schemas.openxmlformats.org/officeDocument/2006/relationships" r:embed="rId4"/>
                     <a:stretch>
                       <a:fillRect/>
                     </a:stretch>
@@ -79,7 +80,7 @@
           <w:lang w:val="en-US" w:eastAsia="zh-CN"/>
         </w:rPr>
         <w:drawing>
-          <wp:anchor distT="0" distB="0" distL="114300" distR="114300" simplePos="0" relativeHeight="251659264" behindDoc="1" locked="0" layoutInCell="1" allowOverlap="1">
+          <wp:anchor distT="0" distB="0" distL="114300" distR="114300" simplePos="0" relativeHeight="251658240" behindDoc="1" locked="0" layoutInCell="1" allowOverlap="1">
             <wp:simplePos x="0" y="0"/>
             <wp:positionH relativeFrom="column">
               <wp:posOffset>635</wp:posOffset>
@@ -104,7 +105,7 @@
                     </pic:cNvPicPr>
                   </pic:nvPicPr>
                   <pic:blipFill>
-                    <a:blip r:embed="rId8">
+                    <a:blip xmlns:r="http://schemas.openxmlformats.org/officeDocument/2006/relationships" r:embed="rId5">
                       <a:alphaModFix amt="58000"/>
                       <a:lum contrast="-52000"/>
                     </a:blip>
@@ -136,7 +137,7 @@
       </w:r>
       <w:r>
         <w:drawing>
-          <wp:anchor distT="0" distB="0" distL="114300" distR="114300" simplePos="0" relativeHeight="251661312" behindDoc="1" locked="0" layoutInCell="1" allowOverlap="1">
+          <wp:anchor distT="0" distB="0" distL="114300" distR="114300" simplePos="0" relativeHeight="251660288" behindDoc="1" locked="0" layoutInCell="1" allowOverlap="1">
             <wp:simplePos x="0" y="0"/>
             <wp:positionH relativeFrom="column">
               <wp:posOffset>-19050</wp:posOffset>
@@ -161,7 +162,7 @@
                     </pic:cNvPicPr>
                   </pic:nvPicPr>
                   <pic:blipFill>
-                    <a:blip r:embed="rId9"/>
+                    <a:blip xmlns:r="http://schemas.openxmlformats.org/officeDocument/2006/relationships" r:embed="rId6"/>
                     <a:stretch>
                       <a:fillRect/>
                     </a:stretch>
@@ -196,7 +197,7 @@
     </w:p>
     <w:p>
       <w:pPr>
-        <w:pStyle w:val="25"/>
+        <w:pStyle w:val="a0"/>
         <w:keepNext w:val="0"/>
         <w:keepLines w:val="0"/>
         <w:pageBreakBefore w:val="0"/>
@@ -243,11 +244,11 @@
         <w:adjustRightInd w:val="0"/>
         <w:snapToGrid w:val="0"/>
         <w:spacing w:after="624" w:afterLines="200" w:line="219" w:lineRule="auto"/>
-        <w:ind w:left="0" w:leftChars="0" w:right="0" w:rightChars="0" w:firstLine="0" w:firstLineChars="0"/>
+        <w:ind w:left="0" w:right="0" w:firstLine="0" w:leftChars="0" w:rightChars="0" w:firstLineChars="0"/>
         <w:jc w:val="center"/>
         <w:textAlignment w:val="baseline"/>
         <w:rPr>
-          <w:rFonts w:hint="eastAsia" w:ascii="宋体" w:hAnsi="宋体" w:eastAsia="宋体" w:cs="宋体"/>
+          <w:rFonts w:ascii="宋体" w:eastAsia="宋体" w:hAnsi="宋体" w:cs="宋体" w:hint="eastAsia"/>
           <w:sz w:val="24"/>
           <w:szCs w:val="24"/>
           <w:lang w:val="en-US" w:eastAsia="zh-CN"/>
@@ -255,7 +256,7 @@
       </w:pPr>
       <w:r>
         <w:rPr>
-          <w:rFonts w:ascii="宋体" w:hAnsi="宋体" w:eastAsia="宋体" w:cs="宋体"/>
+          <w:rFonts w:ascii="宋体" w:eastAsia="宋体" w:hAnsi="宋体" w:cs="宋体"/>
           <w:b/>
           <w:bCs/>
           <w:spacing w:val="-3"/>
@@ -266,7 +267,7 @@
       </w:r>
       <w:r>
         <w:rPr>
-          <w:rFonts w:hint="eastAsia" w:ascii="宋体" w:hAnsi="宋体" w:eastAsia="宋体" w:cs="宋体"/>
+          <w:rFonts w:ascii="宋体" w:eastAsia="宋体" w:hAnsi="宋体" w:cs="宋体" w:hint="eastAsia"/>
           <w:b/>
           <w:bCs/>
           <w:spacing w:val="-3"/>
@@ -278,7 +279,7 @@
       </w:r>
       <w:r>
         <w:rPr>
-          <w:rFonts w:ascii="宋体" w:hAnsi="宋体" w:eastAsia="宋体" w:cs="宋体"/>
+          <w:rFonts w:ascii="宋体" w:eastAsia="宋体" w:hAnsi="宋体" w:cs="宋体"/>
           <w:b/>
           <w:bCs/>
           <w:spacing w:val="-3"/>
@@ -289,7 +290,7 @@
       </w:r>
       <w:r>
         <w:rPr>
-          <w:rFonts w:hint="eastAsia" w:ascii="宋体" w:hAnsi="宋体" w:cs="宋体"/>
+          <w:rFonts w:ascii="宋体" w:hAnsi="宋体" w:cs="宋体" w:hint="eastAsia"/>
           <w:b/>
           <w:bCs/>
           <w:spacing w:val="-3"/>
@@ -301,7 +302,7 @@
       </w:r>
       <w:r>
         <w:rPr>
-          <w:rFonts w:ascii="宋体" w:hAnsi="宋体" w:eastAsia="宋体" w:cs="宋体"/>
+          <w:rFonts w:ascii="宋体" w:eastAsia="宋体" w:hAnsi="宋体" w:cs="宋体"/>
           <w:b/>
           <w:bCs/>
           <w:spacing w:val="-3"/>
@@ -312,7 +313,7 @@
       </w:r>
       <w:r>
         <w:rPr>
-          <w:rFonts w:hint="eastAsia" w:ascii="宋体" w:hAnsi="宋体" w:cs="宋体"/>
+          <w:rFonts w:ascii="宋体" w:hAnsi="宋体" w:cs="宋体" w:hint="eastAsia"/>
           <w:b/>
           <w:bCs/>
           <w:spacing w:val="-3"/>
@@ -325,18 +326,17 @@
     </w:p>
     <w:tbl>
       <w:tblPr>
-        <w:tblStyle w:val="21"/>
+        <w:tblStyle w:val="TableGrid"/>
         <w:tblW w:w="0" w:type="auto"/>
         <w:jc w:val="center"/>
         <w:tblBorders>
-          <w:top w:val="none" w:color="auto" w:sz="0" w:space="0"/>
-          <w:left w:val="none" w:color="auto" w:sz="0" w:space="0"/>
-          <w:bottom w:val="none" w:color="auto" w:sz="0" w:space="0"/>
-          <w:right w:val="none" w:color="auto" w:sz="0" w:space="0"/>
-          <w:insideH w:val="none" w:color="auto" w:sz="0" w:space="0"/>
-          <w:insideV w:val="none" w:color="auto" w:sz="0" w:space="0"/>
+          <w:top w:val="nil"/>
+          <w:left w:val="nil"/>
+          <w:bottom w:val="nil"/>
+          <w:right w:val="nil"/>
+          <w:insideH w:val="nil"/>
+          <w:insideV w:val="nil"/>
         </w:tblBorders>
-        <w:tblLayout w:type="autofit"/>
         <w:tblCellMar>
           <w:top w:w="0" w:type="dxa"/>
           <w:left w:w="108" w:type="dxa"/>
@@ -350,13 +350,15 @@
       </w:tblGrid>
       <w:tr>
         <w:tblPrEx>
+          <w:tblW w:w="0" w:type="auto"/>
+          <w:jc w:val="center"/>
           <w:tblBorders>
-            <w:top w:val="none" w:color="auto" w:sz="0" w:space="0"/>
-            <w:left w:val="none" w:color="auto" w:sz="0" w:space="0"/>
-            <w:bottom w:val="none" w:color="auto" w:sz="0" w:space="0"/>
-            <w:right w:val="none" w:color="auto" w:sz="0" w:space="0"/>
-            <w:insideH w:val="none" w:color="auto" w:sz="0" w:space="0"/>
-            <w:insideV w:val="none" w:color="auto" w:sz="0" w:space="0"/>
+            <w:top w:val="nil"/>
+            <w:left w:val="nil"/>
+            <w:bottom w:val="nil"/>
+            <w:right w:val="nil"/>
+            <w:insideH w:val="nil"/>
+            <w:insideV w:val="nil"/>
           </w:tblBorders>
           <w:tblCellMar>
             <w:top w:w="0" w:type="dxa"/>
@@ -366,7 +368,7 @@
           </w:tblCellMar>
         </w:tblPrEx>
         <w:trPr>
-          <w:trHeight w:val="810" w:hRule="atLeast"/>
+          <w:trHeight w:val="810"/>
           <w:jc w:val="center"/>
         </w:trPr>
         <w:tc>
@@ -404,7 +406,7 @@
             </w:r>
             <w:r>
               <w:rPr>
-                <w:rFonts w:hint="default" w:asciiTheme="minorAscii" w:hAnsiTheme="minorAscii" w:eastAsiaTheme="minorEastAsia"/>
+                <w:rFonts w:asciiTheme="minorAscii" w:eastAsiaTheme="minorEastAsia" w:hAnsiTheme="minorAscii" w:hint="default"/>
                 <w:spacing w:val="227"/>
                 <w:sz w:val="21"/>
                 <w:vertAlign w:val="baseline"/>
@@ -458,7 +460,7 @@
             </w:r>
             <w:r>
               <w:rPr>
-                <w:rFonts w:hint="eastAsia" w:asciiTheme="minorAscii" w:hAnsiTheme="minorAscii" w:eastAsiaTheme="minorEastAsia"/>
+                <w:rFonts w:asciiTheme="minorAscii" w:eastAsiaTheme="minorEastAsia" w:hAnsiTheme="minorAscii" w:hint="eastAsia"/>
                 <w:spacing w:val="227"/>
                 <w:sz w:val="21"/>
                 <w:vertAlign w:val="baseline"/>
@@ -480,14 +482,8 @@
       </w:tr>
       <w:tr>
         <w:tblPrEx>
-          <w:tblBorders>
-            <w:top w:val="none" w:color="auto" w:sz="0" w:space="0"/>
-            <w:left w:val="none" w:color="auto" w:sz="0" w:space="0"/>
-            <w:bottom w:val="none" w:color="auto" w:sz="0" w:space="0"/>
-            <w:right w:val="none" w:color="auto" w:sz="0" w:space="0"/>
-            <w:insideH w:val="none" w:color="auto" w:sz="0" w:space="0"/>
-            <w:insideV w:val="none" w:color="auto" w:sz="0" w:space="0"/>
-          </w:tblBorders>
+          <w:tblW w:w="0" w:type="auto"/>
+          <w:jc w:val="center"/>
           <w:tblCellMar>
             <w:top w:w="0" w:type="dxa"/>
             <w:left w:w="108" w:type="dxa"/>
@@ -496,7 +492,7 @@
           </w:tblCellMar>
         </w:tblPrEx>
         <w:trPr>
-          <w:trHeight w:val="810" w:hRule="atLeast"/>
+          <w:trHeight w:val="810"/>
           <w:jc w:val="center"/>
         </w:trPr>
         <w:tc>
@@ -520,7 +516,7 @@
               <w:snapToGrid w:val="0"/>
               <w:textAlignment w:val="baseline"/>
               <w:rPr>
-                <w:rFonts w:hint="default" w:ascii="Arial" w:hAnsi="Arial" w:eastAsia="Arial" w:cs="Arial"/>
+                <w:rFonts w:ascii="Arial" w:eastAsia="Arial" w:hAnsi="Arial" w:cs="Arial" w:hint="default"/>
                 <w:snapToGrid w:val="0"/>
                 <w:color w:val="000000"/>
                 <w:kern w:val="0"/>
@@ -552,7 +548,7 @@
             </w:r>
             <w:r>
               <w:rPr>
-                <w:rFonts w:hint="default" w:asciiTheme="minorAscii" w:hAnsiTheme="minorAscii" w:eastAsiaTheme="minorEastAsia"/>
+                <w:rFonts w:asciiTheme="minorAscii" w:eastAsiaTheme="minorEastAsia" w:hAnsiTheme="minorAscii" w:hint="default"/>
                 <w:spacing w:val="227"/>
                 <w:sz w:val="21"/>
                 <w:vertAlign w:val="baseline"/>
@@ -605,7 +601,7 @@
               <w:snapToGrid w:val="0"/>
               <w:textAlignment w:val="baseline"/>
               <w:rPr>
-                <w:rFonts w:hint="default" w:ascii="Arial" w:hAnsi="Arial" w:eastAsia="Arial" w:cs="Arial"/>
+                <w:rFonts w:ascii="Arial" w:eastAsia="Arial" w:hAnsi="Arial" w:cs="Arial" w:hint="default"/>
                 <w:snapToGrid w:val="0"/>
                 <w:color w:val="000000"/>
                 <w:kern w:val="0"/>
@@ -625,7 +621,7 @@
             </w:r>
             <w:r>
               <w:rPr>
-                <w:rFonts w:hint="eastAsia" w:asciiTheme="minorAscii" w:hAnsiTheme="minorAscii" w:eastAsiaTheme="minorEastAsia"/>
+                <w:rFonts w:asciiTheme="minorAscii" w:eastAsiaTheme="minorEastAsia" w:hAnsiTheme="minorAscii" w:hint="eastAsia"/>
                 <w:spacing w:val="227"/>
                 <w:sz w:val="21"/>
                 <w:vertAlign w:val="baseline"/>
@@ -647,14 +643,8 @@
       </w:tr>
       <w:tr>
         <w:tblPrEx>
-          <w:tblBorders>
-            <w:top w:val="none" w:color="auto" w:sz="0" w:space="0"/>
-            <w:left w:val="none" w:color="auto" w:sz="0" w:space="0"/>
-            <w:bottom w:val="none" w:color="auto" w:sz="0" w:space="0"/>
-            <w:right w:val="none" w:color="auto" w:sz="0" w:space="0"/>
-            <w:insideH w:val="none" w:color="auto" w:sz="0" w:space="0"/>
-            <w:insideV w:val="none" w:color="auto" w:sz="0" w:space="0"/>
-          </w:tblBorders>
+          <w:tblW w:w="0" w:type="auto"/>
+          <w:jc w:val="center"/>
           <w:tblCellMar>
             <w:top w:w="0" w:type="dxa"/>
             <w:left w:w="108" w:type="dxa"/>
@@ -663,7 +653,7 @@
           </w:tblCellMar>
         </w:tblPrEx>
         <w:trPr>
-          <w:trHeight w:val="635" w:hRule="atLeast"/>
+          <w:trHeight w:val="635"/>
           <w:jc w:val="center"/>
         </w:trPr>
         <w:tc>
@@ -713,7 +703,7 @@
             </w:r>
             <w:r>
               <w:rPr>
-                <w:rFonts w:hint="eastAsia" w:asciiTheme="minorAscii" w:hAnsiTheme="minorAscii" w:eastAsiaTheme="minorEastAsia"/>
+                <w:rFonts w:asciiTheme="minorAscii" w:eastAsiaTheme="minorEastAsia" w:hAnsiTheme="minorAscii" w:hint="eastAsia"/>
                 <w:spacing w:val="227"/>
                 <w:sz w:val="21"/>
                 <w:vertAlign w:val="baseline"/>
@@ -723,7 +713,7 @@
             </w:r>
             <w:r>
               <w:rPr>
-                <w:rFonts w:hint="eastAsia" w:asciiTheme="minorAscii" w:hAnsiTheme="minorAscii" w:eastAsiaTheme="minorEastAsia"/>
+                <w:rFonts w:asciiTheme="minorAscii" w:eastAsiaTheme="minorEastAsia" w:hAnsiTheme="minorAscii" w:hint="eastAsia"/>
                 <w:spacing w:val="0"/>
                 <w:kern w:val="0"/>
                 <w:sz w:val="21"/>
@@ -770,7 +760,7 @@
             </w:r>
             <w:r>
               <w:rPr>
-                <w:rFonts w:hint="eastAsia" w:asciiTheme="minorAscii" w:hAnsiTheme="minorAscii" w:eastAsiaTheme="minorEastAsia"/>
+                <w:rFonts w:asciiTheme="minorAscii" w:eastAsiaTheme="minorEastAsia" w:hAnsiTheme="minorAscii" w:hint="eastAsia"/>
                 <w:spacing w:val="227"/>
                 <w:sz w:val="21"/>
                 <w:vertAlign w:val="baseline"/>
@@ -829,14 +819,14 @@
         <w:ind w:left="3634"/>
         <w:textAlignment w:val="baseline"/>
         <w:rPr>
-          <w:rFonts w:ascii="宋体" w:hAnsi="宋体" w:eastAsia="宋体" w:cs="宋体"/>
+          <w:rFonts w:ascii="宋体" w:eastAsia="宋体" w:hAnsi="宋体" w:cs="宋体"/>
           <w:sz w:val="31"/>
           <w:szCs w:val="31"/>
         </w:rPr>
       </w:pPr>
       <w:r>
         <w:rPr>
-          <w:rFonts w:ascii="宋体" w:hAnsi="宋体" w:eastAsia="宋体" w:cs="宋体"/>
+          <w:rFonts w:ascii="宋体" w:eastAsia="宋体" w:hAnsi="宋体" w:cs="宋体"/>
           <w:b/>
           <w:bCs/>
           <w:spacing w:val="4"/>
@@ -848,16 +838,16 @@
     </w:p>
     <w:tbl>
       <w:tblPr>
-        <w:tblStyle w:val="26"/>
+        <w:tblStyle w:val="TableNormal0"/>
         <w:tblW w:w="8214" w:type="dxa"/>
         <w:jc w:val="center"/>
         <w:tblBorders>
-          <w:top w:val="single" w:color="000000" w:sz="2" w:space="0"/>
-          <w:left w:val="single" w:color="000000" w:sz="2" w:space="0"/>
-          <w:bottom w:val="single" w:color="000000" w:sz="2" w:space="0"/>
-          <w:right w:val="single" w:color="000000" w:sz="2" w:space="0"/>
-          <w:insideH w:val="single" w:color="000000" w:sz="2" w:space="0"/>
-          <w:insideV w:val="single" w:color="000000" w:sz="2" w:space="0"/>
+          <w:top w:val="single" w:sz="2" w:space="0" w:color="000000"/>
+          <w:left w:val="single" w:sz="2" w:space="0" w:color="000000"/>
+          <w:bottom w:val="single" w:sz="2" w:space="0" w:color="000000"/>
+          <w:right w:val="single" w:sz="2" w:space="0" w:color="000000"/>
+          <w:insideH w:val="single" w:sz="2" w:space="0" w:color="000000"/>
+          <w:insideV w:val="single" w:sz="2" w:space="0" w:color="000000"/>
         </w:tblBorders>
         <w:tblLayout w:type="fixed"/>
         <w:tblCellMar>
@@ -877,14 +867,17 @@
       </w:tblGrid>
       <w:tr>
         <w:tblPrEx>
+          <w:tblW w:w="8214" w:type="dxa"/>
+          <w:jc w:val="center"/>
           <w:tblBorders>
-            <w:top w:val="single" w:color="000000" w:sz="2" w:space="0"/>
-            <w:left w:val="single" w:color="000000" w:sz="2" w:space="0"/>
-            <w:bottom w:val="single" w:color="000000" w:sz="2" w:space="0"/>
-            <w:right w:val="single" w:color="000000" w:sz="2" w:space="0"/>
-            <w:insideH w:val="single" w:color="000000" w:sz="2" w:space="0"/>
-            <w:insideV w:val="single" w:color="000000" w:sz="2" w:space="0"/>
+            <w:top w:val="single" w:sz="2" w:space="0" w:color="000000"/>
+            <w:left w:val="single" w:sz="2" w:space="0" w:color="000000"/>
+            <w:bottom w:val="single" w:sz="2" w:space="0" w:color="000000"/>
+            <w:right w:val="single" w:sz="2" w:space="0" w:color="000000"/>
+            <w:insideH w:val="single" w:sz="2" w:space="0" w:color="000000"/>
+            <w:insideV w:val="single" w:sz="2" w:space="0" w:color="000000"/>
           </w:tblBorders>
+          <w:tblLayout w:type="fixed"/>
           <w:tblCellMar>
             <w:top w:w="0" w:type="dxa"/>
             <w:left w:w="0" w:type="dxa"/>
@@ -893,7 +886,7 @@
           </w:tblCellMar>
         </w:tblPrEx>
         <w:trPr>
-          <w:trHeight w:val="593" w:hRule="atLeast"/>
+          <w:trHeight w:val="593"/>
           <w:jc w:val="center"/>
         </w:trPr>
         <w:tc>
@@ -915,18 +908,18 @@
               <w:adjustRightInd w:val="0"/>
               <w:snapToGrid w:val="0"/>
               <w:spacing w:before="176" w:line="228" w:lineRule="auto"/>
-              <w:ind w:left="0" w:leftChars="0" w:right="0" w:rightChars="0" w:firstLine="0" w:firstLineChars="0"/>
+              <w:ind w:left="0" w:right="0" w:firstLine="0" w:leftChars="0" w:rightChars="0" w:firstLineChars="0"/>
               <w:jc w:val="center"/>
               <w:textAlignment w:val="baseline"/>
               <w:rPr>
-                <w:rFonts w:ascii="宋体" w:hAnsi="宋体" w:eastAsia="宋体" w:cs="宋体"/>
+                <w:rFonts w:ascii="宋体" w:eastAsia="宋体" w:hAnsi="宋体" w:cs="宋体"/>
                 <w:sz w:val="20"/>
                 <w:szCs w:val="20"/>
               </w:rPr>
             </w:pPr>
             <w:r>
               <w:rPr>
-                <w:rFonts w:hint="eastAsia" w:ascii="宋体" w:hAnsi="宋体" w:cs="宋体"/>
+                <w:rFonts w:ascii="宋体" w:hAnsi="宋体" w:cs="宋体" w:hint="eastAsia"/>
                 <w:spacing w:val="-14"/>
                 <w:sz w:val="20"/>
                 <w:szCs w:val="20"/>
@@ -936,7 +929,7 @@
             </w:r>
             <w:r>
               <w:rPr>
-                <w:rFonts w:ascii="宋体" w:hAnsi="宋体" w:eastAsia="宋体" w:cs="宋体"/>
+                <w:rFonts w:ascii="宋体" w:eastAsia="宋体" w:hAnsi="宋体" w:cs="宋体"/>
                 <w:spacing w:val="-14"/>
                 <w:sz w:val="20"/>
                 <w:szCs w:val="20"/>
@@ -964,18 +957,18 @@
               <w:adjustRightInd w:val="0"/>
               <w:snapToGrid w:val="0"/>
               <w:spacing w:before="175" w:line="227" w:lineRule="auto"/>
-              <w:ind w:left="0" w:leftChars="0" w:right="0" w:rightChars="0" w:firstLine="0" w:firstLineChars="0"/>
+              <w:ind w:left="0" w:right="0" w:firstLine="0" w:leftChars="0" w:rightChars="0" w:firstLineChars="0"/>
               <w:jc w:val="center"/>
               <w:textAlignment w:val="baseline"/>
               <w:rPr>
-                <w:rFonts w:ascii="宋体" w:hAnsi="宋体" w:eastAsia="宋体" w:cs="宋体"/>
+                <w:rFonts w:ascii="宋体" w:eastAsia="宋体" w:hAnsi="宋体" w:cs="宋体"/>
                 <w:sz w:val="20"/>
                 <w:szCs w:val="20"/>
               </w:rPr>
             </w:pPr>
             <w:r>
               <w:rPr>
-                <w:rFonts w:ascii="宋体" w:hAnsi="宋体" w:eastAsia="宋体" w:cs="宋体"/>
+                <w:rFonts w:ascii="宋体" w:eastAsia="宋体" w:hAnsi="宋体" w:cs="宋体"/>
                 <w:spacing w:val="4"/>
                 <w:sz w:val="20"/>
                 <w:szCs w:val="20"/>
@@ -1003,18 +996,18 @@
               <w:adjustRightInd w:val="0"/>
               <w:snapToGrid w:val="0"/>
               <w:spacing w:before="175" w:line="228" w:lineRule="auto"/>
-              <w:ind w:left="0" w:leftChars="0" w:right="0" w:rightChars="0" w:firstLine="0" w:firstLineChars="0"/>
+              <w:ind w:left="0" w:right="0" w:firstLine="0" w:leftChars="0" w:rightChars="0" w:firstLineChars="0"/>
               <w:jc w:val="center"/>
               <w:textAlignment w:val="baseline"/>
               <w:rPr>
-                <w:rFonts w:ascii="宋体" w:hAnsi="宋体" w:eastAsia="宋体" w:cs="宋体"/>
+                <w:rFonts w:ascii="宋体" w:eastAsia="宋体" w:hAnsi="宋体" w:cs="宋体"/>
                 <w:sz w:val="20"/>
                 <w:szCs w:val="20"/>
               </w:rPr>
             </w:pPr>
             <w:r>
               <w:rPr>
-                <w:rFonts w:ascii="宋体" w:hAnsi="宋体" w:eastAsia="宋体" w:cs="宋体"/>
+                <w:rFonts w:ascii="宋体" w:eastAsia="宋体" w:hAnsi="宋体" w:cs="宋体"/>
                 <w:spacing w:val="7"/>
                 <w:sz w:val="20"/>
                 <w:szCs w:val="20"/>
@@ -1042,11 +1035,11 @@
               <w:adjustRightInd w:val="0"/>
               <w:snapToGrid w:val="0"/>
               <w:spacing w:before="175" w:line="228" w:lineRule="auto"/>
-              <w:ind w:left="0" w:leftChars="0" w:right="0" w:rightChars="0" w:firstLine="0" w:firstLineChars="0"/>
+              <w:ind w:left="0" w:right="0" w:firstLine="0" w:leftChars="0" w:rightChars="0" w:firstLineChars="0"/>
               <w:jc w:val="center"/>
               <w:textAlignment w:val="baseline"/>
               <w:rPr>
-                <w:rFonts w:hint="eastAsia" w:ascii="宋体" w:hAnsi="宋体" w:eastAsia="宋体" w:cs="宋体"/>
+                <w:rFonts w:ascii="宋体" w:eastAsia="宋体" w:hAnsi="宋体" w:cs="宋体" w:hint="eastAsia"/>
                 <w:spacing w:val="7"/>
                 <w:sz w:val="20"/>
                 <w:szCs w:val="20"/>
@@ -1055,7 +1048,7 @@
             </w:pPr>
             <w:r>
               <w:rPr>
-                <w:rFonts w:hint="eastAsia" w:ascii="宋体" w:hAnsi="宋体" w:cs="宋体"/>
+                <w:rFonts w:ascii="宋体" w:hAnsi="宋体" w:cs="宋体" w:hint="eastAsia"/>
                 <w:spacing w:val="7"/>
                 <w:sz w:val="20"/>
                 <w:szCs w:val="20"/>
@@ -1084,11 +1077,11 @@
               <w:adjustRightInd w:val="0"/>
               <w:snapToGrid w:val="0"/>
               <w:spacing w:before="175" w:line="228" w:lineRule="auto"/>
-              <w:ind w:left="0" w:leftChars="0" w:right="0" w:rightChars="0" w:firstLine="0" w:firstLineChars="0"/>
+              <w:ind w:left="0" w:right="0" w:firstLine="0" w:leftChars="0" w:rightChars="0" w:firstLineChars="0"/>
               <w:jc w:val="center"/>
               <w:textAlignment w:val="baseline"/>
               <w:rPr>
-                <w:rFonts w:hint="default" w:ascii="宋体" w:hAnsi="宋体" w:cs="宋体"/>
+                <w:rFonts w:ascii="宋体" w:hAnsi="宋体" w:cs="宋体" w:hint="default"/>
                 <w:spacing w:val="7"/>
                 <w:sz w:val="20"/>
                 <w:szCs w:val="20"/>
@@ -1097,7 +1090,7 @@
             </w:pPr>
             <w:r>
               <w:rPr>
-                <w:rFonts w:hint="eastAsia" w:ascii="宋体" w:hAnsi="宋体" w:cs="宋体"/>
+                <w:rFonts w:ascii="宋体" w:hAnsi="宋体" w:cs="宋体" w:hint="eastAsia"/>
                 <w:spacing w:val="7"/>
                 <w:sz w:val="20"/>
                 <w:szCs w:val="20"/>
@@ -1126,18 +1119,18 @@
               <w:adjustRightInd w:val="0"/>
               <w:snapToGrid w:val="0"/>
               <w:spacing w:before="176" w:line="229" w:lineRule="auto"/>
-              <w:ind w:left="0" w:leftChars="0" w:right="0" w:rightChars="0" w:firstLine="0" w:firstLineChars="0"/>
+              <w:ind w:left="0" w:right="0" w:firstLine="0" w:leftChars="0" w:rightChars="0" w:firstLineChars="0"/>
               <w:jc w:val="center"/>
               <w:textAlignment w:val="baseline"/>
               <w:rPr>
-                <w:rFonts w:ascii="宋体" w:hAnsi="宋体" w:eastAsia="宋体" w:cs="宋体"/>
+                <w:rFonts w:ascii="宋体" w:eastAsia="宋体" w:hAnsi="宋体" w:cs="宋体"/>
                 <w:sz w:val="20"/>
                 <w:szCs w:val="20"/>
               </w:rPr>
             </w:pPr>
             <w:r>
               <w:rPr>
-                <w:rFonts w:ascii="宋体" w:hAnsi="宋体" w:eastAsia="宋体" w:cs="宋体"/>
+                <w:rFonts w:ascii="宋体" w:eastAsia="宋体" w:hAnsi="宋体" w:cs="宋体"/>
                 <w:spacing w:val="7"/>
                 <w:sz w:val="20"/>
                 <w:szCs w:val="20"/>
@@ -1149,14 +1142,9 @@
       </w:tr>
       <w:tr>
         <w:tblPrEx>
-          <w:tblBorders>
-            <w:top w:val="single" w:color="000000" w:sz="2" w:space="0"/>
-            <w:left w:val="single" w:color="000000" w:sz="2" w:space="0"/>
-            <w:bottom w:val="single" w:color="000000" w:sz="2" w:space="0"/>
-            <w:right w:val="single" w:color="000000" w:sz="2" w:space="0"/>
-            <w:insideH w:val="single" w:color="000000" w:sz="2" w:space="0"/>
-            <w:insideV w:val="single" w:color="000000" w:sz="2" w:space="0"/>
-          </w:tblBorders>
+          <w:tblW w:w="8214" w:type="dxa"/>
+          <w:jc w:val="center"/>
+          <w:tblLayout w:type="fixed"/>
           <w:tblCellMar>
             <w:top w:w="0" w:type="dxa"/>
             <w:left w:w="0" w:type="dxa"/>
@@ -1165,7 +1153,7 @@
           </w:tblCellMar>
         </w:tblPrEx>
         <w:trPr>
-          <w:trHeight w:val="516" w:hRule="atLeast"/>
+          <w:trHeight w:val="516"/>
           <w:jc w:val="center"/>
         </w:trPr>
         <w:tc>
@@ -1187,11 +1175,11 @@
               <w:adjustRightInd w:val="0"/>
               <w:snapToGrid w:val="0"/>
               <w:spacing w:before="173" w:line="267" w:lineRule="exact"/>
-              <w:ind w:left="0" w:leftChars="0" w:right="0" w:rightChars="0" w:firstLine="0" w:firstLineChars="0"/>
+              <w:ind w:left="0" w:right="0" w:firstLine="0" w:leftChars="0" w:rightChars="0" w:firstLineChars="0"/>
               <w:jc w:val="center"/>
               <w:textAlignment w:val="baseline"/>
               <w:rPr>
-                <w:rFonts w:hint="default" w:ascii="宋体" w:hAnsi="宋体" w:eastAsia="宋体" w:cs="宋体"/>
+                <w:rFonts w:ascii="宋体" w:eastAsia="宋体" w:hAnsi="宋体" w:cs="宋体" w:hint="default"/>
                 <w:sz w:val="20"/>
                 <w:szCs w:val="20"/>
                 <w:lang w:val="en-US"/>
@@ -1199,7 +1187,7 @@
             </w:pPr>
             <w:r>
               <w:rPr>
-                <w:rFonts w:ascii="宋体" w:hAnsi="宋体" w:eastAsia="宋体" w:cs="宋体"/>
+                <w:rFonts w:ascii="宋体" w:eastAsia="宋体" w:hAnsi="宋体" w:cs="宋体"/>
                 <w:spacing w:val="3"/>
                 <w:position w:val="1"/>
                 <w:sz w:val="20"/>
@@ -1209,7 +1197,7 @@
             </w:r>
             <w:r>
               <w:rPr>
-                <w:rFonts w:hint="eastAsia" w:ascii="宋体" w:hAnsi="宋体" w:cs="宋体"/>
+                <w:rFonts w:ascii="宋体" w:hAnsi="宋体" w:cs="宋体" w:hint="eastAsia"/>
                 <w:spacing w:val="3"/>
                 <w:position w:val="1"/>
                 <w:sz w:val="20"/>
@@ -1239,18 +1227,18 @@
               <w:adjustRightInd w:val="0"/>
               <w:snapToGrid w:val="0"/>
               <w:spacing w:before="173" w:line="267" w:lineRule="exact"/>
-              <w:ind w:left="0" w:leftChars="0" w:right="0" w:rightChars="0" w:firstLine="0" w:firstLineChars="0"/>
+              <w:ind w:left="0" w:right="0" w:firstLine="0" w:leftChars="0" w:rightChars="0" w:firstLineChars="0"/>
               <w:jc w:val="center"/>
               <w:textAlignment w:val="baseline"/>
               <w:rPr>
-                <w:rFonts w:ascii="宋体" w:hAnsi="宋体" w:eastAsia="宋体" w:cs="宋体"/>
+                <w:rFonts w:ascii="宋体" w:eastAsia="宋体" w:hAnsi="宋体" w:cs="宋体"/>
                 <w:sz w:val="20"/>
                 <w:szCs w:val="20"/>
               </w:rPr>
             </w:pPr>
             <w:r>
               <w:rPr>
-                <w:rFonts w:ascii="宋体" w:hAnsi="宋体" w:eastAsia="宋体" w:cs="宋体"/>
+                <w:rFonts w:ascii="宋体" w:eastAsia="宋体" w:hAnsi="宋体" w:cs="宋体"/>
                 <w:spacing w:val="4"/>
                 <w:position w:val="1"/>
                 <w:sz w:val="20"/>
@@ -1279,18 +1267,18 @@
               <w:adjustRightInd w:val="0"/>
               <w:snapToGrid w:val="0"/>
               <w:spacing w:before="172" w:line="228" w:lineRule="auto"/>
-              <w:ind w:left="0" w:leftChars="0" w:right="0" w:rightChars="0" w:firstLine="0" w:firstLineChars="0"/>
+              <w:ind w:left="0" w:right="0" w:firstLine="0" w:leftChars="0" w:rightChars="0" w:firstLineChars="0"/>
               <w:jc w:val="center"/>
               <w:textAlignment w:val="baseline"/>
               <w:rPr>
-                <w:rFonts w:ascii="宋体" w:hAnsi="宋体" w:eastAsia="宋体" w:cs="宋体"/>
+                <w:rFonts w:ascii="宋体" w:eastAsia="宋体" w:hAnsi="宋体" w:cs="宋体"/>
                 <w:sz w:val="20"/>
                 <w:szCs w:val="20"/>
               </w:rPr>
             </w:pPr>
             <w:r>
               <w:rPr>
-                <w:rFonts w:ascii="宋体" w:hAnsi="宋体" w:eastAsia="宋体" w:cs="宋体"/>
+                <w:rFonts w:ascii="宋体" w:eastAsia="宋体" w:hAnsi="宋体" w:cs="宋体"/>
                 <w:spacing w:val="200"/>
                 <w:kern w:val="0"/>
                 <w:sz w:val="20"/>
@@ -1300,7 +1288,7 @@
             </w:r>
             <w:r>
               <w:rPr>
-                <w:rFonts w:ascii="宋体" w:hAnsi="宋体" w:eastAsia="宋体" w:cs="宋体"/>
+                <w:rFonts w:ascii="宋体" w:eastAsia="宋体" w:hAnsi="宋体" w:cs="宋体"/>
                 <w:spacing w:val="0"/>
                 <w:kern w:val="0"/>
                 <w:sz w:val="20"/>
@@ -1329,11 +1317,11 @@
               <w:adjustRightInd w:val="0"/>
               <w:snapToGrid w:val="0"/>
               <w:spacing w:before="173" w:line="229" w:lineRule="auto"/>
-              <w:ind w:left="0" w:leftChars="0" w:right="0" w:rightChars="0" w:firstLine="0" w:firstLineChars="0"/>
+              <w:ind w:left="0" w:right="0" w:firstLine="0" w:leftChars="0" w:rightChars="0" w:firstLineChars="0"/>
               <w:jc w:val="center"/>
               <w:textAlignment w:val="baseline"/>
               <w:rPr>
-                <w:rFonts w:ascii="宋体" w:hAnsi="宋体" w:eastAsia="宋体" w:cs="宋体"/>
+                <w:rFonts w:ascii="宋体" w:eastAsia="宋体" w:hAnsi="宋体" w:cs="宋体"/>
                 <w:spacing w:val="200"/>
                 <w:kern w:val="0"/>
                 <w:sz w:val="20"/>
@@ -1342,7 +1330,7 @@
             </w:pPr>
             <w:r>
               <w:rPr>
-                <w:rFonts w:hint="eastAsia" w:asciiTheme="minorAscii" w:hAnsiTheme="minorAscii" w:eastAsiaTheme="minorEastAsia"/>
+                <w:rFonts w:asciiTheme="minorAscii" w:eastAsiaTheme="minorEastAsia" w:hAnsiTheme="minorAscii" w:hint="eastAsia"/>
                 <w:spacing w:val="0"/>
                 <w:kern w:val="0"/>
                 <w:sz w:val="21"/>
@@ -1372,11 +1360,11 @@
               <w:adjustRightInd w:val="0"/>
               <w:snapToGrid w:val="0"/>
               <w:spacing w:before="172" w:line="228" w:lineRule="auto"/>
-              <w:ind w:left="0" w:leftChars="0" w:right="0" w:rightChars="0" w:firstLine="0" w:firstLineChars="0"/>
+              <w:ind w:left="0" w:right="0" w:firstLine="0" w:leftChars="0" w:rightChars="0" w:firstLineChars="0"/>
               <w:jc w:val="center"/>
               <w:textAlignment w:val="baseline"/>
               <w:rPr>
-                <w:rFonts w:ascii="宋体" w:hAnsi="宋体" w:eastAsia="宋体" w:cs="宋体"/>
+                <w:rFonts w:ascii="宋体" w:eastAsia="宋体" w:hAnsi="宋体" w:cs="宋体"/>
                 <w:spacing w:val="200"/>
                 <w:kern w:val="0"/>
                 <w:sz w:val="20"/>
@@ -1385,7 +1373,7 @@
             </w:pPr>
             <w:r>
               <w:rPr>
-                <w:rFonts w:hint="eastAsia" w:ascii="宋体" w:hAnsi="宋体" w:eastAsia="宋体" w:cs="宋体"/>
+                <w:rFonts w:ascii="宋体" w:eastAsia="宋体" w:hAnsi="宋体" w:cs="宋体" w:hint="eastAsia"/>
                 <w:spacing w:val="200"/>
                 <w:kern w:val="0"/>
                 <w:sz w:val="20"/>
@@ -1395,7 +1383,7 @@
             </w:r>
             <w:r>
               <w:rPr>
-                <w:rFonts w:hint="eastAsia" w:asciiTheme="minorAscii" w:hAnsiTheme="minorAscii" w:eastAsiaTheme="minorEastAsia"/>
+                <w:rFonts w:asciiTheme="minorAscii" w:eastAsiaTheme="minorEastAsia" w:hAnsiTheme="minorAscii" w:hint="eastAsia"/>
                 <w:spacing w:val="0"/>
                 <w:kern w:val="0"/>
                 <w:sz w:val="21"/>
@@ -1425,18 +1413,18 @@
               <w:adjustRightInd w:val="0"/>
               <w:snapToGrid w:val="0"/>
               <w:spacing w:before="173" w:line="229" w:lineRule="auto"/>
-              <w:ind w:left="0" w:leftChars="0" w:right="0" w:rightChars="0" w:firstLine="0" w:firstLineChars="0"/>
+              <w:ind w:left="0" w:right="0" w:firstLine="0" w:leftChars="0" w:rightChars="0" w:firstLineChars="0"/>
               <w:jc w:val="center"/>
               <w:textAlignment w:val="baseline"/>
               <w:rPr>
-                <w:rFonts w:ascii="宋体" w:hAnsi="宋体" w:eastAsia="宋体" w:cs="宋体"/>
+                <w:rFonts w:ascii="宋体" w:eastAsia="宋体" w:hAnsi="宋体" w:cs="宋体"/>
                 <w:sz w:val="20"/>
                 <w:szCs w:val="20"/>
               </w:rPr>
             </w:pPr>
             <w:r>
               <w:rPr>
-                <w:rFonts w:hint="eastAsia" w:asciiTheme="minorAscii" w:hAnsiTheme="minorAscii" w:eastAsiaTheme="minorEastAsia"/>
+                <w:rFonts w:asciiTheme="minorAscii" w:eastAsiaTheme="minorEastAsia" w:hAnsiTheme="minorAscii" w:hint="eastAsia"/>
                 <w:spacing w:val="0"/>
                 <w:kern w:val="0"/>
                 <w:sz w:val="21"/>
@@ -1450,14 +1438,9 @@
       </w:tr>
       <w:tr>
         <w:tblPrEx>
-          <w:tblBorders>
-            <w:top w:val="single" w:color="000000" w:sz="2" w:space="0"/>
-            <w:left w:val="single" w:color="000000" w:sz="2" w:space="0"/>
-            <w:bottom w:val="single" w:color="000000" w:sz="2" w:space="0"/>
-            <w:right w:val="single" w:color="000000" w:sz="2" w:space="0"/>
-            <w:insideH w:val="single" w:color="000000" w:sz="2" w:space="0"/>
-            <w:insideV w:val="single" w:color="000000" w:sz="2" w:space="0"/>
-          </w:tblBorders>
+          <w:tblW w:w="8214" w:type="dxa"/>
+          <w:jc w:val="center"/>
+          <w:tblLayout w:type="fixed"/>
           <w:tblCellMar>
             <w:top w:w="0" w:type="dxa"/>
             <w:left w:w="0" w:type="dxa"/>
@@ -1466,7 +1449,7 @@
           </w:tblCellMar>
         </w:tblPrEx>
         <w:trPr>
-          <w:trHeight w:val="556" w:hRule="atLeast"/>
+          <w:trHeight w:val="556"/>
           <w:jc w:val="center"/>
         </w:trPr>
         <w:tc>
@@ -1475,7 +1458,7 @@
           </w:tcPr>
           <w:p>
             <w:pPr>
-              <w:pStyle w:val="27"/>
+              <w:pStyle w:val="TableText"/>
               <w:keepNext w:val="0"/>
               <w:keepLines w:val="0"/>
               <w:pageBreakBefore w:val="0"/>
@@ -1488,7 +1471,7 @@
               <w:bidi w:val="0"/>
               <w:adjustRightInd w:val="0"/>
               <w:snapToGrid w:val="0"/>
-              <w:ind w:left="0" w:leftChars="0" w:right="0" w:rightChars="0" w:firstLine="0" w:firstLineChars="0"/>
+              <w:ind w:left="0" w:right="0" w:firstLine="0" w:leftChars="0" w:rightChars="0" w:firstLineChars="0"/>
               <w:jc w:val="center"/>
               <w:textAlignment w:val="baseline"/>
             </w:pPr>
@@ -1500,7 +1483,7 @@
           </w:tcPr>
           <w:p>
             <w:pPr>
-              <w:pStyle w:val="27"/>
+              <w:pStyle w:val="TableText"/>
               <w:keepNext w:val="0"/>
               <w:keepLines w:val="0"/>
               <w:pageBreakBefore w:val="0"/>
@@ -1513,7 +1496,7 @@
               <w:bidi w:val="0"/>
               <w:adjustRightInd w:val="0"/>
               <w:snapToGrid w:val="0"/>
-              <w:ind w:left="0" w:leftChars="0" w:right="0" w:rightChars="0" w:firstLine="0" w:firstLineChars="0"/>
+              <w:ind w:left="0" w:right="0" w:firstLine="0" w:leftChars="0" w:rightChars="0" w:firstLineChars="0"/>
               <w:jc w:val="center"/>
               <w:textAlignment w:val="baseline"/>
             </w:pPr>
@@ -1525,7 +1508,7 @@
           </w:tcPr>
           <w:p>
             <w:pPr>
-              <w:pStyle w:val="27"/>
+              <w:pStyle w:val="TableText"/>
               <w:keepNext w:val="0"/>
               <w:keepLines w:val="0"/>
               <w:pageBreakBefore w:val="0"/>
@@ -1538,7 +1521,7 @@
               <w:bidi w:val="0"/>
               <w:adjustRightInd w:val="0"/>
               <w:snapToGrid w:val="0"/>
-              <w:ind w:left="0" w:leftChars="0" w:right="0" w:rightChars="0" w:firstLine="0" w:firstLineChars="0"/>
+              <w:ind w:left="0" w:right="0" w:firstLine="0" w:leftChars="0" w:rightChars="0" w:firstLineChars="0"/>
               <w:jc w:val="center"/>
               <w:textAlignment w:val="baseline"/>
             </w:pPr>
@@ -1550,7 +1533,7 @@
           </w:tcPr>
           <w:p>
             <w:pPr>
-              <w:pStyle w:val="27"/>
+              <w:pStyle w:val="TableText"/>
               <w:keepNext w:val="0"/>
               <w:keepLines w:val="0"/>
               <w:pageBreakBefore w:val="0"/>
@@ -1563,7 +1546,7 @@
               <w:bidi w:val="0"/>
               <w:adjustRightInd w:val="0"/>
               <w:snapToGrid w:val="0"/>
-              <w:ind w:left="0" w:leftChars="0" w:right="0" w:rightChars="0" w:firstLine="0" w:firstLineChars="0"/>
+              <w:ind w:left="0" w:right="0" w:firstLine="0" w:leftChars="0" w:rightChars="0" w:firstLineChars="0"/>
               <w:jc w:val="center"/>
               <w:textAlignment w:val="baseline"/>
             </w:pPr>
@@ -1575,7 +1558,7 @@
           </w:tcPr>
           <w:p>
             <w:pPr>
-              <w:pStyle w:val="27"/>
+              <w:pStyle w:val="TableText"/>
               <w:keepNext w:val="0"/>
               <w:keepLines w:val="0"/>
               <w:pageBreakBefore w:val="0"/>
@@ -1588,7 +1571,7 @@
               <w:bidi w:val="0"/>
               <w:adjustRightInd w:val="0"/>
               <w:snapToGrid w:val="0"/>
-              <w:ind w:left="0" w:leftChars="0" w:right="0" w:rightChars="0" w:firstLine="0" w:firstLineChars="0"/>
+              <w:ind w:left="0" w:right="0" w:firstLine="0" w:leftChars="0" w:rightChars="0" w:firstLineChars="0"/>
               <w:jc w:val="center"/>
               <w:textAlignment w:val="baseline"/>
             </w:pPr>
@@ -1600,7 +1583,7 @@
           </w:tcPr>
           <w:p>
             <w:pPr>
-              <w:pStyle w:val="27"/>
+              <w:pStyle w:val="TableText"/>
               <w:keepNext w:val="0"/>
               <w:keepLines w:val="0"/>
               <w:pageBreakBefore w:val="0"/>
@@ -1613,7 +1596,7 @@
               <w:bidi w:val="0"/>
               <w:adjustRightInd w:val="0"/>
               <w:snapToGrid w:val="0"/>
-              <w:ind w:left="0" w:leftChars="0" w:right="0" w:rightChars="0" w:firstLine="0" w:firstLineChars="0"/>
+              <w:ind w:left="0" w:right="0" w:firstLine="0" w:leftChars="0" w:rightChars="0" w:firstLineChars="0"/>
               <w:jc w:val="center"/>
               <w:textAlignment w:val="baseline"/>
             </w:pPr>
@@ -1622,14 +1605,9 @@
       </w:tr>
       <w:tr>
         <w:tblPrEx>
-          <w:tblBorders>
-            <w:top w:val="single" w:color="000000" w:sz="2" w:space="0"/>
-            <w:left w:val="single" w:color="000000" w:sz="2" w:space="0"/>
-            <w:bottom w:val="single" w:color="000000" w:sz="2" w:space="0"/>
-            <w:right w:val="single" w:color="000000" w:sz="2" w:space="0"/>
-            <w:insideH w:val="single" w:color="000000" w:sz="2" w:space="0"/>
-            <w:insideV w:val="single" w:color="000000" w:sz="2" w:space="0"/>
-          </w:tblBorders>
+          <w:tblW w:w="8214" w:type="dxa"/>
+          <w:jc w:val="center"/>
+          <w:tblLayout w:type="fixed"/>
           <w:tblCellMar>
             <w:top w:w="0" w:type="dxa"/>
             <w:left w:w="0" w:type="dxa"/>
@@ -1638,7 +1616,7 @@
           </w:tblCellMar>
         </w:tblPrEx>
         <w:trPr>
-          <w:trHeight w:val="556" w:hRule="atLeast"/>
+          <w:trHeight w:val="556"/>
           <w:jc w:val="center"/>
         </w:trPr>
         <w:tc>
@@ -1647,7 +1625,7 @@
           </w:tcPr>
           <w:p>
             <w:pPr>
-              <w:pStyle w:val="27"/>
+              <w:pStyle w:val="TableText"/>
               <w:keepNext w:val="0"/>
               <w:keepLines w:val="0"/>
               <w:pageBreakBefore w:val="0"/>
@@ -1660,7 +1638,7 @@
               <w:bidi w:val="0"/>
               <w:adjustRightInd w:val="0"/>
               <w:snapToGrid w:val="0"/>
-              <w:ind w:left="0" w:leftChars="0" w:right="0" w:rightChars="0" w:firstLine="0" w:firstLineChars="0"/>
+              <w:ind w:left="0" w:right="0" w:firstLine="0" w:leftChars="0" w:rightChars="0" w:firstLineChars="0"/>
               <w:jc w:val="center"/>
               <w:textAlignment w:val="baseline"/>
             </w:pPr>
@@ -1672,7 +1650,7 @@
           </w:tcPr>
           <w:p>
             <w:pPr>
-              <w:pStyle w:val="27"/>
+              <w:pStyle w:val="TableText"/>
               <w:keepNext w:val="0"/>
               <w:keepLines w:val="0"/>
               <w:pageBreakBefore w:val="0"/>
@@ -1685,7 +1663,7 @@
               <w:bidi w:val="0"/>
               <w:adjustRightInd w:val="0"/>
               <w:snapToGrid w:val="0"/>
-              <w:ind w:left="0" w:leftChars="0" w:right="0" w:rightChars="0" w:firstLine="0" w:firstLineChars="0"/>
+              <w:ind w:left="0" w:right="0" w:firstLine="0" w:leftChars="0" w:rightChars="0" w:firstLineChars="0"/>
               <w:jc w:val="center"/>
               <w:textAlignment w:val="baseline"/>
             </w:pPr>
@@ -1697,7 +1675,7 @@
           </w:tcPr>
           <w:p>
             <w:pPr>
-              <w:pStyle w:val="27"/>
+              <w:pStyle w:val="TableText"/>
               <w:keepNext w:val="0"/>
               <w:keepLines w:val="0"/>
               <w:pageBreakBefore w:val="0"/>
@@ -1710,7 +1688,7 @@
               <w:bidi w:val="0"/>
               <w:adjustRightInd w:val="0"/>
               <w:snapToGrid w:val="0"/>
-              <w:ind w:left="0" w:leftChars="0" w:right="0" w:rightChars="0" w:firstLine="0" w:firstLineChars="0"/>
+              <w:ind w:left="0" w:right="0" w:firstLine="0" w:leftChars="0" w:rightChars="0" w:firstLineChars="0"/>
               <w:jc w:val="center"/>
               <w:textAlignment w:val="baseline"/>
             </w:pPr>
@@ -1722,7 +1700,7 @@
           </w:tcPr>
           <w:p>
             <w:pPr>
-              <w:pStyle w:val="27"/>
+              <w:pStyle w:val="TableText"/>
               <w:keepNext w:val="0"/>
               <w:keepLines w:val="0"/>
               <w:pageBreakBefore w:val="0"/>
@@ -1735,7 +1713,7 @@
               <w:bidi w:val="0"/>
               <w:adjustRightInd w:val="0"/>
               <w:snapToGrid w:val="0"/>
-              <w:ind w:left="0" w:leftChars="0" w:right="0" w:rightChars="0" w:firstLine="0" w:firstLineChars="0"/>
+              <w:ind w:left="0" w:right="0" w:firstLine="0" w:leftChars="0" w:rightChars="0" w:firstLineChars="0"/>
               <w:jc w:val="center"/>
               <w:textAlignment w:val="baseline"/>
             </w:pPr>
@@ -1747,7 +1725,7 @@
           </w:tcPr>
           <w:p>
             <w:pPr>
-              <w:pStyle w:val="27"/>
+              <w:pStyle w:val="TableText"/>
               <w:keepNext w:val="0"/>
               <w:keepLines w:val="0"/>
               <w:pageBreakBefore w:val="0"/>
@@ -1760,7 +1738,7 @@
               <w:bidi w:val="0"/>
               <w:adjustRightInd w:val="0"/>
               <w:snapToGrid w:val="0"/>
-              <w:ind w:left="0" w:leftChars="0" w:right="0" w:rightChars="0" w:firstLine="0" w:firstLineChars="0"/>
+              <w:ind w:left="0" w:right="0" w:firstLine="0" w:leftChars="0" w:rightChars="0" w:firstLineChars="0"/>
               <w:jc w:val="center"/>
               <w:textAlignment w:val="baseline"/>
             </w:pPr>
@@ -1772,7 +1750,7 @@
           </w:tcPr>
           <w:p>
             <w:pPr>
-              <w:pStyle w:val="27"/>
+              <w:pStyle w:val="TableText"/>
               <w:keepNext w:val="0"/>
               <w:keepLines w:val="0"/>
               <w:pageBreakBefore w:val="0"/>
@@ -1785,7 +1763,7 @@
               <w:bidi w:val="0"/>
               <w:adjustRightInd w:val="0"/>
               <w:snapToGrid w:val="0"/>
-              <w:ind w:left="0" w:leftChars="0" w:right="0" w:rightChars="0" w:firstLine="0" w:firstLineChars="0"/>
+              <w:ind w:left="0" w:right="0" w:firstLine="0" w:leftChars="0" w:rightChars="0" w:firstLineChars="0"/>
               <w:jc w:val="center"/>
               <w:textAlignment w:val="baseline"/>
             </w:pPr>
@@ -1794,14 +1772,9 @@
       </w:tr>
       <w:tr>
         <w:tblPrEx>
-          <w:tblBorders>
-            <w:top w:val="single" w:color="000000" w:sz="2" w:space="0"/>
-            <w:left w:val="single" w:color="000000" w:sz="2" w:space="0"/>
-            <w:bottom w:val="single" w:color="000000" w:sz="2" w:space="0"/>
-            <w:right w:val="single" w:color="000000" w:sz="2" w:space="0"/>
-            <w:insideH w:val="single" w:color="000000" w:sz="2" w:space="0"/>
-            <w:insideV w:val="single" w:color="000000" w:sz="2" w:space="0"/>
-          </w:tblBorders>
+          <w:tblW w:w="8214" w:type="dxa"/>
+          <w:jc w:val="center"/>
+          <w:tblLayout w:type="fixed"/>
           <w:tblCellMar>
             <w:top w:w="0" w:type="dxa"/>
             <w:left w:w="0" w:type="dxa"/>
@@ -1810,7 +1783,7 @@
           </w:tblCellMar>
         </w:tblPrEx>
         <w:trPr>
-          <w:trHeight w:val="557" w:hRule="atLeast"/>
+          <w:trHeight w:val="557"/>
           <w:jc w:val="center"/>
         </w:trPr>
         <w:tc>
@@ -1819,7 +1792,7 @@
           </w:tcPr>
           <w:p>
             <w:pPr>
-              <w:pStyle w:val="27"/>
+              <w:pStyle w:val="TableText"/>
               <w:keepNext w:val="0"/>
               <w:keepLines w:val="0"/>
               <w:pageBreakBefore w:val="0"/>
@@ -1832,7 +1805,7 @@
               <w:bidi w:val="0"/>
               <w:adjustRightInd w:val="0"/>
               <w:snapToGrid w:val="0"/>
-              <w:ind w:left="0" w:leftChars="0" w:right="0" w:rightChars="0" w:firstLine="0" w:firstLineChars="0"/>
+              <w:ind w:left="0" w:right="0" w:firstLine="0" w:leftChars="0" w:rightChars="0" w:firstLineChars="0"/>
               <w:jc w:val="center"/>
               <w:textAlignment w:val="baseline"/>
             </w:pPr>
@@ -1844,7 +1817,7 @@
           </w:tcPr>
           <w:p>
             <w:pPr>
-              <w:pStyle w:val="27"/>
+              <w:pStyle w:val="TableText"/>
               <w:keepNext w:val="0"/>
               <w:keepLines w:val="0"/>
               <w:pageBreakBefore w:val="0"/>
@@ -1857,7 +1830,7 @@
               <w:bidi w:val="0"/>
               <w:adjustRightInd w:val="0"/>
               <w:snapToGrid w:val="0"/>
-              <w:ind w:left="0" w:leftChars="0" w:right="0" w:rightChars="0" w:firstLine="0" w:firstLineChars="0"/>
+              <w:ind w:left="0" w:right="0" w:firstLine="0" w:leftChars="0" w:rightChars="0" w:firstLineChars="0"/>
               <w:jc w:val="center"/>
               <w:textAlignment w:val="baseline"/>
             </w:pPr>
@@ -1869,7 +1842,7 @@
           </w:tcPr>
           <w:p>
             <w:pPr>
-              <w:pStyle w:val="27"/>
+              <w:pStyle w:val="TableText"/>
               <w:keepNext w:val="0"/>
               <w:keepLines w:val="0"/>
               <w:pageBreakBefore w:val="0"/>
@@ -1882,7 +1855,7 @@
               <w:bidi w:val="0"/>
               <w:adjustRightInd w:val="0"/>
               <w:snapToGrid w:val="0"/>
-              <w:ind w:left="0" w:leftChars="0" w:right="0" w:rightChars="0" w:firstLine="0" w:firstLineChars="0"/>
+              <w:ind w:left="0" w:right="0" w:firstLine="0" w:leftChars="0" w:rightChars="0" w:firstLineChars="0"/>
               <w:jc w:val="center"/>
               <w:textAlignment w:val="baseline"/>
             </w:pPr>
@@ -1894,7 +1867,7 @@
           </w:tcPr>
           <w:p>
             <w:pPr>
-              <w:pStyle w:val="27"/>
+              <w:pStyle w:val="TableText"/>
               <w:keepNext w:val="0"/>
               <w:keepLines w:val="0"/>
               <w:pageBreakBefore w:val="0"/>
@@ -1907,7 +1880,7 @@
               <w:bidi w:val="0"/>
               <w:adjustRightInd w:val="0"/>
               <w:snapToGrid w:val="0"/>
-              <w:ind w:left="0" w:leftChars="0" w:right="0" w:rightChars="0" w:firstLine="0" w:firstLineChars="0"/>
+              <w:ind w:left="0" w:right="0" w:firstLine="0" w:leftChars="0" w:rightChars="0" w:firstLineChars="0"/>
               <w:jc w:val="center"/>
               <w:textAlignment w:val="baseline"/>
             </w:pPr>
@@ -1919,7 +1892,7 @@
           </w:tcPr>
           <w:p>
             <w:pPr>
-              <w:pStyle w:val="27"/>
+              <w:pStyle w:val="TableText"/>
               <w:keepNext w:val="0"/>
               <w:keepLines w:val="0"/>
               <w:pageBreakBefore w:val="0"/>
@@ -1932,7 +1905,7 @@
               <w:bidi w:val="0"/>
               <w:adjustRightInd w:val="0"/>
               <w:snapToGrid w:val="0"/>
-              <w:ind w:left="0" w:leftChars="0" w:right="0" w:rightChars="0" w:firstLine="0" w:firstLineChars="0"/>
+              <w:ind w:left="0" w:right="0" w:firstLine="0" w:leftChars="0" w:rightChars="0" w:firstLineChars="0"/>
               <w:jc w:val="center"/>
               <w:textAlignment w:val="baseline"/>
             </w:pPr>
@@ -1944,7 +1917,7 @@
           </w:tcPr>
           <w:p>
             <w:pPr>
-              <w:pStyle w:val="27"/>
+              <w:pStyle w:val="TableText"/>
               <w:keepNext w:val="0"/>
               <w:keepLines w:val="0"/>
               <w:pageBreakBefore w:val="0"/>
@@ -1957,7 +1930,7 @@
               <w:bidi w:val="0"/>
               <w:adjustRightInd w:val="0"/>
               <w:snapToGrid w:val="0"/>
-              <w:ind w:left="0" w:leftChars="0" w:right="0" w:rightChars="0" w:firstLine="0" w:firstLineChars="0"/>
+              <w:ind w:left="0" w:right="0" w:firstLine="0" w:leftChars="0" w:rightChars="0" w:firstLineChars="0"/>
               <w:jc w:val="center"/>
               <w:textAlignment w:val="baseline"/>
             </w:pPr>
@@ -1988,7 +1961,7 @@
     <w:sdt>
       <w:sdtPr>
         <w:rPr>
-          <w:rFonts w:ascii="宋体" w:hAnsi="宋体" w:eastAsia="宋体" w:cs="Arial"/>
+          <w:rFonts w:ascii="宋体" w:eastAsia="宋体" w:hAnsi="宋体" w:cs="Arial"/>
           <w:snapToGrid w:val="0"/>
           <w:color w:val="000000"/>
           <w:kern w:val="0"/>
@@ -2004,7 +1977,7 @@
       </w:sdtPr>
       <w:sdtEndPr>
         <w:rPr>
-          <w:rFonts w:hint="eastAsia" w:ascii="宋体" w:hAnsi="宋体" w:eastAsia="宋体" w:cs="宋体"/>
+          <w:rFonts w:ascii="宋体" w:eastAsia="宋体" w:hAnsi="宋体" w:cs="宋体" w:hint="eastAsia"/>
           <w:snapToGrid w:val="0"/>
           <w:color w:val="000000"/>
           <w:kern w:val="0"/>
@@ -2029,18 +2002,18 @@
             <w:adjustRightInd w:val="0"/>
             <w:snapToGrid w:val="0"/>
             <w:spacing w:before="0" w:beforeLines="0" w:after="0" w:afterLines="0" w:line="240" w:lineRule="auto"/>
-            <w:ind w:left="0" w:leftChars="0" w:right="0" w:rightChars="0" w:firstLine="0" w:firstLineChars="0"/>
+            <w:ind w:left="0" w:right="0" w:firstLine="0" w:leftChars="0" w:rightChars="0" w:firstLineChars="0"/>
             <w:jc w:val="center"/>
             <w:textAlignment w:val="baseline"/>
             <w:rPr>
-              <w:rFonts w:hint="eastAsia" w:ascii="宋体" w:hAnsi="宋体" w:eastAsia="宋体" w:cs="宋体"/>
+              <w:rFonts w:ascii="宋体" w:eastAsia="宋体" w:hAnsi="宋体" w:cs="宋体" w:hint="eastAsia"/>
               <w:sz w:val="24"/>
               <w:szCs w:val="24"/>
             </w:rPr>
           </w:pPr>
           <w:r>
             <w:rPr>
-              <w:rFonts w:hint="eastAsia" w:ascii="宋体" w:hAnsi="宋体" w:eastAsia="宋体" w:cs="宋体"/>
+              <w:rFonts w:ascii="宋体" w:eastAsia="宋体" w:hAnsi="宋体" w:cs="宋体" w:hint="eastAsia"/>
               <w:sz w:val="24"/>
               <w:szCs w:val="24"/>
             </w:rPr>
@@ -2049,16 +2022,14 @@
         </w:p>
         <w:p>
           <w:pPr>
-            <w:pStyle w:val="16"/>
+            <w:pStyle w:val="TOC1"/>
             <w:tabs>
               <w:tab w:val="right" w:leader="dot" w:pos="8306"/>
             </w:tabs>
           </w:pPr>
-          <w:bookmarkStart w:id="17" w:name="_GoBack"/>
-          <w:bookmarkEnd w:id="17"/>
           <w:r>
             <w:rPr>
-              <w:rFonts w:hint="eastAsia" w:ascii="宋体" w:hAnsi="宋体" w:eastAsia="宋体" w:cs="宋体"/>
+              <w:rFonts w:ascii="宋体" w:eastAsia="宋体" w:hAnsi="宋体" w:cs="宋体" w:hint="eastAsia"/>
               <w:sz w:val="24"/>
               <w:szCs w:val="24"/>
             </w:rPr>
@@ -2066,7 +2037,7 @@
           </w:r>
           <w:r>
             <w:rPr>
-              <w:rFonts w:hint="eastAsia" w:ascii="宋体" w:hAnsi="宋体" w:eastAsia="宋体" w:cs="宋体"/>
+              <w:rFonts w:ascii="宋体" w:eastAsia="宋体" w:hAnsi="宋体" w:cs="宋体" w:hint="eastAsia"/>
               <w:sz w:val="24"/>
               <w:szCs w:val="24"/>
             </w:rPr>
@@ -2074,7 +2045,7 @@
           </w:r>
           <w:r>
             <w:rPr>
-              <w:rFonts w:hint="eastAsia" w:ascii="宋体" w:hAnsi="宋体" w:eastAsia="宋体" w:cs="宋体"/>
+              <w:rFonts w:ascii="宋体" w:eastAsia="宋体" w:hAnsi="宋体" w:cs="宋体" w:hint="eastAsia"/>
               <w:sz w:val="24"/>
               <w:szCs w:val="24"/>
             </w:rPr>
@@ -2082,21 +2053,21 @@
           </w:r>
           <w:r>
             <w:rPr>
-              <w:rFonts w:hint="eastAsia" w:ascii="宋体" w:hAnsi="宋体" w:eastAsia="宋体" w:cs="宋体"/>
+              <w:rFonts w:ascii="宋体" w:eastAsia="宋体" w:hAnsi="宋体" w:cs="宋体" w:hint="eastAsia"/>
               <w:szCs w:val="24"/>
             </w:rPr>
             <w:fldChar w:fldCharType="begin"/>
           </w:r>
           <w:r>
             <w:rPr>
-              <w:rFonts w:hint="eastAsia" w:ascii="宋体" w:hAnsi="宋体" w:eastAsia="宋体" w:cs="宋体"/>
+              <w:rFonts w:ascii="宋体" w:eastAsia="宋体" w:hAnsi="宋体" w:cs="宋体" w:hint="eastAsia"/>
               <w:szCs w:val="24"/>
             </w:rPr>
             <w:instrText xml:space="preserve"> HYPERLINK \l _Toc11725 </w:instrText>
           </w:r>
           <w:r>
             <w:rPr>
-              <w:rFonts w:hint="eastAsia" w:ascii="宋体" w:hAnsi="宋体" w:eastAsia="宋体" w:cs="宋体"/>
+              <w:rFonts w:ascii="宋体" w:eastAsia="宋体" w:hAnsi="宋体" w:cs="宋体" w:hint="eastAsia"/>
               <w:szCs w:val="24"/>
             </w:rPr>
             <w:fldChar w:fldCharType="separate"/>
@@ -2128,7 +2099,7 @@
           </w:r>
           <w:r>
             <w:rPr>
-              <w:rFonts w:hint="eastAsia" w:ascii="宋体" w:hAnsi="宋体" w:eastAsia="宋体" w:cs="宋体"/>
+              <w:rFonts w:ascii="宋体" w:eastAsia="宋体" w:hAnsi="宋体" w:cs="宋体" w:hint="eastAsia"/>
               <w:szCs w:val="24"/>
             </w:rPr>
             <w:fldChar w:fldCharType="end"/>
@@ -2136,28 +2107,28 @@
         </w:p>
         <w:p>
           <w:pPr>
-            <w:pStyle w:val="16"/>
+            <w:pStyle w:val="TOC1"/>
             <w:tabs>
               <w:tab w:val="right" w:leader="dot" w:pos="8306"/>
             </w:tabs>
           </w:pPr>
           <w:r>
             <w:rPr>
-              <w:rFonts w:hint="eastAsia" w:ascii="宋体" w:hAnsi="宋体" w:eastAsia="宋体" w:cs="宋体"/>
+              <w:rFonts w:ascii="宋体" w:eastAsia="宋体" w:hAnsi="宋体" w:cs="宋体" w:hint="eastAsia"/>
               <w:szCs w:val="24"/>
             </w:rPr>
             <w:fldChar w:fldCharType="begin"/>
           </w:r>
           <w:r>
             <w:rPr>
-              <w:rFonts w:hint="eastAsia" w:ascii="宋体" w:hAnsi="宋体" w:eastAsia="宋体" w:cs="宋体"/>
+              <w:rFonts w:ascii="宋体" w:eastAsia="宋体" w:hAnsi="宋体" w:cs="宋体" w:hint="eastAsia"/>
               <w:szCs w:val="24"/>
             </w:rPr>
             <w:instrText xml:space="preserve"> HYPERLINK \l _Toc24310 </w:instrText>
           </w:r>
           <w:r>
             <w:rPr>
-              <w:rFonts w:hint="eastAsia" w:ascii="宋体" w:hAnsi="宋体" w:eastAsia="宋体" w:cs="宋体"/>
+              <w:rFonts w:ascii="宋体" w:eastAsia="宋体" w:hAnsi="宋体" w:cs="宋体" w:hint="eastAsia"/>
               <w:szCs w:val="24"/>
             </w:rPr>
             <w:fldChar w:fldCharType="separate"/>
@@ -2189,7 +2160,7 @@
           </w:r>
           <w:r>
             <w:rPr>
-              <w:rFonts w:hint="eastAsia" w:ascii="宋体" w:hAnsi="宋体" w:eastAsia="宋体" w:cs="宋体"/>
+              <w:rFonts w:ascii="宋体" w:eastAsia="宋体" w:hAnsi="宋体" w:cs="宋体" w:hint="eastAsia"/>
               <w:szCs w:val="24"/>
             </w:rPr>
             <w:fldChar w:fldCharType="end"/>
@@ -2197,28 +2168,28 @@
         </w:p>
         <w:p>
           <w:pPr>
-            <w:pStyle w:val="16"/>
+            <w:pStyle w:val="TOC1"/>
             <w:tabs>
               <w:tab w:val="right" w:leader="dot" w:pos="8306"/>
             </w:tabs>
           </w:pPr>
           <w:r>
             <w:rPr>
-              <w:rFonts w:hint="eastAsia" w:ascii="宋体" w:hAnsi="宋体" w:eastAsia="宋体" w:cs="宋体"/>
+              <w:rFonts w:ascii="宋体" w:eastAsia="宋体" w:hAnsi="宋体" w:cs="宋体" w:hint="eastAsia"/>
               <w:szCs w:val="24"/>
             </w:rPr>
             <w:fldChar w:fldCharType="begin"/>
           </w:r>
           <w:r>
             <w:rPr>
-              <w:rFonts w:hint="eastAsia" w:ascii="宋体" w:hAnsi="宋体" w:eastAsia="宋体" w:cs="宋体"/>
+              <w:rFonts w:ascii="宋体" w:eastAsia="宋体" w:hAnsi="宋体" w:cs="宋体" w:hint="eastAsia"/>
               <w:szCs w:val="24"/>
             </w:rPr>
             <w:instrText xml:space="preserve"> HYPERLINK \l _Toc3850 </w:instrText>
           </w:r>
           <w:r>
             <w:rPr>
-              <w:rFonts w:hint="eastAsia" w:ascii="宋体" w:hAnsi="宋体" w:eastAsia="宋体" w:cs="宋体"/>
+              <w:rFonts w:ascii="宋体" w:eastAsia="宋体" w:hAnsi="宋体" w:cs="宋体" w:hint="eastAsia"/>
               <w:szCs w:val="24"/>
             </w:rPr>
             <w:fldChar w:fldCharType="separate"/>
@@ -2250,7 +2221,7 @@
           </w:r>
           <w:r>
             <w:rPr>
-              <w:rFonts w:hint="eastAsia" w:ascii="宋体" w:hAnsi="宋体" w:eastAsia="宋体" w:cs="宋体"/>
+              <w:rFonts w:ascii="宋体" w:eastAsia="宋体" w:hAnsi="宋体" w:cs="宋体" w:hint="eastAsia"/>
               <w:szCs w:val="24"/>
             </w:rPr>
             <w:fldChar w:fldCharType="end"/>
@@ -2258,28 +2229,28 @@
         </w:p>
         <w:p>
           <w:pPr>
-            <w:pStyle w:val="17"/>
+            <w:pStyle w:val="TOC2"/>
             <w:tabs>
               <w:tab w:val="right" w:leader="dot" w:pos="8306"/>
             </w:tabs>
           </w:pPr>
           <w:r>
             <w:rPr>
-              <w:rFonts w:hint="eastAsia" w:ascii="宋体" w:hAnsi="宋体" w:eastAsia="宋体" w:cs="宋体"/>
+              <w:rFonts w:ascii="宋体" w:eastAsia="宋体" w:hAnsi="宋体" w:cs="宋体" w:hint="eastAsia"/>
               <w:szCs w:val="24"/>
             </w:rPr>
             <w:fldChar w:fldCharType="begin"/>
           </w:r>
           <w:r>
             <w:rPr>
-              <w:rFonts w:hint="eastAsia" w:ascii="宋体" w:hAnsi="宋体" w:eastAsia="宋体" w:cs="宋体"/>
+              <w:rFonts w:ascii="宋体" w:eastAsia="宋体" w:hAnsi="宋体" w:cs="宋体" w:hint="eastAsia"/>
               <w:szCs w:val="24"/>
             </w:rPr>
             <w:instrText xml:space="preserve"> HYPERLINK \l _Toc1619 </w:instrText>
           </w:r>
           <w:r>
             <w:rPr>
-              <w:rFonts w:hint="eastAsia" w:ascii="宋体" w:hAnsi="宋体" w:eastAsia="宋体" w:cs="宋体"/>
+              <w:rFonts w:ascii="宋体" w:eastAsia="宋体" w:hAnsi="宋体" w:cs="宋体" w:hint="eastAsia"/>
               <w:szCs w:val="24"/>
             </w:rPr>
             <w:fldChar w:fldCharType="separate"/>
@@ -2311,7 +2282,7 @@
           </w:r>
           <w:r>
             <w:rPr>
-              <w:rFonts w:hint="eastAsia" w:ascii="宋体" w:hAnsi="宋体" w:eastAsia="宋体" w:cs="宋体"/>
+              <w:rFonts w:ascii="宋体" w:eastAsia="宋体" w:hAnsi="宋体" w:cs="宋体" w:hint="eastAsia"/>
               <w:szCs w:val="24"/>
             </w:rPr>
             <w:fldChar w:fldCharType="end"/>
@@ -2319,28 +2290,28 @@
         </w:p>
         <w:p>
           <w:pPr>
-            <w:pStyle w:val="17"/>
+            <w:pStyle w:val="TOC2"/>
             <w:tabs>
               <w:tab w:val="right" w:leader="dot" w:pos="8306"/>
             </w:tabs>
           </w:pPr>
           <w:r>
             <w:rPr>
-              <w:rFonts w:hint="eastAsia" w:ascii="宋体" w:hAnsi="宋体" w:eastAsia="宋体" w:cs="宋体"/>
+              <w:rFonts w:ascii="宋体" w:eastAsia="宋体" w:hAnsi="宋体" w:cs="宋体" w:hint="eastAsia"/>
               <w:szCs w:val="24"/>
             </w:rPr>
             <w:fldChar w:fldCharType="begin"/>
           </w:r>
           <w:r>
             <w:rPr>
-              <w:rFonts w:hint="eastAsia" w:ascii="宋体" w:hAnsi="宋体" w:eastAsia="宋体" w:cs="宋体"/>
+              <w:rFonts w:ascii="宋体" w:eastAsia="宋体" w:hAnsi="宋体" w:cs="宋体" w:hint="eastAsia"/>
               <w:szCs w:val="24"/>
             </w:rPr>
             <w:instrText xml:space="preserve"> HYPERLINK \l _Toc21340 </w:instrText>
           </w:r>
           <w:r>
             <w:rPr>
-              <w:rFonts w:hint="eastAsia" w:ascii="宋体" w:hAnsi="宋体" w:eastAsia="宋体" w:cs="宋体"/>
+              <w:rFonts w:ascii="宋体" w:eastAsia="宋体" w:hAnsi="宋体" w:cs="宋体" w:hint="eastAsia"/>
               <w:szCs w:val="24"/>
             </w:rPr>
             <w:fldChar w:fldCharType="separate"/>
@@ -2372,7 +2343,7 @@
           </w:r>
           <w:r>
             <w:rPr>
-              <w:rFonts w:hint="eastAsia" w:ascii="宋体" w:hAnsi="宋体" w:eastAsia="宋体" w:cs="宋体"/>
+              <w:rFonts w:ascii="宋体" w:eastAsia="宋体" w:hAnsi="宋体" w:cs="宋体" w:hint="eastAsia"/>
               <w:szCs w:val="24"/>
             </w:rPr>
             <w:fldChar w:fldCharType="end"/>
@@ -2380,28 +2351,28 @@
         </w:p>
         <w:p>
           <w:pPr>
-            <w:pStyle w:val="16"/>
+            <w:pStyle w:val="TOC1"/>
             <w:tabs>
               <w:tab w:val="right" w:leader="dot" w:pos="8306"/>
             </w:tabs>
           </w:pPr>
           <w:r>
             <w:rPr>
-              <w:rFonts w:hint="eastAsia" w:ascii="宋体" w:hAnsi="宋体" w:eastAsia="宋体" w:cs="宋体"/>
+              <w:rFonts w:ascii="宋体" w:eastAsia="宋体" w:hAnsi="宋体" w:cs="宋体" w:hint="eastAsia"/>
               <w:szCs w:val="24"/>
             </w:rPr>
             <w:fldChar w:fldCharType="begin"/>
           </w:r>
           <w:r>
             <w:rPr>
-              <w:rFonts w:hint="eastAsia" w:ascii="宋体" w:hAnsi="宋体" w:eastAsia="宋体" w:cs="宋体"/>
+              <w:rFonts w:ascii="宋体" w:eastAsia="宋体" w:hAnsi="宋体" w:cs="宋体" w:hint="eastAsia"/>
               <w:szCs w:val="24"/>
             </w:rPr>
             <w:instrText xml:space="preserve"> HYPERLINK \l _Toc14145 </w:instrText>
           </w:r>
           <w:r>
             <w:rPr>
-              <w:rFonts w:hint="eastAsia" w:ascii="宋体" w:hAnsi="宋体" w:eastAsia="宋体" w:cs="宋体"/>
+              <w:rFonts w:ascii="宋体" w:eastAsia="宋体" w:hAnsi="宋体" w:cs="宋体" w:hint="eastAsia"/>
               <w:szCs w:val="24"/>
             </w:rPr>
             <w:fldChar w:fldCharType="separate"/>
@@ -2433,7 +2404,7 @@
           </w:r>
           <w:r>
             <w:rPr>
-              <w:rFonts w:hint="eastAsia" w:ascii="宋体" w:hAnsi="宋体" w:eastAsia="宋体" w:cs="宋体"/>
+              <w:rFonts w:ascii="宋体" w:eastAsia="宋体" w:hAnsi="宋体" w:cs="宋体" w:hint="eastAsia"/>
               <w:szCs w:val="24"/>
             </w:rPr>
             <w:fldChar w:fldCharType="end"/>
@@ -2441,28 +2412,28 @@
         </w:p>
         <w:p>
           <w:pPr>
-            <w:pStyle w:val="16"/>
+            <w:pStyle w:val="TOC1"/>
             <w:tabs>
               <w:tab w:val="right" w:leader="dot" w:pos="8306"/>
             </w:tabs>
           </w:pPr>
           <w:r>
             <w:rPr>
-              <w:rFonts w:hint="eastAsia" w:ascii="宋体" w:hAnsi="宋体" w:eastAsia="宋体" w:cs="宋体"/>
+              <w:rFonts w:ascii="宋体" w:eastAsia="宋体" w:hAnsi="宋体" w:cs="宋体" w:hint="eastAsia"/>
               <w:szCs w:val="24"/>
             </w:rPr>
             <w:fldChar w:fldCharType="begin"/>
           </w:r>
           <w:r>
             <w:rPr>
-              <w:rFonts w:hint="eastAsia" w:ascii="宋体" w:hAnsi="宋体" w:eastAsia="宋体" w:cs="宋体"/>
+              <w:rFonts w:ascii="宋体" w:eastAsia="宋体" w:hAnsi="宋体" w:cs="宋体" w:hint="eastAsia"/>
               <w:szCs w:val="24"/>
             </w:rPr>
             <w:instrText xml:space="preserve"> HYPERLINK \l _Toc16259 </w:instrText>
           </w:r>
           <w:r>
             <w:rPr>
-              <w:rFonts w:hint="eastAsia" w:ascii="宋体" w:hAnsi="宋体" w:eastAsia="宋体" w:cs="宋体"/>
+              <w:rFonts w:ascii="宋体" w:eastAsia="宋体" w:hAnsi="宋体" w:cs="宋体" w:hint="eastAsia"/>
               <w:szCs w:val="24"/>
             </w:rPr>
             <w:fldChar w:fldCharType="separate"/>
@@ -2494,7 +2465,7 @@
           </w:r>
           <w:r>
             <w:rPr>
-              <w:rFonts w:hint="eastAsia" w:ascii="宋体" w:hAnsi="宋体" w:eastAsia="宋体" w:cs="宋体"/>
+              <w:rFonts w:ascii="宋体" w:eastAsia="宋体" w:hAnsi="宋体" w:cs="宋体" w:hint="eastAsia"/>
               <w:szCs w:val="24"/>
             </w:rPr>
             <w:fldChar w:fldCharType="end"/>
@@ -2502,28 +2473,28 @@
         </w:p>
         <w:p>
           <w:pPr>
-            <w:pStyle w:val="16"/>
+            <w:pStyle w:val="TOC1"/>
             <w:tabs>
               <w:tab w:val="right" w:leader="dot" w:pos="8306"/>
             </w:tabs>
           </w:pPr>
           <w:r>
             <w:rPr>
-              <w:rFonts w:hint="eastAsia" w:ascii="宋体" w:hAnsi="宋体" w:eastAsia="宋体" w:cs="宋体"/>
+              <w:rFonts w:ascii="宋体" w:eastAsia="宋体" w:hAnsi="宋体" w:cs="宋体" w:hint="eastAsia"/>
               <w:szCs w:val="24"/>
             </w:rPr>
             <w:fldChar w:fldCharType="begin"/>
           </w:r>
           <w:r>
             <w:rPr>
-              <w:rFonts w:hint="eastAsia" w:ascii="宋体" w:hAnsi="宋体" w:eastAsia="宋体" w:cs="宋体"/>
+              <w:rFonts w:ascii="宋体" w:eastAsia="宋体" w:hAnsi="宋体" w:cs="宋体" w:hint="eastAsia"/>
               <w:szCs w:val="24"/>
             </w:rPr>
             <w:instrText xml:space="preserve"> HYPERLINK \l _Toc3105 </w:instrText>
           </w:r>
           <w:r>
             <w:rPr>
-              <w:rFonts w:hint="eastAsia" w:ascii="宋体" w:hAnsi="宋体" w:eastAsia="宋体" w:cs="宋体"/>
+              <w:rFonts w:ascii="宋体" w:eastAsia="宋体" w:hAnsi="宋体" w:cs="宋体" w:hint="eastAsia"/>
               <w:szCs w:val="24"/>
             </w:rPr>
             <w:fldChar w:fldCharType="separate"/>
@@ -2555,7 +2526,7 @@
           </w:r>
           <w:r>
             <w:rPr>
-              <w:rFonts w:hint="eastAsia" w:ascii="宋体" w:hAnsi="宋体" w:eastAsia="宋体" w:cs="宋体"/>
+              <w:rFonts w:ascii="宋体" w:eastAsia="宋体" w:hAnsi="宋体" w:cs="宋体" w:hint="eastAsia"/>
               <w:szCs w:val="24"/>
             </w:rPr>
             <w:fldChar w:fldCharType="end"/>
@@ -2563,28 +2534,28 @@
         </w:p>
         <w:p>
           <w:pPr>
-            <w:pStyle w:val="17"/>
+            <w:pStyle w:val="TOC2"/>
             <w:tabs>
               <w:tab w:val="right" w:leader="dot" w:pos="8306"/>
             </w:tabs>
           </w:pPr>
           <w:r>
             <w:rPr>
-              <w:rFonts w:hint="eastAsia" w:ascii="宋体" w:hAnsi="宋体" w:eastAsia="宋体" w:cs="宋体"/>
+              <w:rFonts w:ascii="宋体" w:eastAsia="宋体" w:hAnsi="宋体" w:cs="宋体" w:hint="eastAsia"/>
               <w:szCs w:val="24"/>
             </w:rPr>
             <w:fldChar w:fldCharType="begin"/>
           </w:r>
           <w:r>
             <w:rPr>
-              <w:rFonts w:hint="eastAsia" w:ascii="宋体" w:hAnsi="宋体" w:eastAsia="宋体" w:cs="宋体"/>
+              <w:rFonts w:ascii="宋体" w:eastAsia="宋体" w:hAnsi="宋体" w:cs="宋体" w:hint="eastAsia"/>
               <w:szCs w:val="24"/>
             </w:rPr>
             <w:instrText xml:space="preserve"> HYPERLINK \l _Toc12937 </w:instrText>
           </w:r>
           <w:r>
             <w:rPr>
-              <w:rFonts w:hint="eastAsia" w:ascii="宋体" w:hAnsi="宋体" w:eastAsia="宋体" w:cs="宋体"/>
+              <w:rFonts w:ascii="宋体" w:eastAsia="宋体" w:hAnsi="宋体" w:cs="宋体" w:hint="eastAsia"/>
               <w:szCs w:val="24"/>
             </w:rPr>
             <w:fldChar w:fldCharType="separate"/>
@@ -2623,7 +2594,7 @@
           </w:r>
           <w:r>
             <w:rPr>
-              <w:rFonts w:hint="eastAsia" w:ascii="宋体" w:hAnsi="宋体" w:eastAsia="宋体" w:cs="宋体"/>
+              <w:rFonts w:ascii="宋体" w:eastAsia="宋体" w:hAnsi="宋体" w:cs="宋体" w:hint="eastAsia"/>
               <w:szCs w:val="24"/>
             </w:rPr>
             <w:fldChar w:fldCharType="end"/>
@@ -2631,28 +2602,28 @@
         </w:p>
         <w:p>
           <w:pPr>
-            <w:pStyle w:val="17"/>
+            <w:pStyle w:val="TOC2"/>
             <w:tabs>
               <w:tab w:val="right" w:leader="dot" w:pos="8306"/>
             </w:tabs>
           </w:pPr>
           <w:r>
             <w:rPr>
-              <w:rFonts w:hint="eastAsia" w:ascii="宋体" w:hAnsi="宋体" w:eastAsia="宋体" w:cs="宋体"/>
+              <w:rFonts w:ascii="宋体" w:eastAsia="宋体" w:hAnsi="宋体" w:cs="宋体" w:hint="eastAsia"/>
               <w:szCs w:val="24"/>
             </w:rPr>
             <w:fldChar w:fldCharType="begin"/>
           </w:r>
           <w:r>
             <w:rPr>
-              <w:rFonts w:hint="eastAsia" w:ascii="宋体" w:hAnsi="宋体" w:eastAsia="宋体" w:cs="宋体"/>
+              <w:rFonts w:ascii="宋体" w:eastAsia="宋体" w:hAnsi="宋体" w:cs="宋体" w:hint="eastAsia"/>
               <w:szCs w:val="24"/>
             </w:rPr>
             <w:instrText xml:space="preserve"> HYPERLINK \l _Toc9529 </w:instrText>
           </w:r>
           <w:r>
             <w:rPr>
-              <w:rFonts w:hint="eastAsia" w:ascii="宋体" w:hAnsi="宋体" w:eastAsia="宋体" w:cs="宋体"/>
+              <w:rFonts w:ascii="宋体" w:eastAsia="宋体" w:hAnsi="宋体" w:cs="宋体" w:hint="eastAsia"/>
               <w:szCs w:val="24"/>
             </w:rPr>
             <w:fldChar w:fldCharType="separate"/>
@@ -2691,7 +2662,7 @@
           </w:r>
           <w:r>
             <w:rPr>
-              <w:rFonts w:hint="eastAsia" w:ascii="宋体" w:hAnsi="宋体" w:eastAsia="宋体" w:cs="宋体"/>
+              <w:rFonts w:ascii="宋体" w:eastAsia="宋体" w:hAnsi="宋体" w:cs="宋体" w:hint="eastAsia"/>
               <w:szCs w:val="24"/>
             </w:rPr>
             <w:fldChar w:fldCharType="end"/>
@@ -2699,28 +2670,28 @@
         </w:p>
         <w:p>
           <w:pPr>
-            <w:pStyle w:val="17"/>
+            <w:pStyle w:val="TOC2"/>
             <w:tabs>
               <w:tab w:val="right" w:leader="dot" w:pos="8306"/>
             </w:tabs>
           </w:pPr>
           <w:r>
             <w:rPr>
-              <w:rFonts w:hint="eastAsia" w:ascii="宋体" w:hAnsi="宋体" w:eastAsia="宋体" w:cs="宋体"/>
+              <w:rFonts w:ascii="宋体" w:eastAsia="宋体" w:hAnsi="宋体" w:cs="宋体" w:hint="eastAsia"/>
               <w:szCs w:val="24"/>
             </w:rPr>
             <w:fldChar w:fldCharType="begin"/>
           </w:r>
           <w:r>
             <w:rPr>
-              <w:rFonts w:hint="eastAsia" w:ascii="宋体" w:hAnsi="宋体" w:eastAsia="宋体" w:cs="宋体"/>
+              <w:rFonts w:ascii="宋体" w:eastAsia="宋体" w:hAnsi="宋体" w:cs="宋体" w:hint="eastAsia"/>
               <w:szCs w:val="24"/>
             </w:rPr>
             <w:instrText xml:space="preserve"> HYPERLINK \l _Toc15201 </w:instrText>
           </w:r>
           <w:r>
             <w:rPr>
-              <w:rFonts w:hint="eastAsia" w:ascii="宋体" w:hAnsi="宋体" w:eastAsia="宋体" w:cs="宋体"/>
+              <w:rFonts w:ascii="宋体" w:eastAsia="宋体" w:hAnsi="宋体" w:cs="宋体" w:hint="eastAsia"/>
               <w:szCs w:val="24"/>
             </w:rPr>
             <w:fldChar w:fldCharType="separate"/>
@@ -2759,7 +2730,7 @@
           </w:r>
           <w:r>
             <w:rPr>
-              <w:rFonts w:hint="eastAsia" w:ascii="宋体" w:hAnsi="宋体" w:eastAsia="宋体" w:cs="宋体"/>
+              <w:rFonts w:ascii="宋体" w:eastAsia="宋体" w:hAnsi="宋体" w:cs="宋体" w:hint="eastAsia"/>
               <w:szCs w:val="24"/>
             </w:rPr>
             <w:fldChar w:fldCharType="end"/>
@@ -2767,28 +2738,28 @@
         </w:p>
         <w:p>
           <w:pPr>
-            <w:pStyle w:val="13"/>
+            <w:pStyle w:val="TOC3"/>
             <w:tabs>
               <w:tab w:val="right" w:leader="dot" w:pos="8306"/>
             </w:tabs>
           </w:pPr>
           <w:r>
             <w:rPr>
-              <w:rFonts w:hint="eastAsia" w:ascii="宋体" w:hAnsi="宋体" w:eastAsia="宋体" w:cs="宋体"/>
+              <w:rFonts w:ascii="宋体" w:eastAsia="宋体" w:hAnsi="宋体" w:cs="宋体" w:hint="eastAsia"/>
               <w:szCs w:val="24"/>
             </w:rPr>
             <w:fldChar w:fldCharType="begin"/>
           </w:r>
           <w:r>
             <w:rPr>
-              <w:rFonts w:hint="eastAsia" w:ascii="宋体" w:hAnsi="宋体" w:eastAsia="宋体" w:cs="宋体"/>
+              <w:rFonts w:ascii="宋体" w:eastAsia="宋体" w:hAnsi="宋体" w:cs="宋体" w:hint="eastAsia"/>
               <w:szCs w:val="24"/>
             </w:rPr>
             <w:instrText xml:space="preserve"> HYPERLINK \l _Toc3691 </w:instrText>
           </w:r>
           <w:r>
             <w:rPr>
-              <w:rFonts w:hint="eastAsia" w:ascii="宋体" w:hAnsi="宋体" w:eastAsia="宋体" w:cs="宋体"/>
+              <w:rFonts w:ascii="宋体" w:eastAsia="宋体" w:hAnsi="宋体" w:cs="宋体" w:hint="eastAsia"/>
               <w:szCs w:val="24"/>
             </w:rPr>
             <w:fldChar w:fldCharType="separate"/>
@@ -2820,7 +2791,7 @@
           </w:r>
           <w:r>
             <w:rPr>
-              <w:rFonts w:hint="eastAsia" w:ascii="宋体" w:hAnsi="宋体" w:eastAsia="宋体" w:cs="宋体"/>
+              <w:rFonts w:ascii="宋体" w:eastAsia="宋体" w:hAnsi="宋体" w:cs="宋体" w:hint="eastAsia"/>
               <w:szCs w:val="24"/>
             </w:rPr>
             <w:fldChar w:fldCharType="end"/>
@@ -2828,28 +2799,28 @@
         </w:p>
         <w:p>
           <w:pPr>
-            <w:pStyle w:val="13"/>
+            <w:pStyle w:val="TOC3"/>
             <w:tabs>
               <w:tab w:val="right" w:leader="dot" w:pos="8306"/>
             </w:tabs>
           </w:pPr>
           <w:r>
             <w:rPr>
-              <w:rFonts w:hint="eastAsia" w:ascii="宋体" w:hAnsi="宋体" w:eastAsia="宋体" w:cs="宋体"/>
+              <w:rFonts w:ascii="宋体" w:eastAsia="宋体" w:hAnsi="宋体" w:cs="宋体" w:hint="eastAsia"/>
               <w:szCs w:val="24"/>
             </w:rPr>
             <w:fldChar w:fldCharType="begin"/>
           </w:r>
           <w:r>
             <w:rPr>
-              <w:rFonts w:hint="eastAsia" w:ascii="宋体" w:hAnsi="宋体" w:eastAsia="宋体" w:cs="宋体"/>
+              <w:rFonts w:ascii="宋体" w:eastAsia="宋体" w:hAnsi="宋体" w:cs="宋体" w:hint="eastAsia"/>
               <w:szCs w:val="24"/>
             </w:rPr>
             <w:instrText xml:space="preserve"> HYPERLINK \l _Toc29755 </w:instrText>
           </w:r>
           <w:r>
             <w:rPr>
-              <w:rFonts w:hint="eastAsia" w:ascii="宋体" w:hAnsi="宋体" w:eastAsia="宋体" w:cs="宋体"/>
+              <w:rFonts w:ascii="宋体" w:eastAsia="宋体" w:hAnsi="宋体" w:cs="宋体" w:hint="eastAsia"/>
               <w:szCs w:val="24"/>
             </w:rPr>
             <w:fldChar w:fldCharType="separate"/>
@@ -2881,7 +2852,7 @@
           </w:r>
           <w:r>
             <w:rPr>
-              <w:rFonts w:hint="eastAsia" w:ascii="宋体" w:hAnsi="宋体" w:eastAsia="宋体" w:cs="宋体"/>
+              <w:rFonts w:ascii="宋体" w:eastAsia="宋体" w:hAnsi="宋体" w:cs="宋体" w:hint="eastAsia"/>
               <w:szCs w:val="24"/>
             </w:rPr>
             <w:fldChar w:fldCharType="end"/>
@@ -2889,28 +2860,28 @@
         </w:p>
         <w:p>
           <w:pPr>
-            <w:pStyle w:val="13"/>
+            <w:pStyle w:val="TOC3"/>
             <w:tabs>
               <w:tab w:val="right" w:leader="dot" w:pos="8306"/>
             </w:tabs>
           </w:pPr>
           <w:r>
             <w:rPr>
-              <w:rFonts w:hint="eastAsia" w:ascii="宋体" w:hAnsi="宋体" w:eastAsia="宋体" w:cs="宋体"/>
+              <w:rFonts w:ascii="宋体" w:eastAsia="宋体" w:hAnsi="宋体" w:cs="宋体" w:hint="eastAsia"/>
               <w:szCs w:val="24"/>
             </w:rPr>
             <w:fldChar w:fldCharType="begin"/>
           </w:r>
           <w:r>
             <w:rPr>
-              <w:rFonts w:hint="eastAsia" w:ascii="宋体" w:hAnsi="宋体" w:eastAsia="宋体" w:cs="宋体"/>
+              <w:rFonts w:ascii="宋体" w:eastAsia="宋体" w:hAnsi="宋体" w:cs="宋体" w:hint="eastAsia"/>
               <w:szCs w:val="24"/>
             </w:rPr>
             <w:instrText xml:space="preserve"> HYPERLINK \l _Toc1973 </w:instrText>
           </w:r>
           <w:r>
             <w:rPr>
-              <w:rFonts w:hint="eastAsia" w:ascii="宋体" w:hAnsi="宋体" w:eastAsia="宋体" w:cs="宋体"/>
+              <w:rFonts w:ascii="宋体" w:eastAsia="宋体" w:hAnsi="宋体" w:cs="宋体" w:hint="eastAsia"/>
               <w:szCs w:val="24"/>
             </w:rPr>
             <w:fldChar w:fldCharType="separate"/>
@@ -2942,7 +2913,7 @@
           </w:r>
           <w:r>
             <w:rPr>
-              <w:rFonts w:hint="eastAsia" w:ascii="宋体" w:hAnsi="宋体" w:eastAsia="宋体" w:cs="宋体"/>
+              <w:rFonts w:ascii="宋体" w:eastAsia="宋体" w:hAnsi="宋体" w:cs="宋体" w:hint="eastAsia"/>
               <w:szCs w:val="24"/>
             </w:rPr>
             <w:fldChar w:fldCharType="end"/>
@@ -2950,28 +2921,28 @@
         </w:p>
         <w:p>
           <w:pPr>
-            <w:pStyle w:val="13"/>
+            <w:pStyle w:val="TOC3"/>
             <w:tabs>
               <w:tab w:val="right" w:leader="dot" w:pos="8306"/>
             </w:tabs>
           </w:pPr>
           <w:r>
             <w:rPr>
-              <w:rFonts w:hint="eastAsia" w:ascii="宋体" w:hAnsi="宋体" w:eastAsia="宋体" w:cs="宋体"/>
+              <w:rFonts w:ascii="宋体" w:eastAsia="宋体" w:hAnsi="宋体" w:cs="宋体" w:hint="eastAsia"/>
               <w:szCs w:val="24"/>
             </w:rPr>
             <w:fldChar w:fldCharType="begin"/>
           </w:r>
           <w:r>
             <w:rPr>
-              <w:rFonts w:hint="eastAsia" w:ascii="宋体" w:hAnsi="宋体" w:eastAsia="宋体" w:cs="宋体"/>
+              <w:rFonts w:ascii="宋体" w:eastAsia="宋体" w:hAnsi="宋体" w:cs="宋体" w:hint="eastAsia"/>
               <w:szCs w:val="24"/>
             </w:rPr>
             <w:instrText xml:space="preserve"> HYPERLINK \l _Toc6520 </w:instrText>
           </w:r>
           <w:r>
             <w:rPr>
-              <w:rFonts w:hint="eastAsia" w:ascii="宋体" w:hAnsi="宋体" w:eastAsia="宋体" w:cs="宋体"/>
+              <w:rFonts w:ascii="宋体" w:eastAsia="宋体" w:hAnsi="宋体" w:cs="宋体" w:hint="eastAsia"/>
               <w:szCs w:val="24"/>
             </w:rPr>
             <w:fldChar w:fldCharType="separate"/>
@@ -3003,7 +2974,7 @@
           </w:r>
           <w:r>
             <w:rPr>
-              <w:rFonts w:hint="eastAsia" w:ascii="宋体" w:hAnsi="宋体" w:eastAsia="宋体" w:cs="宋体"/>
+              <w:rFonts w:ascii="宋体" w:eastAsia="宋体" w:hAnsi="宋体" w:cs="宋体" w:hint="eastAsia"/>
               <w:szCs w:val="24"/>
             </w:rPr>
             <w:fldChar w:fldCharType="end"/>
@@ -3011,28 +2982,28 @@
         </w:p>
         <w:p>
           <w:pPr>
-            <w:pStyle w:val="13"/>
+            <w:pStyle w:val="TOC3"/>
             <w:tabs>
               <w:tab w:val="right" w:leader="dot" w:pos="8306"/>
             </w:tabs>
           </w:pPr>
           <w:r>
             <w:rPr>
-              <w:rFonts w:hint="eastAsia" w:ascii="宋体" w:hAnsi="宋体" w:eastAsia="宋体" w:cs="宋体"/>
+              <w:rFonts w:ascii="宋体" w:eastAsia="宋体" w:hAnsi="宋体" w:cs="宋体" w:hint="eastAsia"/>
               <w:szCs w:val="24"/>
             </w:rPr>
             <w:fldChar w:fldCharType="begin"/>
           </w:r>
           <w:r>
             <w:rPr>
-              <w:rFonts w:hint="eastAsia" w:ascii="宋体" w:hAnsi="宋体" w:eastAsia="宋体" w:cs="宋体"/>
+              <w:rFonts w:ascii="宋体" w:eastAsia="宋体" w:hAnsi="宋体" w:cs="宋体" w:hint="eastAsia"/>
               <w:szCs w:val="24"/>
             </w:rPr>
             <w:instrText xml:space="preserve"> HYPERLINK \l _Toc28361 </w:instrText>
           </w:r>
           <w:r>
             <w:rPr>
-              <w:rFonts w:hint="eastAsia" w:ascii="宋体" w:hAnsi="宋体" w:eastAsia="宋体" w:cs="宋体"/>
+              <w:rFonts w:ascii="宋体" w:eastAsia="宋体" w:hAnsi="宋体" w:cs="宋体" w:hint="eastAsia"/>
               <w:szCs w:val="24"/>
             </w:rPr>
             <w:fldChar w:fldCharType="separate"/>
@@ -3064,7 +3035,7 @@
           </w:r>
           <w:r>
             <w:rPr>
-              <w:rFonts w:hint="eastAsia" w:ascii="宋体" w:hAnsi="宋体" w:eastAsia="宋体" w:cs="宋体"/>
+              <w:rFonts w:ascii="宋体" w:eastAsia="宋体" w:hAnsi="宋体" w:cs="宋体" w:hint="eastAsia"/>
               <w:szCs w:val="24"/>
             </w:rPr>
             <w:fldChar w:fldCharType="end"/>
@@ -3072,28 +3043,28 @@
         </w:p>
         <w:p>
           <w:pPr>
-            <w:pStyle w:val="17"/>
+            <w:pStyle w:val="TOC2"/>
             <w:tabs>
               <w:tab w:val="right" w:leader="dot" w:pos="8306"/>
             </w:tabs>
           </w:pPr>
           <w:r>
             <w:rPr>
-              <w:rFonts w:hint="eastAsia" w:ascii="宋体" w:hAnsi="宋体" w:eastAsia="宋体" w:cs="宋体"/>
+              <w:rFonts w:ascii="宋体" w:eastAsia="宋体" w:hAnsi="宋体" w:cs="宋体" w:hint="eastAsia"/>
               <w:szCs w:val="24"/>
             </w:rPr>
             <w:fldChar w:fldCharType="begin"/>
           </w:r>
           <w:r>
             <w:rPr>
-              <w:rFonts w:hint="eastAsia" w:ascii="宋体" w:hAnsi="宋体" w:eastAsia="宋体" w:cs="宋体"/>
+              <w:rFonts w:ascii="宋体" w:eastAsia="宋体" w:hAnsi="宋体" w:cs="宋体" w:hint="eastAsia"/>
               <w:szCs w:val="24"/>
             </w:rPr>
             <w:instrText xml:space="preserve"> HYPERLINK \l _Toc16759 </w:instrText>
           </w:r>
           <w:r>
             <w:rPr>
-              <w:rFonts w:hint="eastAsia" w:ascii="宋体" w:hAnsi="宋体" w:eastAsia="宋体" w:cs="宋体"/>
+              <w:rFonts w:ascii="宋体" w:eastAsia="宋体" w:hAnsi="宋体" w:cs="宋体" w:hint="eastAsia"/>
               <w:szCs w:val="24"/>
             </w:rPr>
             <w:fldChar w:fldCharType="separate"/>
@@ -3132,7 +3103,7 @@
           </w:r>
           <w:r>
             <w:rPr>
-              <w:rFonts w:hint="eastAsia" w:ascii="宋体" w:hAnsi="宋体" w:eastAsia="宋体" w:cs="宋体"/>
+              <w:rFonts w:ascii="宋体" w:eastAsia="宋体" w:hAnsi="宋体" w:cs="宋体" w:hint="eastAsia"/>
               <w:szCs w:val="24"/>
             </w:rPr>
             <w:fldChar w:fldCharType="end"/>
@@ -3154,7 +3125,7 @@
             <w:snapToGrid w:val="0"/>
             <w:textAlignment w:val="baseline"/>
             <w:rPr>
-              <w:rFonts w:hint="eastAsia" w:ascii="宋体" w:hAnsi="宋体" w:eastAsia="宋体" w:cs="宋体"/>
+              <w:rFonts w:ascii="宋体" w:eastAsia="宋体" w:hAnsi="宋体" w:cs="宋体" w:hint="eastAsia"/>
               <w:snapToGrid w:val="0"/>
               <w:color w:val="000000"/>
               <w:kern w:val="0"/>
@@ -3165,7 +3136,7 @@
           </w:pPr>
           <w:r>
             <w:rPr>
-              <w:rFonts w:hint="eastAsia" w:ascii="宋体" w:hAnsi="宋体" w:eastAsia="宋体" w:cs="宋体"/>
+              <w:rFonts w:ascii="宋体" w:eastAsia="宋体" w:hAnsi="宋体" w:cs="宋体" w:hint="eastAsia"/>
               <w:szCs w:val="24"/>
             </w:rPr>
             <w:fldChar w:fldCharType="end"/>
@@ -3189,7 +3160,7 @@
         <w:snapToGrid w:val="0"/>
         <w:textAlignment w:val="baseline"/>
         <w:rPr>
-          <w:rFonts w:ascii="Arial" w:hAnsi="Arial" w:eastAsia="Arial" w:cs="Arial"/>
+          <w:rFonts w:ascii="Arial" w:eastAsia="Arial" w:hAnsi="Arial" w:cs="Arial"/>
           <w:snapToGrid w:val="0"/>
           <w:color w:val="000000"/>
           <w:kern w:val="0"/>
@@ -3200,7 +3171,7 @@
       </w:pPr>
       <w:r>
         <w:rPr>
-          <w:rFonts w:ascii="Arial" w:hAnsi="Arial" w:eastAsia="Arial" w:cs="Arial"/>
+          <w:rFonts w:ascii="Arial" w:eastAsia="Arial" w:hAnsi="Arial" w:cs="Arial"/>
           <w:snapToGrid w:val="0"/>
           <w:color w:val="000000"/>
           <w:kern w:val="0"/>
@@ -3213,7 +3184,7 @@
     </w:p>
     <w:p>
       <w:pPr>
-        <w:pStyle w:val="28"/>
+        <w:pStyle w:val="1"/>
         <w:bidi w:val="0"/>
         <w:rPr>
           <w:rFonts w:hint="default"/>
@@ -3232,7 +3203,7 @@
     </w:p>
     <w:p>
       <w:pPr>
-        <w:pStyle w:val="30"/>
+        <w:pStyle w:val="2"/>
         <w:bidi w:val="0"/>
         <w:rPr>
           <w:rFonts w:hint="default"/>
@@ -3251,7 +3222,7 @@
     </w:p>
     <w:p>
       <w:pPr>
-        <w:pStyle w:val="29"/>
+        <w:pStyle w:val="a1"/>
         <w:rPr>
           <w:rFonts w:hint="default"/>
           <w:lang w:val="en-US" w:eastAsia="zh-CN"/>
@@ -3267,7 +3238,7 @@
     </w:p>
     <w:p>
       <w:pPr>
-        <w:pStyle w:val="30"/>
+        <w:pStyle w:val="2"/>
         <w:bidi w:val="0"/>
         <w:rPr>
           <w:rFonts w:hint="default"/>
@@ -3286,7 +3257,7 @@
     </w:p>
     <w:p>
       <w:pPr>
-        <w:pStyle w:val="29"/>
+        <w:pStyle w:val="a1"/>
         <w:rPr>
           <w:rFonts w:hint="default"/>
           <w:lang w:val="en-US" w:eastAsia="zh-CN"/>
@@ -3302,7 +3273,7 @@
     </w:p>
     <w:p>
       <w:pPr>
-        <w:pStyle w:val="28"/>
+        <w:pStyle w:val="1"/>
         <w:bidi w:val="0"/>
         <w:rPr>
           <w:rFonts w:hint="default"/>
@@ -3321,7 +3292,7 @@
     </w:p>
     <w:p>
       <w:pPr>
-        <w:pStyle w:val="29"/>
+        <w:pStyle w:val="a1"/>
         <w:rPr>
           <w:rFonts w:hint="default"/>
           <w:lang w:val="en-US" w:eastAsia="zh-CN"/>
@@ -3337,7 +3308,7 @@
     </w:p>
     <w:p>
       <w:pPr>
-        <w:pStyle w:val="29"/>
+        <w:pStyle w:val="a1"/>
         <w:rPr>
           <w:rFonts w:hint="default"/>
           <w:lang w:val="en-US" w:eastAsia="zh-CN"/>
@@ -3353,7 +3324,7 @@
     </w:p>
     <w:p>
       <w:pPr>
-        <w:pStyle w:val="29"/>
+        <w:pStyle w:val="a1"/>
         <w:rPr>
           <w:rFonts w:hint="default"/>
           <w:lang w:val="en-US" w:eastAsia="zh-CN"/>
@@ -3369,7 +3340,7 @@
     </w:p>
     <w:p>
       <w:pPr>
-        <w:pStyle w:val="29"/>
+        <w:pStyle w:val="a1"/>
         <w:rPr>
           <w:rFonts w:hint="default"/>
           <w:lang w:val="en-US" w:eastAsia="zh-CN"/>
@@ -3385,7 +3356,7 @@
     </w:p>
     <w:p>
       <w:pPr>
-        <w:pStyle w:val="28"/>
+        <w:pStyle w:val="1"/>
         <w:bidi w:val="0"/>
         <w:rPr>
           <w:rFonts w:hint="default"/>
@@ -3404,19 +3375,18 @@
     </w:p>
     <w:tbl>
       <w:tblPr>
-        <w:tblStyle w:val="20"/>
+        <w:tblStyle w:val="TableNormal"/>
         <w:tblW w:w="8506" w:type="dxa"/>
         <w:jc w:val="center"/>
         <w:tblBorders>
-          <w:top w:val="single" w:color="auto" w:sz="4" w:space="0"/>
-          <w:left w:val="single" w:color="auto" w:sz="4" w:space="0"/>
-          <w:bottom w:val="single" w:color="auto" w:sz="4" w:space="0"/>
-          <w:right w:val="single" w:color="auto" w:sz="4" w:space="0"/>
-          <w:insideH w:val="single" w:color="auto" w:sz="4" w:space="0"/>
-          <w:insideV w:val="single" w:color="auto" w:sz="4" w:space="0"/>
+          <w:top w:val="single" w:sz="4" w:space="0" w:color="auto"/>
+          <w:left w:val="single" w:sz="4" w:space="0" w:color="auto"/>
+          <w:bottom w:val="single" w:sz="4" w:space="0" w:color="auto"/>
+          <w:right w:val="single" w:sz="4" w:space="0" w:color="auto"/>
+          <w:insideH w:val="single" w:sz="4" w:space="0" w:color="auto"/>
+          <w:insideV w:val="single" w:sz="4" w:space="0" w:color="auto"/>
         </w:tblBorders>
         <w:shd w:val="clear" w:color="auto" w:fill="auto"/>
-        <w:tblLayout w:type="autofit"/>
         <w:tblCellMar>
           <w:top w:w="15" w:type="dxa"/>
           <w:left w:w="15" w:type="dxa"/>
@@ -3430,13 +3400,15 @@
       </w:tblGrid>
       <w:tr>
         <w:tblPrEx>
+          <w:tblW w:w="8506" w:type="dxa"/>
+          <w:jc w:val="center"/>
           <w:tblBorders>
-            <w:top w:val="single" w:color="auto" w:sz="4" w:space="0"/>
-            <w:left w:val="single" w:color="auto" w:sz="4" w:space="0"/>
-            <w:bottom w:val="single" w:color="auto" w:sz="4" w:space="0"/>
-            <w:right w:val="single" w:color="auto" w:sz="4" w:space="0"/>
-            <w:insideH w:val="single" w:color="auto" w:sz="4" w:space="0"/>
-            <w:insideV w:val="single" w:color="auto" w:sz="4" w:space="0"/>
+            <w:top w:val="single" w:sz="4" w:space="0" w:color="auto"/>
+            <w:left w:val="single" w:sz="4" w:space="0" w:color="auto"/>
+            <w:bottom w:val="single" w:sz="4" w:space="0" w:color="auto"/>
+            <w:right w:val="single" w:sz="4" w:space="0" w:color="auto"/>
+            <w:insideH w:val="single" w:sz="4" w:space="0" w:color="auto"/>
+            <w:insideV w:val="single" w:sz="4" w:space="0" w:color="auto"/>
           </w:tblBorders>
           <w:shd w:val="clear" w:color="auto" w:fill="auto"/>
           <w:tblCellMar>
@@ -3447,7 +3419,7 @@
           </w:tblCellMar>
         </w:tblPrEx>
         <w:trPr>
-          <w:trHeight w:val="0" w:hRule="atLeast"/>
+          <w:trHeight w:val="0"/>
           <w:tblHeader/>
           <w:jc w:val="center"/>
         </w:trPr>
@@ -3455,10 +3427,10 @@
           <w:tcPr>
             <w:tcW w:w="1441" w:type="dxa"/>
             <w:tcBorders>
-              <w:top w:val="single" w:color="auto" w:sz="12" w:space="0"/>
-              <w:left w:val="single" w:color="auto" w:sz="12" w:space="0"/>
-              <w:bottom w:val="single" w:color="auto" w:sz="4" w:space="0"/>
-              <w:right w:val="single" w:color="auto" w:sz="4" w:space="0"/>
+              <w:top w:val="single" w:sz="12" w:space="0" w:color="auto"/>
+              <w:left w:val="single" w:sz="12" w:space="0" w:color="auto"/>
+              <w:bottom w:val="single" w:sz="4" w:space="0" w:color="auto"/>
+              <w:right w:val="single" w:sz="4" w:space="0" w:color="auto"/>
             </w:tcBorders>
             <w:shd w:val="clear" w:color="auto" w:fill="auto"/>
             <w:tcMar>
@@ -3477,10 +3449,10 @@
               <w:suppressLineNumbers w:val="0"/>
               <w:snapToGrid w:val="0"/>
               <w:spacing w:line="240" w:lineRule="auto"/>
-              <w:ind w:left="0" w:leftChars="0" w:right="0" w:rightChars="0" w:firstLine="0" w:firstLineChars="0"/>
+              <w:ind w:left="0" w:right="0" w:firstLine="0" w:leftChars="0" w:rightChars="0" w:firstLineChars="0"/>
               <w:jc w:val="center"/>
               <w:rPr>
-                <w:rFonts w:ascii="Segoe UI" w:hAnsi="Segoe UI" w:eastAsia="Segoe UI" w:cs="Segoe UI"/>
+                <w:rFonts w:ascii="Segoe UI" w:eastAsia="Segoe UI" w:hAnsi="Segoe UI" w:cs="Segoe UI"/>
                 <w:b/>
                 <w:i w:val="0"/>
                 <w:iCs w:val="0"/>
@@ -3493,7 +3465,7 @@
             </w:pPr>
             <w:r>
               <w:rPr>
-                <w:rFonts w:hint="default" w:ascii="Segoe UI" w:hAnsi="Segoe UI" w:eastAsia="Segoe UI" w:cs="Segoe UI"/>
+                <w:rFonts w:ascii="Segoe UI" w:eastAsia="Segoe UI" w:hAnsi="Segoe UI" w:cs="Segoe UI" w:hint="default"/>
                 <w:b/>
                 <w:i w:val="0"/>
                 <w:iCs w:val="0"/>
@@ -3504,7 +3476,7 @@
                 <w:kern w:val="0"/>
                 <w:sz w:val="18"/>
                 <w:szCs w:val="18"/>
-                <w:lang w:val="en-US" w:eastAsia="zh-CN" w:bidi="ar"/>
+                <w:lang w:val="en-US" w:eastAsia="zh-CN"/>
               </w:rPr>
               <w:t>术语</w:t>
             </w:r>
@@ -3514,10 +3486,10 @@
           <w:tcPr>
             <w:tcW w:w="7065" w:type="dxa"/>
             <w:tcBorders>
-              <w:top w:val="single" w:color="auto" w:sz="12" w:space="0"/>
-              <w:left w:val="single" w:color="auto" w:sz="4" w:space="0"/>
-              <w:bottom w:val="single" w:color="auto" w:sz="4" w:space="0"/>
-              <w:right w:val="single" w:color="auto" w:sz="12" w:space="0"/>
+              <w:top w:val="single" w:sz="12" w:space="0" w:color="auto"/>
+              <w:left w:val="single" w:sz="4" w:space="0" w:color="auto"/>
+              <w:bottom w:val="single" w:sz="4" w:space="0" w:color="auto"/>
+              <w:right w:val="single" w:sz="12" w:space="0" w:color="auto"/>
             </w:tcBorders>
             <w:shd w:val="clear" w:color="auto" w:fill="auto"/>
             <w:tcMar>
@@ -3536,10 +3508,10 @@
               <w:suppressLineNumbers w:val="0"/>
               <w:snapToGrid w:val="0"/>
               <w:spacing w:line="240" w:lineRule="auto"/>
-              <w:ind w:left="0" w:leftChars="0" w:right="0" w:rightChars="0" w:firstLine="0" w:firstLineChars="0"/>
+              <w:ind w:left="0" w:right="0" w:firstLine="0" w:leftChars="0" w:rightChars="0" w:firstLineChars="0"/>
               <w:jc w:val="center"/>
               <w:rPr>
-                <w:rFonts w:hint="default" w:ascii="Segoe UI" w:hAnsi="Segoe UI" w:eastAsia="Segoe UI" w:cs="Segoe UI"/>
+                <w:rFonts w:ascii="Segoe UI" w:eastAsia="Segoe UI" w:hAnsi="Segoe UI" w:cs="Segoe UI" w:hint="default"/>
                 <w:b/>
                 <w:i w:val="0"/>
                 <w:iCs w:val="0"/>
@@ -3552,7 +3524,7 @@
             </w:pPr>
             <w:r>
               <w:rPr>
-                <w:rFonts w:hint="default" w:ascii="Segoe UI" w:hAnsi="Segoe UI" w:eastAsia="Segoe UI" w:cs="Segoe UI"/>
+                <w:rFonts w:ascii="Segoe UI" w:eastAsia="Segoe UI" w:hAnsi="Segoe UI" w:cs="Segoe UI" w:hint="default"/>
                 <w:b/>
                 <w:i w:val="0"/>
                 <w:iCs w:val="0"/>
@@ -3563,7 +3535,7 @@
                 <w:kern w:val="0"/>
                 <w:sz w:val="18"/>
                 <w:szCs w:val="18"/>
-                <w:lang w:val="en-US" w:eastAsia="zh-CN" w:bidi="ar"/>
+                <w:lang w:val="en-US" w:eastAsia="zh-CN"/>
               </w:rPr>
               <w:t>定义</w:t>
             </w:r>
@@ -3572,14 +3544,8 @@
       </w:tr>
       <w:tr>
         <w:tblPrEx>
-          <w:tblBorders>
-            <w:top w:val="single" w:color="auto" w:sz="4" w:space="0"/>
-            <w:left w:val="single" w:color="auto" w:sz="4" w:space="0"/>
-            <w:bottom w:val="single" w:color="auto" w:sz="4" w:space="0"/>
-            <w:right w:val="single" w:color="auto" w:sz="4" w:space="0"/>
-            <w:insideH w:val="single" w:color="auto" w:sz="4" w:space="0"/>
-            <w:insideV w:val="single" w:color="auto" w:sz="4" w:space="0"/>
-          </w:tblBorders>
+          <w:tblW w:w="8506" w:type="dxa"/>
+          <w:jc w:val="center"/>
           <w:shd w:val="clear" w:color="auto" w:fill="auto"/>
           <w:tblCellMar>
             <w:top w:w="15" w:type="dxa"/>
@@ -3589,17 +3555,17 @@
           </w:tblCellMar>
         </w:tblPrEx>
         <w:trPr>
-          <w:trHeight w:val="0" w:hRule="atLeast"/>
+          <w:trHeight w:val="0"/>
           <w:jc w:val="center"/>
         </w:trPr>
         <w:tc>
           <w:tcPr>
             <w:tcW w:w="1441" w:type="dxa"/>
             <w:tcBorders>
-              <w:top w:val="single" w:color="auto" w:sz="4" w:space="0"/>
-              <w:left w:val="single" w:color="auto" w:sz="12" w:space="0"/>
-              <w:bottom w:val="single" w:color="auto" w:sz="4" w:space="0"/>
-              <w:right w:val="single" w:color="auto" w:sz="4" w:space="0"/>
+              <w:top w:val="single" w:sz="4" w:space="0" w:color="auto"/>
+              <w:left w:val="single" w:sz="12" w:space="0" w:color="auto"/>
+              <w:bottom w:val="single" w:sz="4" w:space="0" w:color="auto"/>
+              <w:right w:val="single" w:sz="4" w:space="0" w:color="auto"/>
             </w:tcBorders>
             <w:shd w:val="clear" w:color="auto" w:fill="auto"/>
             <w:tcMar>
@@ -3618,10 +3584,10 @@
               <w:suppressLineNumbers w:val="0"/>
               <w:snapToGrid w:val="0"/>
               <w:spacing w:line="240" w:lineRule="auto"/>
-              <w:ind w:left="0" w:leftChars="0" w:right="0" w:rightChars="0" w:firstLine="0" w:firstLineChars="0"/>
+              <w:ind w:left="0" w:right="0" w:firstLine="0" w:leftChars="0" w:rightChars="0" w:firstLineChars="0"/>
               <w:jc w:val="left"/>
               <w:rPr>
-                <w:rFonts w:hint="default" w:ascii="Segoe UI" w:hAnsi="Segoe UI" w:eastAsia="Segoe UI" w:cs="Segoe UI"/>
+                <w:rFonts w:ascii="Segoe UI" w:eastAsia="Segoe UI" w:hAnsi="Segoe UI" w:cs="Segoe UI" w:hint="default"/>
                 <w:i w:val="0"/>
                 <w:iCs w:val="0"/>
                 <w:caps w:val="0"/>
@@ -3633,8 +3599,8 @@
             </w:pPr>
             <w:r>
               <w:rPr>
-                <w:rStyle w:val="23"/>
-                <w:rFonts w:hint="default" w:ascii="Segoe UI" w:hAnsi="Segoe UI" w:eastAsia="Segoe UI" w:cs="Segoe UI"/>
+                <w:rStyle w:val="Strong"/>
+                <w:rFonts w:ascii="Segoe UI" w:eastAsia="Segoe UI" w:hAnsi="Segoe UI" w:cs="Segoe UI" w:hint="default"/>
                 <w:b/>
                 <w:bCs/>
                 <w:i w:val="0"/>
@@ -3646,7 +3612,7 @@
                 <w:kern w:val="0"/>
                 <w:sz w:val="18"/>
                 <w:szCs w:val="18"/>
-                <w:lang w:val="en-US" w:eastAsia="zh-CN" w:bidi="ar"/>
+                <w:lang w:val="en-US" w:eastAsia="zh-CN"/>
               </w:rPr>
               <w:t>质量保证</w:t>
             </w:r>
@@ -3656,10 +3622,10 @@
           <w:tcPr>
             <w:tcW w:w="7065" w:type="dxa"/>
             <w:tcBorders>
-              <w:top w:val="single" w:color="auto" w:sz="4" w:space="0"/>
-              <w:left w:val="single" w:color="auto" w:sz="4" w:space="0"/>
-              <w:bottom w:val="single" w:color="auto" w:sz="4" w:space="0"/>
-              <w:right w:val="single" w:color="auto" w:sz="12" w:space="0"/>
+              <w:top w:val="single" w:sz="4" w:space="0" w:color="auto"/>
+              <w:left w:val="single" w:sz="4" w:space="0" w:color="auto"/>
+              <w:bottom w:val="single" w:sz="4" w:space="0" w:color="auto"/>
+              <w:right w:val="single" w:sz="12" w:space="0" w:color="auto"/>
             </w:tcBorders>
             <w:shd w:val="clear" w:color="auto" w:fill="auto"/>
             <w:tcMar>
@@ -3678,10 +3644,10 @@
               <w:suppressLineNumbers w:val="0"/>
               <w:snapToGrid w:val="0"/>
               <w:spacing w:line="240" w:lineRule="auto"/>
-              <w:ind w:left="0" w:leftChars="0" w:right="0" w:rightChars="0" w:firstLine="0" w:firstLineChars="0"/>
+              <w:ind w:left="0" w:right="0" w:firstLine="0" w:leftChars="0" w:rightChars="0" w:firstLineChars="0"/>
               <w:jc w:val="left"/>
               <w:rPr>
-                <w:rFonts w:hint="default" w:ascii="Segoe UI" w:hAnsi="Segoe UI" w:eastAsia="Segoe UI" w:cs="Segoe UI"/>
+                <w:rFonts w:ascii="Segoe UI" w:eastAsia="Segoe UI" w:hAnsi="Segoe UI" w:cs="Segoe UI" w:hint="default"/>
                 <w:i w:val="0"/>
                 <w:iCs w:val="0"/>
                 <w:caps w:val="0"/>
@@ -3693,7 +3659,7 @@
             </w:pPr>
             <w:r>
               <w:rPr>
-                <w:rFonts w:hint="default" w:ascii="Segoe UI" w:hAnsi="Segoe UI" w:eastAsia="Segoe UI" w:cs="Segoe UI"/>
+                <w:rFonts w:ascii="Segoe UI" w:eastAsia="Segoe UI" w:hAnsi="Segoe UI" w:cs="Segoe UI" w:hint="default"/>
                 <w:i w:val="0"/>
                 <w:iCs w:val="0"/>
                 <w:caps w:val="0"/>
@@ -3703,7 +3669,7 @@
                 <w:kern w:val="0"/>
                 <w:sz w:val="18"/>
                 <w:szCs w:val="18"/>
-                <w:lang w:val="en-US" w:eastAsia="zh-CN" w:bidi="ar"/>
+                <w:lang w:val="en-US" w:eastAsia="zh-CN"/>
               </w:rPr>
               <w:t>指所有有计划、系统性的活动，旨在提供充分信任，表明项目或服务过程能够持续满足既定的质量标准与要求。</w:t>
             </w:r>
@@ -3712,14 +3678,8 @@
       </w:tr>
       <w:tr>
         <w:tblPrEx>
-          <w:tblBorders>
-            <w:top w:val="single" w:color="auto" w:sz="4" w:space="0"/>
-            <w:left w:val="single" w:color="auto" w:sz="4" w:space="0"/>
-            <w:bottom w:val="single" w:color="auto" w:sz="4" w:space="0"/>
-            <w:right w:val="single" w:color="auto" w:sz="4" w:space="0"/>
-            <w:insideH w:val="single" w:color="auto" w:sz="4" w:space="0"/>
-            <w:insideV w:val="single" w:color="auto" w:sz="4" w:space="0"/>
-          </w:tblBorders>
+          <w:tblW w:w="8506" w:type="dxa"/>
+          <w:jc w:val="center"/>
           <w:shd w:val="clear" w:color="auto" w:fill="auto"/>
           <w:tblCellMar>
             <w:top w:w="15" w:type="dxa"/>
@@ -3729,17 +3689,17 @@
           </w:tblCellMar>
         </w:tblPrEx>
         <w:trPr>
-          <w:trHeight w:val="0" w:hRule="atLeast"/>
+          <w:trHeight w:val="0"/>
           <w:jc w:val="center"/>
         </w:trPr>
         <w:tc>
           <w:tcPr>
             <w:tcW w:w="1441" w:type="dxa"/>
             <w:tcBorders>
-              <w:top w:val="single" w:color="auto" w:sz="4" w:space="0"/>
-              <w:left w:val="single" w:color="auto" w:sz="12" w:space="0"/>
-              <w:bottom w:val="single" w:color="auto" w:sz="4" w:space="0"/>
-              <w:right w:val="single" w:color="auto" w:sz="4" w:space="0"/>
+              <w:top w:val="single" w:sz="4" w:space="0" w:color="auto"/>
+              <w:left w:val="single" w:sz="12" w:space="0" w:color="auto"/>
+              <w:bottom w:val="single" w:sz="4" w:space="0" w:color="auto"/>
+              <w:right w:val="single" w:sz="4" w:space="0" w:color="auto"/>
             </w:tcBorders>
             <w:shd w:val="clear" w:color="auto" w:fill="auto"/>
             <w:tcMar>
@@ -3758,10 +3718,10 @@
               <w:suppressLineNumbers w:val="0"/>
               <w:snapToGrid w:val="0"/>
               <w:spacing w:line="240" w:lineRule="auto"/>
-              <w:ind w:left="0" w:leftChars="0" w:right="0" w:rightChars="0" w:firstLine="0" w:firstLineChars="0"/>
+              <w:ind w:left="0" w:right="0" w:firstLine="0" w:leftChars="0" w:rightChars="0" w:firstLineChars="0"/>
               <w:jc w:val="left"/>
               <w:rPr>
-                <w:rFonts w:hint="default" w:ascii="Segoe UI" w:hAnsi="Segoe UI" w:eastAsia="Segoe UI" w:cs="Segoe UI"/>
+                <w:rFonts w:ascii="Segoe UI" w:eastAsia="Segoe UI" w:hAnsi="Segoe UI" w:cs="Segoe UI" w:hint="default"/>
                 <w:i w:val="0"/>
                 <w:iCs w:val="0"/>
                 <w:caps w:val="0"/>
@@ -3773,8 +3733,8 @@
             </w:pPr>
             <w:r>
               <w:rPr>
-                <w:rStyle w:val="23"/>
-                <w:rFonts w:hint="default" w:ascii="Segoe UI" w:hAnsi="Segoe UI" w:eastAsia="Segoe UI" w:cs="Segoe UI"/>
+                <w:rStyle w:val="Strong"/>
+                <w:rFonts w:ascii="Segoe UI" w:eastAsia="Segoe UI" w:hAnsi="Segoe UI" w:cs="Segoe UI" w:hint="default"/>
                 <w:b/>
                 <w:bCs/>
                 <w:i w:val="0"/>
@@ -3786,7 +3746,7 @@
                 <w:kern w:val="0"/>
                 <w:sz w:val="18"/>
                 <w:szCs w:val="18"/>
-                <w:lang w:val="en-US" w:eastAsia="zh-CN" w:bidi="ar"/>
+                <w:lang w:val="en-US" w:eastAsia="zh-CN"/>
               </w:rPr>
               <w:t>SLA（服务级别协议）</w:t>
             </w:r>
@@ -3796,10 +3756,10 @@
           <w:tcPr>
             <w:tcW w:w="7065" w:type="dxa"/>
             <w:tcBorders>
-              <w:top w:val="single" w:color="auto" w:sz="4" w:space="0"/>
-              <w:left w:val="single" w:color="auto" w:sz="4" w:space="0"/>
-              <w:bottom w:val="single" w:color="auto" w:sz="4" w:space="0"/>
-              <w:right w:val="single" w:color="auto" w:sz="12" w:space="0"/>
+              <w:top w:val="single" w:sz="4" w:space="0" w:color="auto"/>
+              <w:left w:val="single" w:sz="4" w:space="0" w:color="auto"/>
+              <w:bottom w:val="single" w:sz="4" w:space="0" w:color="auto"/>
+              <w:right w:val="single" w:sz="12" w:space="0" w:color="auto"/>
             </w:tcBorders>
             <w:shd w:val="clear" w:color="auto" w:fill="auto"/>
             <w:tcMar>
@@ -3818,10 +3778,10 @@
               <w:suppressLineNumbers w:val="0"/>
               <w:snapToGrid w:val="0"/>
               <w:spacing w:line="240" w:lineRule="auto"/>
-              <w:ind w:left="0" w:leftChars="0" w:right="0" w:rightChars="0" w:firstLine="0" w:firstLineChars="0"/>
+              <w:ind w:left="0" w:right="0" w:firstLine="0" w:leftChars="0" w:rightChars="0" w:firstLineChars="0"/>
               <w:jc w:val="left"/>
               <w:rPr>
-                <w:rFonts w:hint="default" w:ascii="Segoe UI" w:hAnsi="Segoe UI" w:eastAsia="Segoe UI" w:cs="Segoe UI"/>
+                <w:rFonts w:ascii="Segoe UI" w:eastAsia="Segoe UI" w:hAnsi="Segoe UI" w:cs="Segoe UI" w:hint="default"/>
                 <w:i w:val="0"/>
                 <w:iCs w:val="0"/>
                 <w:caps w:val="0"/>
@@ -3833,7 +3793,7 @@
             </w:pPr>
             <w:r>
               <w:rPr>
-                <w:rFonts w:hint="default" w:ascii="Segoe UI" w:hAnsi="Segoe UI" w:eastAsia="Segoe UI" w:cs="Segoe UI"/>
+                <w:rFonts w:ascii="Segoe UI" w:eastAsia="Segoe UI" w:hAnsi="Segoe UI" w:cs="Segoe UI" w:hint="default"/>
                 <w:i w:val="0"/>
                 <w:iCs w:val="0"/>
                 <w:caps w:val="0"/>
@@ -3843,7 +3803,7 @@
                 <w:kern w:val="0"/>
                 <w:sz w:val="18"/>
                 <w:szCs w:val="18"/>
-                <w:lang w:val="en-US" w:eastAsia="zh-CN" w:bidi="ar"/>
+                <w:lang w:val="en-US" w:eastAsia="zh-CN"/>
               </w:rPr>
               <w:t>服务提供方与客户之间正式约定的、可量化测量的服务性能标准，是衡量服务质量的核心依据。</w:t>
             </w:r>
@@ -3852,14 +3812,8 @@
       </w:tr>
       <w:tr>
         <w:tblPrEx>
-          <w:tblBorders>
-            <w:top w:val="single" w:color="auto" w:sz="4" w:space="0"/>
-            <w:left w:val="single" w:color="auto" w:sz="4" w:space="0"/>
-            <w:bottom w:val="single" w:color="auto" w:sz="4" w:space="0"/>
-            <w:right w:val="single" w:color="auto" w:sz="4" w:space="0"/>
-            <w:insideH w:val="single" w:color="auto" w:sz="4" w:space="0"/>
-            <w:insideV w:val="single" w:color="auto" w:sz="4" w:space="0"/>
-          </w:tblBorders>
+          <w:tblW w:w="8506" w:type="dxa"/>
+          <w:jc w:val="center"/>
           <w:shd w:val="clear" w:color="auto" w:fill="auto"/>
           <w:tblCellMar>
             <w:top w:w="15" w:type="dxa"/>
@@ -3869,17 +3823,17 @@
           </w:tblCellMar>
         </w:tblPrEx>
         <w:trPr>
-          <w:trHeight w:val="0" w:hRule="atLeast"/>
+          <w:trHeight w:val="0"/>
           <w:jc w:val="center"/>
         </w:trPr>
         <w:tc>
           <w:tcPr>
             <w:tcW w:w="1441" w:type="dxa"/>
             <w:tcBorders>
-              <w:top w:val="single" w:color="auto" w:sz="4" w:space="0"/>
-              <w:left w:val="single" w:color="auto" w:sz="12" w:space="0"/>
-              <w:bottom w:val="single" w:color="auto" w:sz="4" w:space="0"/>
-              <w:right w:val="single" w:color="auto" w:sz="4" w:space="0"/>
+              <w:top w:val="single" w:sz="4" w:space="0" w:color="auto"/>
+              <w:left w:val="single" w:sz="12" w:space="0" w:color="auto"/>
+              <w:bottom w:val="single" w:sz="4" w:space="0" w:color="auto"/>
+              <w:right w:val="single" w:sz="4" w:space="0" w:color="auto"/>
             </w:tcBorders>
             <w:shd w:val="clear" w:color="auto" w:fill="auto"/>
             <w:tcMar>
@@ -3898,10 +3852,10 @@
               <w:suppressLineNumbers w:val="0"/>
               <w:snapToGrid w:val="0"/>
               <w:spacing w:line="240" w:lineRule="auto"/>
-              <w:ind w:left="0" w:leftChars="0" w:right="0" w:rightChars="0" w:firstLine="0" w:firstLineChars="0"/>
+              <w:ind w:left="0" w:right="0" w:firstLine="0" w:leftChars="0" w:rightChars="0" w:firstLineChars="0"/>
               <w:jc w:val="left"/>
               <w:rPr>
-                <w:rFonts w:hint="default" w:ascii="Segoe UI" w:hAnsi="Segoe UI" w:eastAsia="Segoe UI" w:cs="Segoe UI"/>
+                <w:rFonts w:ascii="Segoe UI" w:eastAsia="Segoe UI" w:hAnsi="Segoe UI" w:cs="Segoe UI" w:hint="default"/>
                 <w:i w:val="0"/>
                 <w:iCs w:val="0"/>
                 <w:caps w:val="0"/>
@@ -3913,8 +3867,8 @@
             </w:pPr>
             <w:r>
               <w:rPr>
-                <w:rStyle w:val="23"/>
-                <w:rFonts w:hint="default" w:ascii="Segoe UI" w:hAnsi="Segoe UI" w:eastAsia="Segoe UI" w:cs="Segoe UI"/>
+                <w:rStyle w:val="Strong"/>
+                <w:rFonts w:ascii="Segoe UI" w:eastAsia="Segoe UI" w:hAnsi="Segoe UI" w:cs="Segoe UI" w:hint="default"/>
                 <w:b/>
                 <w:bCs/>
                 <w:i w:val="0"/>
@@ -3926,7 +3880,7 @@
                 <w:kern w:val="0"/>
                 <w:sz w:val="18"/>
                 <w:szCs w:val="18"/>
-                <w:lang w:val="en-US" w:eastAsia="zh-CN" w:bidi="ar"/>
+                <w:lang w:val="en-US" w:eastAsia="zh-CN"/>
               </w:rPr>
               <w:t>内部审核</w:t>
             </w:r>
@@ -3936,10 +3890,10 @@
           <w:tcPr>
             <w:tcW w:w="7065" w:type="dxa"/>
             <w:tcBorders>
-              <w:top w:val="single" w:color="auto" w:sz="4" w:space="0"/>
-              <w:left w:val="single" w:color="auto" w:sz="4" w:space="0"/>
-              <w:bottom w:val="single" w:color="auto" w:sz="4" w:space="0"/>
-              <w:right w:val="single" w:color="auto" w:sz="12" w:space="0"/>
+              <w:top w:val="single" w:sz="4" w:space="0" w:color="auto"/>
+              <w:left w:val="single" w:sz="4" w:space="0" w:color="auto"/>
+              <w:bottom w:val="single" w:sz="4" w:space="0" w:color="auto"/>
+              <w:right w:val="single" w:sz="12" w:space="0" w:color="auto"/>
             </w:tcBorders>
             <w:shd w:val="clear" w:color="auto" w:fill="auto"/>
             <w:tcMar>
@@ -3958,10 +3912,10 @@
               <w:suppressLineNumbers w:val="0"/>
               <w:snapToGrid w:val="0"/>
               <w:spacing w:line="240" w:lineRule="auto"/>
-              <w:ind w:left="0" w:leftChars="0" w:right="0" w:rightChars="0" w:firstLine="0" w:firstLineChars="0"/>
+              <w:ind w:left="0" w:right="0" w:firstLine="0" w:leftChars="0" w:rightChars="0" w:firstLineChars="0"/>
               <w:jc w:val="left"/>
               <w:rPr>
-                <w:rFonts w:hint="default" w:ascii="Segoe UI" w:hAnsi="Segoe UI" w:eastAsia="Segoe UI" w:cs="Segoe UI"/>
+                <w:rFonts w:ascii="Segoe UI" w:eastAsia="Segoe UI" w:hAnsi="Segoe UI" w:cs="Segoe UI" w:hint="default"/>
                 <w:i w:val="0"/>
                 <w:iCs w:val="0"/>
                 <w:caps w:val="0"/>
@@ -3973,7 +3927,7 @@
             </w:pPr>
             <w:r>
               <w:rPr>
-                <w:rFonts w:hint="default" w:ascii="Segoe UI" w:hAnsi="Segoe UI" w:eastAsia="Segoe UI" w:cs="Segoe UI"/>
+                <w:rFonts w:ascii="Segoe UI" w:eastAsia="Segoe UI" w:hAnsi="Segoe UI" w:cs="Segoe UI" w:hint="default"/>
                 <w:i w:val="0"/>
                 <w:iCs w:val="0"/>
                 <w:caps w:val="0"/>
@@ -3983,7 +3937,7 @@
                 <w:kern w:val="0"/>
                 <w:sz w:val="18"/>
                 <w:szCs w:val="18"/>
-                <w:lang w:val="en-US" w:eastAsia="zh-CN" w:bidi="ar"/>
+                <w:lang w:val="en-US" w:eastAsia="zh-CN"/>
               </w:rPr>
               <w:t>为确定管理体系是否符合策划的安排、标准的要求以及体系是否得到有效实施和保持，而独立进行的、系统性的、文件化的检查活动。</w:t>
             </w:r>
@@ -3992,14 +3946,9 @@
       </w:tr>
       <w:tr>
         <w:tblPrEx>
-          <w:tblBorders>
-            <w:top w:val="single" w:color="auto" w:sz="4" w:space="0"/>
-            <w:left w:val="single" w:color="auto" w:sz="4" w:space="0"/>
-            <w:bottom w:val="single" w:color="auto" w:sz="4" w:space="0"/>
-            <w:right w:val="single" w:color="auto" w:sz="4" w:space="0"/>
-            <w:insideH w:val="single" w:color="auto" w:sz="4" w:space="0"/>
-            <w:insideV w:val="single" w:color="auto" w:sz="4" w:space="0"/>
-          </w:tblBorders>
+          <w:tblW w:w="8506" w:type="dxa"/>
+          <w:jc w:val="center"/>
+          <w:shd w:val="clear" w:color="auto" w:fill="auto"/>
           <w:tblCellMar>
             <w:top w:w="15" w:type="dxa"/>
             <w:left w:w="15" w:type="dxa"/>
@@ -4008,17 +3957,17 @@
           </w:tblCellMar>
         </w:tblPrEx>
         <w:trPr>
-          <w:trHeight w:val="0" w:hRule="atLeast"/>
+          <w:trHeight w:val="0"/>
           <w:jc w:val="center"/>
         </w:trPr>
         <w:tc>
           <w:tcPr>
             <w:tcW w:w="1441" w:type="dxa"/>
             <w:tcBorders>
-              <w:top w:val="single" w:color="auto" w:sz="4" w:space="0"/>
-              <w:left w:val="single" w:color="auto" w:sz="12" w:space="0"/>
-              <w:bottom w:val="single" w:color="auto" w:sz="4" w:space="0"/>
-              <w:right w:val="single" w:color="auto" w:sz="4" w:space="0"/>
+              <w:top w:val="single" w:sz="4" w:space="0" w:color="auto"/>
+              <w:left w:val="single" w:sz="12" w:space="0" w:color="auto"/>
+              <w:bottom w:val="single" w:sz="4" w:space="0" w:color="auto"/>
+              <w:right w:val="single" w:sz="4" w:space="0" w:color="auto"/>
             </w:tcBorders>
             <w:shd w:val="clear" w:color="auto" w:fill="auto"/>
             <w:tcMar>
@@ -4037,10 +3986,10 @@
               <w:suppressLineNumbers w:val="0"/>
               <w:snapToGrid w:val="0"/>
               <w:spacing w:line="240" w:lineRule="auto"/>
-              <w:ind w:left="0" w:leftChars="0" w:right="0" w:rightChars="0" w:firstLine="0" w:firstLineChars="0"/>
+              <w:ind w:left="0" w:right="0" w:firstLine="0" w:leftChars="0" w:rightChars="0" w:firstLineChars="0"/>
               <w:jc w:val="left"/>
               <w:rPr>
-                <w:rFonts w:hint="default" w:ascii="Segoe UI" w:hAnsi="Segoe UI" w:eastAsia="Segoe UI" w:cs="Segoe UI"/>
+                <w:rFonts w:ascii="Segoe UI" w:eastAsia="Segoe UI" w:hAnsi="Segoe UI" w:cs="Segoe UI" w:hint="default"/>
                 <w:i w:val="0"/>
                 <w:iCs w:val="0"/>
                 <w:caps w:val="0"/>
@@ -4052,8 +4001,8 @@
             </w:pPr>
             <w:r>
               <w:rPr>
-                <w:rStyle w:val="23"/>
-                <w:rFonts w:hint="default" w:ascii="Segoe UI" w:hAnsi="Segoe UI" w:eastAsia="Segoe UI" w:cs="Segoe UI"/>
+                <w:rStyle w:val="Strong"/>
+                <w:rFonts w:ascii="Segoe UI" w:eastAsia="Segoe UI" w:hAnsi="Segoe UI" w:cs="Segoe UI" w:hint="default"/>
                 <w:b/>
                 <w:bCs/>
                 <w:i w:val="0"/>
@@ -4065,7 +4014,7 @@
                 <w:kern w:val="0"/>
                 <w:sz w:val="18"/>
                 <w:szCs w:val="18"/>
-                <w:lang w:val="en-US" w:eastAsia="zh-CN" w:bidi="ar"/>
+                <w:lang w:val="en-US" w:eastAsia="zh-CN"/>
               </w:rPr>
               <w:t>不符合项</w:t>
             </w:r>
@@ -4075,10 +4024,10 @@
           <w:tcPr>
             <w:tcW w:w="7065" w:type="dxa"/>
             <w:tcBorders>
-              <w:top w:val="single" w:color="auto" w:sz="4" w:space="0"/>
-              <w:left w:val="single" w:color="auto" w:sz="4" w:space="0"/>
-              <w:bottom w:val="single" w:color="auto" w:sz="4" w:space="0"/>
-              <w:right w:val="single" w:color="auto" w:sz="12" w:space="0"/>
+              <w:top w:val="single" w:sz="4" w:space="0" w:color="auto"/>
+              <w:left w:val="single" w:sz="4" w:space="0" w:color="auto"/>
+              <w:bottom w:val="single" w:sz="4" w:space="0" w:color="auto"/>
+              <w:right w:val="single" w:sz="12" w:space="0" w:color="auto"/>
             </w:tcBorders>
             <w:shd w:val="clear" w:color="auto" w:fill="auto"/>
             <w:tcMar>
@@ -4097,10 +4046,10 @@
               <w:suppressLineNumbers w:val="0"/>
               <w:snapToGrid w:val="0"/>
               <w:spacing w:line="240" w:lineRule="auto"/>
-              <w:ind w:left="0" w:leftChars="0" w:right="0" w:rightChars="0" w:firstLine="0" w:firstLineChars="0"/>
+              <w:ind w:left="0" w:right="0" w:firstLine="0" w:leftChars="0" w:rightChars="0" w:firstLineChars="0"/>
               <w:jc w:val="left"/>
               <w:rPr>
-                <w:rFonts w:hint="default" w:ascii="Segoe UI" w:hAnsi="Segoe UI" w:eastAsia="Segoe UI" w:cs="Segoe UI"/>
+                <w:rFonts w:ascii="Segoe UI" w:eastAsia="Segoe UI" w:hAnsi="Segoe UI" w:cs="Segoe UI" w:hint="default"/>
                 <w:i w:val="0"/>
                 <w:iCs w:val="0"/>
                 <w:caps w:val="0"/>
@@ -4112,7 +4061,7 @@
             </w:pPr>
             <w:r>
               <w:rPr>
-                <w:rFonts w:hint="default" w:ascii="Segoe UI" w:hAnsi="Segoe UI" w:eastAsia="Segoe UI" w:cs="Segoe UI"/>
+                <w:rFonts w:ascii="Segoe UI" w:eastAsia="Segoe UI" w:hAnsi="Segoe UI" w:cs="Segoe UI" w:hint="default"/>
                 <w:i w:val="0"/>
                 <w:iCs w:val="0"/>
                 <w:caps w:val="0"/>
@@ -4122,7 +4071,7 @@
                 <w:kern w:val="0"/>
                 <w:sz w:val="18"/>
                 <w:szCs w:val="18"/>
-                <w:lang w:val="en-US" w:eastAsia="zh-CN" w:bidi="ar"/>
+                <w:lang w:val="en-US" w:eastAsia="zh-CN"/>
               </w:rPr>
               <w:t>未满足要求（如体系文件、标准、SLA、法规要求）的情况。</w:t>
             </w:r>
@@ -4131,14 +4080,8 @@
       </w:tr>
       <w:tr>
         <w:tblPrEx>
-          <w:tblBorders>
-            <w:top w:val="single" w:color="auto" w:sz="4" w:space="0"/>
-            <w:left w:val="single" w:color="auto" w:sz="4" w:space="0"/>
-            <w:bottom w:val="single" w:color="auto" w:sz="4" w:space="0"/>
-            <w:right w:val="single" w:color="auto" w:sz="4" w:space="0"/>
-            <w:insideH w:val="single" w:color="auto" w:sz="4" w:space="0"/>
-            <w:insideV w:val="single" w:color="auto" w:sz="4" w:space="0"/>
-          </w:tblBorders>
+          <w:tblW w:w="8506" w:type="dxa"/>
+          <w:jc w:val="center"/>
           <w:shd w:val="clear" w:color="auto" w:fill="auto"/>
           <w:tblCellMar>
             <w:top w:w="15" w:type="dxa"/>
@@ -4148,17 +4091,17 @@
           </w:tblCellMar>
         </w:tblPrEx>
         <w:trPr>
-          <w:trHeight w:val="0" w:hRule="atLeast"/>
+          <w:trHeight w:val="0"/>
           <w:jc w:val="center"/>
         </w:trPr>
         <w:tc>
           <w:tcPr>
             <w:tcW w:w="1441" w:type="dxa"/>
             <w:tcBorders>
-              <w:top w:val="single" w:color="auto" w:sz="4" w:space="0"/>
-              <w:left w:val="single" w:color="auto" w:sz="12" w:space="0"/>
-              <w:bottom w:val="single" w:color="auto" w:sz="12" w:space="0"/>
-              <w:right w:val="single" w:color="auto" w:sz="4" w:space="0"/>
+              <w:top w:val="single" w:sz="4" w:space="0" w:color="auto"/>
+              <w:left w:val="single" w:sz="12" w:space="0" w:color="auto"/>
+              <w:bottom w:val="single" w:sz="12" w:space="0" w:color="auto"/>
+              <w:right w:val="single" w:sz="4" w:space="0" w:color="auto"/>
             </w:tcBorders>
             <w:shd w:val="clear" w:color="auto" w:fill="auto"/>
             <w:tcMar>
@@ -4177,10 +4120,10 @@
               <w:suppressLineNumbers w:val="0"/>
               <w:snapToGrid w:val="0"/>
               <w:spacing w:line="240" w:lineRule="auto"/>
-              <w:ind w:left="0" w:leftChars="0" w:right="0" w:rightChars="0" w:firstLine="0" w:firstLineChars="0"/>
+              <w:ind w:left="0" w:right="0" w:firstLine="0" w:leftChars="0" w:rightChars="0" w:firstLineChars="0"/>
               <w:jc w:val="left"/>
               <w:rPr>
-                <w:rFonts w:hint="default" w:ascii="Segoe UI" w:hAnsi="Segoe UI" w:eastAsia="Segoe UI" w:cs="Segoe UI"/>
+                <w:rFonts w:ascii="Segoe UI" w:eastAsia="Segoe UI" w:hAnsi="Segoe UI" w:cs="Segoe UI" w:hint="default"/>
                 <w:i w:val="0"/>
                 <w:iCs w:val="0"/>
                 <w:caps w:val="0"/>
@@ -4192,8 +4135,8 @@
             </w:pPr>
             <w:r>
               <w:rPr>
-                <w:rStyle w:val="23"/>
-                <w:rFonts w:hint="default" w:ascii="Segoe UI" w:hAnsi="Segoe UI" w:eastAsia="Segoe UI" w:cs="Segoe UI"/>
+                <w:rStyle w:val="Strong"/>
+                <w:rFonts w:ascii="Segoe UI" w:eastAsia="Segoe UI" w:hAnsi="Segoe UI" w:cs="Segoe UI" w:hint="default"/>
                 <w:b/>
                 <w:bCs/>
                 <w:i w:val="0"/>
@@ -4205,7 +4148,7 @@
                 <w:kern w:val="0"/>
                 <w:sz w:val="18"/>
                 <w:szCs w:val="18"/>
-                <w:lang w:val="en-US" w:eastAsia="zh-CN" w:bidi="ar"/>
+                <w:lang w:val="en-US" w:eastAsia="zh-CN"/>
               </w:rPr>
               <w:t>管理评审</w:t>
             </w:r>
@@ -4215,10 +4158,10 @@
           <w:tcPr>
             <w:tcW w:w="7065" w:type="dxa"/>
             <w:tcBorders>
-              <w:top w:val="single" w:color="auto" w:sz="4" w:space="0"/>
-              <w:left w:val="single" w:color="auto" w:sz="4" w:space="0"/>
-              <w:bottom w:val="single" w:color="auto" w:sz="12" w:space="0"/>
-              <w:right w:val="single" w:color="auto" w:sz="12" w:space="0"/>
+              <w:top w:val="single" w:sz="4" w:space="0" w:color="auto"/>
+              <w:left w:val="single" w:sz="4" w:space="0" w:color="auto"/>
+              <w:bottom w:val="single" w:sz="12" w:space="0" w:color="auto"/>
+              <w:right w:val="single" w:sz="12" w:space="0" w:color="auto"/>
             </w:tcBorders>
             <w:shd w:val="clear" w:color="auto" w:fill="auto"/>
             <w:tcMar>
@@ -4237,10 +4180,10 @@
               <w:suppressLineNumbers w:val="0"/>
               <w:snapToGrid w:val="0"/>
               <w:spacing w:line="240" w:lineRule="auto"/>
-              <w:ind w:left="0" w:leftChars="0" w:right="0" w:rightChars="0" w:firstLine="0" w:firstLineChars="0"/>
+              <w:ind w:left="0" w:right="0" w:firstLine="0" w:leftChars="0" w:rightChars="0" w:firstLineChars="0"/>
               <w:jc w:val="left"/>
               <w:rPr>
-                <w:rFonts w:hint="default" w:ascii="Segoe UI" w:hAnsi="Segoe UI" w:eastAsia="Segoe UI" w:cs="Segoe UI"/>
+                <w:rFonts w:ascii="Segoe UI" w:eastAsia="Segoe UI" w:hAnsi="Segoe UI" w:cs="Segoe UI" w:hint="default"/>
                 <w:i w:val="0"/>
                 <w:iCs w:val="0"/>
                 <w:caps w:val="0"/>
@@ -4252,7 +4195,7 @@
             </w:pPr>
             <w:r>
               <w:rPr>
-                <w:rFonts w:hint="default" w:ascii="Segoe UI" w:hAnsi="Segoe UI" w:eastAsia="Segoe UI" w:cs="Segoe UI"/>
+                <w:rFonts w:ascii="Segoe UI" w:eastAsia="Segoe UI" w:hAnsi="Segoe UI" w:cs="Segoe UI" w:hint="default"/>
                 <w:i w:val="0"/>
                 <w:iCs w:val="0"/>
                 <w:caps w:val="0"/>
@@ -4262,7 +4205,7 @@
                 <w:kern w:val="0"/>
                 <w:sz w:val="18"/>
                 <w:szCs w:val="18"/>
-                <w:lang w:val="en-US" w:eastAsia="zh-CN" w:bidi="ar"/>
+                <w:lang w:val="en-US" w:eastAsia="zh-CN"/>
               </w:rPr>
               <w:t>由最高管理者主持的，对管理体系的适宜性、充分性和有效性进行的系统性评价，以确定改进机会和变更需求。</w:t>
             </w:r>
@@ -4272,7 +4215,7 @@
     </w:tbl>
     <w:p>
       <w:pPr>
-        <w:pStyle w:val="28"/>
+        <w:pStyle w:val="1"/>
         <w:bidi w:val="0"/>
         <w:rPr>
           <w:rFonts w:hint="default"/>
@@ -4291,7 +4234,7 @@
     </w:p>
     <w:p>
       <w:pPr>
-        <w:pStyle w:val="30"/>
+        <w:pStyle w:val="2"/>
         <w:bidi w:val="0"/>
         <w:rPr>
           <w:rFonts w:hint="eastAsia"/>
@@ -4310,7 +4253,7 @@
     </w:p>
     <w:p>
       <w:pPr>
-        <w:pStyle w:val="29"/>
+        <w:pStyle w:val="a1"/>
         <w:bidi w:val="0"/>
         <w:rPr>
           <w:rFonts w:hint="default"/>
@@ -4328,19 +4271,18 @@
     </w:p>
     <w:tbl>
       <w:tblPr>
-        <w:tblStyle w:val="20"/>
+        <w:tblStyle w:val="TableNormal"/>
         <w:tblW w:w="8505" w:type="dxa"/>
         <w:jc w:val="center"/>
         <w:tblBorders>
-          <w:top w:val="single" w:color="auto" w:sz="4" w:space="0"/>
-          <w:left w:val="single" w:color="auto" w:sz="4" w:space="0"/>
-          <w:bottom w:val="single" w:color="auto" w:sz="4" w:space="0"/>
-          <w:right w:val="single" w:color="auto" w:sz="4" w:space="0"/>
-          <w:insideH w:val="single" w:color="auto" w:sz="4" w:space="0"/>
-          <w:insideV w:val="single" w:color="auto" w:sz="4" w:space="0"/>
+          <w:top w:val="single" w:sz="4" w:space="0" w:color="auto"/>
+          <w:left w:val="single" w:sz="4" w:space="0" w:color="auto"/>
+          <w:bottom w:val="single" w:sz="4" w:space="0" w:color="auto"/>
+          <w:right w:val="single" w:sz="4" w:space="0" w:color="auto"/>
+          <w:insideH w:val="single" w:sz="4" w:space="0" w:color="auto"/>
+          <w:insideV w:val="single" w:sz="4" w:space="0" w:color="auto"/>
         </w:tblBorders>
         <w:shd w:val="clear" w:color="auto" w:fill="auto"/>
-        <w:tblLayout w:type="autofit"/>
         <w:tblCellMar>
           <w:top w:w="15" w:type="dxa"/>
           <w:left w:w="15" w:type="dxa"/>
@@ -4356,13 +4298,15 @@
       </w:tblGrid>
       <w:tr>
         <w:tblPrEx>
+          <w:tblW w:w="8505" w:type="dxa"/>
+          <w:jc w:val="center"/>
           <w:tblBorders>
-            <w:top w:val="single" w:color="auto" w:sz="4" w:space="0"/>
-            <w:left w:val="single" w:color="auto" w:sz="4" w:space="0"/>
-            <w:bottom w:val="single" w:color="auto" w:sz="4" w:space="0"/>
-            <w:right w:val="single" w:color="auto" w:sz="4" w:space="0"/>
-            <w:insideH w:val="single" w:color="auto" w:sz="4" w:space="0"/>
-            <w:insideV w:val="single" w:color="auto" w:sz="4" w:space="0"/>
+            <w:top w:val="single" w:sz="4" w:space="0" w:color="auto"/>
+            <w:left w:val="single" w:sz="4" w:space="0" w:color="auto"/>
+            <w:bottom w:val="single" w:sz="4" w:space="0" w:color="auto"/>
+            <w:right w:val="single" w:sz="4" w:space="0" w:color="auto"/>
+            <w:insideH w:val="single" w:sz="4" w:space="0" w:color="auto"/>
+            <w:insideV w:val="single" w:sz="4" w:space="0" w:color="auto"/>
           </w:tblBorders>
           <w:shd w:val="clear" w:color="auto" w:fill="auto"/>
           <w:tblCellMar>
@@ -4373,7 +4317,7 @@
           </w:tblCellMar>
         </w:tblPrEx>
         <w:trPr>
-          <w:trHeight w:val="0" w:hRule="atLeast"/>
+          <w:trHeight w:val="0"/>
           <w:tblHeader/>
           <w:jc w:val="center"/>
         </w:trPr>
@@ -4381,10 +4325,10 @@
           <w:tcPr>
             <w:tcW w:w="1087" w:type="dxa"/>
             <w:tcBorders>
-              <w:top w:val="single" w:color="auto" w:sz="12" w:space="0"/>
-              <w:left w:val="single" w:color="auto" w:sz="12" w:space="0"/>
-              <w:bottom w:val="single" w:color="auto" w:sz="4" w:space="0"/>
-              <w:right w:val="single" w:color="auto" w:sz="4" w:space="0"/>
+              <w:top w:val="single" w:sz="12" w:space="0" w:color="auto"/>
+              <w:left w:val="single" w:sz="12" w:space="0" w:color="auto"/>
+              <w:bottom w:val="single" w:sz="4" w:space="0" w:color="auto"/>
+              <w:right w:val="single" w:sz="4" w:space="0" w:color="auto"/>
             </w:tcBorders>
             <w:shd w:val="clear" w:color="auto" w:fill="auto"/>
             <w:tcMar>
@@ -4403,10 +4347,10 @@
               <w:suppressLineNumbers w:val="0"/>
               <w:snapToGrid w:val="0"/>
               <w:spacing w:line="240" w:lineRule="auto"/>
-              <w:ind w:left="0" w:leftChars="0" w:right="0" w:rightChars="0" w:firstLine="0" w:firstLineChars="0"/>
+              <w:ind w:left="0" w:right="0" w:firstLine="0" w:leftChars="0" w:rightChars="0" w:firstLineChars="0"/>
               <w:jc w:val="center"/>
               <w:rPr>
-                <w:rFonts w:ascii="Segoe UI" w:hAnsi="Segoe UI" w:eastAsia="Segoe UI" w:cs="Segoe UI"/>
+                <w:rFonts w:ascii="Segoe UI" w:eastAsia="Segoe UI" w:hAnsi="Segoe UI" w:cs="Segoe UI"/>
                 <w:b/>
                 <w:i w:val="0"/>
                 <w:iCs w:val="0"/>
@@ -4419,7 +4363,7 @@
             </w:pPr>
             <w:r>
               <w:rPr>
-                <w:rFonts w:hint="default" w:ascii="Segoe UI" w:hAnsi="Segoe UI" w:eastAsia="Segoe UI" w:cs="Segoe UI"/>
+                <w:rFonts w:ascii="Segoe UI" w:eastAsia="Segoe UI" w:hAnsi="Segoe UI" w:cs="Segoe UI" w:hint="default"/>
                 <w:b/>
                 <w:i w:val="0"/>
                 <w:iCs w:val="0"/>
@@ -4430,7 +4374,7 @@
                 <w:kern w:val="0"/>
                 <w:sz w:val="18"/>
                 <w:szCs w:val="18"/>
-                <w:lang w:val="en-US" w:eastAsia="zh-CN" w:bidi="ar"/>
+                <w:lang w:val="en-US" w:eastAsia="zh-CN"/>
               </w:rPr>
               <w:t>指标类别</w:t>
             </w:r>
@@ -4440,10 +4384,10 @@
           <w:tcPr>
             <w:tcW w:w="1736" w:type="dxa"/>
             <w:tcBorders>
-              <w:top w:val="single" w:color="auto" w:sz="12" w:space="0"/>
-              <w:left w:val="single" w:color="auto" w:sz="4" w:space="0"/>
-              <w:bottom w:val="single" w:color="auto" w:sz="4" w:space="0"/>
-              <w:right w:val="single" w:color="auto" w:sz="4" w:space="0"/>
+              <w:top w:val="single" w:sz="12" w:space="0" w:color="auto"/>
+              <w:left w:val="single" w:sz="4" w:space="0" w:color="auto"/>
+              <w:bottom w:val="single" w:sz="4" w:space="0" w:color="auto"/>
+              <w:right w:val="single" w:sz="4" w:space="0" w:color="auto"/>
             </w:tcBorders>
             <w:shd w:val="clear" w:color="auto" w:fill="auto"/>
             <w:tcMar>
@@ -4462,10 +4406,10 @@
               <w:suppressLineNumbers w:val="0"/>
               <w:snapToGrid w:val="0"/>
               <w:spacing w:line="240" w:lineRule="auto"/>
-              <w:ind w:left="0" w:leftChars="0" w:right="0" w:rightChars="0" w:firstLine="0" w:firstLineChars="0"/>
+              <w:ind w:left="0" w:right="0" w:firstLine="0" w:leftChars="0" w:rightChars="0" w:firstLineChars="0"/>
               <w:jc w:val="center"/>
               <w:rPr>
-                <w:rFonts w:hint="default" w:ascii="Segoe UI" w:hAnsi="Segoe UI" w:eastAsia="Segoe UI" w:cs="Segoe UI"/>
+                <w:rFonts w:ascii="Segoe UI" w:eastAsia="Segoe UI" w:hAnsi="Segoe UI" w:cs="Segoe UI" w:hint="default"/>
                 <w:b/>
                 <w:i w:val="0"/>
                 <w:iCs w:val="0"/>
@@ -4478,7 +4422,7 @@
             </w:pPr>
             <w:r>
               <w:rPr>
-                <w:rFonts w:hint="default" w:ascii="Segoe UI" w:hAnsi="Segoe UI" w:eastAsia="Segoe UI" w:cs="Segoe UI"/>
+                <w:rFonts w:ascii="Segoe UI" w:eastAsia="Segoe UI" w:hAnsi="Segoe UI" w:cs="Segoe UI" w:hint="default"/>
                 <w:b/>
                 <w:i w:val="0"/>
                 <w:iCs w:val="0"/>
@@ -4489,7 +4433,7 @@
                 <w:kern w:val="0"/>
                 <w:sz w:val="18"/>
                 <w:szCs w:val="18"/>
-                <w:lang w:val="en-US" w:eastAsia="zh-CN" w:bidi="ar"/>
+                <w:lang w:val="en-US" w:eastAsia="zh-CN"/>
               </w:rPr>
               <w:t>关键指标名称</w:t>
             </w:r>
@@ -4499,10 +4443,10 @@
           <w:tcPr>
             <w:tcW w:w="3109" w:type="dxa"/>
             <w:tcBorders>
-              <w:top w:val="single" w:color="auto" w:sz="12" w:space="0"/>
-              <w:left w:val="single" w:color="auto" w:sz="4" w:space="0"/>
-              <w:bottom w:val="single" w:color="auto" w:sz="4" w:space="0"/>
-              <w:right w:val="single" w:color="auto" w:sz="4" w:space="0"/>
+              <w:top w:val="single" w:sz="12" w:space="0" w:color="auto"/>
+              <w:left w:val="single" w:sz="4" w:space="0" w:color="auto"/>
+              <w:bottom w:val="single" w:sz="4" w:space="0" w:color="auto"/>
+              <w:right w:val="single" w:sz="4" w:space="0" w:color="auto"/>
             </w:tcBorders>
             <w:shd w:val="clear" w:color="auto" w:fill="auto"/>
             <w:tcMar>
@@ -4521,10 +4465,10 @@
               <w:suppressLineNumbers w:val="0"/>
               <w:snapToGrid w:val="0"/>
               <w:spacing w:line="240" w:lineRule="auto"/>
-              <w:ind w:left="0" w:leftChars="0" w:right="0" w:rightChars="0" w:firstLine="0" w:firstLineChars="0"/>
+              <w:ind w:left="0" w:right="0" w:firstLine="0" w:leftChars="0" w:rightChars="0" w:firstLineChars="0"/>
               <w:jc w:val="center"/>
               <w:rPr>
-                <w:rFonts w:hint="default" w:ascii="Segoe UI" w:hAnsi="Segoe UI" w:eastAsia="Segoe UI" w:cs="Segoe UI"/>
+                <w:rFonts w:ascii="Segoe UI" w:eastAsia="Segoe UI" w:hAnsi="Segoe UI" w:cs="Segoe UI" w:hint="default"/>
                 <w:b/>
                 <w:i w:val="0"/>
                 <w:iCs w:val="0"/>
@@ -4537,7 +4481,7 @@
             </w:pPr>
             <w:r>
               <w:rPr>
-                <w:rFonts w:hint="default" w:ascii="Segoe UI" w:hAnsi="Segoe UI" w:eastAsia="Segoe UI" w:cs="Segoe UI"/>
+                <w:rFonts w:ascii="Segoe UI" w:eastAsia="Segoe UI" w:hAnsi="Segoe UI" w:cs="Segoe UI" w:hint="default"/>
                 <w:b/>
                 <w:i w:val="0"/>
                 <w:iCs w:val="0"/>
@@ -4548,7 +4492,7 @@
                 <w:kern w:val="0"/>
                 <w:sz w:val="18"/>
                 <w:szCs w:val="18"/>
-                <w:lang w:val="en-US" w:eastAsia="zh-CN" w:bidi="ar"/>
+                <w:lang w:val="en-US" w:eastAsia="zh-CN"/>
               </w:rPr>
               <w:t>目标值</w:t>
             </w:r>
@@ -4558,10 +4502,10 @@
           <w:tcPr>
             <w:tcW w:w="2573" w:type="dxa"/>
             <w:tcBorders>
-              <w:top w:val="single" w:color="auto" w:sz="12" w:space="0"/>
-              <w:left w:val="single" w:color="auto" w:sz="4" w:space="0"/>
-              <w:bottom w:val="single" w:color="auto" w:sz="4" w:space="0"/>
-              <w:right w:val="single" w:color="auto" w:sz="12" w:space="0"/>
+              <w:top w:val="single" w:sz="12" w:space="0" w:color="auto"/>
+              <w:left w:val="single" w:sz="4" w:space="0" w:color="auto"/>
+              <w:bottom w:val="single" w:sz="4" w:space="0" w:color="auto"/>
+              <w:right w:val="single" w:sz="12" w:space="0" w:color="auto"/>
             </w:tcBorders>
             <w:shd w:val="clear" w:color="auto" w:fill="auto"/>
             <w:tcMar>
@@ -4580,10 +4524,10 @@
               <w:suppressLineNumbers w:val="0"/>
               <w:snapToGrid w:val="0"/>
               <w:spacing w:line="240" w:lineRule="auto"/>
-              <w:ind w:left="0" w:leftChars="0" w:right="0" w:rightChars="0" w:firstLine="0" w:firstLineChars="0"/>
+              <w:ind w:left="0" w:right="0" w:firstLine="0" w:leftChars="0" w:rightChars="0" w:firstLineChars="0"/>
               <w:jc w:val="center"/>
               <w:rPr>
-                <w:rFonts w:hint="default" w:ascii="Segoe UI" w:hAnsi="Segoe UI" w:eastAsia="Segoe UI" w:cs="Segoe UI"/>
+                <w:rFonts w:ascii="Segoe UI" w:eastAsia="Segoe UI" w:hAnsi="Segoe UI" w:cs="Segoe UI" w:hint="default"/>
                 <w:b/>
                 <w:i w:val="0"/>
                 <w:iCs w:val="0"/>
@@ -4596,7 +4540,7 @@
             </w:pPr>
             <w:r>
               <w:rPr>
-                <w:rFonts w:hint="default" w:ascii="Segoe UI" w:hAnsi="Segoe UI" w:eastAsia="Segoe UI" w:cs="Segoe UI"/>
+                <w:rFonts w:ascii="Segoe UI" w:eastAsia="Segoe UI" w:hAnsi="Segoe UI" w:cs="Segoe UI" w:hint="default"/>
                 <w:b/>
                 <w:i w:val="0"/>
                 <w:iCs w:val="0"/>
@@ -4607,7 +4551,7 @@
                 <w:kern w:val="0"/>
                 <w:sz w:val="18"/>
                 <w:szCs w:val="18"/>
-                <w:lang w:val="en-US" w:eastAsia="zh-CN" w:bidi="ar"/>
+                <w:lang w:val="en-US" w:eastAsia="zh-CN"/>
               </w:rPr>
               <w:t>质量保证关注重点</w:t>
             </w:r>
@@ -4616,14 +4560,8 @@
       </w:tr>
       <w:tr>
         <w:tblPrEx>
-          <w:tblBorders>
-            <w:top w:val="single" w:color="auto" w:sz="4" w:space="0"/>
-            <w:left w:val="single" w:color="auto" w:sz="4" w:space="0"/>
-            <w:bottom w:val="single" w:color="auto" w:sz="4" w:space="0"/>
-            <w:right w:val="single" w:color="auto" w:sz="4" w:space="0"/>
-            <w:insideH w:val="single" w:color="auto" w:sz="4" w:space="0"/>
-            <w:insideV w:val="single" w:color="auto" w:sz="4" w:space="0"/>
-          </w:tblBorders>
+          <w:tblW w:w="8505" w:type="dxa"/>
+          <w:jc w:val="center"/>
           <w:shd w:val="clear" w:color="auto" w:fill="auto"/>
           <w:tblCellMar>
             <w:top w:w="15" w:type="dxa"/>
@@ -4633,7 +4571,7 @@
           </w:tblCellMar>
         </w:tblPrEx>
         <w:trPr>
-          <w:trHeight w:val="0" w:hRule="atLeast"/>
+          <w:trHeight w:val="0"/>
           <w:jc w:val="center"/>
         </w:trPr>
         <w:tc>
@@ -4641,10 +4579,10 @@
             <w:tcW w:w="1087" w:type="dxa"/>
             <w:vMerge w:val="restart"/>
             <w:tcBorders>
-              <w:top w:val="single" w:color="auto" w:sz="4" w:space="0"/>
-              <w:left w:val="single" w:color="auto" w:sz="12" w:space="0"/>
-              <w:bottom w:val="single" w:color="auto" w:sz="4" w:space="0"/>
-              <w:right w:val="single" w:color="auto" w:sz="4" w:space="0"/>
+              <w:top w:val="single" w:sz="4" w:space="0" w:color="auto"/>
+              <w:left w:val="single" w:sz="12" w:space="0" w:color="auto"/>
+              <w:bottom w:val="single" w:sz="4" w:space="0" w:color="auto"/>
+              <w:right w:val="single" w:sz="4" w:space="0" w:color="auto"/>
             </w:tcBorders>
             <w:shd w:val="clear" w:color="auto" w:fill="auto"/>
             <w:tcMar>
@@ -4663,10 +4601,10 @@
               <w:suppressLineNumbers w:val="0"/>
               <w:snapToGrid w:val="0"/>
               <w:spacing w:line="240" w:lineRule="auto"/>
-              <w:ind w:left="0" w:leftChars="0" w:right="0" w:rightChars="0" w:firstLine="0" w:firstLineChars="0"/>
+              <w:ind w:left="0" w:right="0" w:firstLine="0" w:leftChars="0" w:rightChars="0" w:firstLineChars="0"/>
               <w:jc w:val="center"/>
               <w:rPr>
-                <w:rFonts w:hint="default" w:ascii="Segoe UI" w:hAnsi="Segoe UI" w:eastAsia="Segoe UI" w:cs="Segoe UI"/>
+                <w:rFonts w:ascii="Segoe UI" w:eastAsia="Segoe UI" w:hAnsi="Segoe UI" w:cs="Segoe UI" w:hint="default"/>
                 <w:i w:val="0"/>
                 <w:iCs w:val="0"/>
                 <w:caps w:val="0"/>
@@ -4678,8 +4616,8 @@
             </w:pPr>
             <w:r>
               <w:rPr>
-                <w:rStyle w:val="23"/>
-                <w:rFonts w:hint="default" w:ascii="Segoe UI" w:hAnsi="Segoe UI" w:eastAsia="Segoe UI" w:cs="Segoe UI"/>
+                <w:rStyle w:val="Strong"/>
+                <w:rFonts w:ascii="Segoe UI" w:eastAsia="Segoe UI" w:hAnsi="Segoe UI" w:cs="Segoe UI" w:hint="default"/>
                 <w:b/>
                 <w:bCs/>
                 <w:i w:val="0"/>
@@ -4691,7 +4629,7 @@
                 <w:kern w:val="0"/>
                 <w:sz w:val="18"/>
                 <w:szCs w:val="18"/>
-                <w:lang w:val="en-US" w:eastAsia="zh-CN" w:bidi="ar"/>
+                <w:lang w:val="en-US" w:eastAsia="zh-CN"/>
               </w:rPr>
               <w:t>质量</w:t>
             </w:r>
@@ -4701,10 +4639,10 @@
           <w:tcPr>
             <w:tcW w:w="1736" w:type="dxa"/>
             <w:tcBorders>
-              <w:top w:val="single" w:color="auto" w:sz="4" w:space="0"/>
-              <w:left w:val="single" w:color="auto" w:sz="4" w:space="0"/>
-              <w:bottom w:val="single" w:color="auto" w:sz="4" w:space="0"/>
-              <w:right w:val="single" w:color="auto" w:sz="4" w:space="0"/>
+              <w:top w:val="single" w:sz="4" w:space="0" w:color="auto"/>
+              <w:left w:val="single" w:sz="4" w:space="0" w:color="auto"/>
+              <w:bottom w:val="single" w:sz="4" w:space="0" w:color="auto"/>
+              <w:right w:val="single" w:sz="4" w:space="0" w:color="auto"/>
             </w:tcBorders>
             <w:shd w:val="clear" w:color="auto" w:fill="auto"/>
             <w:tcMar>
@@ -4723,10 +4661,10 @@
               <w:suppressLineNumbers w:val="0"/>
               <w:snapToGrid w:val="0"/>
               <w:spacing w:line="240" w:lineRule="auto"/>
-              <w:ind w:left="0" w:leftChars="0" w:right="0" w:rightChars="0" w:firstLine="0" w:firstLineChars="0"/>
+              <w:ind w:left="0" w:right="0" w:firstLine="0" w:leftChars="0" w:rightChars="0" w:firstLineChars="0"/>
               <w:jc w:val="left"/>
               <w:rPr>
-                <w:rFonts w:hint="default" w:ascii="Segoe UI" w:hAnsi="Segoe UI" w:eastAsia="Segoe UI" w:cs="Segoe UI"/>
+                <w:rFonts w:ascii="Segoe UI" w:eastAsia="Segoe UI" w:hAnsi="Segoe UI" w:cs="Segoe UI" w:hint="default"/>
                 <w:i w:val="0"/>
                 <w:iCs w:val="0"/>
                 <w:caps w:val="0"/>
@@ -4738,7 +4676,7 @@
             </w:pPr>
             <w:r>
               <w:rPr>
-                <w:rFonts w:hint="default" w:ascii="Segoe UI" w:hAnsi="Segoe UI" w:eastAsia="Segoe UI" w:cs="Segoe UI"/>
+                <w:rFonts w:ascii="Segoe UI" w:eastAsia="Segoe UI" w:hAnsi="Segoe UI" w:cs="Segoe UI" w:hint="default"/>
                 <w:i w:val="0"/>
                 <w:iCs w:val="0"/>
                 <w:caps w:val="0"/>
@@ -4748,7 +4686,7 @@
                 <w:kern w:val="0"/>
                 <w:sz w:val="18"/>
                 <w:szCs w:val="18"/>
-                <w:lang w:val="en-US" w:eastAsia="zh-CN" w:bidi="ar"/>
+                <w:lang w:val="en-US" w:eastAsia="zh-CN"/>
               </w:rPr>
               <w:t>客户满意度</w:t>
             </w:r>
@@ -4758,10 +4696,10 @@
           <w:tcPr>
             <w:tcW w:w="3109" w:type="dxa"/>
             <w:tcBorders>
-              <w:top w:val="single" w:color="auto" w:sz="4" w:space="0"/>
-              <w:left w:val="single" w:color="auto" w:sz="4" w:space="0"/>
-              <w:bottom w:val="single" w:color="auto" w:sz="4" w:space="0"/>
-              <w:right w:val="single" w:color="auto" w:sz="4" w:space="0"/>
+              <w:top w:val="single" w:sz="4" w:space="0" w:color="auto"/>
+              <w:left w:val="single" w:sz="4" w:space="0" w:color="auto"/>
+              <w:bottom w:val="single" w:sz="4" w:space="0" w:color="auto"/>
+              <w:right w:val="single" w:sz="4" w:space="0" w:color="auto"/>
             </w:tcBorders>
             <w:shd w:val="clear" w:color="auto" w:fill="auto"/>
             <w:tcMar>
@@ -4780,10 +4718,10 @@
               <w:suppressLineNumbers w:val="0"/>
               <w:snapToGrid w:val="0"/>
               <w:spacing w:line="240" w:lineRule="auto"/>
-              <w:ind w:left="0" w:leftChars="0" w:right="0" w:rightChars="0" w:firstLine="0" w:firstLineChars="0"/>
+              <w:ind w:left="0" w:right="0" w:firstLine="0" w:leftChars="0" w:rightChars="0" w:firstLineChars="0"/>
               <w:jc w:val="center"/>
               <w:rPr>
-                <w:rFonts w:hint="default" w:ascii="Segoe UI" w:hAnsi="Segoe UI" w:eastAsia="Segoe UI" w:cs="Segoe UI"/>
+                <w:rFonts w:ascii="Segoe UI" w:eastAsia="Segoe UI" w:hAnsi="Segoe UI" w:cs="Segoe UI" w:hint="default"/>
                 <w:i w:val="0"/>
                 <w:iCs w:val="0"/>
                 <w:caps w:val="0"/>
@@ -4795,7 +4733,7 @@
             </w:pPr>
             <w:r>
               <w:rPr>
-                <w:rFonts w:hint="default" w:ascii="Segoe UI" w:hAnsi="Segoe UI" w:eastAsia="Segoe UI" w:cs="Segoe UI"/>
+                <w:rFonts w:ascii="Segoe UI" w:eastAsia="Segoe UI" w:hAnsi="Segoe UI" w:cs="Segoe UI" w:hint="default"/>
                 <w:i w:val="0"/>
                 <w:iCs w:val="0"/>
                 <w:caps w:val="0"/>
@@ -4805,7 +4743,7 @@
                 <w:kern w:val="0"/>
                 <w:sz w:val="18"/>
                 <w:szCs w:val="18"/>
-                <w:lang w:val="en-US" w:eastAsia="zh-CN" w:bidi="ar"/>
+                <w:lang w:val="en-US" w:eastAsia="zh-CN"/>
               </w:rPr>
               <w:t>≥90%</w:t>
             </w:r>
@@ -4815,10 +4753,10 @@
           <w:tcPr>
             <w:tcW w:w="2573" w:type="dxa"/>
             <w:tcBorders>
-              <w:top w:val="single" w:color="auto" w:sz="4" w:space="0"/>
-              <w:left w:val="single" w:color="auto" w:sz="4" w:space="0"/>
-              <w:bottom w:val="single" w:color="auto" w:sz="4" w:space="0"/>
-              <w:right w:val="single" w:color="auto" w:sz="12" w:space="0"/>
+              <w:top w:val="single" w:sz="4" w:space="0" w:color="auto"/>
+              <w:left w:val="single" w:sz="4" w:space="0" w:color="auto"/>
+              <w:bottom w:val="single" w:sz="4" w:space="0" w:color="auto"/>
+              <w:right w:val="single" w:sz="12" w:space="0" w:color="auto"/>
             </w:tcBorders>
             <w:shd w:val="clear" w:color="auto" w:fill="auto"/>
             <w:tcMar>
@@ -4837,10 +4775,10 @@
               <w:suppressLineNumbers w:val="0"/>
               <w:snapToGrid w:val="0"/>
               <w:spacing w:line="240" w:lineRule="auto"/>
-              <w:ind w:left="0" w:leftChars="0" w:right="0" w:rightChars="0" w:firstLine="0" w:firstLineChars="0"/>
+              <w:ind w:left="0" w:right="0" w:firstLine="0" w:leftChars="0" w:rightChars="0" w:firstLineChars="0"/>
               <w:jc w:val="left"/>
               <w:rPr>
-                <w:rFonts w:hint="default" w:ascii="Segoe UI" w:hAnsi="Segoe UI" w:eastAsia="Segoe UI" w:cs="Segoe UI"/>
+                <w:rFonts w:ascii="Segoe UI" w:eastAsia="Segoe UI" w:hAnsi="Segoe UI" w:cs="Segoe UI" w:hint="default"/>
                 <w:i w:val="0"/>
                 <w:iCs w:val="0"/>
                 <w:caps w:val="0"/>
@@ -4852,7 +4790,7 @@
             </w:pPr>
             <w:r>
               <w:rPr>
-                <w:rFonts w:hint="default" w:ascii="Segoe UI" w:hAnsi="Segoe UI" w:eastAsia="Segoe UI" w:cs="Segoe UI"/>
+                <w:rFonts w:ascii="Segoe UI" w:eastAsia="Segoe UI" w:hAnsi="Segoe UI" w:cs="Segoe UI" w:hint="default"/>
                 <w:i w:val="0"/>
                 <w:iCs w:val="0"/>
                 <w:caps w:val="0"/>
@@ -4862,7 +4800,7 @@
                 <w:kern w:val="0"/>
                 <w:sz w:val="18"/>
                 <w:szCs w:val="18"/>
-                <w:lang w:val="en-US" w:eastAsia="zh-CN" w:bidi="ar"/>
+                <w:lang w:val="en-US" w:eastAsia="zh-CN"/>
               </w:rPr>
               <w:t>提升体验，分析不满意项</w:t>
             </w:r>
@@ -4871,14 +4809,8 @@
       </w:tr>
       <w:tr>
         <w:tblPrEx>
-          <w:tblBorders>
-            <w:top w:val="single" w:color="auto" w:sz="4" w:space="0"/>
-            <w:left w:val="single" w:color="auto" w:sz="4" w:space="0"/>
-            <w:bottom w:val="single" w:color="auto" w:sz="4" w:space="0"/>
-            <w:right w:val="single" w:color="auto" w:sz="4" w:space="0"/>
-            <w:insideH w:val="single" w:color="auto" w:sz="4" w:space="0"/>
-            <w:insideV w:val="single" w:color="auto" w:sz="4" w:space="0"/>
-          </w:tblBorders>
+          <w:tblW w:w="8505" w:type="dxa"/>
+          <w:jc w:val="center"/>
           <w:shd w:val="clear" w:color="auto" w:fill="auto"/>
           <w:tblCellMar>
             <w:top w:w="15" w:type="dxa"/>
@@ -4888,18 +4820,18 @@
           </w:tblCellMar>
         </w:tblPrEx>
         <w:trPr>
-          <w:trHeight w:val="0" w:hRule="atLeast"/>
+          <w:trHeight w:val="0"/>
           <w:jc w:val="center"/>
         </w:trPr>
         <w:tc>
           <w:tcPr>
             <w:tcW w:w="1087" w:type="dxa"/>
-            <w:vMerge w:val="continue"/>
+            <w:vMerge/>
             <w:tcBorders>
-              <w:top w:val="single" w:color="auto" w:sz="4" w:space="0"/>
-              <w:left w:val="single" w:color="auto" w:sz="12" w:space="0"/>
-              <w:bottom w:val="single" w:color="auto" w:sz="4" w:space="0"/>
-              <w:right w:val="single" w:color="auto" w:sz="4" w:space="0"/>
+              <w:top w:val="single" w:sz="4" w:space="0" w:color="auto"/>
+              <w:left w:val="single" w:sz="12" w:space="0" w:color="auto"/>
+              <w:bottom w:val="single" w:sz="4" w:space="0" w:color="auto"/>
+              <w:right w:val="single" w:sz="4" w:space="0" w:color="auto"/>
             </w:tcBorders>
             <w:shd w:val="clear" w:color="auto" w:fill="auto"/>
             <w:tcMar>
@@ -4913,10 +4845,10 @@
           <w:p>
             <w:pPr>
               <w:snapToGrid w:val="0"/>
-              <w:ind w:left="0" w:leftChars="0" w:right="0" w:rightChars="0" w:firstLine="0" w:firstLineChars="0"/>
+              <w:ind w:left="0" w:right="0" w:firstLine="0" w:leftChars="0" w:rightChars="0" w:firstLineChars="0"/>
               <w:jc w:val="center"/>
               <w:rPr>
-                <w:rFonts w:hint="default" w:ascii="Segoe UI" w:hAnsi="Segoe UI" w:eastAsia="Segoe UI" w:cs="Segoe UI"/>
+                <w:rFonts w:ascii="Segoe UI" w:eastAsia="Segoe UI" w:hAnsi="Segoe UI" w:cs="Segoe UI" w:hint="default"/>
                 <w:i w:val="0"/>
                 <w:iCs w:val="0"/>
                 <w:caps w:val="0"/>
@@ -4932,10 +4864,10 @@
           <w:tcPr>
             <w:tcW w:w="1736" w:type="dxa"/>
             <w:tcBorders>
-              <w:top w:val="single" w:color="auto" w:sz="4" w:space="0"/>
-              <w:left w:val="single" w:color="auto" w:sz="4" w:space="0"/>
-              <w:bottom w:val="single" w:color="auto" w:sz="4" w:space="0"/>
-              <w:right w:val="single" w:color="auto" w:sz="4" w:space="0"/>
+              <w:top w:val="single" w:sz="4" w:space="0" w:color="auto"/>
+              <w:left w:val="single" w:sz="4" w:space="0" w:color="auto"/>
+              <w:bottom w:val="single" w:sz="4" w:space="0" w:color="auto"/>
+              <w:right w:val="single" w:sz="4" w:space="0" w:color="auto"/>
             </w:tcBorders>
             <w:shd w:val="clear" w:color="auto" w:fill="auto"/>
             <w:tcMar>
@@ -4954,10 +4886,10 @@
               <w:suppressLineNumbers w:val="0"/>
               <w:snapToGrid w:val="0"/>
               <w:spacing w:line="240" w:lineRule="auto"/>
-              <w:ind w:left="0" w:leftChars="0" w:right="0" w:rightChars="0" w:firstLine="0" w:firstLineChars="0"/>
+              <w:ind w:left="0" w:right="0" w:firstLine="0" w:leftChars="0" w:rightChars="0" w:firstLineChars="0"/>
               <w:jc w:val="left"/>
               <w:rPr>
-                <w:rFonts w:hint="default" w:ascii="Segoe UI" w:hAnsi="Segoe UI" w:eastAsia="Segoe UI" w:cs="Segoe UI"/>
+                <w:rFonts w:ascii="Segoe UI" w:eastAsia="Segoe UI" w:hAnsi="Segoe UI" w:cs="Segoe UI" w:hint="default"/>
                 <w:i w:val="0"/>
                 <w:iCs w:val="0"/>
                 <w:caps w:val="0"/>
@@ -4969,7 +4901,7 @@
             </w:pPr>
             <w:r>
               <w:rPr>
-                <w:rFonts w:hint="default" w:ascii="Segoe UI" w:hAnsi="Segoe UI" w:eastAsia="Segoe UI" w:cs="Segoe UI"/>
+                <w:rFonts w:ascii="Segoe UI" w:eastAsia="Segoe UI" w:hAnsi="Segoe UI" w:cs="Segoe UI" w:hint="default"/>
                 <w:i w:val="0"/>
                 <w:iCs w:val="0"/>
                 <w:caps w:val="0"/>
@@ -4979,7 +4911,7 @@
                 <w:kern w:val="0"/>
                 <w:sz w:val="18"/>
                 <w:szCs w:val="18"/>
-                <w:lang w:val="en-US" w:eastAsia="zh-CN" w:bidi="ar"/>
+                <w:lang w:val="en-US" w:eastAsia="zh-CN"/>
               </w:rPr>
               <w:t>客户投诉次数</w:t>
             </w:r>
@@ -4989,10 +4921,10 @@
           <w:tcPr>
             <w:tcW w:w="3109" w:type="dxa"/>
             <w:tcBorders>
-              <w:top w:val="single" w:color="auto" w:sz="4" w:space="0"/>
-              <w:left w:val="single" w:color="auto" w:sz="4" w:space="0"/>
-              <w:bottom w:val="single" w:color="auto" w:sz="4" w:space="0"/>
-              <w:right w:val="single" w:color="auto" w:sz="4" w:space="0"/>
+              <w:top w:val="single" w:sz="4" w:space="0" w:color="auto"/>
+              <w:left w:val="single" w:sz="4" w:space="0" w:color="auto"/>
+              <w:bottom w:val="single" w:sz="4" w:space="0" w:color="auto"/>
+              <w:right w:val="single" w:sz="4" w:space="0" w:color="auto"/>
             </w:tcBorders>
             <w:shd w:val="clear" w:color="auto" w:fill="auto"/>
             <w:tcMar>
@@ -5011,10 +4943,10 @@
               <w:suppressLineNumbers w:val="0"/>
               <w:snapToGrid w:val="0"/>
               <w:spacing w:line="240" w:lineRule="auto"/>
-              <w:ind w:left="0" w:leftChars="0" w:right="0" w:rightChars="0" w:firstLine="0" w:firstLineChars="0"/>
+              <w:ind w:left="0" w:right="0" w:firstLine="0" w:leftChars="0" w:rightChars="0" w:firstLineChars="0"/>
               <w:jc w:val="center"/>
               <w:rPr>
-                <w:rFonts w:hint="default" w:ascii="Segoe UI" w:hAnsi="Segoe UI" w:eastAsia="Segoe UI" w:cs="Segoe UI"/>
+                <w:rFonts w:ascii="Segoe UI" w:eastAsia="Segoe UI" w:hAnsi="Segoe UI" w:cs="Segoe UI" w:hint="default"/>
                 <w:i w:val="0"/>
                 <w:iCs w:val="0"/>
                 <w:caps w:val="0"/>
@@ -5026,7 +4958,7 @@
             </w:pPr>
             <w:r>
               <w:rPr>
-                <w:rFonts w:hint="default" w:ascii="Segoe UI" w:hAnsi="Segoe UI" w:eastAsia="Segoe UI" w:cs="Segoe UI"/>
+                <w:rFonts w:ascii="Segoe UI" w:eastAsia="Segoe UI" w:hAnsi="Segoe UI" w:cs="Segoe UI" w:hint="default"/>
                 <w:i w:val="0"/>
                 <w:iCs w:val="0"/>
                 <w:caps w:val="0"/>
@@ -5036,7 +4968,7 @@
                 <w:kern w:val="0"/>
                 <w:sz w:val="18"/>
                 <w:szCs w:val="18"/>
-                <w:lang w:val="en-US" w:eastAsia="zh-CN" w:bidi="ar"/>
+                <w:lang w:val="en-US" w:eastAsia="zh-CN"/>
               </w:rPr>
               <w:t>≤2次/年</w:t>
             </w:r>
@@ -5046,10 +4978,10 @@
           <w:tcPr>
             <w:tcW w:w="2573" w:type="dxa"/>
             <w:tcBorders>
-              <w:top w:val="single" w:color="auto" w:sz="4" w:space="0"/>
-              <w:left w:val="single" w:color="auto" w:sz="4" w:space="0"/>
-              <w:bottom w:val="single" w:color="auto" w:sz="4" w:space="0"/>
-              <w:right w:val="single" w:color="auto" w:sz="12" w:space="0"/>
+              <w:top w:val="single" w:sz="4" w:space="0" w:color="auto"/>
+              <w:left w:val="single" w:sz="4" w:space="0" w:color="auto"/>
+              <w:bottom w:val="single" w:sz="4" w:space="0" w:color="auto"/>
+              <w:right w:val="single" w:sz="12" w:space="0" w:color="auto"/>
             </w:tcBorders>
             <w:shd w:val="clear" w:color="auto" w:fill="auto"/>
             <w:tcMar>
@@ -5068,10 +5000,10 @@
               <w:suppressLineNumbers w:val="0"/>
               <w:snapToGrid w:val="0"/>
               <w:spacing w:line="240" w:lineRule="auto"/>
-              <w:ind w:left="0" w:leftChars="0" w:right="0" w:rightChars="0" w:firstLine="0" w:firstLineChars="0"/>
+              <w:ind w:left="0" w:right="0" w:firstLine="0" w:leftChars="0" w:rightChars="0" w:firstLineChars="0"/>
               <w:jc w:val="left"/>
               <w:rPr>
-                <w:rFonts w:hint="default" w:ascii="Segoe UI" w:hAnsi="Segoe UI" w:eastAsia="Segoe UI" w:cs="Segoe UI"/>
+                <w:rFonts w:ascii="Segoe UI" w:eastAsia="Segoe UI" w:hAnsi="Segoe UI" w:cs="Segoe UI" w:hint="default"/>
                 <w:i w:val="0"/>
                 <w:iCs w:val="0"/>
                 <w:caps w:val="0"/>
@@ -5083,7 +5015,7 @@
             </w:pPr>
             <w:r>
               <w:rPr>
-                <w:rFonts w:hint="default" w:ascii="Segoe UI" w:hAnsi="Segoe UI" w:eastAsia="Segoe UI" w:cs="Segoe UI"/>
+                <w:rFonts w:ascii="Segoe UI" w:eastAsia="Segoe UI" w:hAnsi="Segoe UI" w:cs="Segoe UI" w:hint="default"/>
                 <w:i w:val="0"/>
                 <w:iCs w:val="0"/>
                 <w:caps w:val="0"/>
@@ -5093,7 +5025,7 @@
                 <w:kern w:val="0"/>
                 <w:sz w:val="18"/>
                 <w:szCs w:val="18"/>
-                <w:lang w:val="en-US" w:eastAsia="zh-CN" w:bidi="ar"/>
+                <w:lang w:val="en-US" w:eastAsia="zh-CN"/>
               </w:rPr>
               <w:t>预防与快速处理</w:t>
             </w:r>
@@ -5102,14 +5034,9 @@
       </w:tr>
       <w:tr>
         <w:tblPrEx>
-          <w:tblBorders>
-            <w:top w:val="single" w:color="auto" w:sz="4" w:space="0"/>
-            <w:left w:val="single" w:color="auto" w:sz="4" w:space="0"/>
-            <w:bottom w:val="single" w:color="auto" w:sz="4" w:space="0"/>
-            <w:right w:val="single" w:color="auto" w:sz="4" w:space="0"/>
-            <w:insideH w:val="single" w:color="auto" w:sz="4" w:space="0"/>
-            <w:insideV w:val="single" w:color="auto" w:sz="4" w:space="0"/>
-          </w:tblBorders>
+          <w:tblW w:w="8505" w:type="dxa"/>
+          <w:jc w:val="center"/>
+          <w:shd w:val="clear" w:color="auto" w:fill="auto"/>
           <w:tblCellMar>
             <w:top w:w="15" w:type="dxa"/>
             <w:left w:w="15" w:type="dxa"/>
@@ -5118,18 +5045,18 @@
           </w:tblCellMar>
         </w:tblPrEx>
         <w:trPr>
-          <w:trHeight w:val="0" w:hRule="atLeast"/>
+          <w:trHeight w:val="0"/>
           <w:jc w:val="center"/>
         </w:trPr>
         <w:tc>
           <w:tcPr>
             <w:tcW w:w="1087" w:type="dxa"/>
-            <w:vMerge w:val="continue"/>
+            <w:vMerge/>
             <w:tcBorders>
-              <w:top w:val="single" w:color="auto" w:sz="4" w:space="0"/>
-              <w:left w:val="single" w:color="auto" w:sz="12" w:space="0"/>
-              <w:bottom w:val="single" w:color="auto" w:sz="4" w:space="0"/>
-              <w:right w:val="single" w:color="auto" w:sz="4" w:space="0"/>
+              <w:top w:val="single" w:sz="4" w:space="0" w:color="auto"/>
+              <w:left w:val="single" w:sz="12" w:space="0" w:color="auto"/>
+              <w:bottom w:val="single" w:sz="4" w:space="0" w:color="auto"/>
+              <w:right w:val="single" w:sz="4" w:space="0" w:color="auto"/>
             </w:tcBorders>
             <w:shd w:val="clear" w:color="auto" w:fill="auto"/>
             <w:tcMar>
@@ -5143,10 +5070,10 @@
           <w:p>
             <w:pPr>
               <w:snapToGrid w:val="0"/>
-              <w:ind w:left="0" w:leftChars="0" w:right="0" w:rightChars="0" w:firstLine="0" w:firstLineChars="0"/>
+              <w:ind w:left="0" w:right="0" w:firstLine="0" w:leftChars="0" w:rightChars="0" w:firstLineChars="0"/>
               <w:jc w:val="center"/>
               <w:rPr>
-                <w:rFonts w:hint="default" w:ascii="Segoe UI" w:hAnsi="Segoe UI" w:eastAsia="Segoe UI" w:cs="Segoe UI"/>
+                <w:rFonts w:ascii="Segoe UI" w:eastAsia="Segoe UI" w:hAnsi="Segoe UI" w:cs="Segoe UI" w:hint="default"/>
                 <w:i w:val="0"/>
                 <w:iCs w:val="0"/>
                 <w:caps w:val="0"/>
@@ -5162,10 +5089,10 @@
           <w:tcPr>
             <w:tcW w:w="1736" w:type="dxa"/>
             <w:tcBorders>
-              <w:top w:val="single" w:color="auto" w:sz="4" w:space="0"/>
-              <w:left w:val="single" w:color="auto" w:sz="4" w:space="0"/>
-              <w:bottom w:val="single" w:color="auto" w:sz="4" w:space="0"/>
-              <w:right w:val="single" w:color="auto" w:sz="4" w:space="0"/>
+              <w:top w:val="single" w:sz="4" w:space="0" w:color="auto"/>
+              <w:left w:val="single" w:sz="4" w:space="0" w:color="auto"/>
+              <w:bottom w:val="single" w:sz="4" w:space="0" w:color="auto"/>
+              <w:right w:val="single" w:sz="4" w:space="0" w:color="auto"/>
             </w:tcBorders>
             <w:shd w:val="clear" w:color="auto" w:fill="auto"/>
             <w:tcMar>
@@ -5184,10 +5111,10 @@
               <w:suppressLineNumbers w:val="0"/>
               <w:snapToGrid w:val="0"/>
               <w:spacing w:line="240" w:lineRule="auto"/>
-              <w:ind w:left="0" w:leftChars="0" w:right="0" w:rightChars="0" w:firstLine="0" w:firstLineChars="0"/>
+              <w:ind w:left="0" w:right="0" w:firstLine="0" w:leftChars="0" w:rightChars="0" w:firstLineChars="0"/>
               <w:jc w:val="left"/>
               <w:rPr>
-                <w:rFonts w:hint="default" w:ascii="Segoe UI" w:hAnsi="Segoe UI" w:eastAsia="Segoe UI" w:cs="Segoe UI"/>
+                <w:rFonts w:ascii="Segoe UI" w:eastAsia="Segoe UI" w:hAnsi="Segoe UI" w:cs="Segoe UI" w:hint="default"/>
                 <w:i w:val="0"/>
                 <w:iCs w:val="0"/>
                 <w:caps w:val="0"/>
@@ -5199,7 +5126,7 @@
             </w:pPr>
             <w:r>
               <w:rPr>
-                <w:rFonts w:hint="default" w:ascii="Segoe UI" w:hAnsi="Segoe UI" w:eastAsia="Segoe UI" w:cs="Segoe UI"/>
+                <w:rFonts w:ascii="Segoe UI" w:eastAsia="Segoe UI" w:hAnsi="Segoe UI" w:cs="Segoe UI" w:hint="default"/>
                 <w:i w:val="0"/>
                 <w:iCs w:val="0"/>
                 <w:caps w:val="0"/>
@@ -5209,7 +5136,7 @@
                 <w:kern w:val="0"/>
                 <w:sz w:val="18"/>
                 <w:szCs w:val="18"/>
-                <w:lang w:val="en-US" w:eastAsia="zh-CN" w:bidi="ar"/>
+                <w:lang w:val="en-US" w:eastAsia="zh-CN"/>
               </w:rPr>
               <w:t>内审次数</w:t>
             </w:r>
@@ -5219,10 +5146,10 @@
           <w:tcPr>
             <w:tcW w:w="3109" w:type="dxa"/>
             <w:tcBorders>
-              <w:top w:val="single" w:color="auto" w:sz="4" w:space="0"/>
-              <w:left w:val="single" w:color="auto" w:sz="4" w:space="0"/>
-              <w:bottom w:val="single" w:color="auto" w:sz="4" w:space="0"/>
-              <w:right w:val="single" w:color="auto" w:sz="4" w:space="0"/>
+              <w:top w:val="single" w:sz="4" w:space="0" w:color="auto"/>
+              <w:left w:val="single" w:sz="4" w:space="0" w:color="auto"/>
+              <w:bottom w:val="single" w:sz="4" w:space="0" w:color="auto"/>
+              <w:right w:val="single" w:sz="4" w:space="0" w:color="auto"/>
             </w:tcBorders>
             <w:shd w:val="clear" w:color="auto" w:fill="auto"/>
             <w:tcMar>
@@ -5241,10 +5168,10 @@
               <w:suppressLineNumbers w:val="0"/>
               <w:snapToGrid w:val="0"/>
               <w:spacing w:line="240" w:lineRule="auto"/>
-              <w:ind w:left="0" w:leftChars="0" w:right="0" w:rightChars="0" w:firstLine="0" w:firstLineChars="0"/>
+              <w:ind w:left="0" w:right="0" w:firstLine="0" w:leftChars="0" w:rightChars="0" w:firstLineChars="0"/>
               <w:jc w:val="center"/>
               <w:rPr>
-                <w:rFonts w:hint="default" w:ascii="Segoe UI" w:hAnsi="Segoe UI" w:eastAsia="Segoe UI" w:cs="Segoe UI"/>
+                <w:rFonts w:ascii="Segoe UI" w:eastAsia="Segoe UI" w:hAnsi="Segoe UI" w:cs="Segoe UI" w:hint="default"/>
                 <w:i w:val="0"/>
                 <w:iCs w:val="0"/>
                 <w:caps w:val="0"/>
@@ -5256,7 +5183,7 @@
             </w:pPr>
             <w:r>
               <w:rPr>
-                <w:rFonts w:hint="default" w:ascii="Segoe UI" w:hAnsi="Segoe UI" w:eastAsia="Segoe UI" w:cs="Segoe UI"/>
+                <w:rFonts w:ascii="Segoe UI" w:eastAsia="Segoe UI" w:hAnsi="Segoe UI" w:cs="Segoe UI" w:hint="default"/>
                 <w:i w:val="0"/>
                 <w:iCs w:val="0"/>
                 <w:caps w:val="0"/>
@@ -5266,7 +5193,7 @@
                 <w:kern w:val="0"/>
                 <w:sz w:val="18"/>
                 <w:szCs w:val="18"/>
-                <w:lang w:val="en-US" w:eastAsia="zh-CN" w:bidi="ar"/>
+                <w:lang w:val="en-US" w:eastAsia="zh-CN"/>
               </w:rPr>
               <w:t>≥1次/年</w:t>
             </w:r>
@@ -5276,10 +5203,10 @@
           <w:tcPr>
             <w:tcW w:w="2573" w:type="dxa"/>
             <w:tcBorders>
-              <w:top w:val="single" w:color="auto" w:sz="4" w:space="0"/>
-              <w:left w:val="single" w:color="auto" w:sz="4" w:space="0"/>
-              <w:bottom w:val="single" w:color="auto" w:sz="4" w:space="0"/>
-              <w:right w:val="single" w:color="auto" w:sz="12" w:space="0"/>
+              <w:top w:val="single" w:sz="4" w:space="0" w:color="auto"/>
+              <w:left w:val="single" w:sz="4" w:space="0" w:color="auto"/>
+              <w:bottom w:val="single" w:sz="4" w:space="0" w:color="auto"/>
+              <w:right w:val="single" w:sz="12" w:space="0" w:color="auto"/>
             </w:tcBorders>
             <w:shd w:val="clear" w:color="auto" w:fill="auto"/>
             <w:tcMar>
@@ -5298,10 +5225,10 @@
               <w:suppressLineNumbers w:val="0"/>
               <w:snapToGrid w:val="0"/>
               <w:spacing w:line="240" w:lineRule="auto"/>
-              <w:ind w:left="0" w:leftChars="0" w:right="0" w:rightChars="0" w:firstLine="0" w:firstLineChars="0"/>
+              <w:ind w:left="0" w:right="0" w:firstLine="0" w:leftChars="0" w:rightChars="0" w:firstLineChars="0"/>
               <w:jc w:val="left"/>
               <w:rPr>
-                <w:rFonts w:hint="default" w:ascii="Segoe UI" w:hAnsi="Segoe UI" w:eastAsia="Segoe UI" w:cs="Segoe UI"/>
+                <w:rFonts w:ascii="Segoe UI" w:eastAsia="Segoe UI" w:hAnsi="Segoe UI" w:cs="Segoe UI" w:hint="default"/>
                 <w:i w:val="0"/>
                 <w:iCs w:val="0"/>
                 <w:caps w:val="0"/>
@@ -5313,7 +5240,7 @@
             </w:pPr>
             <w:r>
               <w:rPr>
-                <w:rFonts w:hint="default" w:ascii="Segoe UI" w:hAnsi="Segoe UI" w:eastAsia="Segoe UI" w:cs="Segoe UI"/>
+                <w:rFonts w:ascii="Segoe UI" w:eastAsia="Segoe UI" w:hAnsi="Segoe UI" w:cs="Segoe UI" w:hint="default"/>
                 <w:i w:val="0"/>
                 <w:iCs w:val="0"/>
                 <w:caps w:val="0"/>
@@ -5323,7 +5250,7 @@
                 <w:kern w:val="0"/>
                 <w:sz w:val="18"/>
                 <w:szCs w:val="18"/>
-                <w:lang w:val="en-US" w:eastAsia="zh-CN" w:bidi="ar"/>
+                <w:lang w:val="en-US" w:eastAsia="zh-CN"/>
               </w:rPr>
               <w:t>体系符合性验证</w:t>
             </w:r>
@@ -5332,14 +5259,8 @@
       </w:tr>
       <w:tr>
         <w:tblPrEx>
-          <w:tblBorders>
-            <w:top w:val="single" w:color="auto" w:sz="4" w:space="0"/>
-            <w:left w:val="single" w:color="auto" w:sz="4" w:space="0"/>
-            <w:bottom w:val="single" w:color="auto" w:sz="4" w:space="0"/>
-            <w:right w:val="single" w:color="auto" w:sz="4" w:space="0"/>
-            <w:insideH w:val="single" w:color="auto" w:sz="4" w:space="0"/>
-            <w:insideV w:val="single" w:color="auto" w:sz="4" w:space="0"/>
-          </w:tblBorders>
+          <w:tblW w:w="8505" w:type="dxa"/>
+          <w:jc w:val="center"/>
           <w:shd w:val="clear" w:color="auto" w:fill="auto"/>
           <w:tblCellMar>
             <w:top w:w="15" w:type="dxa"/>
@@ -5349,18 +5270,18 @@
           </w:tblCellMar>
         </w:tblPrEx>
         <w:trPr>
-          <w:trHeight w:val="0" w:hRule="atLeast"/>
+          <w:trHeight w:val="0"/>
           <w:jc w:val="center"/>
         </w:trPr>
         <w:tc>
           <w:tcPr>
             <w:tcW w:w="1087" w:type="dxa"/>
-            <w:vMerge w:val="continue"/>
+            <w:vMerge/>
             <w:tcBorders>
-              <w:top w:val="single" w:color="auto" w:sz="4" w:space="0"/>
-              <w:left w:val="single" w:color="auto" w:sz="12" w:space="0"/>
-              <w:bottom w:val="single" w:color="auto" w:sz="12" w:space="0"/>
-              <w:right w:val="single" w:color="auto" w:sz="4" w:space="0"/>
+              <w:top w:val="single" w:sz="4" w:space="0" w:color="auto"/>
+              <w:left w:val="single" w:sz="12" w:space="0" w:color="auto"/>
+              <w:bottom w:val="single" w:sz="12" w:space="0" w:color="auto"/>
+              <w:right w:val="single" w:sz="4" w:space="0" w:color="auto"/>
             </w:tcBorders>
             <w:shd w:val="clear" w:color="auto" w:fill="auto"/>
             <w:tcMar>
@@ -5374,10 +5295,10 @@
           <w:p>
             <w:pPr>
               <w:snapToGrid w:val="0"/>
-              <w:ind w:left="0" w:leftChars="0" w:right="0" w:rightChars="0" w:firstLine="0" w:firstLineChars="0"/>
+              <w:ind w:left="0" w:right="0" w:firstLine="0" w:leftChars="0" w:rightChars="0" w:firstLineChars="0"/>
               <w:jc w:val="center"/>
               <w:rPr>
-                <w:rFonts w:hint="default" w:ascii="Segoe UI" w:hAnsi="Segoe UI" w:eastAsia="Segoe UI" w:cs="Segoe UI"/>
+                <w:rFonts w:ascii="Segoe UI" w:eastAsia="Segoe UI" w:hAnsi="Segoe UI" w:cs="Segoe UI" w:hint="default"/>
                 <w:i w:val="0"/>
                 <w:iCs w:val="0"/>
                 <w:caps w:val="0"/>
@@ -5393,10 +5314,10 @@
           <w:tcPr>
             <w:tcW w:w="1736" w:type="dxa"/>
             <w:tcBorders>
-              <w:top w:val="single" w:color="auto" w:sz="4" w:space="0"/>
-              <w:left w:val="single" w:color="auto" w:sz="4" w:space="0"/>
-              <w:bottom w:val="single" w:color="auto" w:sz="12" w:space="0"/>
-              <w:right w:val="single" w:color="auto" w:sz="4" w:space="0"/>
+              <w:top w:val="single" w:sz="4" w:space="0" w:color="auto"/>
+              <w:left w:val="single" w:sz="4" w:space="0" w:color="auto"/>
+              <w:bottom w:val="single" w:sz="12" w:space="0" w:color="auto"/>
+              <w:right w:val="single" w:sz="4" w:space="0" w:color="auto"/>
             </w:tcBorders>
             <w:shd w:val="clear" w:color="auto" w:fill="auto"/>
             <w:tcMar>
@@ -5415,10 +5336,10 @@
               <w:suppressLineNumbers w:val="0"/>
               <w:snapToGrid w:val="0"/>
               <w:spacing w:line="240" w:lineRule="auto"/>
-              <w:ind w:left="0" w:leftChars="0" w:right="0" w:rightChars="0" w:firstLine="0" w:firstLineChars="0"/>
+              <w:ind w:left="0" w:right="0" w:firstLine="0" w:leftChars="0" w:rightChars="0" w:firstLineChars="0"/>
               <w:jc w:val="left"/>
               <w:rPr>
-                <w:rFonts w:hint="default" w:ascii="Segoe UI" w:hAnsi="Segoe UI" w:eastAsia="Segoe UI" w:cs="Segoe UI"/>
+                <w:rFonts w:ascii="Segoe UI" w:eastAsia="Segoe UI" w:hAnsi="Segoe UI" w:cs="Segoe UI" w:hint="default"/>
                 <w:i w:val="0"/>
                 <w:iCs w:val="0"/>
                 <w:caps w:val="0"/>
@@ -5430,7 +5351,7 @@
             </w:pPr>
             <w:r>
               <w:rPr>
-                <w:rFonts w:hint="default" w:ascii="Segoe UI" w:hAnsi="Segoe UI" w:eastAsia="Segoe UI" w:cs="Segoe UI"/>
+                <w:rFonts w:ascii="Segoe UI" w:eastAsia="Segoe UI" w:hAnsi="Segoe UI" w:cs="Segoe UI" w:hint="default"/>
                 <w:i w:val="0"/>
                 <w:iCs w:val="0"/>
                 <w:caps w:val="0"/>
@@ -5440,7 +5361,7 @@
                 <w:kern w:val="0"/>
                 <w:sz w:val="18"/>
                 <w:szCs w:val="18"/>
-                <w:lang w:val="en-US" w:eastAsia="zh-CN" w:bidi="ar"/>
+                <w:lang w:val="en-US" w:eastAsia="zh-CN"/>
               </w:rPr>
               <w:t>管理评审次数</w:t>
             </w:r>
@@ -5450,10 +5371,10 @@
           <w:tcPr>
             <w:tcW w:w="3109" w:type="dxa"/>
             <w:tcBorders>
-              <w:top w:val="single" w:color="auto" w:sz="4" w:space="0"/>
-              <w:left w:val="single" w:color="auto" w:sz="4" w:space="0"/>
-              <w:bottom w:val="single" w:color="auto" w:sz="12" w:space="0"/>
-              <w:right w:val="single" w:color="auto" w:sz="4" w:space="0"/>
+              <w:top w:val="single" w:sz="4" w:space="0" w:color="auto"/>
+              <w:left w:val="single" w:sz="4" w:space="0" w:color="auto"/>
+              <w:bottom w:val="single" w:sz="12" w:space="0" w:color="auto"/>
+              <w:right w:val="single" w:sz="4" w:space="0" w:color="auto"/>
             </w:tcBorders>
             <w:shd w:val="clear" w:color="auto" w:fill="auto"/>
             <w:tcMar>
@@ -5472,10 +5393,10 @@
               <w:suppressLineNumbers w:val="0"/>
               <w:snapToGrid w:val="0"/>
               <w:spacing w:line="240" w:lineRule="auto"/>
-              <w:ind w:left="0" w:leftChars="0" w:right="0" w:rightChars="0" w:firstLine="0" w:firstLineChars="0"/>
+              <w:ind w:left="0" w:right="0" w:firstLine="0" w:leftChars="0" w:rightChars="0" w:firstLineChars="0"/>
               <w:jc w:val="center"/>
               <w:rPr>
-                <w:rFonts w:hint="default" w:ascii="Segoe UI" w:hAnsi="Segoe UI" w:eastAsia="Segoe UI" w:cs="Segoe UI"/>
+                <w:rFonts w:ascii="Segoe UI" w:eastAsia="Segoe UI" w:hAnsi="Segoe UI" w:cs="Segoe UI" w:hint="default"/>
                 <w:i w:val="0"/>
                 <w:iCs w:val="0"/>
                 <w:caps w:val="0"/>
@@ -5487,7 +5408,7 @@
             </w:pPr>
             <w:r>
               <w:rPr>
-                <w:rFonts w:hint="default" w:ascii="Segoe UI" w:hAnsi="Segoe UI" w:eastAsia="Segoe UI" w:cs="Segoe UI"/>
+                <w:rFonts w:ascii="Segoe UI" w:eastAsia="Segoe UI" w:hAnsi="Segoe UI" w:cs="Segoe UI" w:hint="default"/>
                 <w:i w:val="0"/>
                 <w:iCs w:val="0"/>
                 <w:caps w:val="0"/>
@@ -5497,7 +5418,7 @@
                 <w:kern w:val="0"/>
                 <w:sz w:val="18"/>
                 <w:szCs w:val="18"/>
-                <w:lang w:val="en-US" w:eastAsia="zh-CN" w:bidi="ar"/>
+                <w:lang w:val="en-US" w:eastAsia="zh-CN"/>
               </w:rPr>
               <w:t>≥1次/年</w:t>
             </w:r>
@@ -5507,10 +5428,10 @@
           <w:tcPr>
             <w:tcW w:w="2573" w:type="dxa"/>
             <w:tcBorders>
-              <w:top w:val="single" w:color="auto" w:sz="4" w:space="0"/>
-              <w:left w:val="single" w:color="auto" w:sz="4" w:space="0"/>
-              <w:bottom w:val="single" w:color="auto" w:sz="12" w:space="0"/>
-              <w:right w:val="single" w:color="auto" w:sz="12" w:space="0"/>
+              <w:top w:val="single" w:sz="4" w:space="0" w:color="auto"/>
+              <w:left w:val="single" w:sz="4" w:space="0" w:color="auto"/>
+              <w:bottom w:val="single" w:sz="12" w:space="0" w:color="auto"/>
+              <w:right w:val="single" w:sz="12" w:space="0" w:color="auto"/>
             </w:tcBorders>
             <w:shd w:val="clear" w:color="auto" w:fill="auto"/>
             <w:tcMar>
@@ -5529,10 +5450,10 @@
               <w:suppressLineNumbers w:val="0"/>
               <w:snapToGrid w:val="0"/>
               <w:spacing w:line="240" w:lineRule="auto"/>
-              <w:ind w:left="0" w:leftChars="0" w:right="0" w:rightChars="0" w:firstLine="0" w:firstLineChars="0"/>
+              <w:ind w:left="0" w:right="0" w:firstLine="0" w:leftChars="0" w:rightChars="0" w:firstLineChars="0"/>
               <w:jc w:val="left"/>
               <w:rPr>
-                <w:rFonts w:hint="default" w:ascii="Segoe UI" w:hAnsi="Segoe UI" w:eastAsia="Segoe UI" w:cs="Segoe UI"/>
+                <w:rFonts w:ascii="Segoe UI" w:eastAsia="Segoe UI" w:hAnsi="Segoe UI" w:cs="Segoe UI" w:hint="default"/>
                 <w:i w:val="0"/>
                 <w:iCs w:val="0"/>
                 <w:caps w:val="0"/>
@@ -5544,7 +5465,7 @@
             </w:pPr>
             <w:r>
               <w:rPr>
-                <w:rFonts w:hint="default" w:ascii="Segoe UI" w:hAnsi="Segoe UI" w:eastAsia="Segoe UI" w:cs="Segoe UI"/>
+                <w:rFonts w:ascii="Segoe UI" w:eastAsia="Segoe UI" w:hAnsi="Segoe UI" w:cs="Segoe UI" w:hint="default"/>
                 <w:i w:val="0"/>
                 <w:iCs w:val="0"/>
                 <w:caps w:val="0"/>
@@ -5554,7 +5475,7 @@
                 <w:kern w:val="0"/>
                 <w:sz w:val="18"/>
                 <w:szCs w:val="18"/>
-                <w:lang w:val="en-US" w:eastAsia="zh-CN" w:bidi="ar"/>
+                <w:lang w:val="en-US" w:eastAsia="zh-CN"/>
               </w:rPr>
               <w:t>体系持续适宜性</w:t>
             </w:r>
@@ -5564,7 +5485,7 @@
     </w:tbl>
     <w:p>
       <w:pPr>
-        <w:pStyle w:val="30"/>
+        <w:pStyle w:val="2"/>
         <w:bidi w:val="0"/>
         <w:rPr>
           <w:rFonts w:hint="default"/>
@@ -5583,19 +5504,18 @@
     </w:p>
     <w:tbl>
       <w:tblPr>
-        <w:tblStyle w:val="20"/>
+        <w:tblStyle w:val="TableNormal"/>
         <w:tblW w:w="8506" w:type="dxa"/>
         <w:jc w:val="center"/>
         <w:tblBorders>
-          <w:top w:val="single" w:color="auto" w:sz="4" w:space="0"/>
-          <w:left w:val="single" w:color="auto" w:sz="4" w:space="0"/>
-          <w:bottom w:val="single" w:color="auto" w:sz="4" w:space="0"/>
-          <w:right w:val="single" w:color="auto" w:sz="4" w:space="0"/>
-          <w:insideH w:val="single" w:color="auto" w:sz="4" w:space="0"/>
-          <w:insideV w:val="single" w:color="auto" w:sz="4" w:space="0"/>
+          <w:top w:val="single" w:sz="4" w:space="0" w:color="auto"/>
+          <w:left w:val="single" w:sz="4" w:space="0" w:color="auto"/>
+          <w:bottom w:val="single" w:sz="4" w:space="0" w:color="auto"/>
+          <w:right w:val="single" w:sz="4" w:space="0" w:color="auto"/>
+          <w:insideH w:val="single" w:sz="4" w:space="0" w:color="auto"/>
+          <w:insideV w:val="single" w:sz="4" w:space="0" w:color="auto"/>
         </w:tblBorders>
         <w:shd w:val="clear" w:color="auto" w:fill="auto"/>
-        <w:tblLayout w:type="autofit"/>
         <w:tblCellMar>
           <w:top w:w="15" w:type="dxa"/>
           <w:left w:w="15" w:type="dxa"/>
@@ -5610,13 +5530,15 @@
       </w:tblGrid>
       <w:tr>
         <w:tblPrEx>
+          <w:tblW w:w="8506" w:type="dxa"/>
+          <w:jc w:val="center"/>
           <w:tblBorders>
-            <w:top w:val="single" w:color="auto" w:sz="4" w:space="0"/>
-            <w:left w:val="single" w:color="auto" w:sz="4" w:space="0"/>
-            <w:bottom w:val="single" w:color="auto" w:sz="4" w:space="0"/>
-            <w:right w:val="single" w:color="auto" w:sz="4" w:space="0"/>
-            <w:insideH w:val="single" w:color="auto" w:sz="4" w:space="0"/>
-            <w:insideV w:val="single" w:color="auto" w:sz="4" w:space="0"/>
+            <w:top w:val="single" w:sz="4" w:space="0" w:color="auto"/>
+            <w:left w:val="single" w:sz="4" w:space="0" w:color="auto"/>
+            <w:bottom w:val="single" w:sz="4" w:space="0" w:color="auto"/>
+            <w:right w:val="single" w:sz="4" w:space="0" w:color="auto"/>
+            <w:insideH w:val="single" w:sz="4" w:space="0" w:color="auto"/>
+            <w:insideV w:val="single" w:sz="4" w:space="0" w:color="auto"/>
           </w:tblBorders>
           <w:shd w:val="clear" w:color="auto" w:fill="auto"/>
           <w:tblCellMar>
@@ -5627,7 +5549,7 @@
           </w:tblCellMar>
         </w:tblPrEx>
         <w:trPr>
-          <w:trHeight w:val="0" w:hRule="atLeast"/>
+          <w:trHeight w:val="0"/>
           <w:tblHeader/>
           <w:jc w:val="center"/>
         </w:trPr>
@@ -5635,10 +5557,10 @@
           <w:tcPr>
             <w:tcW w:w="1224" w:type="dxa"/>
             <w:tcBorders>
-              <w:top w:val="single" w:color="auto" w:sz="12" w:space="0"/>
-              <w:left w:val="single" w:color="auto" w:sz="12" w:space="0"/>
-              <w:bottom w:val="single" w:color="auto" w:sz="4" w:space="0"/>
-              <w:right w:val="single" w:color="auto" w:sz="4" w:space="0"/>
+              <w:top w:val="single" w:sz="12" w:space="0" w:color="auto"/>
+              <w:left w:val="single" w:sz="12" w:space="0" w:color="auto"/>
+              <w:bottom w:val="single" w:sz="4" w:space="0" w:color="auto"/>
+              <w:right w:val="single" w:sz="4" w:space="0" w:color="auto"/>
             </w:tcBorders>
             <w:shd w:val="clear" w:color="auto" w:fill="auto"/>
             <w:tcMar>
@@ -5657,10 +5579,10 @@
               <w:suppressLineNumbers w:val="0"/>
               <w:snapToGrid w:val="0"/>
               <w:spacing w:line="240" w:lineRule="auto"/>
-              <w:ind w:left="0" w:leftChars="0" w:right="0" w:rightChars="0" w:firstLine="0" w:firstLineChars="0"/>
+              <w:ind w:left="0" w:right="0" w:firstLine="0" w:leftChars="0" w:rightChars="0" w:firstLineChars="0"/>
               <w:jc w:val="center"/>
               <w:rPr>
-                <w:rFonts w:ascii="Segoe UI" w:hAnsi="Segoe UI" w:eastAsia="Segoe UI" w:cs="Segoe UI"/>
+                <w:rFonts w:ascii="Segoe UI" w:eastAsia="Segoe UI" w:hAnsi="Segoe UI" w:cs="Segoe UI"/>
                 <w:b/>
                 <w:i w:val="0"/>
                 <w:iCs w:val="0"/>
@@ -5673,7 +5595,7 @@
             </w:pPr>
             <w:r>
               <w:rPr>
-                <w:rFonts w:hint="default" w:ascii="Segoe UI" w:hAnsi="Segoe UI" w:eastAsia="Segoe UI" w:cs="Segoe UI"/>
+                <w:rFonts w:ascii="Segoe UI" w:eastAsia="Segoe UI" w:hAnsi="Segoe UI" w:cs="Segoe UI" w:hint="default"/>
                 <w:b/>
                 <w:i w:val="0"/>
                 <w:iCs w:val="0"/>
@@ -5684,7 +5606,7 @@
                 <w:kern w:val="0"/>
                 <w:sz w:val="18"/>
                 <w:szCs w:val="18"/>
-                <w:lang w:val="en-US" w:eastAsia="zh-CN" w:bidi="ar"/>
+                <w:lang w:val="en-US" w:eastAsia="zh-CN"/>
               </w:rPr>
               <w:t>角色</w:t>
             </w:r>
@@ -5694,10 +5616,10 @@
           <w:tcPr>
             <w:tcW w:w="1607" w:type="dxa"/>
             <w:tcBorders>
-              <w:top w:val="single" w:color="auto" w:sz="12" w:space="0"/>
-              <w:left w:val="single" w:color="auto" w:sz="4" w:space="0"/>
-              <w:bottom w:val="single" w:color="auto" w:sz="4" w:space="0"/>
-              <w:right w:val="single" w:color="auto" w:sz="4" w:space="0"/>
+              <w:top w:val="single" w:sz="12" w:space="0" w:color="auto"/>
+              <w:left w:val="single" w:sz="4" w:space="0" w:color="auto"/>
+              <w:bottom w:val="single" w:sz="4" w:space="0" w:color="auto"/>
+              <w:right w:val="single" w:sz="4" w:space="0" w:color="auto"/>
             </w:tcBorders>
             <w:shd w:val="clear" w:color="auto" w:fill="auto"/>
             <w:tcMar>
@@ -5716,10 +5638,10 @@
               <w:suppressLineNumbers w:val="0"/>
               <w:snapToGrid w:val="0"/>
               <w:spacing w:line="240" w:lineRule="auto"/>
-              <w:ind w:left="0" w:leftChars="0" w:right="0" w:rightChars="0" w:firstLine="0" w:firstLineChars="0"/>
+              <w:ind w:left="0" w:right="0" w:firstLine="0" w:leftChars="0" w:rightChars="0" w:firstLineChars="0"/>
               <w:jc w:val="center"/>
               <w:rPr>
-                <w:rFonts w:hint="default" w:ascii="Segoe UI" w:hAnsi="Segoe UI" w:eastAsia="Segoe UI" w:cs="Segoe UI"/>
+                <w:rFonts w:ascii="Segoe UI" w:eastAsia="Segoe UI" w:hAnsi="Segoe UI" w:cs="Segoe UI" w:hint="default"/>
                 <w:b/>
                 <w:i w:val="0"/>
                 <w:iCs w:val="0"/>
@@ -5732,7 +5654,7 @@
             </w:pPr>
             <w:r>
               <w:rPr>
-                <w:rFonts w:hint="default" w:ascii="Segoe UI" w:hAnsi="Segoe UI" w:eastAsia="Segoe UI" w:cs="Segoe UI"/>
+                <w:rFonts w:ascii="Segoe UI" w:eastAsia="Segoe UI" w:hAnsi="Segoe UI" w:cs="Segoe UI" w:hint="default"/>
                 <w:b/>
                 <w:i w:val="0"/>
                 <w:iCs w:val="0"/>
@@ -5743,7 +5665,7 @@
                 <w:kern w:val="0"/>
                 <w:sz w:val="18"/>
                 <w:szCs w:val="18"/>
-                <w:lang w:val="en-US" w:eastAsia="zh-CN" w:bidi="ar"/>
+                <w:lang w:val="en-US" w:eastAsia="zh-CN"/>
               </w:rPr>
               <w:t>所在部门</w:t>
             </w:r>
@@ -5753,10 +5675,10 @@
           <w:tcPr>
             <w:tcW w:w="5675" w:type="dxa"/>
             <w:tcBorders>
-              <w:top w:val="single" w:color="auto" w:sz="12" w:space="0"/>
-              <w:left w:val="single" w:color="auto" w:sz="4" w:space="0"/>
-              <w:bottom w:val="single" w:color="auto" w:sz="4" w:space="0"/>
-              <w:right w:val="single" w:color="auto" w:sz="12" w:space="0"/>
+              <w:top w:val="single" w:sz="12" w:space="0" w:color="auto"/>
+              <w:left w:val="single" w:sz="4" w:space="0" w:color="auto"/>
+              <w:bottom w:val="single" w:sz="4" w:space="0" w:color="auto"/>
+              <w:right w:val="single" w:sz="12" w:space="0" w:color="auto"/>
             </w:tcBorders>
             <w:shd w:val="clear" w:color="auto" w:fill="auto"/>
             <w:tcMar>
@@ -5775,10 +5697,10 @@
               <w:suppressLineNumbers w:val="0"/>
               <w:snapToGrid w:val="0"/>
               <w:spacing w:line="240" w:lineRule="auto"/>
-              <w:ind w:left="0" w:leftChars="0" w:right="0" w:rightChars="0" w:firstLine="0" w:firstLineChars="0"/>
+              <w:ind w:left="0" w:right="0" w:firstLine="0" w:leftChars="0" w:rightChars="0" w:firstLineChars="0"/>
               <w:jc w:val="center"/>
               <w:rPr>
-                <w:rFonts w:hint="default" w:ascii="Segoe UI" w:hAnsi="Segoe UI" w:eastAsia="Segoe UI" w:cs="Segoe UI"/>
+                <w:rFonts w:ascii="Segoe UI" w:eastAsia="Segoe UI" w:hAnsi="Segoe UI" w:cs="Segoe UI" w:hint="default"/>
                 <w:b/>
                 <w:i w:val="0"/>
                 <w:iCs w:val="0"/>
@@ -5791,7 +5713,7 @@
             </w:pPr>
             <w:r>
               <w:rPr>
-                <w:rFonts w:hint="default" w:ascii="Segoe UI" w:hAnsi="Segoe UI" w:eastAsia="Segoe UI" w:cs="Segoe UI"/>
+                <w:rFonts w:ascii="Segoe UI" w:eastAsia="Segoe UI" w:hAnsi="Segoe UI" w:cs="Segoe UI" w:hint="default"/>
                 <w:b/>
                 <w:i w:val="0"/>
                 <w:iCs w:val="0"/>
@@ -5802,7 +5724,7 @@
                 <w:kern w:val="0"/>
                 <w:sz w:val="18"/>
                 <w:szCs w:val="18"/>
-                <w:lang w:val="en-US" w:eastAsia="zh-CN" w:bidi="ar"/>
+                <w:lang w:val="en-US" w:eastAsia="zh-CN"/>
               </w:rPr>
               <w:t>质量保证职责</w:t>
             </w:r>
@@ -5811,14 +5733,8 @@
       </w:tr>
       <w:tr>
         <w:tblPrEx>
-          <w:tblBorders>
-            <w:top w:val="single" w:color="auto" w:sz="4" w:space="0"/>
-            <w:left w:val="single" w:color="auto" w:sz="4" w:space="0"/>
-            <w:bottom w:val="single" w:color="auto" w:sz="4" w:space="0"/>
-            <w:right w:val="single" w:color="auto" w:sz="4" w:space="0"/>
-            <w:insideH w:val="single" w:color="auto" w:sz="4" w:space="0"/>
-            <w:insideV w:val="single" w:color="auto" w:sz="4" w:space="0"/>
-          </w:tblBorders>
+          <w:tblW w:w="8506" w:type="dxa"/>
+          <w:jc w:val="center"/>
           <w:shd w:val="clear" w:color="auto" w:fill="auto"/>
           <w:tblCellMar>
             <w:top w:w="15" w:type="dxa"/>
@@ -5828,17 +5744,17 @@
           </w:tblCellMar>
         </w:tblPrEx>
         <w:trPr>
-          <w:trHeight w:val="0" w:hRule="atLeast"/>
+          <w:trHeight w:val="0"/>
           <w:jc w:val="center"/>
         </w:trPr>
         <w:tc>
           <w:tcPr>
             <w:tcW w:w="1224" w:type="dxa"/>
             <w:tcBorders>
-              <w:top w:val="single" w:color="auto" w:sz="4" w:space="0"/>
-              <w:left w:val="single" w:color="auto" w:sz="12" w:space="0"/>
-              <w:bottom w:val="single" w:color="auto" w:sz="4" w:space="0"/>
-              <w:right w:val="single" w:color="auto" w:sz="4" w:space="0"/>
+              <w:top w:val="single" w:sz="4" w:space="0" w:color="auto"/>
+              <w:left w:val="single" w:sz="12" w:space="0" w:color="auto"/>
+              <w:bottom w:val="single" w:sz="4" w:space="0" w:color="auto"/>
+              <w:right w:val="single" w:sz="4" w:space="0" w:color="auto"/>
             </w:tcBorders>
             <w:shd w:val="clear" w:color="auto" w:fill="auto"/>
             <w:tcMar>
@@ -5857,10 +5773,10 @@
               <w:suppressLineNumbers w:val="0"/>
               <w:snapToGrid w:val="0"/>
               <w:spacing w:line="240" w:lineRule="auto"/>
-              <w:ind w:left="0" w:leftChars="0" w:right="0" w:rightChars="0" w:firstLine="0" w:firstLineChars="0"/>
+              <w:ind w:left="0" w:right="0" w:firstLine="0" w:leftChars="0" w:rightChars="0" w:firstLineChars="0"/>
               <w:jc w:val="left"/>
               <w:rPr>
-                <w:rFonts w:hint="default" w:ascii="Segoe UI" w:hAnsi="Segoe UI" w:eastAsia="Segoe UI" w:cs="Segoe UI"/>
+                <w:rFonts w:ascii="Segoe UI" w:eastAsia="Segoe UI" w:hAnsi="Segoe UI" w:cs="Segoe UI" w:hint="default"/>
                 <w:i w:val="0"/>
                 <w:iCs w:val="0"/>
                 <w:caps w:val="0"/>
@@ -5872,8 +5788,8 @@
             </w:pPr>
             <w:r>
               <w:rPr>
-                <w:rStyle w:val="23"/>
-                <w:rFonts w:hint="default" w:ascii="Segoe UI" w:hAnsi="Segoe UI" w:eastAsia="Segoe UI" w:cs="Segoe UI"/>
+                <w:rStyle w:val="Strong"/>
+                <w:rFonts w:ascii="Segoe UI" w:eastAsia="Segoe UI" w:hAnsi="Segoe UI" w:cs="Segoe UI" w:hint="default"/>
                 <w:b/>
                 <w:bCs/>
                 <w:i w:val="0"/>
@@ -5885,7 +5801,7 @@
                 <w:kern w:val="0"/>
                 <w:sz w:val="18"/>
                 <w:szCs w:val="18"/>
-                <w:lang w:val="en-US" w:eastAsia="zh-CN" w:bidi="ar"/>
+                <w:lang w:val="en-US" w:eastAsia="zh-CN"/>
               </w:rPr>
               <w:t>组长</w:t>
             </w:r>
@@ -5895,10 +5811,10 @@
           <w:tcPr>
             <w:tcW w:w="1607" w:type="dxa"/>
             <w:tcBorders>
-              <w:top w:val="single" w:color="auto" w:sz="4" w:space="0"/>
-              <w:left w:val="single" w:color="auto" w:sz="4" w:space="0"/>
-              <w:bottom w:val="single" w:color="auto" w:sz="4" w:space="0"/>
-              <w:right w:val="single" w:color="auto" w:sz="4" w:space="0"/>
+              <w:top w:val="single" w:sz="4" w:space="0" w:color="auto"/>
+              <w:left w:val="single" w:sz="4" w:space="0" w:color="auto"/>
+              <w:bottom w:val="single" w:sz="4" w:space="0" w:color="auto"/>
+              <w:right w:val="single" w:sz="4" w:space="0" w:color="auto"/>
             </w:tcBorders>
             <w:shd w:val="clear" w:color="auto" w:fill="auto"/>
             <w:tcMar>
@@ -5917,10 +5833,10 @@
               <w:suppressLineNumbers w:val="0"/>
               <w:snapToGrid w:val="0"/>
               <w:spacing w:line="240" w:lineRule="auto"/>
-              <w:ind w:left="0" w:leftChars="0" w:right="0" w:rightChars="0" w:firstLine="0" w:firstLineChars="0"/>
+              <w:ind w:left="0" w:right="0" w:firstLine="0" w:leftChars="0" w:rightChars="0" w:firstLineChars="0"/>
               <w:jc w:val="left"/>
               <w:rPr>
-                <w:rFonts w:hint="default" w:ascii="Segoe UI" w:hAnsi="Segoe UI" w:eastAsia="Segoe UI" w:cs="Segoe UI"/>
+                <w:rFonts w:ascii="Segoe UI" w:eastAsia="Segoe UI" w:hAnsi="Segoe UI" w:cs="Segoe UI" w:hint="default"/>
                 <w:i w:val="0"/>
                 <w:iCs w:val="0"/>
                 <w:caps w:val="0"/>
@@ -5932,7 +5848,7 @@
             </w:pPr>
             <w:r>
               <w:rPr>
-                <w:rFonts w:hint="default" w:ascii="Segoe UI" w:hAnsi="Segoe UI" w:eastAsia="Segoe UI" w:cs="Segoe UI"/>
+                <w:rFonts w:ascii="Segoe UI" w:eastAsia="Segoe UI" w:hAnsi="Segoe UI" w:cs="Segoe UI" w:hint="default"/>
                 <w:i w:val="0"/>
                 <w:iCs w:val="0"/>
                 <w:caps w:val="0"/>
@@ -5942,7 +5858,7 @@
                 <w:kern w:val="0"/>
                 <w:sz w:val="18"/>
                 <w:szCs w:val="18"/>
-                <w:lang w:val="en-US" w:eastAsia="zh-CN" w:bidi="ar"/>
+                <w:lang w:val="en-US" w:eastAsia="zh-CN"/>
               </w:rPr>
               <w:t>质量管理部</w:t>
             </w:r>
@@ -5952,10 +5868,10 @@
           <w:tcPr>
             <w:tcW w:w="5675" w:type="dxa"/>
             <w:tcBorders>
-              <w:top w:val="single" w:color="auto" w:sz="4" w:space="0"/>
-              <w:left w:val="single" w:color="auto" w:sz="4" w:space="0"/>
-              <w:bottom w:val="single" w:color="auto" w:sz="4" w:space="0"/>
-              <w:right w:val="single" w:color="auto" w:sz="12" w:space="0"/>
+              <w:top w:val="single" w:sz="4" w:space="0" w:color="auto"/>
+              <w:left w:val="single" w:sz="4" w:space="0" w:color="auto"/>
+              <w:bottom w:val="single" w:sz="4" w:space="0" w:color="auto"/>
+              <w:right w:val="single" w:sz="12" w:space="0" w:color="auto"/>
             </w:tcBorders>
             <w:shd w:val="clear" w:color="auto" w:fill="auto"/>
             <w:tcMar>
@@ -5978,10 +5894,10 @@
               <w:suppressLineNumbers w:val="0"/>
               <w:snapToGrid w:val="0"/>
               <w:spacing w:line="240" w:lineRule="auto"/>
-              <w:ind w:left="425" w:leftChars="0" w:right="0" w:rightChars="0" w:hanging="425" w:firstLineChars="0"/>
+              <w:ind w:left="425" w:right="0" w:hanging="425" w:leftChars="0" w:rightChars="0" w:firstLineChars="0"/>
               <w:jc w:val="left"/>
               <w:rPr>
-                <w:rFonts w:hint="default" w:ascii="Segoe UI" w:hAnsi="Segoe UI" w:eastAsia="Segoe UI" w:cs="Segoe UI"/>
+                <w:rFonts w:ascii="Segoe UI" w:eastAsia="Segoe UI" w:hAnsi="Segoe UI" w:cs="Segoe UI" w:hint="default"/>
                 <w:i w:val="0"/>
                 <w:iCs w:val="0"/>
                 <w:caps w:val="0"/>
@@ -5991,12 +5907,12 @@
                 <w:kern w:val="0"/>
                 <w:sz w:val="18"/>
                 <w:szCs w:val="18"/>
-                <w:lang w:val="en-US" w:eastAsia="zh-CN" w:bidi="ar"/>
-              </w:rPr>
-            </w:pPr>
-            <w:r>
-              <w:rPr>
-                <w:rFonts w:hint="default" w:ascii="Segoe UI" w:hAnsi="Segoe UI" w:eastAsia="Segoe UI" w:cs="Segoe UI"/>
+                <w:lang w:val="en-US" w:eastAsia="zh-CN"/>
+              </w:rPr>
+            </w:pPr>
+            <w:r>
+              <w:rPr>
+                <w:rFonts w:ascii="Segoe UI" w:eastAsia="Segoe UI" w:hAnsi="Segoe UI" w:cs="Segoe UI" w:hint="default"/>
                 <w:i w:val="0"/>
                 <w:iCs w:val="0"/>
                 <w:caps w:val="0"/>
@@ -6006,7 +5922,7 @@
                 <w:kern w:val="0"/>
                 <w:sz w:val="18"/>
                 <w:szCs w:val="18"/>
-                <w:lang w:val="en-US" w:eastAsia="zh-CN" w:bidi="ar"/>
+                <w:lang w:val="en-US" w:eastAsia="zh-CN"/>
               </w:rPr>
               <w:t>总体负责本计划的批准、发布与执行监督。</w:t>
             </w:r>
@@ -6023,10 +5939,10 @@
               <w:suppressLineNumbers w:val="0"/>
               <w:snapToGrid w:val="0"/>
               <w:spacing w:line="240" w:lineRule="auto"/>
-              <w:ind w:left="425" w:leftChars="0" w:right="0" w:rightChars="0" w:hanging="425" w:firstLineChars="0"/>
+              <w:ind w:left="425" w:right="0" w:hanging="425" w:leftChars="0" w:rightChars="0" w:firstLineChars="0"/>
               <w:jc w:val="left"/>
               <w:rPr>
-                <w:rFonts w:hint="default" w:ascii="Segoe UI" w:hAnsi="Segoe UI" w:eastAsia="Segoe UI" w:cs="Segoe UI"/>
+                <w:rFonts w:ascii="Segoe UI" w:eastAsia="Segoe UI" w:hAnsi="Segoe UI" w:cs="Segoe UI" w:hint="default"/>
                 <w:i w:val="0"/>
                 <w:iCs w:val="0"/>
                 <w:caps w:val="0"/>
@@ -6036,12 +5952,12 @@
                 <w:kern w:val="0"/>
                 <w:sz w:val="18"/>
                 <w:szCs w:val="18"/>
-                <w:lang w:val="en-US" w:eastAsia="zh-CN" w:bidi="ar"/>
-              </w:rPr>
-            </w:pPr>
-            <w:r>
-              <w:rPr>
-                <w:rFonts w:hint="default" w:ascii="Segoe UI" w:hAnsi="Segoe UI" w:eastAsia="Segoe UI" w:cs="Segoe UI"/>
+                <w:lang w:val="en-US" w:eastAsia="zh-CN"/>
+              </w:rPr>
+            </w:pPr>
+            <w:r>
+              <w:rPr>
+                <w:rFonts w:ascii="Segoe UI" w:eastAsia="Segoe UI" w:hAnsi="Segoe UI" w:cs="Segoe UI" w:hint="default"/>
                 <w:i w:val="0"/>
                 <w:iCs w:val="0"/>
                 <w:caps w:val="0"/>
@@ -6051,7 +5967,7 @@
                 <w:kern w:val="0"/>
                 <w:sz w:val="18"/>
                 <w:szCs w:val="18"/>
-                <w:lang w:val="en-US" w:eastAsia="zh-CN" w:bidi="ar"/>
+                <w:lang w:val="en-US" w:eastAsia="zh-CN"/>
               </w:rPr>
               <w:t>主持内部审核与管理评审会议。</w:t>
             </w:r>
@@ -6068,10 +5984,10 @@
               <w:suppressLineNumbers w:val="0"/>
               <w:snapToGrid w:val="0"/>
               <w:spacing w:line="240" w:lineRule="auto"/>
-              <w:ind w:left="425" w:leftChars="0" w:right="0" w:rightChars="0" w:hanging="425" w:firstLineChars="0"/>
+              <w:ind w:left="425" w:right="0" w:hanging="425" w:leftChars="0" w:rightChars="0" w:firstLineChars="0"/>
               <w:jc w:val="left"/>
               <w:rPr>
-                <w:rFonts w:hint="default" w:ascii="Segoe UI" w:hAnsi="Segoe UI" w:eastAsia="Segoe UI" w:cs="Segoe UI"/>
+                <w:rFonts w:ascii="Segoe UI" w:eastAsia="Segoe UI" w:hAnsi="Segoe UI" w:cs="Segoe UI" w:hint="default"/>
                 <w:i w:val="0"/>
                 <w:iCs w:val="0"/>
                 <w:caps w:val="0"/>
@@ -6081,12 +5997,12 @@
                 <w:kern w:val="0"/>
                 <w:sz w:val="18"/>
                 <w:szCs w:val="18"/>
-                <w:lang w:val="en-US" w:eastAsia="zh-CN" w:bidi="ar"/>
-              </w:rPr>
-            </w:pPr>
-            <w:r>
-              <w:rPr>
-                <w:rFonts w:hint="default" w:ascii="Segoe UI" w:hAnsi="Segoe UI" w:eastAsia="Segoe UI" w:cs="Segoe UI"/>
+                <w:lang w:val="en-US" w:eastAsia="zh-CN"/>
+              </w:rPr>
+            </w:pPr>
+            <w:r>
+              <w:rPr>
+                <w:rFonts w:ascii="Segoe UI" w:eastAsia="Segoe UI" w:hAnsi="Segoe UI" w:cs="Segoe UI" w:hint="default"/>
                 <w:i w:val="0"/>
                 <w:iCs w:val="0"/>
                 <w:caps w:val="0"/>
@@ -6096,7 +6012,7 @@
                 <w:kern w:val="0"/>
                 <w:sz w:val="18"/>
                 <w:szCs w:val="18"/>
-                <w:lang w:val="en-US" w:eastAsia="zh-CN" w:bidi="ar"/>
+                <w:lang w:val="en-US" w:eastAsia="zh-CN"/>
               </w:rPr>
               <w:t>审批重大不符合项报告及改进计划。</w:t>
             </w:r>
@@ -6113,10 +6029,10 @@
               <w:suppressLineNumbers w:val="0"/>
               <w:snapToGrid w:val="0"/>
               <w:spacing w:line="240" w:lineRule="auto"/>
-              <w:ind w:left="425" w:leftChars="0" w:right="0" w:rightChars="0" w:hanging="425" w:firstLineChars="0"/>
+              <w:ind w:left="425" w:right="0" w:hanging="425" w:leftChars="0" w:rightChars="0" w:firstLineChars="0"/>
               <w:jc w:val="left"/>
               <w:rPr>
-                <w:rFonts w:hint="default" w:ascii="Segoe UI" w:hAnsi="Segoe UI" w:eastAsia="Segoe UI" w:cs="Segoe UI"/>
+                <w:rFonts w:ascii="Segoe UI" w:eastAsia="Segoe UI" w:hAnsi="Segoe UI" w:cs="Segoe UI" w:hint="default"/>
                 <w:i w:val="0"/>
                 <w:iCs w:val="0"/>
                 <w:caps w:val="0"/>
@@ -6126,12 +6042,12 @@
                 <w:kern w:val="0"/>
                 <w:sz w:val="18"/>
                 <w:szCs w:val="18"/>
-                <w:lang w:val="en-US" w:eastAsia="zh-CN" w:bidi="ar"/>
-              </w:rPr>
-            </w:pPr>
-            <w:r>
-              <w:rPr>
-                <w:rFonts w:hint="default" w:ascii="Segoe UI" w:hAnsi="Segoe UI" w:eastAsia="Segoe UI" w:cs="Segoe UI"/>
+                <w:lang w:val="en-US" w:eastAsia="zh-CN"/>
+              </w:rPr>
+            </w:pPr>
+            <w:r>
+              <w:rPr>
+                <w:rFonts w:ascii="Segoe UI" w:eastAsia="Segoe UI" w:hAnsi="Segoe UI" w:cs="Segoe UI" w:hint="default"/>
                 <w:i w:val="0"/>
                 <w:iCs w:val="0"/>
                 <w:caps w:val="0"/>
@@ -6141,7 +6057,7 @@
                 <w:kern w:val="0"/>
                 <w:sz w:val="18"/>
                 <w:szCs w:val="18"/>
-                <w:lang w:val="en-US" w:eastAsia="zh-CN" w:bidi="ar"/>
+                <w:lang w:val="en-US" w:eastAsia="zh-CN"/>
               </w:rPr>
               <w:t>向公司管理层报告年度质量目标（KPI）达成情况。</w:t>
             </w:r>
@@ -6150,14 +6066,8 @@
       </w:tr>
       <w:tr>
         <w:tblPrEx>
-          <w:tblBorders>
-            <w:top w:val="single" w:color="auto" w:sz="4" w:space="0"/>
-            <w:left w:val="single" w:color="auto" w:sz="4" w:space="0"/>
-            <w:bottom w:val="single" w:color="auto" w:sz="4" w:space="0"/>
-            <w:right w:val="single" w:color="auto" w:sz="4" w:space="0"/>
-            <w:insideH w:val="single" w:color="auto" w:sz="4" w:space="0"/>
-            <w:insideV w:val="single" w:color="auto" w:sz="4" w:space="0"/>
-          </w:tblBorders>
+          <w:tblW w:w="8506" w:type="dxa"/>
+          <w:jc w:val="center"/>
           <w:shd w:val="clear" w:color="auto" w:fill="auto"/>
           <w:tblCellMar>
             <w:top w:w="15" w:type="dxa"/>
@@ -6167,17 +6077,17 @@
           </w:tblCellMar>
         </w:tblPrEx>
         <w:trPr>
-          <w:trHeight w:val="0" w:hRule="atLeast"/>
+          <w:trHeight w:val="0"/>
           <w:jc w:val="center"/>
         </w:trPr>
         <w:tc>
           <w:tcPr>
             <w:tcW w:w="1224" w:type="dxa"/>
             <w:tcBorders>
-              <w:top w:val="single" w:color="auto" w:sz="4" w:space="0"/>
-              <w:left w:val="single" w:color="auto" w:sz="12" w:space="0"/>
-              <w:bottom w:val="single" w:color="auto" w:sz="4" w:space="0"/>
-              <w:right w:val="single" w:color="auto" w:sz="4" w:space="0"/>
+              <w:top w:val="single" w:sz="4" w:space="0" w:color="auto"/>
+              <w:left w:val="single" w:sz="12" w:space="0" w:color="auto"/>
+              <w:bottom w:val="single" w:sz="4" w:space="0" w:color="auto"/>
+              <w:right w:val="single" w:sz="4" w:space="0" w:color="auto"/>
             </w:tcBorders>
             <w:shd w:val="clear" w:color="auto" w:fill="auto"/>
             <w:tcMar>
@@ -6196,10 +6106,10 @@
               <w:suppressLineNumbers w:val="0"/>
               <w:snapToGrid w:val="0"/>
               <w:spacing w:line="240" w:lineRule="auto"/>
-              <w:ind w:left="0" w:leftChars="0" w:right="0" w:rightChars="0" w:firstLine="0" w:firstLineChars="0"/>
+              <w:ind w:left="0" w:right="0" w:firstLine="0" w:leftChars="0" w:rightChars="0" w:firstLineChars="0"/>
               <w:jc w:val="left"/>
               <w:rPr>
-                <w:rFonts w:hint="default" w:ascii="Segoe UI" w:hAnsi="Segoe UI" w:eastAsia="Segoe UI" w:cs="Segoe UI"/>
+                <w:rFonts w:ascii="Segoe UI" w:eastAsia="Segoe UI" w:hAnsi="Segoe UI" w:cs="Segoe UI" w:hint="default"/>
                 <w:i w:val="0"/>
                 <w:iCs w:val="0"/>
                 <w:caps w:val="0"/>
@@ -6211,8 +6121,8 @@
             </w:pPr>
             <w:r>
               <w:rPr>
-                <w:rStyle w:val="23"/>
-                <w:rFonts w:hint="default" w:ascii="Segoe UI" w:hAnsi="Segoe UI" w:eastAsia="Segoe UI" w:cs="Segoe UI"/>
+                <w:rStyle w:val="Strong"/>
+                <w:rFonts w:ascii="Segoe UI" w:eastAsia="Segoe UI" w:hAnsi="Segoe UI" w:cs="Segoe UI" w:hint="default"/>
                 <w:b/>
                 <w:bCs/>
                 <w:i w:val="0"/>
@@ -6224,7 +6134,7 @@
                 <w:kern w:val="0"/>
                 <w:sz w:val="18"/>
                 <w:szCs w:val="18"/>
-                <w:lang w:val="en-US" w:eastAsia="zh-CN" w:bidi="ar"/>
+                <w:lang w:val="en-US" w:eastAsia="zh-CN"/>
               </w:rPr>
               <w:t>执行专员</w:t>
             </w:r>
@@ -6234,10 +6144,10 @@
           <w:tcPr>
             <w:tcW w:w="1607" w:type="dxa"/>
             <w:tcBorders>
-              <w:top w:val="single" w:color="auto" w:sz="4" w:space="0"/>
-              <w:left w:val="single" w:color="auto" w:sz="4" w:space="0"/>
-              <w:bottom w:val="single" w:color="auto" w:sz="4" w:space="0"/>
-              <w:right w:val="single" w:color="auto" w:sz="4" w:space="0"/>
+              <w:top w:val="single" w:sz="4" w:space="0" w:color="auto"/>
+              <w:left w:val="single" w:sz="4" w:space="0" w:color="auto"/>
+              <w:bottom w:val="single" w:sz="4" w:space="0" w:color="auto"/>
+              <w:right w:val="single" w:sz="4" w:space="0" w:color="auto"/>
             </w:tcBorders>
             <w:shd w:val="clear" w:color="auto" w:fill="auto"/>
             <w:tcMar>
@@ -6256,10 +6166,10 @@
               <w:suppressLineNumbers w:val="0"/>
               <w:snapToGrid w:val="0"/>
               <w:spacing w:line="240" w:lineRule="auto"/>
-              <w:ind w:left="0" w:leftChars="0" w:right="0" w:rightChars="0" w:firstLine="0" w:firstLineChars="0"/>
+              <w:ind w:left="0" w:right="0" w:firstLine="0" w:leftChars="0" w:rightChars="0" w:firstLineChars="0"/>
               <w:jc w:val="left"/>
               <w:rPr>
-                <w:rFonts w:hint="default" w:ascii="Segoe UI" w:hAnsi="Segoe UI" w:eastAsia="Segoe UI" w:cs="Segoe UI"/>
+                <w:rFonts w:ascii="Segoe UI" w:eastAsia="Segoe UI" w:hAnsi="Segoe UI" w:cs="Segoe UI" w:hint="default"/>
                 <w:i w:val="0"/>
                 <w:iCs w:val="0"/>
                 <w:caps w:val="0"/>
@@ -6271,7 +6181,7 @@
             </w:pPr>
             <w:r>
               <w:rPr>
-                <w:rFonts w:hint="default" w:ascii="Segoe UI" w:hAnsi="Segoe UI" w:eastAsia="Segoe UI" w:cs="Segoe UI"/>
+                <w:rFonts w:ascii="Segoe UI" w:eastAsia="Segoe UI" w:hAnsi="Segoe UI" w:cs="Segoe UI" w:hint="default"/>
                 <w:i w:val="0"/>
                 <w:iCs w:val="0"/>
                 <w:caps w:val="0"/>
@@ -6281,7 +6191,7 @@
                 <w:kern w:val="0"/>
                 <w:sz w:val="18"/>
                 <w:szCs w:val="18"/>
-                <w:lang w:val="en-US" w:eastAsia="zh-CN" w:bidi="ar"/>
+                <w:lang w:val="en-US" w:eastAsia="zh-CN"/>
               </w:rPr>
               <w:t>质量管理部</w:t>
             </w:r>
@@ -6291,10 +6201,10 @@
           <w:tcPr>
             <w:tcW w:w="5675" w:type="dxa"/>
             <w:tcBorders>
-              <w:top w:val="single" w:color="auto" w:sz="4" w:space="0"/>
-              <w:left w:val="single" w:color="auto" w:sz="4" w:space="0"/>
-              <w:bottom w:val="single" w:color="auto" w:sz="4" w:space="0"/>
-              <w:right w:val="single" w:color="auto" w:sz="12" w:space="0"/>
+              <w:top w:val="single" w:sz="4" w:space="0" w:color="auto"/>
+              <w:left w:val="single" w:sz="4" w:space="0" w:color="auto"/>
+              <w:bottom w:val="single" w:sz="4" w:space="0" w:color="auto"/>
+              <w:right w:val="single" w:sz="12" w:space="0" w:color="auto"/>
             </w:tcBorders>
             <w:shd w:val="clear" w:color="auto" w:fill="auto"/>
             <w:tcMar>
@@ -6317,10 +6227,10 @@
               <w:suppressLineNumbers w:val="0"/>
               <w:snapToGrid w:val="0"/>
               <w:spacing w:line="240" w:lineRule="auto"/>
-              <w:ind w:left="425" w:leftChars="0" w:right="0" w:rightChars="0" w:hanging="425" w:firstLineChars="0"/>
+              <w:ind w:left="425" w:right="0" w:hanging="425" w:leftChars="0" w:rightChars="0" w:firstLineChars="0"/>
               <w:jc w:val="left"/>
               <w:rPr>
-                <w:rFonts w:hint="default" w:ascii="Segoe UI" w:hAnsi="Segoe UI" w:eastAsia="Segoe UI" w:cs="Segoe UI"/>
+                <w:rFonts w:ascii="Segoe UI" w:eastAsia="Segoe UI" w:hAnsi="Segoe UI" w:cs="Segoe UI" w:hint="default"/>
                 <w:i w:val="0"/>
                 <w:iCs w:val="0"/>
                 <w:caps w:val="0"/>
@@ -6330,12 +6240,12 @@
                 <w:kern w:val="0"/>
                 <w:sz w:val="18"/>
                 <w:szCs w:val="18"/>
-                <w:lang w:val="en-US" w:eastAsia="zh-CN" w:bidi="ar"/>
-              </w:rPr>
-            </w:pPr>
-            <w:r>
-              <w:rPr>
-                <w:rFonts w:hint="default" w:ascii="Segoe UI" w:hAnsi="Segoe UI" w:eastAsia="Segoe UI" w:cs="Segoe UI"/>
+                <w:lang w:val="en-US" w:eastAsia="zh-CN"/>
+              </w:rPr>
+            </w:pPr>
+            <w:r>
+              <w:rPr>
+                <w:rFonts w:ascii="Segoe UI" w:eastAsia="Segoe UI" w:hAnsi="Segoe UI" w:cs="Segoe UI" w:hint="default"/>
                 <w:i w:val="0"/>
                 <w:iCs w:val="0"/>
                 <w:caps w:val="0"/>
@@ -6345,7 +6255,7 @@
                 <w:kern w:val="0"/>
                 <w:sz w:val="18"/>
                 <w:szCs w:val="18"/>
-                <w:lang w:val="en-US" w:eastAsia="zh-CN" w:bidi="ar"/>
+                <w:lang w:val="en-US" w:eastAsia="zh-CN"/>
               </w:rPr>
               <w:t>具体组织实施各项质量保证活动。</w:t>
             </w:r>
@@ -6362,10 +6272,10 @@
               <w:suppressLineNumbers w:val="0"/>
               <w:snapToGrid w:val="0"/>
               <w:spacing w:line="240" w:lineRule="auto"/>
-              <w:ind w:left="425" w:leftChars="0" w:right="0" w:rightChars="0" w:hanging="425" w:firstLineChars="0"/>
+              <w:ind w:left="425" w:right="0" w:hanging="425" w:leftChars="0" w:rightChars="0" w:firstLineChars="0"/>
               <w:jc w:val="left"/>
               <w:rPr>
-                <w:rFonts w:hint="default" w:ascii="Segoe UI" w:hAnsi="Segoe UI" w:eastAsia="Segoe UI" w:cs="Segoe UI"/>
+                <w:rFonts w:ascii="Segoe UI" w:eastAsia="Segoe UI" w:hAnsi="Segoe UI" w:cs="Segoe UI" w:hint="default"/>
                 <w:i w:val="0"/>
                 <w:iCs w:val="0"/>
                 <w:caps w:val="0"/>
@@ -6375,12 +6285,12 @@
                 <w:kern w:val="0"/>
                 <w:sz w:val="18"/>
                 <w:szCs w:val="18"/>
-                <w:lang w:val="en-US" w:eastAsia="zh-CN" w:bidi="ar"/>
-              </w:rPr>
-            </w:pPr>
-            <w:r>
-              <w:rPr>
-                <w:rFonts w:hint="default" w:ascii="Segoe UI" w:hAnsi="Segoe UI" w:eastAsia="Segoe UI" w:cs="Segoe UI"/>
+                <w:lang w:val="en-US" w:eastAsia="zh-CN"/>
+              </w:rPr>
+            </w:pPr>
+            <w:r>
+              <w:rPr>
+                <w:rFonts w:ascii="Segoe UI" w:eastAsia="Segoe UI" w:hAnsi="Segoe UI" w:cs="Segoe UI" w:hint="default"/>
                 <w:i w:val="0"/>
                 <w:iCs w:val="0"/>
                 <w:caps w:val="0"/>
@@ -6390,7 +6300,7 @@
                 <w:kern w:val="0"/>
                 <w:sz w:val="18"/>
                 <w:szCs w:val="18"/>
-                <w:lang w:val="en-US" w:eastAsia="zh-CN" w:bidi="ar"/>
+                <w:lang w:val="en-US" w:eastAsia="zh-CN"/>
               </w:rPr>
               <w:t>监控KPI数据：收集、核对各部门报送的指标数据，验证其真实性</w:t>
             </w:r>
@@ -6407,10 +6317,10 @@
               <w:suppressLineNumbers w:val="0"/>
               <w:snapToGrid w:val="0"/>
               <w:spacing w:line="240" w:lineRule="auto"/>
-              <w:ind w:left="425" w:leftChars="0" w:right="0" w:rightChars="0" w:hanging="425" w:firstLineChars="0"/>
+              <w:ind w:left="425" w:right="0" w:hanging="425" w:leftChars="0" w:rightChars="0" w:firstLineChars="0"/>
               <w:jc w:val="left"/>
               <w:rPr>
-                <w:rFonts w:hint="default" w:ascii="Segoe UI" w:hAnsi="Segoe UI" w:eastAsia="Segoe UI" w:cs="Segoe UI"/>
+                <w:rFonts w:ascii="Segoe UI" w:eastAsia="Segoe UI" w:hAnsi="Segoe UI" w:cs="Segoe UI" w:hint="default"/>
                 <w:i w:val="0"/>
                 <w:iCs w:val="0"/>
                 <w:caps w:val="0"/>
@@ -6420,12 +6330,12 @@
                 <w:kern w:val="0"/>
                 <w:sz w:val="18"/>
                 <w:szCs w:val="18"/>
-                <w:lang w:val="en-US" w:eastAsia="zh-CN" w:bidi="ar"/>
-              </w:rPr>
-            </w:pPr>
-            <w:r>
-              <w:rPr>
-                <w:rFonts w:hint="default" w:ascii="Segoe UI" w:hAnsi="Segoe UI" w:eastAsia="Segoe UI" w:cs="Segoe UI"/>
+                <w:lang w:val="en-US" w:eastAsia="zh-CN"/>
+              </w:rPr>
+            </w:pPr>
+            <w:r>
+              <w:rPr>
+                <w:rFonts w:ascii="Segoe UI" w:eastAsia="Segoe UI" w:hAnsi="Segoe UI" w:cs="Segoe UI" w:hint="default"/>
                 <w:i w:val="0"/>
                 <w:iCs w:val="0"/>
                 <w:caps w:val="0"/>
@@ -6435,7 +6345,7 @@
                 <w:kern w:val="0"/>
                 <w:sz w:val="18"/>
                 <w:szCs w:val="18"/>
-                <w:lang w:val="en-US" w:eastAsia="zh-CN" w:bidi="ar"/>
+                <w:lang w:val="en-US" w:eastAsia="zh-CN"/>
               </w:rPr>
               <w:t>编制《月度/季度KPI监控报告》和《质量趋势分析报告》。</w:t>
             </w:r>
@@ -6452,10 +6362,10 @@
               <w:suppressLineNumbers w:val="0"/>
               <w:snapToGrid w:val="0"/>
               <w:spacing w:line="240" w:lineRule="auto"/>
-              <w:ind w:left="425" w:leftChars="0" w:right="0" w:rightChars="0" w:hanging="425" w:firstLineChars="0"/>
+              <w:ind w:left="425" w:right="0" w:hanging="425" w:leftChars="0" w:rightChars="0" w:firstLineChars="0"/>
               <w:jc w:val="left"/>
               <w:rPr>
-                <w:rFonts w:hint="default" w:ascii="Segoe UI" w:hAnsi="Segoe UI" w:eastAsia="Segoe UI" w:cs="Segoe UI"/>
+                <w:rFonts w:ascii="Segoe UI" w:eastAsia="Segoe UI" w:hAnsi="Segoe UI" w:cs="Segoe UI" w:hint="default"/>
                 <w:i w:val="0"/>
                 <w:iCs w:val="0"/>
                 <w:caps w:val="0"/>
@@ -6465,12 +6375,12 @@
                 <w:kern w:val="0"/>
                 <w:sz w:val="18"/>
                 <w:szCs w:val="18"/>
-                <w:lang w:val="en-US" w:eastAsia="zh-CN" w:bidi="ar"/>
-              </w:rPr>
-            </w:pPr>
-            <w:r>
-              <w:rPr>
-                <w:rFonts w:hint="default" w:ascii="Segoe UI" w:hAnsi="Segoe UI" w:eastAsia="Segoe UI" w:cs="Segoe UI"/>
+                <w:lang w:val="en-US" w:eastAsia="zh-CN"/>
+              </w:rPr>
+            </w:pPr>
+            <w:r>
+              <w:rPr>
+                <w:rFonts w:ascii="Segoe UI" w:eastAsia="Segoe UI" w:hAnsi="Segoe UI" w:cs="Segoe UI" w:hint="default"/>
                 <w:i w:val="0"/>
                 <w:iCs w:val="0"/>
                 <w:caps w:val="0"/>
@@ -6480,7 +6390,7 @@
                 <w:kern w:val="0"/>
                 <w:sz w:val="18"/>
                 <w:szCs w:val="18"/>
-                <w:lang w:val="en-US" w:eastAsia="zh-CN" w:bidi="ar"/>
+                <w:lang w:val="en-US" w:eastAsia="zh-CN"/>
               </w:rPr>
               <w:t>跟踪所有不符合项及改进措施的闭环。</w:t>
             </w:r>
@@ -6489,14 +6399,8 @@
       </w:tr>
       <w:tr>
         <w:tblPrEx>
-          <w:tblBorders>
-            <w:top w:val="single" w:color="auto" w:sz="4" w:space="0"/>
-            <w:left w:val="single" w:color="auto" w:sz="4" w:space="0"/>
-            <w:bottom w:val="single" w:color="auto" w:sz="4" w:space="0"/>
-            <w:right w:val="single" w:color="auto" w:sz="4" w:space="0"/>
-            <w:insideH w:val="single" w:color="auto" w:sz="4" w:space="0"/>
-            <w:insideV w:val="single" w:color="auto" w:sz="4" w:space="0"/>
-          </w:tblBorders>
+          <w:tblW w:w="8506" w:type="dxa"/>
+          <w:jc w:val="center"/>
           <w:shd w:val="clear" w:color="auto" w:fill="auto"/>
           <w:tblCellMar>
             <w:top w:w="15" w:type="dxa"/>
@@ -6506,17 +6410,17 @@
           </w:tblCellMar>
         </w:tblPrEx>
         <w:trPr>
-          <w:trHeight w:val="0" w:hRule="atLeast"/>
+          <w:trHeight w:val="0"/>
           <w:jc w:val="center"/>
         </w:trPr>
         <w:tc>
           <w:tcPr>
             <w:tcW w:w="1224" w:type="dxa"/>
             <w:tcBorders>
-              <w:top w:val="single" w:color="auto" w:sz="4" w:space="0"/>
-              <w:left w:val="single" w:color="auto" w:sz="12" w:space="0"/>
-              <w:bottom w:val="single" w:color="auto" w:sz="12" w:space="0"/>
-              <w:right w:val="single" w:color="auto" w:sz="4" w:space="0"/>
+              <w:top w:val="single" w:sz="4" w:space="0" w:color="auto"/>
+              <w:left w:val="single" w:sz="12" w:space="0" w:color="auto"/>
+              <w:bottom w:val="single" w:sz="12" w:space="0" w:color="auto"/>
+              <w:right w:val="single" w:sz="4" w:space="0" w:color="auto"/>
             </w:tcBorders>
             <w:shd w:val="clear" w:color="auto" w:fill="auto"/>
             <w:tcMar>
@@ -6535,10 +6439,10 @@
               <w:suppressLineNumbers w:val="0"/>
               <w:snapToGrid w:val="0"/>
               <w:spacing w:line="240" w:lineRule="auto"/>
-              <w:ind w:left="0" w:leftChars="0" w:right="0" w:rightChars="0" w:firstLine="0" w:firstLineChars="0"/>
+              <w:ind w:left="0" w:right="0" w:firstLine="0" w:leftChars="0" w:rightChars="0" w:firstLineChars="0"/>
               <w:jc w:val="left"/>
               <w:rPr>
-                <w:rFonts w:hint="default" w:ascii="Segoe UI" w:hAnsi="Segoe UI" w:eastAsia="Segoe UI" w:cs="Segoe UI"/>
+                <w:rFonts w:ascii="Segoe UI" w:eastAsia="Segoe UI" w:hAnsi="Segoe UI" w:cs="Segoe UI" w:hint="default"/>
                 <w:i w:val="0"/>
                 <w:iCs w:val="0"/>
                 <w:caps w:val="0"/>
@@ -6550,8 +6454,8 @@
             </w:pPr>
             <w:r>
               <w:rPr>
-                <w:rStyle w:val="23"/>
-                <w:rFonts w:hint="default" w:ascii="Segoe UI" w:hAnsi="Segoe UI" w:eastAsia="Segoe UI" w:cs="Segoe UI"/>
+                <w:rStyle w:val="Strong"/>
+                <w:rFonts w:ascii="Segoe UI" w:eastAsia="Segoe UI" w:hAnsi="Segoe UI" w:cs="Segoe UI" w:hint="default"/>
                 <w:b/>
                 <w:bCs/>
                 <w:i w:val="0"/>
@@ -6563,7 +6467,7 @@
                 <w:kern w:val="0"/>
                 <w:sz w:val="18"/>
                 <w:szCs w:val="18"/>
-                <w:lang w:val="en-US" w:eastAsia="zh-CN" w:bidi="ar"/>
+                <w:lang w:val="en-US" w:eastAsia="zh-CN"/>
               </w:rPr>
               <w:t>数据/过程责任人</w:t>
             </w:r>
@@ -6573,10 +6477,10 @@
           <w:tcPr>
             <w:tcW w:w="1607" w:type="dxa"/>
             <w:tcBorders>
-              <w:top w:val="single" w:color="auto" w:sz="4" w:space="0"/>
-              <w:left w:val="single" w:color="auto" w:sz="4" w:space="0"/>
-              <w:bottom w:val="single" w:color="auto" w:sz="12" w:space="0"/>
-              <w:right w:val="single" w:color="auto" w:sz="4" w:space="0"/>
+              <w:top w:val="single" w:sz="4" w:space="0" w:color="auto"/>
+              <w:left w:val="single" w:sz="4" w:space="0" w:color="auto"/>
+              <w:bottom w:val="single" w:sz="12" w:space="0" w:color="auto"/>
+              <w:right w:val="single" w:sz="4" w:space="0" w:color="auto"/>
             </w:tcBorders>
             <w:shd w:val="clear" w:color="auto" w:fill="auto"/>
             <w:tcMar>
@@ -6595,10 +6499,10 @@
               <w:suppressLineNumbers w:val="0"/>
               <w:snapToGrid w:val="0"/>
               <w:spacing w:line="240" w:lineRule="auto"/>
-              <w:ind w:left="0" w:leftChars="0" w:right="0" w:rightChars="0" w:firstLine="0" w:firstLineChars="0"/>
+              <w:ind w:left="0" w:right="0" w:firstLine="0" w:leftChars="0" w:rightChars="0" w:firstLineChars="0"/>
               <w:jc w:val="left"/>
               <w:rPr>
-                <w:rFonts w:hint="default" w:ascii="Segoe UI" w:hAnsi="Segoe UI" w:eastAsia="Segoe UI" w:cs="Segoe UI"/>
+                <w:rFonts w:ascii="Segoe UI" w:eastAsia="Segoe UI" w:hAnsi="Segoe UI" w:cs="Segoe UI" w:hint="default"/>
                 <w:i w:val="0"/>
                 <w:iCs w:val="0"/>
                 <w:caps w:val="0"/>
@@ -6610,7 +6514,7 @@
             </w:pPr>
             <w:r>
               <w:rPr>
-                <w:rFonts w:hint="default" w:ascii="Segoe UI" w:hAnsi="Segoe UI" w:eastAsia="Segoe UI" w:cs="Segoe UI"/>
+                <w:rFonts w:ascii="Segoe UI" w:eastAsia="Segoe UI" w:hAnsi="Segoe UI" w:cs="Segoe UI" w:hint="default"/>
                 <w:i w:val="0"/>
                 <w:iCs w:val="0"/>
                 <w:caps w:val="0"/>
@@ -6620,7 +6524,7 @@
                 <w:kern w:val="0"/>
                 <w:sz w:val="18"/>
                 <w:szCs w:val="18"/>
-                <w:lang w:val="en-US" w:eastAsia="zh-CN" w:bidi="ar"/>
+                <w:lang w:val="en-US" w:eastAsia="zh-CN"/>
               </w:rPr>
               <w:t>数智运营部、研究总院、人力部等</w:t>
             </w:r>
@@ -6630,10 +6534,10 @@
           <w:tcPr>
             <w:tcW w:w="5675" w:type="dxa"/>
             <w:tcBorders>
-              <w:top w:val="single" w:color="auto" w:sz="4" w:space="0"/>
-              <w:left w:val="single" w:color="auto" w:sz="4" w:space="0"/>
-              <w:bottom w:val="single" w:color="auto" w:sz="12" w:space="0"/>
-              <w:right w:val="single" w:color="auto" w:sz="12" w:space="0"/>
+              <w:top w:val="single" w:sz="4" w:space="0" w:color="auto"/>
+              <w:left w:val="single" w:sz="4" w:space="0" w:color="auto"/>
+              <w:bottom w:val="single" w:sz="12" w:space="0" w:color="auto"/>
+              <w:right w:val="single" w:sz="12" w:space="0" w:color="auto"/>
             </w:tcBorders>
             <w:shd w:val="clear" w:color="auto" w:fill="auto"/>
             <w:tcMar>
@@ -6656,10 +6560,10 @@
               <w:suppressLineNumbers w:val="0"/>
               <w:snapToGrid w:val="0"/>
               <w:spacing w:line="240" w:lineRule="auto"/>
-              <w:ind w:left="425" w:leftChars="0" w:right="0" w:rightChars="0" w:hanging="425" w:firstLineChars="0"/>
+              <w:ind w:left="425" w:right="0" w:hanging="425" w:leftChars="0" w:rightChars="0" w:firstLineChars="0"/>
               <w:jc w:val="left"/>
               <w:rPr>
-                <w:rFonts w:hint="default" w:ascii="Segoe UI" w:hAnsi="Segoe UI" w:eastAsia="Segoe UI" w:cs="Segoe UI"/>
+                <w:rFonts w:ascii="Segoe UI" w:eastAsia="Segoe UI" w:hAnsi="Segoe UI" w:cs="Segoe UI" w:hint="default"/>
                 <w:i w:val="0"/>
                 <w:iCs w:val="0"/>
                 <w:caps w:val="0"/>
@@ -6669,12 +6573,12 @@
                 <w:kern w:val="0"/>
                 <w:sz w:val="18"/>
                 <w:szCs w:val="18"/>
-                <w:lang w:val="en-US" w:eastAsia="zh-CN" w:bidi="ar"/>
-              </w:rPr>
-            </w:pPr>
-            <w:r>
-              <w:rPr>
-                <w:rFonts w:hint="default" w:ascii="Segoe UI" w:hAnsi="Segoe UI" w:eastAsia="Segoe UI" w:cs="Segoe UI"/>
+                <w:lang w:val="en-US" w:eastAsia="zh-CN"/>
+              </w:rPr>
+            </w:pPr>
+            <w:r>
+              <w:rPr>
+                <w:rFonts w:ascii="Segoe UI" w:eastAsia="Segoe UI" w:hAnsi="Segoe UI" w:cs="Segoe UI" w:hint="default"/>
                 <w:i w:val="0"/>
                 <w:iCs w:val="0"/>
                 <w:caps w:val="0"/>
@@ -6684,7 +6588,7 @@
                 <w:kern w:val="0"/>
                 <w:sz w:val="18"/>
                 <w:szCs w:val="18"/>
-                <w:lang w:val="en-US" w:eastAsia="zh-CN" w:bidi="ar"/>
+                <w:lang w:val="en-US" w:eastAsia="zh-CN"/>
               </w:rPr>
               <w:t>负责达成所属KPI：按指标频度要求，确保负责的指标达到目标值</w:t>
             </w:r>
@@ -6701,10 +6605,10 @@
               <w:suppressLineNumbers w:val="0"/>
               <w:snapToGrid w:val="0"/>
               <w:spacing w:line="240" w:lineRule="auto"/>
-              <w:ind w:left="425" w:leftChars="0" w:right="0" w:rightChars="0" w:hanging="425" w:firstLineChars="0"/>
+              <w:ind w:left="425" w:right="0" w:hanging="425" w:leftChars="0" w:rightChars="0" w:firstLineChars="0"/>
               <w:jc w:val="left"/>
               <w:rPr>
-                <w:rFonts w:hint="default" w:ascii="Segoe UI" w:hAnsi="Segoe UI" w:eastAsia="Segoe UI" w:cs="Segoe UI"/>
+                <w:rFonts w:ascii="Segoe UI" w:eastAsia="Segoe UI" w:hAnsi="Segoe UI" w:cs="Segoe UI" w:hint="default"/>
                 <w:i w:val="0"/>
                 <w:iCs w:val="0"/>
                 <w:caps w:val="0"/>
@@ -6714,12 +6618,12 @@
                 <w:kern w:val="0"/>
                 <w:sz w:val="18"/>
                 <w:szCs w:val="18"/>
-                <w:lang w:val="en-US" w:eastAsia="zh-CN" w:bidi="ar"/>
-              </w:rPr>
-            </w:pPr>
-            <w:r>
-              <w:rPr>
-                <w:rFonts w:hint="default" w:ascii="Segoe UI" w:hAnsi="Segoe UI" w:eastAsia="Segoe UI" w:cs="Segoe UI"/>
+                <w:lang w:val="en-US" w:eastAsia="zh-CN"/>
+              </w:rPr>
+            </w:pPr>
+            <w:r>
+              <w:rPr>
+                <w:rFonts w:ascii="Segoe UI" w:eastAsia="Segoe UI" w:hAnsi="Segoe UI" w:cs="Segoe UI" w:hint="default"/>
                 <w:i w:val="0"/>
                 <w:iCs w:val="0"/>
                 <w:caps w:val="0"/>
@@ -6729,7 +6633,7 @@
                 <w:kern w:val="0"/>
                 <w:sz w:val="18"/>
                 <w:szCs w:val="18"/>
-                <w:lang w:val="en-US" w:eastAsia="zh-CN" w:bidi="ar"/>
+                <w:lang w:val="en-US" w:eastAsia="zh-CN"/>
               </w:rPr>
               <w:t>负责数据报送：按时、准确向质量管理部报送负责的指标数据及支撑材料。</w:t>
             </w:r>
@@ -6746,10 +6650,10 @@
               <w:suppressLineNumbers w:val="0"/>
               <w:snapToGrid w:val="0"/>
               <w:spacing w:line="240" w:lineRule="auto"/>
-              <w:ind w:left="425" w:leftChars="0" w:right="0" w:rightChars="0" w:hanging="425" w:firstLineChars="0"/>
+              <w:ind w:left="425" w:right="0" w:hanging="425" w:leftChars="0" w:rightChars="0" w:firstLineChars="0"/>
               <w:jc w:val="left"/>
               <w:rPr>
-                <w:rFonts w:hint="default" w:ascii="Segoe UI" w:hAnsi="Segoe UI" w:eastAsia="Segoe UI" w:cs="Segoe UI"/>
+                <w:rFonts w:ascii="Segoe UI" w:eastAsia="Segoe UI" w:hAnsi="Segoe UI" w:cs="Segoe UI" w:hint="default"/>
                 <w:i w:val="0"/>
                 <w:iCs w:val="0"/>
                 <w:caps w:val="0"/>
@@ -6759,12 +6663,12 @@
                 <w:kern w:val="0"/>
                 <w:sz w:val="18"/>
                 <w:szCs w:val="18"/>
-                <w:lang w:val="en-US" w:eastAsia="zh-CN" w:bidi="ar"/>
-              </w:rPr>
-            </w:pPr>
-            <w:r>
-              <w:rPr>
-                <w:rFonts w:hint="default" w:ascii="Segoe UI" w:hAnsi="Segoe UI" w:eastAsia="Segoe UI" w:cs="Segoe UI"/>
+                <w:lang w:val="en-US" w:eastAsia="zh-CN"/>
+              </w:rPr>
+            </w:pPr>
+            <w:r>
+              <w:rPr>
+                <w:rFonts w:ascii="Segoe UI" w:eastAsia="Segoe UI" w:hAnsi="Segoe UI" w:cs="Segoe UI" w:hint="default"/>
                 <w:i w:val="0"/>
                 <w:iCs w:val="0"/>
                 <w:caps w:val="0"/>
@@ -6774,7 +6678,7 @@
                 <w:kern w:val="0"/>
                 <w:sz w:val="18"/>
                 <w:szCs w:val="18"/>
-                <w:lang w:val="en-US" w:eastAsia="zh-CN" w:bidi="ar"/>
+                <w:lang w:val="en-US" w:eastAsia="zh-CN"/>
               </w:rPr>
               <w:t>参与内审，对发现的不符合项负责制定并执行纠正措施。</w:t>
             </w:r>
@@ -6784,7 +6688,7 @@
     </w:tbl>
     <w:p>
       <w:pPr>
-        <w:pStyle w:val="30"/>
+        <w:pStyle w:val="2"/>
         <w:bidi w:val="0"/>
         <w:rPr>
           <w:rFonts w:hint="eastAsia"/>
@@ -6803,7 +6707,7 @@
     </w:p>
     <w:p>
       <w:pPr>
-        <w:pStyle w:val="31"/>
+        <w:pStyle w:val="3"/>
         <w:bidi w:val="0"/>
         <w:rPr>
           <w:rFonts w:hint="default"/>
@@ -6822,7 +6726,7 @@
     </w:p>
     <w:p>
       <w:pPr>
-        <w:pStyle w:val="29"/>
+        <w:pStyle w:val="a1"/>
         <w:rPr>
           <w:rFonts w:hint="default"/>
           <w:lang w:val="en-US" w:eastAsia="zh-CN"/>
@@ -6838,7 +6742,7 @@
     </w:p>
     <w:p>
       <w:pPr>
-        <w:pStyle w:val="29"/>
+        <w:pStyle w:val="a1"/>
         <w:rPr>
           <w:rFonts w:hint="default"/>
           <w:lang w:val="en-US" w:eastAsia="zh-CN"/>
@@ -6854,7 +6758,7 @@
     </w:p>
     <w:p>
       <w:pPr>
-        <w:pStyle w:val="29"/>
+        <w:pStyle w:val="a1"/>
         <w:rPr>
           <w:rFonts w:hint="default"/>
           <w:lang w:val="en-US" w:eastAsia="zh-CN"/>
@@ -6870,7 +6774,7 @@
     </w:p>
     <w:p>
       <w:pPr>
-        <w:pStyle w:val="29"/>
+        <w:pStyle w:val="a1"/>
         <w:rPr>
           <w:rFonts w:hint="default"/>
           <w:lang w:val="en-US" w:eastAsia="zh-CN"/>
@@ -6886,7 +6790,7 @@
     </w:p>
     <w:p>
       <w:pPr>
-        <w:pStyle w:val="29"/>
+        <w:pStyle w:val="a1"/>
         <w:rPr>
           <w:rFonts w:hint="default"/>
           <w:lang w:val="en-US" w:eastAsia="zh-CN"/>
@@ -6902,7 +6806,7 @@
     </w:p>
     <w:p>
       <w:pPr>
-        <w:pStyle w:val="29"/>
+        <w:pStyle w:val="a1"/>
         <w:rPr>
           <w:rFonts w:hint="default"/>
           <w:lang w:val="en-US" w:eastAsia="zh-CN"/>
@@ -6918,7 +6822,7 @@
     </w:p>
     <w:p>
       <w:pPr>
-        <w:pStyle w:val="31"/>
+        <w:pStyle w:val="3"/>
         <w:bidi w:val="0"/>
         <w:rPr>
           <w:rFonts w:hint="default"/>
@@ -6937,7 +6841,7 @@
     </w:p>
     <w:p>
       <w:pPr>
-        <w:pStyle w:val="29"/>
+        <w:pStyle w:val="a1"/>
         <w:rPr>
           <w:rFonts w:hint="default"/>
           <w:lang w:val="en-US" w:eastAsia="zh-CN"/>
@@ -6953,7 +6857,7 @@
     </w:p>
     <w:p>
       <w:pPr>
-        <w:pStyle w:val="29"/>
+        <w:pStyle w:val="a1"/>
         <w:rPr>
           <w:rFonts w:hint="default"/>
           <w:lang w:val="en-US" w:eastAsia="zh-CN"/>
@@ -6969,7 +6873,7 @@
     </w:p>
     <w:p>
       <w:pPr>
-        <w:pStyle w:val="29"/>
+        <w:pStyle w:val="a1"/>
         <w:rPr>
           <w:rFonts w:hint="default"/>
           <w:lang w:val="en-US" w:eastAsia="zh-CN"/>
@@ -6985,7 +6889,7 @@
     </w:p>
     <w:p>
       <w:pPr>
-        <w:pStyle w:val="29"/>
+        <w:pStyle w:val="a1"/>
         <w:rPr>
           <w:rFonts w:hint="default"/>
           <w:lang w:val="en-US" w:eastAsia="zh-CN"/>
@@ -7001,7 +6905,7 @@
     </w:p>
     <w:p>
       <w:pPr>
-        <w:pStyle w:val="29"/>
+        <w:pStyle w:val="a1"/>
         <w:rPr>
           <w:rFonts w:hint="default"/>
           <w:lang w:val="en-US" w:eastAsia="zh-CN"/>
@@ -7017,7 +6921,7 @@
     </w:p>
     <w:p>
       <w:pPr>
-        <w:pStyle w:val="29"/>
+        <w:pStyle w:val="a1"/>
         <w:rPr>
           <w:rFonts w:hint="default"/>
           <w:lang w:val="en-US" w:eastAsia="zh-CN"/>
@@ -7033,7 +6937,7 @@
     </w:p>
     <w:p>
       <w:pPr>
-        <w:pStyle w:val="31"/>
+        <w:pStyle w:val="3"/>
         <w:bidi w:val="0"/>
         <w:rPr>
           <w:rFonts w:hint="default"/>
@@ -7052,7 +6956,7 @@
     </w:p>
     <w:p>
       <w:pPr>
-        <w:pStyle w:val="29"/>
+        <w:pStyle w:val="a1"/>
         <w:rPr>
           <w:rFonts w:hint="default"/>
           <w:lang w:val="en-US" w:eastAsia="zh-CN"/>
@@ -7068,7 +6972,7 @@
     </w:p>
     <w:p>
       <w:pPr>
-        <w:pStyle w:val="29"/>
+        <w:pStyle w:val="a1"/>
         <w:rPr>
           <w:rFonts w:hint="default"/>
           <w:lang w:val="en-US" w:eastAsia="zh-CN"/>
@@ -7084,7 +6988,7 @@
     </w:p>
     <w:p>
       <w:pPr>
-        <w:pStyle w:val="29"/>
+        <w:pStyle w:val="a1"/>
         <w:rPr>
           <w:rFonts w:hint="default"/>
           <w:lang w:val="en-US" w:eastAsia="zh-CN"/>
@@ -7100,7 +7004,7 @@
     </w:p>
     <w:p>
       <w:pPr>
-        <w:pStyle w:val="29"/>
+        <w:pStyle w:val="a1"/>
         <w:rPr>
           <w:rFonts w:hint="default"/>
           <w:lang w:val="en-US" w:eastAsia="zh-CN"/>
@@ -7116,7 +7020,7 @@
     </w:p>
     <w:p>
       <w:pPr>
-        <w:pStyle w:val="29"/>
+        <w:pStyle w:val="a1"/>
         <w:rPr>
           <w:rFonts w:hint="default"/>
           <w:lang w:val="en-US" w:eastAsia="zh-CN"/>
@@ -7132,7 +7036,7 @@
     </w:p>
     <w:p>
       <w:pPr>
-        <w:pStyle w:val="29"/>
+        <w:pStyle w:val="a1"/>
         <w:rPr>
           <w:rFonts w:hint="default"/>
           <w:lang w:val="en-US" w:eastAsia="zh-CN"/>
@@ -7148,7 +7052,7 @@
     </w:p>
     <w:p>
       <w:pPr>
-        <w:pStyle w:val="31"/>
+        <w:pStyle w:val="3"/>
         <w:bidi w:val="0"/>
         <w:rPr>
           <w:rFonts w:hint="default"/>
@@ -7167,7 +7071,7 @@
     </w:p>
     <w:p>
       <w:pPr>
-        <w:pStyle w:val="29"/>
+        <w:pStyle w:val="a1"/>
         <w:bidi w:val="0"/>
         <w:rPr>
           <w:rFonts w:hint="default"/>
@@ -7184,13 +7088,13 @@
     </w:p>
     <w:p>
       <w:pPr>
-        <w:pStyle w:val="29"/>
+        <w:pStyle w:val="a1"/>
         <w:numPr>
           <w:ilvl w:val="0"/>
           <w:numId w:val="5"/>
         </w:numPr>
         <w:bidi w:val="0"/>
-        <w:ind w:left="425" w:leftChars="0" w:hanging="425" w:firstLineChars="0"/>
+        <w:ind w:left="425" w:hanging="425" w:leftChars="0" w:firstLineChars="0"/>
         <w:rPr>
           <w:rFonts w:hint="default"/>
           <w:lang w:val="en-US" w:eastAsia="zh-CN"/>
@@ -7206,7 +7110,7 @@
     </w:p>
     <w:p>
       <w:pPr>
-        <w:pStyle w:val="29"/>
+        <w:pStyle w:val="a1"/>
         <w:bidi w:val="0"/>
         <w:rPr>
           <w:rFonts w:hint="default"/>
@@ -7237,7 +7141,7 @@
     </w:p>
     <w:p>
       <w:pPr>
-        <w:pStyle w:val="29"/>
+        <w:pStyle w:val="a1"/>
         <w:bidi w:val="0"/>
         <w:rPr>
           <w:rFonts w:hint="default"/>
@@ -7254,7 +7158,7 @@
     </w:p>
     <w:p>
       <w:pPr>
-        <w:pStyle w:val="29"/>
+        <w:pStyle w:val="a1"/>
         <w:bidi w:val="0"/>
         <w:rPr>
           <w:rFonts w:hint="default"/>
@@ -7271,7 +7175,7 @@
     </w:p>
     <w:p>
       <w:pPr>
-        <w:pStyle w:val="29"/>
+        <w:pStyle w:val="a1"/>
         <w:bidi w:val="0"/>
         <w:rPr>
           <w:rFonts w:hint="default"/>
@@ -7288,13 +7192,13 @@
     </w:p>
     <w:p>
       <w:pPr>
-        <w:pStyle w:val="29"/>
+        <w:pStyle w:val="a1"/>
         <w:numPr>
           <w:ilvl w:val="0"/>
           <w:numId w:val="5"/>
         </w:numPr>
         <w:bidi w:val="0"/>
-        <w:ind w:left="425" w:leftChars="0" w:hanging="425" w:firstLineChars="0"/>
+        <w:ind w:left="425" w:hanging="425" w:leftChars="0" w:firstLineChars="0"/>
         <w:rPr>
           <w:rFonts w:hint="default"/>
           <w:lang w:val="en-US" w:eastAsia="zh-CN"/>
@@ -7310,7 +7214,7 @@
     </w:p>
     <w:p>
       <w:pPr>
-        <w:pStyle w:val="29"/>
+        <w:pStyle w:val="a1"/>
         <w:bidi w:val="0"/>
         <w:rPr>
           <w:rFonts w:hint="default"/>
@@ -7327,7 +7231,7 @@
     </w:p>
     <w:p>
       <w:pPr>
-        <w:pStyle w:val="29"/>
+        <w:pStyle w:val="a1"/>
         <w:bidi w:val="0"/>
         <w:rPr>
           <w:rFonts w:hint="default"/>
@@ -7344,7 +7248,7 @@
     </w:p>
     <w:p>
       <w:pPr>
-        <w:pStyle w:val="29"/>
+        <w:pStyle w:val="a1"/>
         <w:bidi w:val="0"/>
         <w:rPr>
           <w:rFonts w:hint="default"/>
@@ -7361,13 +7265,13 @@
     </w:p>
     <w:p>
       <w:pPr>
-        <w:pStyle w:val="29"/>
+        <w:pStyle w:val="a1"/>
         <w:numPr>
           <w:ilvl w:val="0"/>
           <w:numId w:val="5"/>
         </w:numPr>
         <w:bidi w:val="0"/>
-        <w:ind w:left="425" w:leftChars="0" w:hanging="425" w:firstLineChars="0"/>
+        <w:ind w:left="425" w:hanging="425" w:leftChars="0" w:firstLineChars="0"/>
         <w:rPr>
           <w:rFonts w:hint="default"/>
           <w:lang w:val="en-US" w:eastAsia="zh-CN"/>
@@ -7383,7 +7287,7 @@
     </w:p>
     <w:p>
       <w:pPr>
-        <w:pStyle w:val="29"/>
+        <w:pStyle w:val="a1"/>
         <w:bidi w:val="0"/>
         <w:rPr>
           <w:rFonts w:hint="default"/>
@@ -7400,7 +7304,7 @@
     </w:p>
     <w:p>
       <w:pPr>
-        <w:pStyle w:val="29"/>
+        <w:pStyle w:val="a1"/>
         <w:bidi w:val="0"/>
         <w:rPr>
           <w:rFonts w:hint="default"/>
@@ -7417,7 +7321,7 @@
     </w:p>
     <w:p>
       <w:pPr>
-        <w:pStyle w:val="29"/>
+        <w:pStyle w:val="a1"/>
         <w:bidi w:val="0"/>
         <w:rPr>
           <w:rFonts w:hint="default"/>
@@ -7434,7 +7338,7 @@
     </w:p>
     <w:p>
       <w:pPr>
-        <w:pStyle w:val="31"/>
+        <w:pStyle w:val="3"/>
         <w:bidi w:val="0"/>
         <w:rPr>
           <w:rFonts w:hint="default"/>
@@ -7453,7 +7357,7 @@
     </w:p>
     <w:p>
       <w:pPr>
-        <w:pStyle w:val="29"/>
+        <w:pStyle w:val="a1"/>
         <w:rPr>
           <w:rFonts w:hint="default"/>
           <w:lang w:val="en-US" w:eastAsia="zh-CN"/>
@@ -7469,7 +7373,7 @@
     </w:p>
     <w:p>
       <w:pPr>
-        <w:pStyle w:val="29"/>
+        <w:pStyle w:val="a1"/>
         <w:rPr>
           <w:rFonts w:hint="default"/>
           <w:lang w:val="en-US" w:eastAsia="zh-CN"/>
@@ -7485,7 +7389,7 @@
     </w:p>
     <w:p>
       <w:pPr>
-        <w:pStyle w:val="29"/>
+        <w:pStyle w:val="a1"/>
         <w:rPr>
           <w:rFonts w:hint="default"/>
           <w:lang w:val="en-US" w:eastAsia="zh-CN"/>
@@ -7501,7 +7405,7 @@
     </w:p>
     <w:p>
       <w:pPr>
-        <w:pStyle w:val="29"/>
+        <w:pStyle w:val="a1"/>
         <w:rPr>
           <w:rFonts w:hint="default"/>
           <w:lang w:val="en-US" w:eastAsia="zh-CN"/>
@@ -7517,7 +7421,7 @@
     </w:p>
     <w:p>
       <w:pPr>
-        <w:pStyle w:val="29"/>
+        <w:pStyle w:val="a1"/>
         <w:rPr>
           <w:rFonts w:hint="default"/>
           <w:lang w:val="en-US" w:eastAsia="zh-CN"/>
@@ -7533,7 +7437,7 @@
     </w:p>
     <w:p>
       <w:pPr>
-        <w:pStyle w:val="29"/>
+        <w:pStyle w:val="a1"/>
         <w:rPr>
           <w:rFonts w:hint="default"/>
           <w:lang w:val="en-US" w:eastAsia="zh-CN"/>
@@ -7549,7 +7453,7 @@
     </w:p>
     <w:p>
       <w:pPr>
-        <w:pStyle w:val="30"/>
+        <w:pStyle w:val="2"/>
         <w:bidi w:val="0"/>
         <w:rPr>
           <w:rFonts w:hint="default"/>
@@ -7568,19 +7472,18 @@
     </w:p>
     <w:tbl>
       <w:tblPr>
-        <w:tblStyle w:val="20"/>
+        <w:tblStyle w:val="TableNormal"/>
         <w:tblW w:w="8335" w:type="dxa"/>
         <w:jc w:val="center"/>
         <w:tblBorders>
-          <w:top w:val="single" w:color="auto" w:sz="4" w:space="0"/>
-          <w:left w:val="single" w:color="auto" w:sz="4" w:space="0"/>
-          <w:bottom w:val="single" w:color="auto" w:sz="4" w:space="0"/>
-          <w:right w:val="single" w:color="auto" w:sz="4" w:space="0"/>
-          <w:insideH w:val="single" w:color="auto" w:sz="4" w:space="0"/>
-          <w:insideV w:val="single" w:color="auto" w:sz="4" w:space="0"/>
+          <w:top w:val="single" w:sz="4" w:space="0" w:color="auto"/>
+          <w:left w:val="single" w:sz="4" w:space="0" w:color="auto"/>
+          <w:bottom w:val="single" w:sz="4" w:space="0" w:color="auto"/>
+          <w:right w:val="single" w:sz="4" w:space="0" w:color="auto"/>
+          <w:insideH w:val="single" w:sz="4" w:space="0" w:color="auto"/>
+          <w:insideV w:val="single" w:sz="4" w:space="0" w:color="auto"/>
         </w:tblBorders>
         <w:shd w:val="clear" w:color="auto" w:fill="auto"/>
-        <w:tblLayout w:type="autofit"/>
         <w:tblCellMar>
           <w:top w:w="15" w:type="dxa"/>
           <w:left w:w="15" w:type="dxa"/>
@@ -7598,13 +7501,15 @@
       </w:tblGrid>
       <w:tr>
         <w:tblPrEx>
+          <w:tblW w:w="8335" w:type="dxa"/>
+          <w:jc w:val="center"/>
           <w:tblBorders>
-            <w:top w:val="single" w:color="auto" w:sz="4" w:space="0"/>
-            <w:left w:val="single" w:color="auto" w:sz="4" w:space="0"/>
-            <w:bottom w:val="single" w:color="auto" w:sz="4" w:space="0"/>
-            <w:right w:val="single" w:color="auto" w:sz="4" w:space="0"/>
-            <w:insideH w:val="single" w:color="auto" w:sz="4" w:space="0"/>
-            <w:insideV w:val="single" w:color="auto" w:sz="4" w:space="0"/>
+            <w:top w:val="single" w:sz="4" w:space="0" w:color="auto"/>
+            <w:left w:val="single" w:sz="4" w:space="0" w:color="auto"/>
+            <w:bottom w:val="single" w:sz="4" w:space="0" w:color="auto"/>
+            <w:right w:val="single" w:sz="4" w:space="0" w:color="auto"/>
+            <w:insideH w:val="single" w:sz="4" w:space="0" w:color="auto"/>
+            <w:insideV w:val="single" w:sz="4" w:space="0" w:color="auto"/>
           </w:tblBorders>
           <w:shd w:val="clear" w:color="auto" w:fill="auto"/>
           <w:tblCellMar>
@@ -7615,7 +7520,7 @@
           </w:tblCellMar>
         </w:tblPrEx>
         <w:trPr>
-          <w:trHeight w:val="0" w:hRule="atLeast"/>
+          <w:trHeight w:val="0"/>
           <w:tblHeader/>
           <w:jc w:val="center"/>
         </w:trPr>
@@ -7623,10 +7528,10 @@
           <w:tcPr>
             <w:tcW w:w="607" w:type="dxa"/>
             <w:tcBorders>
-              <w:top w:val="single" w:color="auto" w:sz="12" w:space="0"/>
-              <w:left w:val="single" w:color="auto" w:sz="12" w:space="0"/>
-              <w:bottom w:val="single" w:color="auto" w:sz="4" w:space="0"/>
-              <w:right w:val="single" w:color="auto" w:sz="4" w:space="0"/>
+              <w:top w:val="single" w:sz="12" w:space="0" w:color="auto"/>
+              <w:left w:val="single" w:sz="12" w:space="0" w:color="auto"/>
+              <w:bottom w:val="single" w:sz="4" w:space="0" w:color="auto"/>
+              <w:right w:val="single" w:sz="4" w:space="0" w:color="auto"/>
             </w:tcBorders>
             <w:shd w:val="clear" w:color="auto" w:fill="auto"/>
             <w:tcMar>
@@ -7645,10 +7550,10 @@
               <w:suppressLineNumbers w:val="0"/>
               <w:snapToGrid w:val="0"/>
               <w:spacing w:line="240" w:lineRule="auto"/>
-              <w:ind w:left="0" w:leftChars="0" w:right="0" w:rightChars="0" w:firstLine="0" w:firstLineChars="0"/>
+              <w:ind w:left="0" w:right="0" w:firstLine="0" w:leftChars="0" w:rightChars="0" w:firstLineChars="0"/>
               <w:jc w:val="center"/>
               <w:rPr>
-                <w:rFonts w:ascii="Segoe UI" w:hAnsi="Segoe UI" w:eastAsia="Segoe UI" w:cs="Segoe UI"/>
+                <w:rFonts w:ascii="Segoe UI" w:eastAsia="Segoe UI" w:hAnsi="Segoe UI" w:cs="Segoe UI"/>
                 <w:b/>
                 <w:i w:val="0"/>
                 <w:iCs w:val="0"/>
@@ -7661,7 +7566,7 @@
             </w:pPr>
             <w:r>
               <w:rPr>
-                <w:rFonts w:hint="default" w:ascii="Segoe UI" w:hAnsi="Segoe UI" w:eastAsia="Segoe UI" w:cs="Segoe UI"/>
+                <w:rFonts w:ascii="Segoe UI" w:eastAsia="Segoe UI" w:hAnsi="Segoe UI" w:cs="Segoe UI" w:hint="default"/>
                 <w:b/>
                 <w:i w:val="0"/>
                 <w:iCs w:val="0"/>
@@ -7672,7 +7577,7 @@
                 <w:kern w:val="0"/>
                 <w:sz w:val="18"/>
                 <w:szCs w:val="18"/>
-                <w:lang w:val="en-US" w:eastAsia="zh-CN" w:bidi="ar"/>
+                <w:lang w:val="en-US" w:eastAsia="zh-CN"/>
               </w:rPr>
               <w:t>序号</w:t>
             </w:r>
@@ -7682,10 +7587,10 @@
           <w:tcPr>
             <w:tcW w:w="1350" w:type="dxa"/>
             <w:tcBorders>
-              <w:top w:val="single" w:color="auto" w:sz="12" w:space="0"/>
-              <w:left w:val="single" w:color="auto" w:sz="4" w:space="0"/>
-              <w:bottom w:val="single" w:color="auto" w:sz="4" w:space="0"/>
-              <w:right w:val="single" w:color="auto" w:sz="4" w:space="0"/>
+              <w:top w:val="single" w:sz="12" w:space="0" w:color="auto"/>
+              <w:left w:val="single" w:sz="4" w:space="0" w:color="auto"/>
+              <w:bottom w:val="single" w:sz="4" w:space="0" w:color="auto"/>
+              <w:right w:val="single" w:sz="4" w:space="0" w:color="auto"/>
             </w:tcBorders>
             <w:shd w:val="clear" w:color="auto" w:fill="auto"/>
             <w:tcMar>
@@ -7704,10 +7609,10 @@
               <w:suppressLineNumbers w:val="0"/>
               <w:snapToGrid w:val="0"/>
               <w:spacing w:line="240" w:lineRule="auto"/>
-              <w:ind w:left="0" w:leftChars="0" w:right="0" w:rightChars="0" w:firstLine="0" w:firstLineChars="0"/>
+              <w:ind w:left="0" w:right="0" w:firstLine="0" w:leftChars="0" w:rightChars="0" w:firstLineChars="0"/>
               <w:jc w:val="center"/>
               <w:rPr>
-                <w:rFonts w:hint="default" w:ascii="Segoe UI" w:hAnsi="Segoe UI" w:eastAsia="Segoe UI" w:cs="Segoe UI"/>
+                <w:rFonts w:ascii="Segoe UI" w:eastAsia="Segoe UI" w:hAnsi="Segoe UI" w:cs="Segoe UI" w:hint="default"/>
                 <w:b/>
                 <w:i w:val="0"/>
                 <w:iCs w:val="0"/>
@@ -7720,7 +7625,7 @@
             </w:pPr>
             <w:r>
               <w:rPr>
-                <w:rFonts w:hint="default" w:ascii="Segoe UI" w:hAnsi="Segoe UI" w:eastAsia="Segoe UI" w:cs="Segoe UI"/>
+                <w:rFonts w:ascii="Segoe UI" w:eastAsia="Segoe UI" w:hAnsi="Segoe UI" w:cs="Segoe UI" w:hint="default"/>
                 <w:b/>
                 <w:i w:val="0"/>
                 <w:iCs w:val="0"/>
@@ -7731,7 +7636,7 @@
                 <w:kern w:val="0"/>
                 <w:sz w:val="18"/>
                 <w:szCs w:val="18"/>
-                <w:lang w:val="en-US" w:eastAsia="zh-CN" w:bidi="ar"/>
+                <w:lang w:val="en-US" w:eastAsia="zh-CN"/>
               </w:rPr>
               <w:t>质量保证活动</w:t>
             </w:r>
@@ -7741,10 +7646,10 @@
           <w:tcPr>
             <w:tcW w:w="2057" w:type="dxa"/>
             <w:tcBorders>
-              <w:top w:val="single" w:color="auto" w:sz="12" w:space="0"/>
-              <w:left w:val="single" w:color="auto" w:sz="4" w:space="0"/>
-              <w:bottom w:val="single" w:color="auto" w:sz="4" w:space="0"/>
-              <w:right w:val="single" w:color="auto" w:sz="4" w:space="0"/>
+              <w:top w:val="single" w:sz="12" w:space="0" w:color="auto"/>
+              <w:left w:val="single" w:sz="4" w:space="0" w:color="auto"/>
+              <w:bottom w:val="single" w:sz="4" w:space="0" w:color="auto"/>
+              <w:right w:val="single" w:sz="4" w:space="0" w:color="auto"/>
             </w:tcBorders>
             <w:shd w:val="clear" w:color="auto" w:fill="auto"/>
             <w:tcMar>
@@ -7763,10 +7668,10 @@
               <w:suppressLineNumbers w:val="0"/>
               <w:snapToGrid w:val="0"/>
               <w:spacing w:line="240" w:lineRule="auto"/>
-              <w:ind w:left="0" w:leftChars="0" w:right="0" w:rightChars="0" w:firstLine="0" w:firstLineChars="0"/>
+              <w:ind w:left="0" w:right="0" w:firstLine="0" w:leftChars="0" w:rightChars="0" w:firstLineChars="0"/>
               <w:jc w:val="center"/>
               <w:rPr>
-                <w:rFonts w:hint="default" w:ascii="Segoe UI" w:hAnsi="Segoe UI" w:eastAsia="Segoe UI" w:cs="Segoe UI"/>
+                <w:rFonts w:ascii="Segoe UI" w:eastAsia="Segoe UI" w:hAnsi="Segoe UI" w:cs="Segoe UI" w:hint="default"/>
                 <w:b/>
                 <w:i w:val="0"/>
                 <w:iCs w:val="0"/>
@@ -7779,7 +7684,7 @@
             </w:pPr>
             <w:r>
               <w:rPr>
-                <w:rFonts w:hint="default" w:ascii="Segoe UI" w:hAnsi="Segoe UI" w:eastAsia="Segoe UI" w:cs="Segoe UI"/>
+                <w:rFonts w:ascii="Segoe UI" w:eastAsia="Segoe UI" w:hAnsi="Segoe UI" w:cs="Segoe UI" w:hint="default"/>
                 <w:b/>
                 <w:i w:val="0"/>
                 <w:iCs w:val="0"/>
@@ -7790,7 +7695,7 @@
                 <w:kern w:val="0"/>
                 <w:sz w:val="18"/>
                 <w:szCs w:val="18"/>
-                <w:lang w:val="en-US" w:eastAsia="zh-CN" w:bidi="ar"/>
+                <w:lang w:val="en-US" w:eastAsia="zh-CN"/>
               </w:rPr>
               <w:t>关联KPI（示例）</w:t>
             </w:r>
@@ -7800,10 +7705,10 @@
           <w:tcPr>
             <w:tcW w:w="1741" w:type="dxa"/>
             <w:tcBorders>
-              <w:top w:val="single" w:color="auto" w:sz="12" w:space="0"/>
-              <w:left w:val="single" w:color="auto" w:sz="4" w:space="0"/>
-              <w:bottom w:val="single" w:color="auto" w:sz="4" w:space="0"/>
-              <w:right w:val="single" w:color="auto" w:sz="4" w:space="0"/>
+              <w:top w:val="single" w:sz="12" w:space="0" w:color="auto"/>
+              <w:left w:val="single" w:sz="4" w:space="0" w:color="auto"/>
+              <w:bottom w:val="single" w:sz="4" w:space="0" w:color="auto"/>
+              <w:right w:val="single" w:sz="4" w:space="0" w:color="auto"/>
             </w:tcBorders>
             <w:shd w:val="clear" w:color="auto" w:fill="auto"/>
             <w:tcMar>
@@ -7822,10 +7727,10 @@
               <w:suppressLineNumbers w:val="0"/>
               <w:snapToGrid w:val="0"/>
               <w:spacing w:line="240" w:lineRule="auto"/>
-              <w:ind w:left="0" w:leftChars="0" w:right="0" w:rightChars="0" w:firstLine="0" w:firstLineChars="0"/>
+              <w:ind w:left="0" w:right="0" w:firstLine="0" w:leftChars="0" w:rightChars="0" w:firstLineChars="0"/>
               <w:jc w:val="center"/>
               <w:rPr>
-                <w:rFonts w:hint="default" w:ascii="Segoe UI" w:hAnsi="Segoe UI" w:eastAsia="Segoe UI" w:cs="Segoe UI"/>
+                <w:rFonts w:ascii="Segoe UI" w:eastAsia="Segoe UI" w:hAnsi="Segoe UI" w:cs="Segoe UI" w:hint="default"/>
                 <w:b/>
                 <w:i w:val="0"/>
                 <w:iCs w:val="0"/>
@@ -7838,7 +7743,7 @@
             </w:pPr>
             <w:r>
               <w:rPr>
-                <w:rFonts w:hint="default" w:ascii="Segoe UI" w:hAnsi="Segoe UI" w:eastAsia="Segoe UI" w:cs="Segoe UI"/>
+                <w:rFonts w:ascii="Segoe UI" w:eastAsia="Segoe UI" w:hAnsi="Segoe UI" w:cs="Segoe UI" w:hint="default"/>
                 <w:b/>
                 <w:i w:val="0"/>
                 <w:iCs w:val="0"/>
@@ -7849,7 +7754,7 @@
                 <w:kern w:val="0"/>
                 <w:sz w:val="18"/>
                 <w:szCs w:val="18"/>
-                <w:lang w:val="en-US" w:eastAsia="zh-CN" w:bidi="ar"/>
+                <w:lang w:val="en-US" w:eastAsia="zh-CN"/>
               </w:rPr>
               <w:t>责任部门</w:t>
             </w:r>
@@ -7859,10 +7764,10 @@
           <w:tcPr>
             <w:tcW w:w="1512" w:type="dxa"/>
             <w:tcBorders>
-              <w:top w:val="single" w:color="auto" w:sz="12" w:space="0"/>
-              <w:left w:val="single" w:color="auto" w:sz="4" w:space="0"/>
-              <w:bottom w:val="single" w:color="auto" w:sz="4" w:space="0"/>
-              <w:right w:val="single" w:color="auto" w:sz="4" w:space="0"/>
+              <w:top w:val="single" w:sz="12" w:space="0" w:color="auto"/>
+              <w:left w:val="single" w:sz="4" w:space="0" w:color="auto"/>
+              <w:bottom w:val="single" w:sz="4" w:space="0" w:color="auto"/>
+              <w:right w:val="single" w:sz="4" w:space="0" w:color="auto"/>
             </w:tcBorders>
             <w:shd w:val="clear" w:color="auto" w:fill="auto"/>
             <w:tcMar>
@@ -7881,10 +7786,10 @@
               <w:suppressLineNumbers w:val="0"/>
               <w:snapToGrid w:val="0"/>
               <w:spacing w:line="240" w:lineRule="auto"/>
-              <w:ind w:left="0" w:leftChars="0" w:right="0" w:rightChars="0" w:firstLine="0" w:firstLineChars="0"/>
+              <w:ind w:left="0" w:right="0" w:firstLine="0" w:leftChars="0" w:rightChars="0" w:firstLineChars="0"/>
               <w:jc w:val="center"/>
               <w:rPr>
-                <w:rFonts w:hint="default" w:ascii="Segoe UI" w:hAnsi="Segoe UI" w:eastAsia="Segoe UI" w:cs="Segoe UI"/>
+                <w:rFonts w:ascii="Segoe UI" w:eastAsia="Segoe UI" w:hAnsi="Segoe UI" w:cs="Segoe UI" w:hint="default"/>
                 <w:b/>
                 <w:i w:val="0"/>
                 <w:iCs w:val="0"/>
@@ -7897,7 +7802,7 @@
             </w:pPr>
             <w:r>
               <w:rPr>
-                <w:rFonts w:hint="default" w:ascii="Segoe UI" w:hAnsi="Segoe UI" w:eastAsia="Segoe UI" w:cs="Segoe UI"/>
+                <w:rFonts w:ascii="Segoe UI" w:eastAsia="Segoe UI" w:hAnsi="Segoe UI" w:cs="Segoe UI" w:hint="default"/>
                 <w:b/>
                 <w:i w:val="0"/>
                 <w:iCs w:val="0"/>
@@ -7908,7 +7813,7 @@
                 <w:kern w:val="0"/>
                 <w:sz w:val="18"/>
                 <w:szCs w:val="18"/>
-                <w:lang w:val="en-US" w:eastAsia="zh-CN" w:bidi="ar"/>
+                <w:lang w:val="en-US" w:eastAsia="zh-CN"/>
               </w:rPr>
               <w:t>主要时间节点</w:t>
             </w:r>
@@ -7918,10 +7823,10 @@
           <w:tcPr>
             <w:tcW w:w="1068" w:type="dxa"/>
             <w:tcBorders>
-              <w:top w:val="single" w:color="auto" w:sz="12" w:space="0"/>
-              <w:left w:val="single" w:color="auto" w:sz="4" w:space="0"/>
-              <w:bottom w:val="single" w:color="auto" w:sz="4" w:space="0"/>
-              <w:right w:val="single" w:color="auto" w:sz="12" w:space="0"/>
+              <w:top w:val="single" w:sz="12" w:space="0" w:color="auto"/>
+              <w:left w:val="single" w:sz="4" w:space="0" w:color="auto"/>
+              <w:bottom w:val="single" w:sz="4" w:space="0" w:color="auto"/>
+              <w:right w:val="single" w:sz="12" w:space="0" w:color="auto"/>
             </w:tcBorders>
             <w:shd w:val="clear" w:color="auto" w:fill="auto"/>
             <w:tcMar>
@@ -7940,10 +7845,10 @@
               <w:suppressLineNumbers w:val="0"/>
               <w:snapToGrid w:val="0"/>
               <w:spacing w:line="240" w:lineRule="auto"/>
-              <w:ind w:left="0" w:leftChars="0" w:right="0" w:rightChars="0" w:firstLine="0" w:firstLineChars="0"/>
+              <w:ind w:left="0" w:right="0" w:firstLine="0" w:leftChars="0" w:rightChars="0" w:firstLineChars="0"/>
               <w:jc w:val="center"/>
               <w:rPr>
-                <w:rFonts w:hint="default" w:ascii="Segoe UI" w:hAnsi="Segoe UI" w:eastAsia="Segoe UI" w:cs="Segoe UI"/>
+                <w:rFonts w:ascii="Segoe UI" w:eastAsia="Segoe UI" w:hAnsi="Segoe UI" w:cs="Segoe UI" w:hint="default"/>
                 <w:b/>
                 <w:i w:val="0"/>
                 <w:iCs w:val="0"/>
@@ -7956,7 +7861,7 @@
             </w:pPr>
             <w:r>
               <w:rPr>
-                <w:rFonts w:hint="default" w:ascii="Segoe UI" w:hAnsi="Segoe UI" w:eastAsia="Segoe UI" w:cs="Segoe UI"/>
+                <w:rFonts w:ascii="Segoe UI" w:eastAsia="Segoe UI" w:hAnsi="Segoe UI" w:cs="Segoe UI" w:hint="default"/>
                 <w:b/>
                 <w:i w:val="0"/>
                 <w:iCs w:val="0"/>
@@ -7967,7 +7872,7 @@
                 <w:kern w:val="0"/>
                 <w:sz w:val="18"/>
                 <w:szCs w:val="18"/>
-                <w:lang w:val="en-US" w:eastAsia="zh-CN" w:bidi="ar"/>
+                <w:lang w:val="en-US" w:eastAsia="zh-CN"/>
               </w:rPr>
               <w:t>关键输出物</w:t>
             </w:r>
@@ -7976,14 +7881,8 @@
       </w:tr>
       <w:tr>
         <w:tblPrEx>
-          <w:tblBorders>
-            <w:top w:val="single" w:color="auto" w:sz="4" w:space="0"/>
-            <w:left w:val="single" w:color="auto" w:sz="4" w:space="0"/>
-            <w:bottom w:val="single" w:color="auto" w:sz="4" w:space="0"/>
-            <w:right w:val="single" w:color="auto" w:sz="4" w:space="0"/>
-            <w:insideH w:val="single" w:color="auto" w:sz="4" w:space="0"/>
-            <w:insideV w:val="single" w:color="auto" w:sz="4" w:space="0"/>
-          </w:tblBorders>
+          <w:tblW w:w="8335" w:type="dxa"/>
+          <w:jc w:val="center"/>
           <w:shd w:val="clear" w:color="auto" w:fill="auto"/>
           <w:tblCellMar>
             <w:top w:w="15" w:type="dxa"/>
@@ -7993,17 +7892,17 @@
           </w:tblCellMar>
         </w:tblPrEx>
         <w:trPr>
-          <w:trHeight w:val="0" w:hRule="atLeast"/>
+          <w:trHeight w:val="0"/>
           <w:jc w:val="center"/>
         </w:trPr>
         <w:tc>
           <w:tcPr>
             <w:tcW w:w="607" w:type="dxa"/>
             <w:tcBorders>
-              <w:top w:val="single" w:color="auto" w:sz="4" w:space="0"/>
-              <w:left w:val="single" w:color="auto" w:sz="12" w:space="0"/>
-              <w:bottom w:val="single" w:color="auto" w:sz="4" w:space="0"/>
-              <w:right w:val="single" w:color="auto" w:sz="4" w:space="0"/>
+              <w:top w:val="single" w:sz="4" w:space="0" w:color="auto"/>
+              <w:left w:val="single" w:sz="12" w:space="0" w:color="auto"/>
+              <w:bottom w:val="single" w:sz="4" w:space="0" w:color="auto"/>
+              <w:right w:val="single" w:sz="4" w:space="0" w:color="auto"/>
             </w:tcBorders>
             <w:shd w:val="clear" w:color="auto" w:fill="auto"/>
             <w:tcMar>
@@ -8022,10 +7921,10 @@
               <w:suppressLineNumbers w:val="0"/>
               <w:snapToGrid w:val="0"/>
               <w:spacing w:line="240" w:lineRule="auto"/>
-              <w:ind w:left="0" w:leftChars="0" w:right="0" w:rightChars="0" w:firstLine="0" w:firstLineChars="0"/>
+              <w:ind w:left="0" w:right="0" w:firstLine="0" w:leftChars="0" w:rightChars="0" w:firstLineChars="0"/>
               <w:jc w:val="center"/>
               <w:rPr>
-                <w:rFonts w:hint="default" w:ascii="Segoe UI" w:hAnsi="Segoe UI" w:eastAsia="Segoe UI" w:cs="Segoe UI"/>
+                <w:rFonts w:ascii="Segoe UI" w:eastAsia="Segoe UI" w:hAnsi="Segoe UI" w:cs="Segoe UI" w:hint="default"/>
                 <w:i w:val="0"/>
                 <w:iCs w:val="0"/>
                 <w:caps w:val="0"/>
@@ -8037,7 +7936,7 @@
             </w:pPr>
             <w:r>
               <w:rPr>
-                <w:rFonts w:hint="default" w:ascii="Segoe UI" w:hAnsi="Segoe UI" w:eastAsia="Segoe UI" w:cs="Segoe UI"/>
+                <w:rFonts w:ascii="Segoe UI" w:eastAsia="Segoe UI" w:hAnsi="Segoe UI" w:cs="Segoe UI" w:hint="default"/>
                 <w:i w:val="0"/>
                 <w:iCs w:val="0"/>
                 <w:caps w:val="0"/>
@@ -8047,7 +7946,7 @@
                 <w:kern w:val="0"/>
                 <w:sz w:val="18"/>
                 <w:szCs w:val="18"/>
-                <w:lang w:val="en-US" w:eastAsia="zh-CN" w:bidi="ar"/>
+                <w:lang w:val="en-US" w:eastAsia="zh-CN"/>
               </w:rPr>
               <w:t>1</w:t>
             </w:r>
@@ -8057,10 +7956,10 @@
           <w:tcPr>
             <w:tcW w:w="1350" w:type="dxa"/>
             <w:tcBorders>
-              <w:top w:val="single" w:color="auto" w:sz="4" w:space="0"/>
-              <w:left w:val="single" w:color="auto" w:sz="4" w:space="0"/>
-              <w:bottom w:val="single" w:color="auto" w:sz="4" w:space="0"/>
-              <w:right w:val="single" w:color="auto" w:sz="4" w:space="0"/>
+              <w:top w:val="single" w:sz="4" w:space="0" w:color="auto"/>
+              <w:left w:val="single" w:sz="4" w:space="0" w:color="auto"/>
+              <w:bottom w:val="single" w:sz="4" w:space="0" w:color="auto"/>
+              <w:right w:val="single" w:sz="4" w:space="0" w:color="auto"/>
             </w:tcBorders>
             <w:shd w:val="clear" w:color="auto" w:fill="auto"/>
             <w:tcMar>
@@ -8079,10 +7978,10 @@
               <w:suppressLineNumbers w:val="0"/>
               <w:snapToGrid w:val="0"/>
               <w:spacing w:line="240" w:lineRule="auto"/>
-              <w:ind w:left="0" w:leftChars="0" w:right="0" w:rightChars="0" w:firstLine="0" w:firstLineChars="0"/>
+              <w:ind w:left="0" w:right="0" w:firstLine="0" w:leftChars="0" w:rightChars="0" w:firstLineChars="0"/>
               <w:jc w:val="left"/>
               <w:rPr>
-                <w:rFonts w:hint="default" w:ascii="Segoe UI" w:hAnsi="Segoe UI" w:eastAsia="Segoe UI" w:cs="Segoe UI"/>
+                <w:rFonts w:ascii="Segoe UI" w:eastAsia="Segoe UI" w:hAnsi="Segoe UI" w:cs="Segoe UI" w:hint="default"/>
                 <w:i w:val="0"/>
                 <w:iCs w:val="0"/>
                 <w:caps w:val="0"/>
@@ -8094,8 +7993,8 @@
             </w:pPr>
             <w:r>
               <w:rPr>
-                <w:rStyle w:val="23"/>
-                <w:rFonts w:hint="default" w:ascii="Segoe UI" w:hAnsi="Segoe UI" w:eastAsia="Segoe UI" w:cs="Segoe UI"/>
+                <w:rStyle w:val="Strong"/>
+                <w:rFonts w:ascii="Segoe UI" w:eastAsia="Segoe UI" w:hAnsi="Segoe UI" w:cs="Segoe UI" w:hint="default"/>
                 <w:b/>
                 <w:bCs/>
                 <w:i w:val="0"/>
@@ -8107,7 +8006,7 @@
                 <w:kern w:val="0"/>
                 <w:sz w:val="18"/>
                 <w:szCs w:val="18"/>
-                <w:lang w:val="en-US" w:eastAsia="zh-CN" w:bidi="ar"/>
+                <w:lang w:val="en-US" w:eastAsia="zh-CN"/>
               </w:rPr>
               <w:t>KPI数据月度监控</w:t>
             </w:r>
@@ -8117,10 +8016,10 @@
           <w:tcPr>
             <w:tcW w:w="2057" w:type="dxa"/>
             <w:tcBorders>
-              <w:top w:val="single" w:color="auto" w:sz="4" w:space="0"/>
-              <w:left w:val="single" w:color="auto" w:sz="4" w:space="0"/>
-              <w:bottom w:val="single" w:color="auto" w:sz="4" w:space="0"/>
-              <w:right w:val="single" w:color="auto" w:sz="4" w:space="0"/>
+              <w:top w:val="single" w:sz="4" w:space="0" w:color="auto"/>
+              <w:left w:val="single" w:sz="4" w:space="0" w:color="auto"/>
+              <w:bottom w:val="single" w:sz="4" w:space="0" w:color="auto"/>
+              <w:right w:val="single" w:sz="4" w:space="0" w:color="auto"/>
             </w:tcBorders>
             <w:shd w:val="clear" w:color="auto" w:fill="auto"/>
             <w:tcMar>
@@ -8139,10 +8038,10 @@
               <w:suppressLineNumbers w:val="0"/>
               <w:snapToGrid w:val="0"/>
               <w:spacing w:line="240" w:lineRule="auto"/>
-              <w:ind w:left="0" w:leftChars="0" w:right="0" w:rightChars="0" w:firstLine="0" w:firstLineChars="0"/>
+              <w:ind w:left="0" w:right="0" w:firstLine="0" w:leftChars="0" w:rightChars="0" w:firstLineChars="0"/>
               <w:jc w:val="left"/>
               <w:rPr>
-                <w:rFonts w:hint="default" w:ascii="Segoe UI" w:hAnsi="Segoe UI" w:eastAsia="Segoe UI" w:cs="Segoe UI"/>
+                <w:rFonts w:ascii="Segoe UI" w:eastAsia="Segoe UI" w:hAnsi="Segoe UI" w:cs="Segoe UI" w:hint="default"/>
                 <w:i w:val="0"/>
                 <w:iCs w:val="0"/>
                 <w:caps w:val="0"/>
@@ -8154,7 +8053,7 @@
             </w:pPr>
             <w:r>
               <w:rPr>
-                <w:rFonts w:hint="default" w:ascii="Segoe UI" w:hAnsi="Segoe UI" w:eastAsia="Segoe UI" w:cs="Segoe UI"/>
+                <w:rFonts w:ascii="Segoe UI" w:eastAsia="Segoe UI" w:hAnsi="Segoe UI" w:cs="Segoe UI" w:hint="default"/>
                 <w:i w:val="0"/>
                 <w:iCs w:val="0"/>
                 <w:caps w:val="0"/>
@@ -8164,7 +8063,7 @@
                 <w:kern w:val="0"/>
                 <w:sz w:val="18"/>
                 <w:szCs w:val="18"/>
-                <w:lang w:val="en-US" w:eastAsia="zh-CN" w:bidi="ar"/>
+                <w:lang w:val="en-US" w:eastAsia="zh-CN"/>
               </w:rPr>
               <w:t>事件解决率、服务可用率等月度指标</w:t>
             </w:r>
@@ -8174,10 +8073,10 @@
           <w:tcPr>
             <w:tcW w:w="1741" w:type="dxa"/>
             <w:tcBorders>
-              <w:top w:val="single" w:color="auto" w:sz="4" w:space="0"/>
-              <w:left w:val="single" w:color="auto" w:sz="4" w:space="0"/>
-              <w:bottom w:val="single" w:color="auto" w:sz="4" w:space="0"/>
-              <w:right w:val="single" w:color="auto" w:sz="4" w:space="0"/>
+              <w:top w:val="single" w:sz="4" w:space="0" w:color="auto"/>
+              <w:left w:val="single" w:sz="4" w:space="0" w:color="auto"/>
+              <w:bottom w:val="single" w:sz="4" w:space="0" w:color="auto"/>
+              <w:right w:val="single" w:sz="4" w:space="0" w:color="auto"/>
             </w:tcBorders>
             <w:shd w:val="clear" w:color="auto" w:fill="auto"/>
             <w:tcMar>
@@ -8196,10 +8095,10 @@
               <w:suppressLineNumbers w:val="0"/>
               <w:snapToGrid w:val="0"/>
               <w:spacing w:line="240" w:lineRule="auto"/>
-              <w:ind w:left="0" w:leftChars="0" w:right="0" w:rightChars="0" w:firstLine="0" w:firstLineChars="0"/>
+              <w:ind w:left="0" w:right="0" w:firstLine="0" w:leftChars="0" w:rightChars="0" w:firstLineChars="0"/>
               <w:jc w:val="left"/>
               <w:rPr>
-                <w:rFonts w:hint="default" w:ascii="Segoe UI" w:hAnsi="Segoe UI" w:eastAsia="Segoe UI" w:cs="Segoe UI"/>
+                <w:rFonts w:ascii="Segoe UI" w:eastAsia="Segoe UI" w:hAnsi="Segoe UI" w:cs="Segoe UI" w:hint="default"/>
                 <w:i w:val="0"/>
                 <w:iCs w:val="0"/>
                 <w:caps w:val="0"/>
@@ -8211,7 +8110,7 @@
             </w:pPr>
             <w:r>
               <w:rPr>
-                <w:rFonts w:hint="default" w:ascii="Segoe UI" w:hAnsi="Segoe UI" w:eastAsia="Segoe UI" w:cs="Segoe UI"/>
+                <w:rFonts w:ascii="Segoe UI" w:eastAsia="Segoe UI" w:hAnsi="Segoe UI" w:cs="Segoe UI" w:hint="default"/>
                 <w:i w:val="0"/>
                 <w:iCs w:val="0"/>
                 <w:caps w:val="0"/>
@@ -8221,7 +8120,7 @@
                 <w:kern w:val="0"/>
                 <w:sz w:val="18"/>
                 <w:szCs w:val="18"/>
-                <w:lang w:val="en-US" w:eastAsia="zh-CN" w:bidi="ar"/>
+                <w:lang w:val="en-US" w:eastAsia="zh-CN"/>
               </w:rPr>
               <w:t>质量管理专员</w:t>
             </w:r>
@@ -8231,10 +8130,10 @@
           <w:tcPr>
             <w:tcW w:w="1512" w:type="dxa"/>
             <w:tcBorders>
-              <w:top w:val="single" w:color="auto" w:sz="4" w:space="0"/>
-              <w:left w:val="single" w:color="auto" w:sz="4" w:space="0"/>
-              <w:bottom w:val="single" w:color="auto" w:sz="4" w:space="0"/>
-              <w:right w:val="single" w:color="auto" w:sz="4" w:space="0"/>
+              <w:top w:val="single" w:sz="4" w:space="0" w:color="auto"/>
+              <w:left w:val="single" w:sz="4" w:space="0" w:color="auto"/>
+              <w:bottom w:val="single" w:sz="4" w:space="0" w:color="auto"/>
+              <w:right w:val="single" w:sz="4" w:space="0" w:color="auto"/>
             </w:tcBorders>
             <w:shd w:val="clear" w:color="auto" w:fill="auto"/>
             <w:tcMar>
@@ -8253,10 +8152,10 @@
               <w:suppressLineNumbers w:val="0"/>
               <w:snapToGrid w:val="0"/>
               <w:spacing w:line="240" w:lineRule="auto"/>
-              <w:ind w:left="0" w:leftChars="0" w:right="0" w:rightChars="0" w:firstLine="0" w:firstLineChars="0"/>
+              <w:ind w:left="0" w:right="0" w:firstLine="0" w:leftChars="0" w:rightChars="0" w:firstLineChars="0"/>
               <w:jc w:val="left"/>
               <w:rPr>
-                <w:rFonts w:hint="default" w:ascii="Segoe UI" w:hAnsi="Segoe UI" w:eastAsia="Segoe UI" w:cs="Segoe UI"/>
+                <w:rFonts w:ascii="Segoe UI" w:eastAsia="Segoe UI" w:hAnsi="Segoe UI" w:cs="Segoe UI" w:hint="default"/>
                 <w:i w:val="0"/>
                 <w:iCs w:val="0"/>
                 <w:caps w:val="0"/>
@@ -8268,7 +8167,7 @@
             </w:pPr>
             <w:r>
               <w:rPr>
-                <w:rFonts w:hint="default" w:ascii="Segoe UI" w:hAnsi="Segoe UI" w:eastAsia="Segoe UI" w:cs="Segoe UI"/>
+                <w:rFonts w:ascii="Segoe UI" w:eastAsia="Segoe UI" w:hAnsi="Segoe UI" w:cs="Segoe UI" w:hint="default"/>
                 <w:i w:val="0"/>
                 <w:iCs w:val="0"/>
                 <w:caps w:val="0"/>
@@ -8278,7 +8177,7 @@
                 <w:kern w:val="0"/>
                 <w:sz w:val="18"/>
                 <w:szCs w:val="18"/>
-                <w:lang w:val="en-US" w:eastAsia="zh-CN" w:bidi="ar"/>
+                <w:lang w:val="en-US" w:eastAsia="zh-CN"/>
               </w:rPr>
               <w:t>每月前5个工作日</w:t>
             </w:r>
@@ -8288,10 +8187,10 @@
           <w:tcPr>
             <w:tcW w:w="1068" w:type="dxa"/>
             <w:tcBorders>
-              <w:top w:val="single" w:color="auto" w:sz="4" w:space="0"/>
-              <w:left w:val="single" w:color="auto" w:sz="4" w:space="0"/>
-              <w:bottom w:val="single" w:color="auto" w:sz="4" w:space="0"/>
-              <w:right w:val="single" w:color="auto" w:sz="12" w:space="0"/>
+              <w:top w:val="single" w:sz="4" w:space="0" w:color="auto"/>
+              <w:left w:val="single" w:sz="4" w:space="0" w:color="auto"/>
+              <w:bottom w:val="single" w:sz="4" w:space="0" w:color="auto"/>
+              <w:right w:val="single" w:sz="12" w:space="0" w:color="auto"/>
             </w:tcBorders>
             <w:shd w:val="clear" w:color="auto" w:fill="auto"/>
             <w:tcMar>
@@ -8310,10 +8209,10 @@
               <w:suppressLineNumbers w:val="0"/>
               <w:snapToGrid w:val="0"/>
               <w:spacing w:line="240" w:lineRule="auto"/>
-              <w:ind w:left="0" w:leftChars="0" w:right="0" w:rightChars="0" w:firstLine="0" w:firstLineChars="0"/>
+              <w:ind w:left="0" w:right="0" w:firstLine="0" w:leftChars="0" w:rightChars="0" w:firstLineChars="0"/>
               <w:jc w:val="left"/>
               <w:rPr>
-                <w:rFonts w:hint="default" w:ascii="Segoe UI" w:hAnsi="Segoe UI" w:eastAsia="Segoe UI" w:cs="Segoe UI"/>
+                <w:rFonts w:ascii="Segoe UI" w:eastAsia="Segoe UI" w:hAnsi="Segoe UI" w:cs="Segoe UI" w:hint="default"/>
                 <w:i w:val="0"/>
                 <w:iCs w:val="0"/>
                 <w:caps w:val="0"/>
@@ -8325,7 +8224,7 @@
             </w:pPr>
             <w:r>
               <w:rPr>
-                <w:rFonts w:hint="default" w:ascii="Segoe UI" w:hAnsi="Segoe UI" w:eastAsia="Segoe UI" w:cs="Segoe UI"/>
+                <w:rFonts w:ascii="Segoe UI" w:eastAsia="Segoe UI" w:hAnsi="Segoe UI" w:cs="Segoe UI" w:hint="default"/>
                 <w:i w:val="0"/>
                 <w:iCs w:val="0"/>
                 <w:caps w:val="0"/>
@@ -8335,7 +8234,7 @@
                 <w:kern w:val="0"/>
                 <w:sz w:val="18"/>
                 <w:szCs w:val="18"/>
-                <w:lang w:val="en-US" w:eastAsia="zh-CN" w:bidi="ar"/>
+                <w:lang w:val="en-US" w:eastAsia="zh-CN"/>
               </w:rPr>
               <w:t>《月度KPI监控简报》</w:t>
             </w:r>
@@ -8344,14 +8243,8 @@
       </w:tr>
       <w:tr>
         <w:tblPrEx>
-          <w:tblBorders>
-            <w:top w:val="single" w:color="auto" w:sz="4" w:space="0"/>
-            <w:left w:val="single" w:color="auto" w:sz="4" w:space="0"/>
-            <w:bottom w:val="single" w:color="auto" w:sz="4" w:space="0"/>
-            <w:right w:val="single" w:color="auto" w:sz="4" w:space="0"/>
-            <w:insideH w:val="single" w:color="auto" w:sz="4" w:space="0"/>
-            <w:insideV w:val="single" w:color="auto" w:sz="4" w:space="0"/>
-          </w:tblBorders>
+          <w:tblW w:w="8335" w:type="dxa"/>
+          <w:jc w:val="center"/>
           <w:shd w:val="clear" w:color="auto" w:fill="auto"/>
           <w:tblCellMar>
             <w:top w:w="15" w:type="dxa"/>
@@ -8361,17 +8254,17 @@
           </w:tblCellMar>
         </w:tblPrEx>
         <w:trPr>
-          <w:trHeight w:val="0" w:hRule="atLeast"/>
+          <w:trHeight w:val="0"/>
           <w:jc w:val="center"/>
         </w:trPr>
         <w:tc>
           <w:tcPr>
             <w:tcW w:w="607" w:type="dxa"/>
             <w:tcBorders>
-              <w:top w:val="single" w:color="auto" w:sz="4" w:space="0"/>
-              <w:left w:val="single" w:color="auto" w:sz="12" w:space="0"/>
-              <w:bottom w:val="single" w:color="auto" w:sz="4" w:space="0"/>
-              <w:right w:val="single" w:color="auto" w:sz="4" w:space="0"/>
+              <w:top w:val="single" w:sz="4" w:space="0" w:color="auto"/>
+              <w:left w:val="single" w:sz="12" w:space="0" w:color="auto"/>
+              <w:bottom w:val="single" w:sz="4" w:space="0" w:color="auto"/>
+              <w:right w:val="single" w:sz="4" w:space="0" w:color="auto"/>
             </w:tcBorders>
             <w:shd w:val="clear" w:color="auto" w:fill="auto"/>
             <w:tcMar>
@@ -8390,10 +8283,10 @@
               <w:suppressLineNumbers w:val="0"/>
               <w:snapToGrid w:val="0"/>
               <w:spacing w:line="240" w:lineRule="auto"/>
-              <w:ind w:left="0" w:leftChars="0" w:right="0" w:rightChars="0" w:firstLine="0" w:firstLineChars="0"/>
+              <w:ind w:left="0" w:right="0" w:firstLine="0" w:leftChars="0" w:rightChars="0" w:firstLineChars="0"/>
               <w:jc w:val="center"/>
               <w:rPr>
-                <w:rFonts w:hint="default" w:ascii="Segoe UI" w:hAnsi="Segoe UI" w:eastAsia="Segoe UI" w:cs="Segoe UI"/>
+                <w:rFonts w:ascii="Segoe UI" w:eastAsia="Segoe UI" w:hAnsi="Segoe UI" w:cs="Segoe UI" w:hint="default"/>
                 <w:i w:val="0"/>
                 <w:iCs w:val="0"/>
                 <w:caps w:val="0"/>
@@ -8405,7 +8298,7 @@
             </w:pPr>
             <w:r>
               <w:rPr>
-                <w:rFonts w:hint="default" w:ascii="Segoe UI" w:hAnsi="Segoe UI" w:eastAsia="Segoe UI" w:cs="Segoe UI"/>
+                <w:rFonts w:ascii="Segoe UI" w:eastAsia="Segoe UI" w:hAnsi="Segoe UI" w:cs="Segoe UI" w:hint="default"/>
                 <w:i w:val="0"/>
                 <w:iCs w:val="0"/>
                 <w:caps w:val="0"/>
@@ -8415,7 +8308,7 @@
                 <w:kern w:val="0"/>
                 <w:sz w:val="18"/>
                 <w:szCs w:val="18"/>
-                <w:lang w:val="en-US" w:eastAsia="zh-CN" w:bidi="ar"/>
+                <w:lang w:val="en-US" w:eastAsia="zh-CN"/>
               </w:rPr>
               <w:t>2</w:t>
             </w:r>
@@ -8425,10 +8318,10 @@
           <w:tcPr>
             <w:tcW w:w="1350" w:type="dxa"/>
             <w:tcBorders>
-              <w:top w:val="single" w:color="auto" w:sz="4" w:space="0"/>
-              <w:left w:val="single" w:color="auto" w:sz="4" w:space="0"/>
-              <w:bottom w:val="single" w:color="auto" w:sz="4" w:space="0"/>
-              <w:right w:val="single" w:color="auto" w:sz="4" w:space="0"/>
+              <w:top w:val="single" w:sz="4" w:space="0" w:color="auto"/>
+              <w:left w:val="single" w:sz="4" w:space="0" w:color="auto"/>
+              <w:bottom w:val="single" w:sz="4" w:space="0" w:color="auto"/>
+              <w:right w:val="single" w:sz="4" w:space="0" w:color="auto"/>
             </w:tcBorders>
             <w:shd w:val="clear" w:color="auto" w:fill="auto"/>
             <w:tcMar>
@@ -8447,10 +8340,10 @@
               <w:suppressLineNumbers w:val="0"/>
               <w:snapToGrid w:val="0"/>
               <w:spacing w:line="240" w:lineRule="auto"/>
-              <w:ind w:left="0" w:leftChars="0" w:right="0" w:rightChars="0" w:firstLine="0" w:firstLineChars="0"/>
+              <w:ind w:left="0" w:right="0" w:firstLine="0" w:leftChars="0" w:rightChars="0" w:firstLineChars="0"/>
               <w:jc w:val="left"/>
               <w:rPr>
-                <w:rFonts w:hint="default" w:ascii="Segoe UI" w:hAnsi="Segoe UI" w:eastAsia="Segoe UI" w:cs="Segoe UI"/>
+                <w:rFonts w:ascii="Segoe UI" w:eastAsia="Segoe UI" w:hAnsi="Segoe UI" w:cs="Segoe UI" w:hint="default"/>
                 <w:i w:val="0"/>
                 <w:iCs w:val="0"/>
                 <w:caps w:val="0"/>
@@ -8462,8 +8355,8 @@
             </w:pPr>
             <w:r>
               <w:rPr>
-                <w:rStyle w:val="23"/>
-                <w:rFonts w:hint="default" w:ascii="Segoe UI" w:hAnsi="Segoe UI" w:eastAsia="Segoe UI" w:cs="Segoe UI"/>
+                <w:rStyle w:val="Strong"/>
+                <w:rFonts w:ascii="Segoe UI" w:eastAsia="Segoe UI" w:hAnsi="Segoe UI" w:cs="Segoe UI" w:hint="default"/>
                 <w:b/>
                 <w:bCs/>
                 <w:i w:val="0"/>
@@ -8475,7 +8368,7 @@
                 <w:kern w:val="0"/>
                 <w:sz w:val="18"/>
                 <w:szCs w:val="18"/>
-                <w:lang w:val="en-US" w:eastAsia="zh-CN" w:bidi="ar"/>
+                <w:lang w:val="en-US" w:eastAsia="zh-CN"/>
               </w:rPr>
               <w:t>KPI数据季度分析与报告</w:t>
             </w:r>
@@ -8485,10 +8378,10 @@
           <w:tcPr>
             <w:tcW w:w="2057" w:type="dxa"/>
             <w:tcBorders>
-              <w:top w:val="single" w:color="auto" w:sz="4" w:space="0"/>
-              <w:left w:val="single" w:color="auto" w:sz="4" w:space="0"/>
-              <w:bottom w:val="single" w:color="auto" w:sz="4" w:space="0"/>
-              <w:right w:val="single" w:color="auto" w:sz="4" w:space="0"/>
+              <w:top w:val="single" w:sz="4" w:space="0" w:color="auto"/>
+              <w:left w:val="single" w:sz="4" w:space="0" w:color="auto"/>
+              <w:bottom w:val="single" w:sz="4" w:space="0" w:color="auto"/>
+              <w:right w:val="single" w:sz="4" w:space="0" w:color="auto"/>
             </w:tcBorders>
             <w:shd w:val="clear" w:color="auto" w:fill="auto"/>
             <w:tcMar>
@@ -8507,10 +8400,10 @@
               <w:suppressLineNumbers w:val="0"/>
               <w:snapToGrid w:val="0"/>
               <w:spacing w:line="240" w:lineRule="auto"/>
-              <w:ind w:left="0" w:leftChars="0" w:right="0" w:rightChars="0" w:firstLine="0" w:firstLineChars="0"/>
+              <w:ind w:left="0" w:right="0" w:firstLine="0" w:leftChars="0" w:rightChars="0" w:firstLineChars="0"/>
               <w:jc w:val="left"/>
               <w:rPr>
-                <w:rFonts w:hint="default" w:ascii="Segoe UI" w:hAnsi="Segoe UI" w:eastAsia="Segoe UI" w:cs="Segoe UI"/>
+                <w:rFonts w:ascii="Segoe UI" w:eastAsia="Segoe UI" w:hAnsi="Segoe UI" w:cs="Segoe UI" w:hint="default"/>
                 <w:i w:val="0"/>
                 <w:iCs w:val="0"/>
                 <w:caps w:val="0"/>
@@ -8522,7 +8415,7 @@
             </w:pPr>
             <w:r>
               <w:rPr>
-                <w:rFonts w:hint="default" w:ascii="Segoe UI" w:hAnsi="Segoe UI" w:eastAsia="Segoe UI" w:cs="Segoe UI"/>
+                <w:rFonts w:ascii="Segoe UI" w:eastAsia="Segoe UI" w:hAnsi="Segoe UI" w:cs="Segoe UI" w:hint="default"/>
                 <w:i w:val="0"/>
                 <w:iCs w:val="0"/>
                 <w:caps w:val="0"/>
@@ -8532,7 +8425,7 @@
                 <w:kern w:val="0"/>
                 <w:sz w:val="18"/>
                 <w:szCs w:val="18"/>
-                <w:lang w:val="en-US" w:eastAsia="zh-CN" w:bidi="ar"/>
+                <w:lang w:val="en-US" w:eastAsia="zh-CN"/>
               </w:rPr>
               <w:t>SLA达成率、培训完成率、新增知识条目等季度指标</w:t>
             </w:r>
@@ -8542,10 +8435,10 @@
           <w:tcPr>
             <w:tcW w:w="1741" w:type="dxa"/>
             <w:tcBorders>
-              <w:top w:val="single" w:color="auto" w:sz="4" w:space="0"/>
-              <w:left w:val="single" w:color="auto" w:sz="4" w:space="0"/>
-              <w:bottom w:val="single" w:color="auto" w:sz="4" w:space="0"/>
-              <w:right w:val="single" w:color="auto" w:sz="4" w:space="0"/>
+              <w:top w:val="single" w:sz="4" w:space="0" w:color="auto"/>
+              <w:left w:val="single" w:sz="4" w:space="0" w:color="auto"/>
+              <w:bottom w:val="single" w:sz="4" w:space="0" w:color="auto"/>
+              <w:right w:val="single" w:sz="4" w:space="0" w:color="auto"/>
             </w:tcBorders>
             <w:shd w:val="clear" w:color="auto" w:fill="auto"/>
             <w:tcMar>
@@ -8564,10 +8457,10 @@
               <w:suppressLineNumbers w:val="0"/>
               <w:snapToGrid w:val="0"/>
               <w:spacing w:line="240" w:lineRule="auto"/>
-              <w:ind w:left="0" w:leftChars="0" w:right="0" w:rightChars="0" w:firstLine="0" w:firstLineChars="0"/>
+              <w:ind w:left="0" w:right="0" w:firstLine="0" w:leftChars="0" w:rightChars="0" w:firstLineChars="0"/>
               <w:jc w:val="left"/>
               <w:rPr>
-                <w:rFonts w:hint="default" w:ascii="Segoe UI" w:hAnsi="Segoe UI" w:eastAsia="Segoe UI" w:cs="Segoe UI"/>
+                <w:rFonts w:ascii="Segoe UI" w:eastAsia="Segoe UI" w:hAnsi="Segoe UI" w:cs="Segoe UI" w:hint="default"/>
                 <w:i w:val="0"/>
                 <w:iCs w:val="0"/>
                 <w:caps w:val="0"/>
@@ -8579,7 +8472,7 @@
             </w:pPr>
             <w:r>
               <w:rPr>
-                <w:rFonts w:hint="default" w:ascii="Segoe UI" w:hAnsi="Segoe UI" w:eastAsia="Segoe UI" w:cs="Segoe UI"/>
+                <w:rFonts w:ascii="Segoe UI" w:eastAsia="Segoe UI" w:hAnsi="Segoe UI" w:cs="Segoe UI" w:hint="default"/>
                 <w:i w:val="0"/>
                 <w:iCs w:val="0"/>
                 <w:caps w:val="0"/>
@@ -8589,7 +8482,7 @@
                 <w:kern w:val="0"/>
                 <w:sz w:val="18"/>
                 <w:szCs w:val="18"/>
-                <w:lang w:val="en-US" w:eastAsia="zh-CN" w:bidi="ar"/>
+                <w:lang w:val="en-US" w:eastAsia="zh-CN"/>
               </w:rPr>
               <w:t>质量管理部</w:t>
             </w:r>
@@ -8599,10 +8492,10 @@
           <w:tcPr>
             <w:tcW w:w="1512" w:type="dxa"/>
             <w:tcBorders>
-              <w:top w:val="single" w:color="auto" w:sz="4" w:space="0"/>
-              <w:left w:val="single" w:color="auto" w:sz="4" w:space="0"/>
-              <w:bottom w:val="single" w:color="auto" w:sz="4" w:space="0"/>
-              <w:right w:val="single" w:color="auto" w:sz="4" w:space="0"/>
+              <w:top w:val="single" w:sz="4" w:space="0" w:color="auto"/>
+              <w:left w:val="single" w:sz="4" w:space="0" w:color="auto"/>
+              <w:bottom w:val="single" w:sz="4" w:space="0" w:color="auto"/>
+              <w:right w:val="single" w:sz="4" w:space="0" w:color="auto"/>
             </w:tcBorders>
             <w:shd w:val="clear" w:color="auto" w:fill="auto"/>
             <w:tcMar>
@@ -8621,10 +8514,10 @@
               <w:suppressLineNumbers w:val="0"/>
               <w:snapToGrid w:val="0"/>
               <w:spacing w:line="240" w:lineRule="auto"/>
-              <w:ind w:left="0" w:leftChars="0" w:right="0" w:rightChars="0" w:firstLine="0" w:firstLineChars="0"/>
+              <w:ind w:left="0" w:right="0" w:firstLine="0" w:leftChars="0" w:rightChars="0" w:firstLineChars="0"/>
               <w:jc w:val="left"/>
               <w:rPr>
-                <w:rFonts w:hint="default" w:ascii="Segoe UI" w:hAnsi="Segoe UI" w:eastAsia="Segoe UI" w:cs="Segoe UI"/>
+                <w:rFonts w:ascii="Segoe UI" w:eastAsia="Segoe UI" w:hAnsi="Segoe UI" w:cs="Segoe UI" w:hint="default"/>
                 <w:i w:val="0"/>
                 <w:iCs w:val="0"/>
                 <w:caps w:val="0"/>
@@ -8636,7 +8529,7 @@
             </w:pPr>
             <w:r>
               <w:rPr>
-                <w:rFonts w:hint="default" w:ascii="Segoe UI" w:hAnsi="Segoe UI" w:eastAsia="Segoe UI" w:cs="Segoe UI"/>
+                <w:rFonts w:ascii="Segoe UI" w:eastAsia="Segoe UI" w:hAnsi="Segoe UI" w:cs="Segoe UI" w:hint="default"/>
                 <w:i w:val="0"/>
                 <w:iCs w:val="0"/>
                 <w:caps w:val="0"/>
@@ -8646,7 +8539,7 @@
                 <w:kern w:val="0"/>
                 <w:sz w:val="18"/>
                 <w:szCs w:val="18"/>
-                <w:lang w:val="en-US" w:eastAsia="zh-CN" w:bidi="ar"/>
+                <w:lang w:val="en-US" w:eastAsia="zh-CN"/>
               </w:rPr>
               <w:t>每季度首月第10个工作日前</w:t>
             </w:r>
@@ -8656,10 +8549,10 @@
           <w:tcPr>
             <w:tcW w:w="1068" w:type="dxa"/>
             <w:tcBorders>
-              <w:top w:val="single" w:color="auto" w:sz="4" w:space="0"/>
-              <w:left w:val="single" w:color="auto" w:sz="4" w:space="0"/>
-              <w:bottom w:val="single" w:color="auto" w:sz="4" w:space="0"/>
-              <w:right w:val="single" w:color="auto" w:sz="12" w:space="0"/>
+              <w:top w:val="single" w:sz="4" w:space="0" w:color="auto"/>
+              <w:left w:val="single" w:sz="4" w:space="0" w:color="auto"/>
+              <w:bottom w:val="single" w:sz="4" w:space="0" w:color="auto"/>
+              <w:right w:val="single" w:sz="12" w:space="0" w:color="auto"/>
             </w:tcBorders>
             <w:shd w:val="clear" w:color="auto" w:fill="auto"/>
             <w:tcMar>
@@ -8678,10 +8571,10 @@
               <w:suppressLineNumbers w:val="0"/>
               <w:snapToGrid w:val="0"/>
               <w:spacing w:line="240" w:lineRule="auto"/>
-              <w:ind w:left="0" w:leftChars="0" w:right="0" w:rightChars="0" w:firstLine="0" w:firstLineChars="0"/>
+              <w:ind w:left="0" w:right="0" w:firstLine="0" w:leftChars="0" w:rightChars="0" w:firstLineChars="0"/>
               <w:jc w:val="left"/>
               <w:rPr>
-                <w:rFonts w:hint="default" w:ascii="Segoe UI" w:hAnsi="Segoe UI" w:eastAsia="Segoe UI" w:cs="Segoe UI"/>
+                <w:rFonts w:ascii="Segoe UI" w:eastAsia="Segoe UI" w:hAnsi="Segoe UI" w:cs="Segoe UI" w:hint="default"/>
                 <w:i w:val="0"/>
                 <w:iCs w:val="0"/>
                 <w:caps w:val="0"/>
@@ -8693,7 +8586,7 @@
             </w:pPr>
             <w:r>
               <w:rPr>
-                <w:rFonts w:hint="default" w:ascii="Segoe UI" w:hAnsi="Segoe UI" w:eastAsia="Segoe UI" w:cs="Segoe UI"/>
+                <w:rFonts w:ascii="Segoe UI" w:eastAsia="Segoe UI" w:hAnsi="Segoe UI" w:cs="Segoe UI" w:hint="default"/>
                 <w:i w:val="0"/>
                 <w:iCs w:val="0"/>
                 <w:caps w:val="0"/>
@@ -8703,7 +8596,7 @@
                 <w:kern w:val="0"/>
                 <w:sz w:val="18"/>
                 <w:szCs w:val="18"/>
-                <w:lang w:val="en-US" w:eastAsia="zh-CN" w:bidi="ar"/>
+                <w:lang w:val="en-US" w:eastAsia="zh-CN"/>
               </w:rPr>
               <w:t>《季度KPI达成情况分析报告》</w:t>
             </w:r>
@@ -8712,14 +8605,8 @@
       </w:tr>
       <w:tr>
         <w:tblPrEx>
-          <w:tblBorders>
-            <w:top w:val="single" w:color="auto" w:sz="4" w:space="0"/>
-            <w:left w:val="single" w:color="auto" w:sz="4" w:space="0"/>
-            <w:bottom w:val="single" w:color="auto" w:sz="4" w:space="0"/>
-            <w:right w:val="single" w:color="auto" w:sz="4" w:space="0"/>
-            <w:insideH w:val="single" w:color="auto" w:sz="4" w:space="0"/>
-            <w:insideV w:val="single" w:color="auto" w:sz="4" w:space="0"/>
-          </w:tblBorders>
+          <w:tblW w:w="8335" w:type="dxa"/>
+          <w:jc w:val="center"/>
           <w:shd w:val="clear" w:color="auto" w:fill="auto"/>
           <w:tblCellMar>
             <w:top w:w="15" w:type="dxa"/>
@@ -8729,17 +8616,17 @@
           </w:tblCellMar>
         </w:tblPrEx>
         <w:trPr>
-          <w:trHeight w:val="0" w:hRule="atLeast"/>
+          <w:trHeight w:val="0"/>
           <w:jc w:val="center"/>
         </w:trPr>
         <w:tc>
           <w:tcPr>
             <w:tcW w:w="607" w:type="dxa"/>
             <w:tcBorders>
-              <w:top w:val="single" w:color="auto" w:sz="4" w:space="0"/>
-              <w:left w:val="single" w:color="auto" w:sz="12" w:space="0"/>
-              <w:bottom w:val="single" w:color="auto" w:sz="4" w:space="0"/>
-              <w:right w:val="single" w:color="auto" w:sz="4" w:space="0"/>
+              <w:top w:val="single" w:sz="4" w:space="0" w:color="auto"/>
+              <w:left w:val="single" w:sz="12" w:space="0" w:color="auto"/>
+              <w:bottom w:val="single" w:sz="4" w:space="0" w:color="auto"/>
+              <w:right w:val="single" w:sz="4" w:space="0" w:color="auto"/>
             </w:tcBorders>
             <w:shd w:val="clear" w:color="auto" w:fill="auto"/>
             <w:tcMar>
@@ -8758,10 +8645,10 @@
               <w:suppressLineNumbers w:val="0"/>
               <w:snapToGrid w:val="0"/>
               <w:spacing w:line="240" w:lineRule="auto"/>
-              <w:ind w:left="0" w:leftChars="0" w:right="0" w:rightChars="0" w:firstLine="0" w:firstLineChars="0"/>
+              <w:ind w:left="0" w:right="0" w:firstLine="0" w:leftChars="0" w:rightChars="0" w:firstLineChars="0"/>
               <w:jc w:val="center"/>
               <w:rPr>
-                <w:rFonts w:hint="default" w:ascii="Segoe UI" w:hAnsi="Segoe UI" w:eastAsia="Segoe UI" w:cs="Segoe UI"/>
+                <w:rFonts w:ascii="Segoe UI" w:eastAsia="Segoe UI" w:hAnsi="Segoe UI" w:cs="Segoe UI" w:hint="default"/>
                 <w:i w:val="0"/>
                 <w:iCs w:val="0"/>
                 <w:caps w:val="0"/>
@@ -8773,7 +8660,7 @@
             </w:pPr>
             <w:r>
               <w:rPr>
-                <w:rFonts w:hint="default" w:ascii="Segoe UI" w:hAnsi="Segoe UI" w:eastAsia="Segoe UI" w:cs="Segoe UI"/>
+                <w:rFonts w:ascii="Segoe UI" w:eastAsia="Segoe UI" w:hAnsi="Segoe UI" w:cs="Segoe UI" w:hint="default"/>
                 <w:i w:val="0"/>
                 <w:iCs w:val="0"/>
                 <w:caps w:val="0"/>
@@ -8783,7 +8670,7 @@
                 <w:kern w:val="0"/>
                 <w:sz w:val="18"/>
                 <w:szCs w:val="18"/>
-                <w:lang w:val="en-US" w:eastAsia="zh-CN" w:bidi="ar"/>
+                <w:lang w:val="en-US" w:eastAsia="zh-CN"/>
               </w:rPr>
               <w:t>3</w:t>
             </w:r>
@@ -8793,10 +8680,10 @@
           <w:tcPr>
             <w:tcW w:w="1350" w:type="dxa"/>
             <w:tcBorders>
-              <w:top w:val="single" w:color="auto" w:sz="4" w:space="0"/>
-              <w:left w:val="single" w:color="auto" w:sz="4" w:space="0"/>
-              <w:bottom w:val="single" w:color="auto" w:sz="4" w:space="0"/>
-              <w:right w:val="single" w:color="auto" w:sz="4" w:space="0"/>
+              <w:top w:val="single" w:sz="4" w:space="0" w:color="auto"/>
+              <w:left w:val="single" w:sz="4" w:space="0" w:color="auto"/>
+              <w:bottom w:val="single" w:sz="4" w:space="0" w:color="auto"/>
+              <w:right w:val="single" w:sz="4" w:space="0" w:color="auto"/>
             </w:tcBorders>
             <w:shd w:val="clear" w:color="auto" w:fill="auto"/>
             <w:tcMar>
@@ -8815,10 +8702,10 @@
               <w:suppressLineNumbers w:val="0"/>
               <w:snapToGrid w:val="0"/>
               <w:spacing w:line="240" w:lineRule="auto"/>
-              <w:ind w:left="0" w:leftChars="0" w:right="0" w:rightChars="0" w:firstLine="0" w:firstLineChars="0"/>
+              <w:ind w:left="0" w:right="0" w:firstLine="0" w:leftChars="0" w:rightChars="0" w:firstLineChars="0"/>
               <w:jc w:val="left"/>
               <w:rPr>
-                <w:rFonts w:hint="default" w:ascii="Segoe UI" w:hAnsi="Segoe UI" w:eastAsia="Segoe UI" w:cs="Segoe UI"/>
+                <w:rFonts w:ascii="Segoe UI" w:eastAsia="Segoe UI" w:hAnsi="Segoe UI" w:cs="Segoe UI" w:hint="default"/>
                 <w:i w:val="0"/>
                 <w:iCs w:val="0"/>
                 <w:caps w:val="0"/>
@@ -8830,8 +8717,8 @@
             </w:pPr>
             <w:r>
               <w:rPr>
-                <w:rStyle w:val="23"/>
-                <w:rFonts w:hint="default" w:ascii="Segoe UI" w:hAnsi="Segoe UI" w:eastAsia="Segoe UI" w:cs="Segoe UI"/>
+                <w:rStyle w:val="Strong"/>
+                <w:rFonts w:ascii="Segoe UI" w:eastAsia="Segoe UI" w:hAnsi="Segoe UI" w:cs="Segoe UI" w:hint="default"/>
                 <w:b/>
                 <w:bCs/>
                 <w:i w:val="0"/>
@@ -8843,7 +8730,7 @@
                 <w:kern w:val="0"/>
                 <w:sz w:val="18"/>
                 <w:szCs w:val="18"/>
-                <w:lang w:val="en-US" w:eastAsia="zh-CN" w:bidi="ar"/>
+                <w:lang w:val="en-US" w:eastAsia="zh-CN"/>
               </w:rPr>
               <w:t>客户满意度调查与分析</w:t>
             </w:r>
@@ -8853,10 +8740,10 @@
           <w:tcPr>
             <w:tcW w:w="2057" w:type="dxa"/>
             <w:tcBorders>
-              <w:top w:val="single" w:color="auto" w:sz="4" w:space="0"/>
-              <w:left w:val="single" w:color="auto" w:sz="4" w:space="0"/>
-              <w:bottom w:val="single" w:color="auto" w:sz="4" w:space="0"/>
-              <w:right w:val="single" w:color="auto" w:sz="4" w:space="0"/>
+              <w:top w:val="single" w:sz="4" w:space="0" w:color="auto"/>
+              <w:left w:val="single" w:sz="4" w:space="0" w:color="auto"/>
+              <w:bottom w:val="single" w:sz="4" w:space="0" w:color="auto"/>
+              <w:right w:val="single" w:sz="4" w:space="0" w:color="auto"/>
             </w:tcBorders>
             <w:shd w:val="clear" w:color="auto" w:fill="auto"/>
             <w:tcMar>
@@ -8875,10 +8762,10 @@
               <w:suppressLineNumbers w:val="0"/>
               <w:snapToGrid w:val="0"/>
               <w:spacing w:line="240" w:lineRule="auto"/>
-              <w:ind w:left="0" w:leftChars="0" w:right="0" w:rightChars="0" w:firstLine="0" w:firstLineChars="0"/>
+              <w:ind w:left="0" w:right="0" w:firstLine="0" w:leftChars="0" w:rightChars="0" w:firstLineChars="0"/>
               <w:jc w:val="left"/>
               <w:rPr>
-                <w:rFonts w:hint="default" w:ascii="Segoe UI" w:hAnsi="Segoe UI" w:eastAsia="Segoe UI" w:cs="Segoe UI"/>
+                <w:rFonts w:ascii="Segoe UI" w:eastAsia="Segoe UI" w:hAnsi="Segoe UI" w:cs="Segoe UI" w:hint="default"/>
                 <w:i w:val="0"/>
                 <w:iCs w:val="0"/>
                 <w:caps w:val="0"/>
@@ -8890,7 +8777,7 @@
             </w:pPr>
             <w:r>
               <w:rPr>
-                <w:rFonts w:hint="default" w:ascii="Segoe UI" w:hAnsi="Segoe UI" w:eastAsia="Segoe UI" w:cs="Segoe UI"/>
+                <w:rFonts w:ascii="Segoe UI" w:eastAsia="Segoe UI" w:hAnsi="Segoe UI" w:cs="Segoe UI" w:hint="default"/>
                 <w:i w:val="0"/>
                 <w:iCs w:val="0"/>
                 <w:caps w:val="0"/>
@@ -8900,7 +8787,7 @@
                 <w:kern w:val="0"/>
                 <w:sz w:val="18"/>
                 <w:szCs w:val="18"/>
-                <w:lang w:val="en-US" w:eastAsia="zh-CN" w:bidi="ar"/>
+                <w:lang w:val="en-US" w:eastAsia="zh-CN"/>
               </w:rPr>
               <w:t>客户满意度</w:t>
             </w:r>
@@ -8910,10 +8797,10 @@
           <w:tcPr>
             <w:tcW w:w="1741" w:type="dxa"/>
             <w:tcBorders>
-              <w:top w:val="single" w:color="auto" w:sz="4" w:space="0"/>
-              <w:left w:val="single" w:color="auto" w:sz="4" w:space="0"/>
-              <w:bottom w:val="single" w:color="auto" w:sz="4" w:space="0"/>
-              <w:right w:val="single" w:color="auto" w:sz="4" w:space="0"/>
+              <w:top w:val="single" w:sz="4" w:space="0" w:color="auto"/>
+              <w:left w:val="single" w:sz="4" w:space="0" w:color="auto"/>
+              <w:bottom w:val="single" w:sz="4" w:space="0" w:color="auto"/>
+              <w:right w:val="single" w:sz="4" w:space="0" w:color="auto"/>
             </w:tcBorders>
             <w:shd w:val="clear" w:color="auto" w:fill="auto"/>
             <w:tcMar>
@@ -8932,10 +8819,10 @@
               <w:suppressLineNumbers w:val="0"/>
               <w:snapToGrid w:val="0"/>
               <w:spacing w:line="240" w:lineRule="auto"/>
-              <w:ind w:left="0" w:leftChars="0" w:right="0" w:rightChars="0" w:firstLine="0" w:firstLineChars="0"/>
+              <w:ind w:left="0" w:right="0" w:firstLine="0" w:leftChars="0" w:rightChars="0" w:firstLineChars="0"/>
               <w:jc w:val="left"/>
               <w:rPr>
-                <w:rFonts w:hint="default" w:ascii="Segoe UI" w:hAnsi="Segoe UI" w:eastAsia="Segoe UI" w:cs="Segoe UI"/>
+                <w:rFonts w:ascii="Segoe UI" w:eastAsia="Segoe UI" w:hAnsi="Segoe UI" w:cs="Segoe UI" w:hint="default"/>
                 <w:i w:val="0"/>
                 <w:iCs w:val="0"/>
                 <w:caps w:val="0"/>
@@ -8947,7 +8834,7 @@
             </w:pPr>
             <w:r>
               <w:rPr>
-                <w:rFonts w:hint="default" w:ascii="Segoe UI" w:hAnsi="Segoe UI" w:eastAsia="Segoe UI" w:cs="Segoe UI"/>
+                <w:rFonts w:ascii="Segoe UI" w:eastAsia="Segoe UI" w:hAnsi="Segoe UI" w:cs="Segoe UI" w:hint="default"/>
                 <w:i w:val="0"/>
                 <w:iCs w:val="0"/>
                 <w:caps w:val="0"/>
@@ -8957,9 +8844,27 @@
                 <w:kern w:val="0"/>
                 <w:sz w:val="18"/>
                 <w:szCs w:val="18"/>
-                <w:lang w:val="en-US" w:eastAsia="zh-CN" w:bidi="ar"/>
-              </w:rPr>
-              <w:t>服务台（执行）、质管部（分析）</w:t>
+                <w:lang w:val="en-US" w:eastAsia="zh-CN"/>
+              </w:rPr>
+              <w:t>服务台（执行）、质量管理部</w:t>
+            </w:r>
+            <w:bookmarkStart w:id="17" w:name="_GoBack"/>
+            <w:bookmarkEnd w:id="17"/>
+            <w:r>
+              <w:rPr>
+                <w:rFonts w:ascii="Segoe UI" w:eastAsia="Segoe UI" w:hAnsi="Segoe UI" w:cs="Segoe UI" w:hint="default"/>
+                <w:i w:val="0"/>
+                <w:iCs w:val="0"/>
+                <w:caps w:val="0"/>
+                <w:snapToGrid w:val="0"/>
+                <w:color w:val="000000"/>
+                <w:spacing w:val="0"/>
+                <w:kern w:val="0"/>
+                <w:sz w:val="18"/>
+                <w:szCs w:val="18"/>
+                <w:lang w:val="en-US" w:eastAsia="zh-CN"/>
+              </w:rPr>
+              <w:t>（分析）</w:t>
             </w:r>
           </w:p>
         </w:tc>
@@ -8967,10 +8872,10 @@
           <w:tcPr>
             <w:tcW w:w="1512" w:type="dxa"/>
             <w:tcBorders>
-              <w:top w:val="single" w:color="auto" w:sz="4" w:space="0"/>
-              <w:left w:val="single" w:color="auto" w:sz="4" w:space="0"/>
-              <w:bottom w:val="single" w:color="auto" w:sz="4" w:space="0"/>
-              <w:right w:val="single" w:color="auto" w:sz="4" w:space="0"/>
+              <w:top w:val="single" w:sz="4" w:space="0" w:color="auto"/>
+              <w:left w:val="single" w:sz="4" w:space="0" w:color="auto"/>
+              <w:bottom w:val="single" w:sz="4" w:space="0" w:color="auto"/>
+              <w:right w:val="single" w:sz="4" w:space="0" w:color="auto"/>
             </w:tcBorders>
             <w:shd w:val="clear" w:color="auto" w:fill="auto"/>
             <w:tcMar>
@@ -8989,10 +8894,10 @@
               <w:suppressLineNumbers w:val="0"/>
               <w:snapToGrid w:val="0"/>
               <w:spacing w:line="240" w:lineRule="auto"/>
-              <w:ind w:left="0" w:leftChars="0" w:right="0" w:rightChars="0" w:firstLine="0" w:firstLineChars="0"/>
+              <w:ind w:left="0" w:right="0" w:firstLine="0" w:leftChars="0" w:rightChars="0" w:firstLineChars="0"/>
               <w:jc w:val="left"/>
               <w:rPr>
-                <w:rFonts w:hint="default" w:ascii="Segoe UI" w:hAnsi="Segoe UI" w:eastAsia="Segoe UI" w:cs="Segoe UI"/>
+                <w:rFonts w:ascii="Segoe UI" w:eastAsia="Segoe UI" w:hAnsi="Segoe UI" w:cs="Segoe UI" w:hint="default"/>
                 <w:i w:val="0"/>
                 <w:iCs w:val="0"/>
                 <w:caps w:val="0"/>
@@ -9004,7 +8909,7 @@
             </w:pPr>
             <w:r>
               <w:rPr>
-                <w:rFonts w:hint="default" w:ascii="Segoe UI" w:hAnsi="Segoe UI" w:eastAsia="Segoe UI" w:cs="Segoe UI"/>
+                <w:rFonts w:ascii="Segoe UI" w:eastAsia="Segoe UI" w:hAnsi="Segoe UI" w:cs="Segoe UI" w:hint="default"/>
                 <w:i w:val="0"/>
                 <w:iCs w:val="0"/>
                 <w:caps w:val="0"/>
@@ -9014,7 +8919,7 @@
                 <w:kern w:val="0"/>
                 <w:sz w:val="18"/>
                 <w:szCs w:val="18"/>
-                <w:lang w:val="en-US" w:eastAsia="zh-CN" w:bidi="ar"/>
+                <w:lang w:val="en-US" w:eastAsia="zh-CN"/>
               </w:rPr>
               <w:t>2025年6月、12月</w:t>
             </w:r>
@@ -9024,10 +8929,10 @@
           <w:tcPr>
             <w:tcW w:w="1068" w:type="dxa"/>
             <w:tcBorders>
-              <w:top w:val="single" w:color="auto" w:sz="4" w:space="0"/>
-              <w:left w:val="single" w:color="auto" w:sz="4" w:space="0"/>
-              <w:bottom w:val="single" w:color="auto" w:sz="4" w:space="0"/>
-              <w:right w:val="single" w:color="auto" w:sz="12" w:space="0"/>
+              <w:top w:val="single" w:sz="4" w:space="0" w:color="auto"/>
+              <w:left w:val="single" w:sz="4" w:space="0" w:color="auto"/>
+              <w:bottom w:val="single" w:sz="4" w:space="0" w:color="auto"/>
+              <w:right w:val="single" w:sz="12" w:space="0" w:color="auto"/>
             </w:tcBorders>
             <w:shd w:val="clear" w:color="auto" w:fill="auto"/>
             <w:tcMar>
@@ -9046,10 +8951,10 @@
               <w:suppressLineNumbers w:val="0"/>
               <w:snapToGrid w:val="0"/>
               <w:spacing w:line="240" w:lineRule="auto"/>
-              <w:ind w:left="0" w:leftChars="0" w:right="0" w:rightChars="0" w:firstLine="0" w:firstLineChars="0"/>
+              <w:ind w:left="0" w:right="0" w:firstLine="0" w:leftChars="0" w:rightChars="0" w:firstLineChars="0"/>
               <w:jc w:val="left"/>
               <w:rPr>
-                <w:rFonts w:hint="default" w:ascii="Segoe UI" w:hAnsi="Segoe UI" w:eastAsia="Segoe UI" w:cs="Segoe UI"/>
+                <w:rFonts w:ascii="Segoe UI" w:eastAsia="Segoe UI" w:hAnsi="Segoe UI" w:cs="Segoe UI" w:hint="default"/>
                 <w:i w:val="0"/>
                 <w:iCs w:val="0"/>
                 <w:caps w:val="0"/>
@@ -9061,7 +8966,7 @@
             </w:pPr>
             <w:r>
               <w:rPr>
-                <w:rFonts w:hint="default" w:ascii="Segoe UI" w:hAnsi="Segoe UI" w:eastAsia="Segoe UI" w:cs="Segoe UI"/>
+                <w:rFonts w:ascii="Segoe UI" w:eastAsia="Segoe UI" w:hAnsi="Segoe UI" w:cs="Segoe UI" w:hint="default"/>
                 <w:i w:val="0"/>
                 <w:iCs w:val="0"/>
                 <w:caps w:val="0"/>
@@ -9071,7 +8976,7 @@
                 <w:kern w:val="0"/>
                 <w:sz w:val="18"/>
                 <w:szCs w:val="18"/>
-                <w:lang w:val="en-US" w:eastAsia="zh-CN" w:bidi="ar"/>
+                <w:lang w:val="en-US" w:eastAsia="zh-CN"/>
               </w:rPr>
               <w:t>《半年度客户满意度调查报告》</w:t>
             </w:r>
@@ -9080,14 +8985,8 @@
       </w:tr>
       <w:tr>
         <w:tblPrEx>
-          <w:tblBorders>
-            <w:top w:val="single" w:color="auto" w:sz="4" w:space="0"/>
-            <w:left w:val="single" w:color="auto" w:sz="4" w:space="0"/>
-            <w:bottom w:val="single" w:color="auto" w:sz="4" w:space="0"/>
-            <w:right w:val="single" w:color="auto" w:sz="4" w:space="0"/>
-            <w:insideH w:val="single" w:color="auto" w:sz="4" w:space="0"/>
-            <w:insideV w:val="single" w:color="auto" w:sz="4" w:space="0"/>
-          </w:tblBorders>
+          <w:tblW w:w="8335" w:type="dxa"/>
+          <w:jc w:val="center"/>
           <w:shd w:val="clear" w:color="auto" w:fill="auto"/>
           <w:tblCellMar>
             <w:top w:w="15" w:type="dxa"/>
@@ -9097,17 +8996,17 @@
           </w:tblCellMar>
         </w:tblPrEx>
         <w:trPr>
-          <w:trHeight w:val="0" w:hRule="atLeast"/>
+          <w:trHeight w:val="0"/>
           <w:jc w:val="center"/>
         </w:trPr>
         <w:tc>
           <w:tcPr>
             <w:tcW w:w="607" w:type="dxa"/>
             <w:tcBorders>
-              <w:top w:val="single" w:color="auto" w:sz="4" w:space="0"/>
-              <w:left w:val="single" w:color="auto" w:sz="12" w:space="0"/>
-              <w:bottom w:val="single" w:color="auto" w:sz="4" w:space="0"/>
-              <w:right w:val="single" w:color="auto" w:sz="4" w:space="0"/>
+              <w:top w:val="single" w:sz="4" w:space="0" w:color="auto"/>
+              <w:left w:val="single" w:sz="12" w:space="0" w:color="auto"/>
+              <w:bottom w:val="single" w:sz="4" w:space="0" w:color="auto"/>
+              <w:right w:val="single" w:sz="4" w:space="0" w:color="auto"/>
             </w:tcBorders>
             <w:shd w:val="clear" w:color="auto" w:fill="auto"/>
             <w:tcMar>
@@ -9126,10 +9025,10 @@
               <w:suppressLineNumbers w:val="0"/>
               <w:snapToGrid w:val="0"/>
               <w:spacing w:line="240" w:lineRule="auto"/>
-              <w:ind w:left="0" w:leftChars="0" w:right="0" w:rightChars="0" w:firstLine="0" w:firstLineChars="0"/>
+              <w:ind w:left="0" w:right="0" w:firstLine="0" w:leftChars="0" w:rightChars="0" w:firstLineChars="0"/>
               <w:jc w:val="center"/>
               <w:rPr>
-                <w:rFonts w:hint="default" w:ascii="Segoe UI" w:hAnsi="Segoe UI" w:eastAsia="Segoe UI" w:cs="Segoe UI"/>
+                <w:rFonts w:ascii="Segoe UI" w:eastAsia="Segoe UI" w:hAnsi="Segoe UI" w:cs="Segoe UI" w:hint="default"/>
                 <w:i w:val="0"/>
                 <w:iCs w:val="0"/>
                 <w:caps w:val="0"/>
@@ -9141,7 +9040,7 @@
             </w:pPr>
             <w:r>
               <w:rPr>
-                <w:rFonts w:hint="default" w:ascii="Segoe UI" w:hAnsi="Segoe UI" w:eastAsia="Segoe UI" w:cs="Segoe UI"/>
+                <w:rFonts w:ascii="Segoe UI" w:eastAsia="Segoe UI" w:hAnsi="Segoe UI" w:cs="Segoe UI" w:hint="default"/>
                 <w:i w:val="0"/>
                 <w:iCs w:val="0"/>
                 <w:caps w:val="0"/>
@@ -9151,7 +9050,7 @@
                 <w:kern w:val="0"/>
                 <w:sz w:val="18"/>
                 <w:szCs w:val="18"/>
-                <w:lang w:val="en-US" w:eastAsia="zh-CN" w:bidi="ar"/>
+                <w:lang w:val="en-US" w:eastAsia="zh-CN"/>
               </w:rPr>
               <w:t>4</w:t>
             </w:r>
@@ -9161,10 +9060,10 @@
           <w:tcPr>
             <w:tcW w:w="1350" w:type="dxa"/>
             <w:tcBorders>
-              <w:top w:val="single" w:color="auto" w:sz="4" w:space="0"/>
-              <w:left w:val="single" w:color="auto" w:sz="4" w:space="0"/>
-              <w:bottom w:val="single" w:color="auto" w:sz="4" w:space="0"/>
-              <w:right w:val="single" w:color="auto" w:sz="4" w:space="0"/>
+              <w:top w:val="single" w:sz="4" w:space="0" w:color="auto"/>
+              <w:left w:val="single" w:sz="4" w:space="0" w:color="auto"/>
+              <w:bottom w:val="single" w:sz="4" w:space="0" w:color="auto"/>
+              <w:right w:val="single" w:sz="4" w:space="0" w:color="auto"/>
             </w:tcBorders>
             <w:shd w:val="clear" w:color="auto" w:fill="auto"/>
             <w:tcMar>
@@ -9183,10 +9082,10 @@
               <w:suppressLineNumbers w:val="0"/>
               <w:snapToGrid w:val="0"/>
               <w:spacing w:line="240" w:lineRule="auto"/>
-              <w:ind w:left="0" w:leftChars="0" w:right="0" w:rightChars="0" w:firstLine="0" w:firstLineChars="0"/>
+              <w:ind w:left="0" w:right="0" w:firstLine="0" w:leftChars="0" w:rightChars="0" w:firstLineChars="0"/>
               <w:jc w:val="left"/>
               <w:rPr>
-                <w:rFonts w:hint="default" w:ascii="Segoe UI" w:hAnsi="Segoe UI" w:eastAsia="Segoe UI" w:cs="Segoe UI"/>
+                <w:rFonts w:ascii="Segoe UI" w:eastAsia="Segoe UI" w:hAnsi="Segoe UI" w:cs="Segoe UI" w:hint="default"/>
                 <w:i w:val="0"/>
                 <w:iCs w:val="0"/>
                 <w:caps w:val="0"/>
@@ -9198,8 +9097,8 @@
             </w:pPr>
             <w:r>
               <w:rPr>
-                <w:rStyle w:val="23"/>
-                <w:rFonts w:hint="default" w:ascii="Segoe UI" w:hAnsi="Segoe UI" w:eastAsia="Segoe UI" w:cs="Segoe UI"/>
+                <w:rStyle w:val="Strong"/>
+                <w:rFonts w:ascii="Segoe UI" w:eastAsia="Segoe UI" w:hAnsi="Segoe UI" w:cs="Segoe UI" w:hint="default"/>
                 <w:b/>
                 <w:bCs/>
                 <w:i w:val="0"/>
@@ -9211,7 +9110,7 @@
                 <w:kern w:val="0"/>
                 <w:sz w:val="18"/>
                 <w:szCs w:val="18"/>
-                <w:lang w:val="en-US" w:eastAsia="zh-CN" w:bidi="ar"/>
+                <w:lang w:val="en-US" w:eastAsia="zh-CN"/>
               </w:rPr>
               <w:t>内部审核</w:t>
             </w:r>
@@ -9221,10 +9120,10 @@
           <w:tcPr>
             <w:tcW w:w="2057" w:type="dxa"/>
             <w:tcBorders>
-              <w:top w:val="single" w:color="auto" w:sz="4" w:space="0"/>
-              <w:left w:val="single" w:color="auto" w:sz="4" w:space="0"/>
-              <w:bottom w:val="single" w:color="auto" w:sz="4" w:space="0"/>
-              <w:right w:val="single" w:color="auto" w:sz="4" w:space="0"/>
+              <w:top w:val="single" w:sz="4" w:space="0" w:color="auto"/>
+              <w:left w:val="single" w:sz="4" w:space="0" w:color="auto"/>
+              <w:bottom w:val="single" w:sz="4" w:space="0" w:color="auto"/>
+              <w:right w:val="single" w:sz="4" w:space="0" w:color="auto"/>
             </w:tcBorders>
             <w:shd w:val="clear" w:color="auto" w:fill="auto"/>
             <w:tcMar>
@@ -9243,10 +9142,10 @@
               <w:suppressLineNumbers w:val="0"/>
               <w:snapToGrid w:val="0"/>
               <w:spacing w:line="240" w:lineRule="auto"/>
-              <w:ind w:left="0" w:leftChars="0" w:right="0" w:rightChars="0" w:firstLine="0" w:firstLineChars="0"/>
+              <w:ind w:left="0" w:right="0" w:firstLine="0" w:leftChars="0" w:rightChars="0" w:firstLineChars="0"/>
               <w:jc w:val="left"/>
               <w:rPr>
-                <w:rFonts w:hint="default" w:ascii="Segoe UI" w:hAnsi="Segoe UI" w:eastAsia="Segoe UI" w:cs="Segoe UI"/>
+                <w:rFonts w:ascii="Segoe UI" w:eastAsia="Segoe UI" w:hAnsi="Segoe UI" w:cs="Segoe UI" w:hint="default"/>
                 <w:i w:val="0"/>
                 <w:iCs w:val="0"/>
                 <w:caps w:val="0"/>
@@ -9258,7 +9157,7 @@
             </w:pPr>
             <w:r>
               <w:rPr>
-                <w:rFonts w:hint="default" w:ascii="Segoe UI" w:hAnsi="Segoe UI" w:eastAsia="Segoe UI" w:cs="Segoe UI"/>
+                <w:rFonts w:ascii="Segoe UI" w:eastAsia="Segoe UI" w:hAnsi="Segoe UI" w:cs="Segoe UI" w:hint="default"/>
                 <w:i w:val="0"/>
                 <w:iCs w:val="0"/>
                 <w:caps w:val="0"/>
@@ -9268,7 +9167,7 @@
                 <w:kern w:val="0"/>
                 <w:sz w:val="18"/>
                 <w:szCs w:val="18"/>
-                <w:lang w:val="en-US" w:eastAsia="zh-CN" w:bidi="ar"/>
+                <w:lang w:val="en-US" w:eastAsia="zh-CN"/>
               </w:rPr>
               <w:t>内审次数</w:t>
             </w:r>
@@ -9278,10 +9177,10 @@
           <w:tcPr>
             <w:tcW w:w="1741" w:type="dxa"/>
             <w:tcBorders>
-              <w:top w:val="single" w:color="auto" w:sz="4" w:space="0"/>
-              <w:left w:val="single" w:color="auto" w:sz="4" w:space="0"/>
-              <w:bottom w:val="single" w:color="auto" w:sz="4" w:space="0"/>
-              <w:right w:val="single" w:color="auto" w:sz="4" w:space="0"/>
+              <w:top w:val="single" w:sz="4" w:space="0" w:color="auto"/>
+              <w:left w:val="single" w:sz="4" w:space="0" w:color="auto"/>
+              <w:bottom w:val="single" w:sz="4" w:space="0" w:color="auto"/>
+              <w:right w:val="single" w:sz="4" w:space="0" w:color="auto"/>
             </w:tcBorders>
             <w:shd w:val="clear" w:color="auto" w:fill="auto"/>
             <w:tcMar>
@@ -9300,10 +9199,10 @@
               <w:suppressLineNumbers w:val="0"/>
               <w:snapToGrid w:val="0"/>
               <w:spacing w:line="240" w:lineRule="auto"/>
-              <w:ind w:left="0" w:leftChars="0" w:right="0" w:rightChars="0" w:firstLine="0" w:firstLineChars="0"/>
+              <w:ind w:left="0" w:right="0" w:firstLine="0" w:leftChars="0" w:rightChars="0" w:firstLineChars="0"/>
               <w:jc w:val="left"/>
               <w:rPr>
-                <w:rFonts w:hint="default" w:ascii="Segoe UI" w:hAnsi="Segoe UI" w:eastAsia="Segoe UI" w:cs="Segoe UI"/>
+                <w:rFonts w:ascii="Segoe UI" w:eastAsia="Segoe UI" w:hAnsi="Segoe UI" w:cs="Segoe UI" w:hint="default"/>
                 <w:i w:val="0"/>
                 <w:iCs w:val="0"/>
                 <w:caps w:val="0"/>
@@ -9315,7 +9214,7 @@
             </w:pPr>
             <w:r>
               <w:rPr>
-                <w:rFonts w:hint="default" w:ascii="Segoe UI" w:hAnsi="Segoe UI" w:eastAsia="Segoe UI" w:cs="Segoe UI"/>
+                <w:rFonts w:ascii="Segoe UI" w:eastAsia="Segoe UI" w:hAnsi="Segoe UI" w:cs="Segoe UI" w:hint="default"/>
                 <w:i w:val="0"/>
                 <w:iCs w:val="0"/>
                 <w:caps w:val="0"/>
@@ -9325,7 +9224,7 @@
                 <w:kern w:val="0"/>
                 <w:sz w:val="18"/>
                 <w:szCs w:val="18"/>
-                <w:lang w:val="en-US" w:eastAsia="zh-CN" w:bidi="ar"/>
+                <w:lang w:val="en-US" w:eastAsia="zh-CN"/>
               </w:rPr>
               <w:t>质量管理部、内审组</w:t>
             </w:r>
@@ -9335,10 +9234,10 @@
           <w:tcPr>
             <w:tcW w:w="1512" w:type="dxa"/>
             <w:tcBorders>
-              <w:top w:val="single" w:color="auto" w:sz="4" w:space="0"/>
-              <w:left w:val="single" w:color="auto" w:sz="4" w:space="0"/>
-              <w:bottom w:val="single" w:color="auto" w:sz="4" w:space="0"/>
-              <w:right w:val="single" w:color="auto" w:sz="4" w:space="0"/>
+              <w:top w:val="single" w:sz="4" w:space="0" w:color="auto"/>
+              <w:left w:val="single" w:sz="4" w:space="0" w:color="auto"/>
+              <w:bottom w:val="single" w:sz="4" w:space="0" w:color="auto"/>
+              <w:right w:val="single" w:sz="4" w:space="0" w:color="auto"/>
             </w:tcBorders>
             <w:shd w:val="clear" w:color="auto" w:fill="auto"/>
             <w:tcMar>
@@ -9357,10 +9256,10 @@
               <w:suppressLineNumbers w:val="0"/>
               <w:snapToGrid w:val="0"/>
               <w:spacing w:line="240" w:lineRule="auto"/>
-              <w:ind w:left="0" w:leftChars="0" w:right="0" w:rightChars="0" w:firstLine="0" w:firstLineChars="0"/>
+              <w:ind w:left="0" w:right="0" w:firstLine="0" w:leftChars="0" w:rightChars="0" w:firstLineChars="0"/>
               <w:jc w:val="left"/>
               <w:rPr>
-                <w:rFonts w:hint="default" w:ascii="Segoe UI" w:hAnsi="Segoe UI" w:eastAsia="Segoe UI" w:cs="Segoe UI"/>
+                <w:rFonts w:ascii="Segoe UI" w:eastAsia="Segoe UI" w:hAnsi="Segoe UI" w:cs="Segoe UI" w:hint="default"/>
                 <w:i w:val="0"/>
                 <w:iCs w:val="0"/>
                 <w:caps w:val="0"/>
@@ -9372,7 +9271,7 @@
             </w:pPr>
             <w:r>
               <w:rPr>
-                <w:rFonts w:hint="default" w:ascii="Segoe UI" w:hAnsi="Segoe UI" w:eastAsia="Segoe UI" w:cs="Segoe UI"/>
+                <w:rFonts w:ascii="Segoe UI" w:eastAsia="Segoe UI" w:hAnsi="Segoe UI" w:cs="Segoe UI" w:hint="default"/>
                 <w:i w:val="0"/>
                 <w:iCs w:val="0"/>
                 <w:caps w:val="0"/>
@@ -9382,13 +9281,13 @@
                 <w:kern w:val="0"/>
                 <w:sz w:val="18"/>
                 <w:szCs w:val="18"/>
-                <w:lang w:val="en-US" w:eastAsia="zh-CN" w:bidi="ar"/>
+                <w:lang w:val="en-US" w:eastAsia="zh-CN"/>
               </w:rPr>
               <w:t>2025年</w:t>
             </w:r>
             <w:r>
               <w:rPr>
-                <w:rFonts w:hint="eastAsia" w:ascii="Segoe UI" w:hAnsi="Segoe UI" w:eastAsia="Segoe UI" w:cs="Segoe UI"/>
+                <w:rFonts w:ascii="Segoe UI" w:eastAsia="Segoe UI" w:hAnsi="Segoe UI" w:cs="Segoe UI" w:hint="eastAsia"/>
                 <w:i w:val="0"/>
                 <w:iCs w:val="0"/>
                 <w:caps w:val="0"/>
@@ -9398,13 +9297,13 @@
                 <w:kern w:val="0"/>
                 <w:sz w:val="18"/>
                 <w:szCs w:val="18"/>
-                <w:lang w:val="en-US" w:eastAsia="zh-CN" w:bidi="ar"/>
+                <w:lang w:val="en-US" w:eastAsia="zh-CN"/>
               </w:rPr>
               <w:t>11</w:t>
             </w:r>
             <w:r>
               <w:rPr>
-                <w:rFonts w:hint="default" w:ascii="Segoe UI" w:hAnsi="Segoe UI" w:eastAsia="Segoe UI" w:cs="Segoe UI"/>
+                <w:rFonts w:ascii="Segoe UI" w:eastAsia="Segoe UI" w:hAnsi="Segoe UI" w:cs="Segoe UI" w:hint="default"/>
                 <w:i w:val="0"/>
                 <w:iCs w:val="0"/>
                 <w:caps w:val="0"/>
@@ -9414,7 +9313,7 @@
                 <w:kern w:val="0"/>
                 <w:sz w:val="18"/>
                 <w:szCs w:val="18"/>
-                <w:lang w:val="en-US" w:eastAsia="zh-CN" w:bidi="ar"/>
+                <w:lang w:val="en-US" w:eastAsia="zh-CN"/>
               </w:rPr>
               <w:t>月</w:t>
             </w:r>
@@ -9424,10 +9323,10 @@
           <w:tcPr>
             <w:tcW w:w="1068" w:type="dxa"/>
             <w:tcBorders>
-              <w:top w:val="single" w:color="auto" w:sz="4" w:space="0"/>
-              <w:left w:val="single" w:color="auto" w:sz="4" w:space="0"/>
-              <w:bottom w:val="single" w:color="auto" w:sz="4" w:space="0"/>
-              <w:right w:val="single" w:color="auto" w:sz="12" w:space="0"/>
+              <w:top w:val="single" w:sz="4" w:space="0" w:color="auto"/>
+              <w:left w:val="single" w:sz="4" w:space="0" w:color="auto"/>
+              <w:bottom w:val="single" w:sz="4" w:space="0" w:color="auto"/>
+              <w:right w:val="single" w:sz="12" w:space="0" w:color="auto"/>
             </w:tcBorders>
             <w:shd w:val="clear" w:color="auto" w:fill="auto"/>
             <w:tcMar>
@@ -9446,10 +9345,10 @@
               <w:suppressLineNumbers w:val="0"/>
               <w:snapToGrid w:val="0"/>
               <w:spacing w:line="240" w:lineRule="auto"/>
-              <w:ind w:left="0" w:leftChars="0" w:right="0" w:rightChars="0" w:firstLine="0" w:firstLineChars="0"/>
+              <w:ind w:left="0" w:right="0" w:firstLine="0" w:leftChars="0" w:rightChars="0" w:firstLineChars="0"/>
               <w:jc w:val="left"/>
               <w:rPr>
-                <w:rFonts w:hint="default" w:ascii="Segoe UI" w:hAnsi="Segoe UI" w:eastAsia="Segoe UI" w:cs="Segoe UI"/>
+                <w:rFonts w:ascii="Segoe UI" w:eastAsia="Segoe UI" w:hAnsi="Segoe UI" w:cs="Segoe UI" w:hint="default"/>
                 <w:i w:val="0"/>
                 <w:iCs w:val="0"/>
                 <w:caps w:val="0"/>
@@ -9461,7 +9360,7 @@
             </w:pPr>
             <w:r>
               <w:rPr>
-                <w:rFonts w:hint="default" w:ascii="Segoe UI" w:hAnsi="Segoe UI" w:eastAsia="Segoe UI" w:cs="Segoe UI"/>
+                <w:rFonts w:ascii="Segoe UI" w:eastAsia="Segoe UI" w:hAnsi="Segoe UI" w:cs="Segoe UI" w:hint="default"/>
                 <w:i w:val="0"/>
                 <w:iCs w:val="0"/>
                 <w:caps w:val="0"/>
@@ -9471,7 +9370,7 @@
                 <w:kern w:val="0"/>
                 <w:sz w:val="18"/>
                 <w:szCs w:val="18"/>
-                <w:lang w:val="en-US" w:eastAsia="zh-CN" w:bidi="ar"/>
+                <w:lang w:val="en-US" w:eastAsia="zh-CN"/>
               </w:rPr>
               <w:t>《内部审核报告》及系列文件</w:t>
             </w:r>
@@ -9480,14 +9379,8 @@
       </w:tr>
       <w:tr>
         <w:tblPrEx>
-          <w:tblBorders>
-            <w:top w:val="single" w:color="auto" w:sz="4" w:space="0"/>
-            <w:left w:val="single" w:color="auto" w:sz="4" w:space="0"/>
-            <w:bottom w:val="single" w:color="auto" w:sz="4" w:space="0"/>
-            <w:right w:val="single" w:color="auto" w:sz="4" w:space="0"/>
-            <w:insideH w:val="single" w:color="auto" w:sz="4" w:space="0"/>
-            <w:insideV w:val="single" w:color="auto" w:sz="4" w:space="0"/>
-          </w:tblBorders>
+          <w:tblW w:w="8335" w:type="dxa"/>
+          <w:jc w:val="center"/>
           <w:shd w:val="clear" w:color="auto" w:fill="auto"/>
           <w:tblCellMar>
             <w:top w:w="15" w:type="dxa"/>
@@ -9497,17 +9390,17 @@
           </w:tblCellMar>
         </w:tblPrEx>
         <w:trPr>
-          <w:trHeight w:val="0" w:hRule="atLeast"/>
+          <w:trHeight w:val="0"/>
           <w:jc w:val="center"/>
         </w:trPr>
         <w:tc>
           <w:tcPr>
             <w:tcW w:w="607" w:type="dxa"/>
             <w:tcBorders>
-              <w:top w:val="single" w:color="auto" w:sz="4" w:space="0"/>
-              <w:left w:val="single" w:color="auto" w:sz="12" w:space="0"/>
-              <w:bottom w:val="single" w:color="auto" w:sz="4" w:space="0"/>
-              <w:right w:val="single" w:color="auto" w:sz="4" w:space="0"/>
+              <w:top w:val="single" w:sz="4" w:space="0" w:color="auto"/>
+              <w:left w:val="single" w:sz="12" w:space="0" w:color="auto"/>
+              <w:bottom w:val="single" w:sz="4" w:space="0" w:color="auto"/>
+              <w:right w:val="single" w:sz="4" w:space="0" w:color="auto"/>
             </w:tcBorders>
             <w:shd w:val="clear" w:color="auto" w:fill="auto"/>
             <w:tcMar>
@@ -9526,10 +9419,10 @@
               <w:suppressLineNumbers w:val="0"/>
               <w:snapToGrid w:val="0"/>
               <w:spacing w:line="240" w:lineRule="auto"/>
-              <w:ind w:left="0" w:leftChars="0" w:right="0" w:rightChars="0" w:firstLine="0" w:firstLineChars="0"/>
+              <w:ind w:left="0" w:right="0" w:firstLine="0" w:leftChars="0" w:rightChars="0" w:firstLineChars="0"/>
               <w:jc w:val="center"/>
               <w:rPr>
-                <w:rFonts w:hint="default" w:ascii="Segoe UI" w:hAnsi="Segoe UI" w:eastAsia="Segoe UI" w:cs="Segoe UI"/>
+                <w:rFonts w:ascii="Segoe UI" w:eastAsia="Segoe UI" w:hAnsi="Segoe UI" w:cs="Segoe UI" w:hint="default"/>
                 <w:i w:val="0"/>
                 <w:iCs w:val="0"/>
                 <w:caps w:val="0"/>
@@ -9541,7 +9434,7 @@
             </w:pPr>
             <w:r>
               <w:rPr>
-                <w:rFonts w:hint="default" w:ascii="Segoe UI" w:hAnsi="Segoe UI" w:eastAsia="Segoe UI" w:cs="Segoe UI"/>
+                <w:rFonts w:ascii="Segoe UI" w:eastAsia="Segoe UI" w:hAnsi="Segoe UI" w:cs="Segoe UI" w:hint="default"/>
                 <w:i w:val="0"/>
                 <w:iCs w:val="0"/>
                 <w:caps w:val="0"/>
@@ -9551,7 +9444,7 @@
                 <w:kern w:val="0"/>
                 <w:sz w:val="18"/>
                 <w:szCs w:val="18"/>
-                <w:lang w:val="en-US" w:eastAsia="zh-CN" w:bidi="ar"/>
+                <w:lang w:val="en-US" w:eastAsia="zh-CN"/>
               </w:rPr>
               <w:t>5</w:t>
             </w:r>
@@ -9561,10 +9454,10 @@
           <w:tcPr>
             <w:tcW w:w="1350" w:type="dxa"/>
             <w:tcBorders>
-              <w:top w:val="single" w:color="auto" w:sz="4" w:space="0"/>
-              <w:left w:val="single" w:color="auto" w:sz="4" w:space="0"/>
-              <w:bottom w:val="single" w:color="auto" w:sz="4" w:space="0"/>
-              <w:right w:val="single" w:color="auto" w:sz="4" w:space="0"/>
+              <w:top w:val="single" w:sz="4" w:space="0" w:color="auto"/>
+              <w:left w:val="single" w:sz="4" w:space="0" w:color="auto"/>
+              <w:bottom w:val="single" w:sz="4" w:space="0" w:color="auto"/>
+              <w:right w:val="single" w:sz="4" w:space="0" w:color="auto"/>
             </w:tcBorders>
             <w:shd w:val="clear" w:color="auto" w:fill="auto"/>
             <w:tcMar>
@@ -9583,10 +9476,10 @@
               <w:suppressLineNumbers w:val="0"/>
               <w:snapToGrid w:val="0"/>
               <w:spacing w:line="240" w:lineRule="auto"/>
-              <w:ind w:left="0" w:leftChars="0" w:right="0" w:rightChars="0" w:firstLine="0" w:firstLineChars="0"/>
+              <w:ind w:left="0" w:right="0" w:firstLine="0" w:leftChars="0" w:rightChars="0" w:firstLineChars="0"/>
               <w:jc w:val="left"/>
               <w:rPr>
-                <w:rFonts w:hint="default" w:ascii="Segoe UI" w:hAnsi="Segoe UI" w:eastAsia="Segoe UI" w:cs="Segoe UI"/>
+                <w:rFonts w:ascii="Segoe UI" w:eastAsia="Segoe UI" w:hAnsi="Segoe UI" w:cs="Segoe UI" w:hint="default"/>
                 <w:i w:val="0"/>
                 <w:iCs w:val="0"/>
                 <w:caps w:val="0"/>
@@ -9598,8 +9491,8 @@
             </w:pPr>
             <w:r>
               <w:rPr>
-                <w:rStyle w:val="23"/>
-                <w:rFonts w:hint="default" w:ascii="Segoe UI" w:hAnsi="Segoe UI" w:eastAsia="Segoe UI" w:cs="Segoe UI"/>
+                <w:rStyle w:val="Strong"/>
+                <w:rFonts w:ascii="Segoe UI" w:eastAsia="Segoe UI" w:hAnsi="Segoe UI" w:cs="Segoe UI" w:hint="default"/>
                 <w:b/>
                 <w:bCs/>
                 <w:i w:val="0"/>
@@ -9611,7 +9504,7 @@
                 <w:kern w:val="0"/>
                 <w:sz w:val="18"/>
                 <w:szCs w:val="18"/>
-                <w:lang w:val="en-US" w:eastAsia="zh-CN" w:bidi="ar"/>
+                <w:lang w:val="en-US" w:eastAsia="zh-CN"/>
               </w:rPr>
               <w:t>管理评审</w:t>
             </w:r>
@@ -9621,10 +9514,10 @@
           <w:tcPr>
             <w:tcW w:w="2057" w:type="dxa"/>
             <w:tcBorders>
-              <w:top w:val="single" w:color="auto" w:sz="4" w:space="0"/>
-              <w:left w:val="single" w:color="auto" w:sz="4" w:space="0"/>
-              <w:bottom w:val="single" w:color="auto" w:sz="4" w:space="0"/>
-              <w:right w:val="single" w:color="auto" w:sz="4" w:space="0"/>
+              <w:top w:val="single" w:sz="4" w:space="0" w:color="auto"/>
+              <w:left w:val="single" w:sz="4" w:space="0" w:color="auto"/>
+              <w:bottom w:val="single" w:sz="4" w:space="0" w:color="auto"/>
+              <w:right w:val="single" w:sz="4" w:space="0" w:color="auto"/>
             </w:tcBorders>
             <w:shd w:val="clear" w:color="auto" w:fill="auto"/>
             <w:tcMar>
@@ -9643,10 +9536,10 @@
               <w:suppressLineNumbers w:val="0"/>
               <w:snapToGrid w:val="0"/>
               <w:spacing w:line="240" w:lineRule="auto"/>
-              <w:ind w:left="0" w:leftChars="0" w:right="0" w:rightChars="0" w:firstLine="0" w:firstLineChars="0"/>
+              <w:ind w:left="0" w:right="0" w:firstLine="0" w:leftChars="0" w:rightChars="0" w:firstLineChars="0"/>
               <w:jc w:val="left"/>
               <w:rPr>
-                <w:rFonts w:hint="default" w:ascii="Segoe UI" w:hAnsi="Segoe UI" w:eastAsia="Segoe UI" w:cs="Segoe UI"/>
+                <w:rFonts w:ascii="Segoe UI" w:eastAsia="Segoe UI" w:hAnsi="Segoe UI" w:cs="Segoe UI" w:hint="default"/>
                 <w:i w:val="0"/>
                 <w:iCs w:val="0"/>
                 <w:caps w:val="0"/>
@@ -9658,7 +9551,7 @@
             </w:pPr>
             <w:r>
               <w:rPr>
-                <w:rFonts w:hint="default" w:ascii="Segoe UI" w:hAnsi="Segoe UI" w:eastAsia="Segoe UI" w:cs="Segoe UI"/>
+                <w:rFonts w:ascii="Segoe UI" w:eastAsia="Segoe UI" w:hAnsi="Segoe UI" w:cs="Segoe UI" w:hint="default"/>
                 <w:i w:val="0"/>
                 <w:iCs w:val="0"/>
                 <w:caps w:val="0"/>
@@ -9668,7 +9561,7 @@
                 <w:kern w:val="0"/>
                 <w:sz w:val="18"/>
                 <w:szCs w:val="18"/>
-                <w:lang w:val="en-US" w:eastAsia="zh-CN" w:bidi="ar"/>
+                <w:lang w:val="en-US" w:eastAsia="zh-CN"/>
               </w:rPr>
               <w:t>管理评审次数</w:t>
             </w:r>
@@ -9678,10 +9571,10 @@
           <w:tcPr>
             <w:tcW w:w="1741" w:type="dxa"/>
             <w:tcBorders>
-              <w:top w:val="single" w:color="auto" w:sz="4" w:space="0"/>
-              <w:left w:val="single" w:color="auto" w:sz="4" w:space="0"/>
-              <w:bottom w:val="single" w:color="auto" w:sz="4" w:space="0"/>
-              <w:right w:val="single" w:color="auto" w:sz="4" w:space="0"/>
+              <w:top w:val="single" w:sz="4" w:space="0" w:color="auto"/>
+              <w:left w:val="single" w:sz="4" w:space="0" w:color="auto"/>
+              <w:bottom w:val="single" w:sz="4" w:space="0" w:color="auto"/>
+              <w:right w:val="single" w:sz="4" w:space="0" w:color="auto"/>
             </w:tcBorders>
             <w:shd w:val="clear" w:color="auto" w:fill="auto"/>
             <w:tcMar>
@@ -9700,10 +9593,10 @@
               <w:suppressLineNumbers w:val="0"/>
               <w:snapToGrid w:val="0"/>
               <w:spacing w:line="240" w:lineRule="auto"/>
-              <w:ind w:left="0" w:leftChars="0" w:right="0" w:rightChars="0" w:firstLine="0" w:firstLineChars="0"/>
+              <w:ind w:left="0" w:right="0" w:firstLine="0" w:leftChars="0" w:rightChars="0" w:firstLineChars="0"/>
               <w:jc w:val="left"/>
               <w:rPr>
-                <w:rFonts w:hint="default" w:ascii="Segoe UI" w:hAnsi="Segoe UI" w:eastAsia="Segoe UI" w:cs="Segoe UI"/>
+                <w:rFonts w:ascii="Segoe UI" w:eastAsia="Segoe UI" w:hAnsi="Segoe UI" w:cs="Segoe UI" w:hint="default"/>
                 <w:i w:val="0"/>
                 <w:iCs w:val="0"/>
                 <w:caps w:val="0"/>
@@ -9715,7 +9608,7 @@
             </w:pPr>
             <w:r>
               <w:rPr>
-                <w:rFonts w:hint="default" w:ascii="Segoe UI" w:hAnsi="Segoe UI" w:eastAsia="Segoe UI" w:cs="Segoe UI"/>
+                <w:rFonts w:ascii="Segoe UI" w:eastAsia="Segoe UI" w:hAnsi="Segoe UI" w:cs="Segoe UI" w:hint="default"/>
                 <w:i w:val="0"/>
                 <w:iCs w:val="0"/>
                 <w:caps w:val="0"/>
@@ -9725,7 +9618,7 @@
                 <w:kern w:val="0"/>
                 <w:sz w:val="18"/>
                 <w:szCs w:val="18"/>
-                <w:lang w:val="en-US" w:eastAsia="zh-CN" w:bidi="ar"/>
+                <w:lang w:val="en-US" w:eastAsia="zh-CN"/>
               </w:rPr>
               <w:t>公司管理层、质量管理部</w:t>
             </w:r>
@@ -9735,10 +9628,10 @@
           <w:tcPr>
             <w:tcW w:w="1512" w:type="dxa"/>
             <w:tcBorders>
-              <w:top w:val="single" w:color="auto" w:sz="4" w:space="0"/>
-              <w:left w:val="single" w:color="auto" w:sz="4" w:space="0"/>
-              <w:bottom w:val="single" w:color="auto" w:sz="4" w:space="0"/>
-              <w:right w:val="single" w:color="auto" w:sz="4" w:space="0"/>
+              <w:top w:val="single" w:sz="4" w:space="0" w:color="auto"/>
+              <w:left w:val="single" w:sz="4" w:space="0" w:color="auto"/>
+              <w:bottom w:val="single" w:sz="4" w:space="0" w:color="auto"/>
+              <w:right w:val="single" w:sz="4" w:space="0" w:color="auto"/>
             </w:tcBorders>
             <w:shd w:val="clear" w:color="auto" w:fill="auto"/>
             <w:tcMar>
@@ -9757,10 +9650,10 @@
               <w:suppressLineNumbers w:val="0"/>
               <w:snapToGrid w:val="0"/>
               <w:spacing w:line="240" w:lineRule="auto"/>
-              <w:ind w:left="0" w:leftChars="0" w:right="0" w:rightChars="0" w:firstLine="0" w:firstLineChars="0"/>
+              <w:ind w:left="0" w:right="0" w:firstLine="0" w:leftChars="0" w:rightChars="0" w:firstLineChars="0"/>
               <w:jc w:val="left"/>
               <w:rPr>
-                <w:rFonts w:hint="default" w:ascii="Segoe UI" w:hAnsi="Segoe UI" w:eastAsia="Segoe UI" w:cs="Segoe UI"/>
+                <w:rFonts w:ascii="Segoe UI" w:eastAsia="Segoe UI" w:hAnsi="Segoe UI" w:cs="Segoe UI" w:hint="default"/>
                 <w:i w:val="0"/>
                 <w:iCs w:val="0"/>
                 <w:caps w:val="0"/>
@@ -9772,7 +9665,7 @@
             </w:pPr>
             <w:r>
               <w:rPr>
-                <w:rFonts w:hint="default" w:ascii="Segoe UI" w:hAnsi="Segoe UI" w:eastAsia="Segoe UI" w:cs="Segoe UI"/>
+                <w:rFonts w:ascii="Segoe UI" w:eastAsia="Segoe UI" w:hAnsi="Segoe UI" w:cs="Segoe UI" w:hint="default"/>
                 <w:i w:val="0"/>
                 <w:iCs w:val="0"/>
                 <w:caps w:val="0"/>
@@ -9782,13 +9675,13 @@
                 <w:kern w:val="0"/>
                 <w:sz w:val="18"/>
                 <w:szCs w:val="18"/>
-                <w:lang w:val="en-US" w:eastAsia="zh-CN" w:bidi="ar"/>
+                <w:lang w:val="en-US" w:eastAsia="zh-CN"/>
               </w:rPr>
               <w:t>2025年</w:t>
             </w:r>
             <w:r>
               <w:rPr>
-                <w:rFonts w:hint="eastAsia" w:ascii="Segoe UI" w:hAnsi="Segoe UI" w:eastAsia="Segoe UI" w:cs="Segoe UI"/>
+                <w:rFonts w:ascii="Segoe UI" w:eastAsia="Segoe UI" w:hAnsi="Segoe UI" w:cs="Segoe UI" w:hint="eastAsia"/>
                 <w:i w:val="0"/>
                 <w:iCs w:val="0"/>
                 <w:caps w:val="0"/>
@@ -9798,13 +9691,13 @@
                 <w:kern w:val="0"/>
                 <w:sz w:val="18"/>
                 <w:szCs w:val="18"/>
-                <w:lang w:val="en-US" w:eastAsia="zh-CN" w:bidi="ar"/>
+                <w:lang w:val="en-US" w:eastAsia="zh-CN"/>
               </w:rPr>
               <w:t>11</w:t>
             </w:r>
             <w:r>
               <w:rPr>
-                <w:rFonts w:hint="default" w:ascii="Segoe UI" w:hAnsi="Segoe UI" w:eastAsia="Segoe UI" w:cs="Segoe UI"/>
+                <w:rFonts w:ascii="Segoe UI" w:eastAsia="Segoe UI" w:hAnsi="Segoe UI" w:cs="Segoe UI" w:hint="default"/>
                 <w:i w:val="0"/>
                 <w:iCs w:val="0"/>
                 <w:caps w:val="0"/>
@@ -9814,7 +9707,7 @@
                 <w:kern w:val="0"/>
                 <w:sz w:val="18"/>
                 <w:szCs w:val="18"/>
-                <w:lang w:val="en-US" w:eastAsia="zh-CN" w:bidi="ar"/>
+                <w:lang w:val="en-US" w:eastAsia="zh-CN"/>
               </w:rPr>
               <w:t>月</w:t>
             </w:r>
@@ -9824,10 +9717,10 @@
           <w:tcPr>
             <w:tcW w:w="1068" w:type="dxa"/>
             <w:tcBorders>
-              <w:top w:val="single" w:color="auto" w:sz="4" w:space="0"/>
-              <w:left w:val="single" w:color="auto" w:sz="4" w:space="0"/>
-              <w:bottom w:val="single" w:color="auto" w:sz="4" w:space="0"/>
-              <w:right w:val="single" w:color="auto" w:sz="12" w:space="0"/>
+              <w:top w:val="single" w:sz="4" w:space="0" w:color="auto"/>
+              <w:left w:val="single" w:sz="4" w:space="0" w:color="auto"/>
+              <w:bottom w:val="single" w:sz="4" w:space="0" w:color="auto"/>
+              <w:right w:val="single" w:sz="12" w:space="0" w:color="auto"/>
             </w:tcBorders>
             <w:shd w:val="clear" w:color="auto" w:fill="auto"/>
             <w:tcMar>
@@ -9846,10 +9739,10 @@
               <w:suppressLineNumbers w:val="0"/>
               <w:snapToGrid w:val="0"/>
               <w:spacing w:line="240" w:lineRule="auto"/>
-              <w:ind w:left="0" w:leftChars="0" w:right="0" w:rightChars="0" w:firstLine="0" w:firstLineChars="0"/>
+              <w:ind w:left="0" w:right="0" w:firstLine="0" w:leftChars="0" w:rightChars="0" w:firstLineChars="0"/>
               <w:jc w:val="left"/>
               <w:rPr>
-                <w:rFonts w:hint="default" w:ascii="Segoe UI" w:hAnsi="Segoe UI" w:eastAsia="Segoe UI" w:cs="Segoe UI"/>
+                <w:rFonts w:ascii="Segoe UI" w:eastAsia="Segoe UI" w:hAnsi="Segoe UI" w:cs="Segoe UI" w:hint="default"/>
                 <w:i w:val="0"/>
                 <w:iCs w:val="0"/>
                 <w:caps w:val="0"/>
@@ -9861,7 +9754,7 @@
             </w:pPr>
             <w:r>
               <w:rPr>
-                <w:rFonts w:hint="default" w:ascii="Segoe UI" w:hAnsi="Segoe UI" w:eastAsia="Segoe UI" w:cs="Segoe UI"/>
+                <w:rFonts w:ascii="Segoe UI" w:eastAsia="Segoe UI" w:hAnsi="Segoe UI" w:cs="Segoe UI" w:hint="default"/>
                 <w:i w:val="0"/>
                 <w:iCs w:val="0"/>
                 <w:caps w:val="0"/>
@@ -9871,7 +9764,7 @@
                 <w:kern w:val="0"/>
                 <w:sz w:val="18"/>
                 <w:szCs w:val="18"/>
-                <w:lang w:val="en-US" w:eastAsia="zh-CN" w:bidi="ar"/>
+                <w:lang w:val="en-US" w:eastAsia="zh-CN"/>
               </w:rPr>
               <w:t>《管理评审报告》及决议</w:t>
             </w:r>
@@ -9880,14 +9773,8 @@
       </w:tr>
       <w:tr>
         <w:tblPrEx>
-          <w:tblBorders>
-            <w:top w:val="single" w:color="auto" w:sz="4" w:space="0"/>
-            <w:left w:val="single" w:color="auto" w:sz="4" w:space="0"/>
-            <w:bottom w:val="single" w:color="auto" w:sz="4" w:space="0"/>
-            <w:right w:val="single" w:color="auto" w:sz="4" w:space="0"/>
-            <w:insideH w:val="single" w:color="auto" w:sz="4" w:space="0"/>
-            <w:insideV w:val="single" w:color="auto" w:sz="4" w:space="0"/>
-          </w:tblBorders>
+          <w:tblW w:w="8335" w:type="dxa"/>
+          <w:jc w:val="center"/>
           <w:shd w:val="clear" w:color="auto" w:fill="auto"/>
           <w:tblCellMar>
             <w:top w:w="15" w:type="dxa"/>
@@ -9897,17 +9784,17 @@
           </w:tblCellMar>
         </w:tblPrEx>
         <w:trPr>
-          <w:trHeight w:val="0" w:hRule="atLeast"/>
+          <w:trHeight w:val="0"/>
           <w:jc w:val="center"/>
         </w:trPr>
         <w:tc>
           <w:tcPr>
             <w:tcW w:w="607" w:type="dxa"/>
             <w:tcBorders>
-              <w:top w:val="single" w:color="auto" w:sz="4" w:space="0"/>
-              <w:left w:val="single" w:color="auto" w:sz="12" w:space="0"/>
-              <w:bottom w:val="single" w:color="auto" w:sz="12" w:space="0"/>
-              <w:right w:val="single" w:color="auto" w:sz="4" w:space="0"/>
+              <w:top w:val="single" w:sz="4" w:space="0" w:color="auto"/>
+              <w:left w:val="single" w:sz="12" w:space="0" w:color="auto"/>
+              <w:bottom w:val="single" w:sz="12" w:space="0" w:color="auto"/>
+              <w:right w:val="single" w:sz="4" w:space="0" w:color="auto"/>
             </w:tcBorders>
             <w:shd w:val="clear" w:color="auto" w:fill="auto"/>
             <w:tcMar>
@@ -9926,10 +9813,10 @@
               <w:suppressLineNumbers w:val="0"/>
               <w:snapToGrid w:val="0"/>
               <w:spacing w:line="240" w:lineRule="auto"/>
-              <w:ind w:left="0" w:leftChars="0" w:right="0" w:rightChars="0" w:firstLine="0" w:firstLineChars="0"/>
+              <w:ind w:left="0" w:right="0" w:firstLine="0" w:leftChars="0" w:rightChars="0" w:firstLineChars="0"/>
               <w:jc w:val="center"/>
               <w:rPr>
-                <w:rFonts w:hint="default" w:ascii="Segoe UI" w:hAnsi="Segoe UI" w:eastAsia="Segoe UI" w:cs="Segoe UI"/>
+                <w:rFonts w:ascii="Segoe UI" w:eastAsia="Segoe UI" w:hAnsi="Segoe UI" w:cs="Segoe UI" w:hint="default"/>
                 <w:i w:val="0"/>
                 <w:iCs w:val="0"/>
                 <w:caps w:val="0"/>
@@ -9941,7 +9828,7 @@
             </w:pPr>
             <w:r>
               <w:rPr>
-                <w:rFonts w:hint="default" w:ascii="Segoe UI" w:hAnsi="Segoe UI" w:eastAsia="Segoe UI" w:cs="Segoe UI"/>
+                <w:rFonts w:ascii="Segoe UI" w:eastAsia="Segoe UI" w:hAnsi="Segoe UI" w:cs="Segoe UI" w:hint="default"/>
                 <w:i w:val="0"/>
                 <w:iCs w:val="0"/>
                 <w:caps w:val="0"/>
@@ -9951,7 +9838,7 @@
                 <w:kern w:val="0"/>
                 <w:sz w:val="18"/>
                 <w:szCs w:val="18"/>
-                <w:lang w:val="en-US" w:eastAsia="zh-CN" w:bidi="ar"/>
+                <w:lang w:val="en-US" w:eastAsia="zh-CN"/>
               </w:rPr>
               <w:t>6</w:t>
             </w:r>
@@ -9961,10 +9848,10 @@
           <w:tcPr>
             <w:tcW w:w="1350" w:type="dxa"/>
             <w:tcBorders>
-              <w:top w:val="single" w:color="auto" w:sz="4" w:space="0"/>
-              <w:left w:val="single" w:color="auto" w:sz="4" w:space="0"/>
-              <w:bottom w:val="single" w:color="auto" w:sz="12" w:space="0"/>
-              <w:right w:val="single" w:color="auto" w:sz="4" w:space="0"/>
+              <w:top w:val="single" w:sz="4" w:space="0" w:color="auto"/>
+              <w:left w:val="single" w:sz="4" w:space="0" w:color="auto"/>
+              <w:bottom w:val="single" w:sz="12" w:space="0" w:color="auto"/>
+              <w:right w:val="single" w:sz="4" w:space="0" w:color="auto"/>
             </w:tcBorders>
             <w:shd w:val="clear" w:color="auto" w:fill="auto"/>
             <w:tcMar>
@@ -9983,10 +9870,10 @@
               <w:suppressLineNumbers w:val="0"/>
               <w:snapToGrid w:val="0"/>
               <w:spacing w:line="240" w:lineRule="auto"/>
-              <w:ind w:left="0" w:leftChars="0" w:right="0" w:rightChars="0" w:firstLine="0" w:firstLineChars="0"/>
+              <w:ind w:left="0" w:right="0" w:firstLine="0" w:leftChars="0" w:rightChars="0" w:firstLineChars="0"/>
               <w:jc w:val="left"/>
               <w:rPr>
-                <w:rFonts w:hint="default" w:ascii="Segoe UI" w:hAnsi="Segoe UI" w:eastAsia="Segoe UI" w:cs="Segoe UI"/>
+                <w:rFonts w:ascii="Segoe UI" w:eastAsia="Segoe UI" w:hAnsi="Segoe UI" w:cs="Segoe UI" w:hint="default"/>
                 <w:i w:val="0"/>
                 <w:iCs w:val="0"/>
                 <w:caps w:val="0"/>
@@ -9998,8 +9885,8 @@
             </w:pPr>
             <w:r>
               <w:rPr>
-                <w:rStyle w:val="23"/>
-                <w:rFonts w:hint="default" w:ascii="Segoe UI" w:hAnsi="Segoe UI" w:eastAsia="Segoe UI" w:cs="Segoe UI"/>
+                <w:rStyle w:val="Strong"/>
+                <w:rFonts w:ascii="Segoe UI" w:eastAsia="Segoe UI" w:hAnsi="Segoe UI" w:cs="Segoe UI" w:hint="default"/>
                 <w:b/>
                 <w:bCs/>
                 <w:i w:val="0"/>
@@ -10011,7 +9898,7 @@
                 <w:kern w:val="0"/>
                 <w:sz w:val="18"/>
                 <w:szCs w:val="18"/>
-                <w:lang w:val="en-US" w:eastAsia="zh-CN" w:bidi="ar"/>
+                <w:lang w:val="en-US" w:eastAsia="zh-CN"/>
               </w:rPr>
               <w:t>年度质量绩效总结</w:t>
             </w:r>
@@ -10021,10 +9908,10 @@
           <w:tcPr>
             <w:tcW w:w="2057" w:type="dxa"/>
             <w:tcBorders>
-              <w:top w:val="single" w:color="auto" w:sz="4" w:space="0"/>
-              <w:left w:val="single" w:color="auto" w:sz="4" w:space="0"/>
-              <w:bottom w:val="single" w:color="auto" w:sz="12" w:space="0"/>
-              <w:right w:val="single" w:color="auto" w:sz="4" w:space="0"/>
+              <w:top w:val="single" w:sz="4" w:space="0" w:color="auto"/>
+              <w:left w:val="single" w:sz="4" w:space="0" w:color="auto"/>
+              <w:bottom w:val="single" w:sz="12" w:space="0" w:color="auto"/>
+              <w:right w:val="single" w:sz="4" w:space="0" w:color="auto"/>
             </w:tcBorders>
             <w:shd w:val="clear" w:color="auto" w:fill="auto"/>
             <w:tcMar>
@@ -10043,10 +9930,10 @@
               <w:suppressLineNumbers w:val="0"/>
               <w:snapToGrid w:val="0"/>
               <w:spacing w:line="240" w:lineRule="auto"/>
-              <w:ind w:left="0" w:leftChars="0" w:right="0" w:rightChars="0" w:firstLine="0" w:firstLineChars="0"/>
+              <w:ind w:left="0" w:right="0" w:firstLine="0" w:leftChars="0" w:rightChars="0" w:firstLineChars="0"/>
               <w:jc w:val="left"/>
               <w:rPr>
-                <w:rFonts w:hint="default" w:ascii="Segoe UI" w:hAnsi="Segoe UI" w:eastAsia="Segoe UI" w:cs="Segoe UI"/>
+                <w:rFonts w:ascii="Segoe UI" w:eastAsia="Segoe UI" w:hAnsi="Segoe UI" w:cs="Segoe UI" w:hint="default"/>
                 <w:i w:val="0"/>
                 <w:iCs w:val="0"/>
                 <w:caps w:val="0"/>
@@ -10058,7 +9945,7 @@
             </w:pPr>
             <w:r>
               <w:rPr>
-                <w:rFonts w:hint="default" w:ascii="Segoe UI" w:hAnsi="Segoe UI" w:eastAsia="Segoe UI" w:cs="Segoe UI"/>
+                <w:rFonts w:ascii="Segoe UI" w:eastAsia="Segoe UI" w:hAnsi="Segoe UI" w:cs="Segoe UI" w:hint="default"/>
                 <w:i w:val="0"/>
                 <w:iCs w:val="0"/>
                 <w:caps w:val="0"/>
@@ -10068,7 +9955,7 @@
                 <w:kern w:val="0"/>
                 <w:sz w:val="18"/>
                 <w:szCs w:val="18"/>
-                <w:lang w:val="en-US" w:eastAsia="zh-CN" w:bidi="ar"/>
+                <w:lang w:val="en-US" w:eastAsia="zh-CN"/>
               </w:rPr>
               <w:t>所有年度指标（如客户投诉次数、项目及时交付率）</w:t>
             </w:r>
@@ -10078,10 +9965,10 @@
           <w:tcPr>
             <w:tcW w:w="1741" w:type="dxa"/>
             <w:tcBorders>
-              <w:top w:val="single" w:color="auto" w:sz="4" w:space="0"/>
-              <w:left w:val="single" w:color="auto" w:sz="4" w:space="0"/>
-              <w:bottom w:val="single" w:color="auto" w:sz="12" w:space="0"/>
-              <w:right w:val="single" w:color="auto" w:sz="4" w:space="0"/>
+              <w:top w:val="single" w:sz="4" w:space="0" w:color="auto"/>
+              <w:left w:val="single" w:sz="4" w:space="0" w:color="auto"/>
+              <w:bottom w:val="single" w:sz="12" w:space="0" w:color="auto"/>
+              <w:right w:val="single" w:sz="4" w:space="0" w:color="auto"/>
             </w:tcBorders>
             <w:shd w:val="clear" w:color="auto" w:fill="auto"/>
             <w:tcMar>
@@ -10100,10 +9987,10 @@
               <w:suppressLineNumbers w:val="0"/>
               <w:snapToGrid w:val="0"/>
               <w:spacing w:line="240" w:lineRule="auto"/>
-              <w:ind w:left="0" w:leftChars="0" w:right="0" w:rightChars="0" w:firstLine="0" w:firstLineChars="0"/>
+              <w:ind w:left="0" w:right="0" w:firstLine="0" w:leftChars="0" w:rightChars="0" w:firstLineChars="0"/>
               <w:jc w:val="left"/>
               <w:rPr>
-                <w:rFonts w:hint="default" w:ascii="Segoe UI" w:hAnsi="Segoe UI" w:eastAsia="Segoe UI" w:cs="Segoe UI"/>
+                <w:rFonts w:ascii="Segoe UI" w:eastAsia="Segoe UI" w:hAnsi="Segoe UI" w:cs="Segoe UI" w:hint="default"/>
                 <w:i w:val="0"/>
                 <w:iCs w:val="0"/>
                 <w:caps w:val="0"/>
@@ -10115,7 +10002,7 @@
             </w:pPr>
             <w:r>
               <w:rPr>
-                <w:rFonts w:hint="default" w:ascii="Segoe UI" w:hAnsi="Segoe UI" w:eastAsia="Segoe UI" w:cs="Segoe UI"/>
+                <w:rFonts w:ascii="Segoe UI" w:eastAsia="Segoe UI" w:hAnsi="Segoe UI" w:cs="Segoe UI" w:hint="default"/>
                 <w:i w:val="0"/>
                 <w:iCs w:val="0"/>
                 <w:caps w:val="0"/>
@@ -10125,7 +10012,7 @@
                 <w:kern w:val="0"/>
                 <w:sz w:val="18"/>
                 <w:szCs w:val="18"/>
-                <w:lang w:val="en-US" w:eastAsia="zh-CN" w:bidi="ar"/>
+                <w:lang w:val="en-US" w:eastAsia="zh-CN"/>
               </w:rPr>
               <w:t>质量管理部</w:t>
             </w:r>
@@ -10135,10 +10022,10 @@
           <w:tcPr>
             <w:tcW w:w="1512" w:type="dxa"/>
             <w:tcBorders>
-              <w:top w:val="single" w:color="auto" w:sz="4" w:space="0"/>
-              <w:left w:val="single" w:color="auto" w:sz="4" w:space="0"/>
-              <w:bottom w:val="single" w:color="auto" w:sz="12" w:space="0"/>
-              <w:right w:val="single" w:color="auto" w:sz="4" w:space="0"/>
+              <w:top w:val="single" w:sz="4" w:space="0" w:color="auto"/>
+              <w:left w:val="single" w:sz="4" w:space="0" w:color="auto"/>
+              <w:bottom w:val="single" w:sz="12" w:space="0" w:color="auto"/>
+              <w:right w:val="single" w:sz="4" w:space="0" w:color="auto"/>
             </w:tcBorders>
             <w:shd w:val="clear" w:color="auto" w:fill="auto"/>
             <w:tcMar>
@@ -10157,10 +10044,10 @@
               <w:suppressLineNumbers w:val="0"/>
               <w:snapToGrid w:val="0"/>
               <w:spacing w:line="240" w:lineRule="auto"/>
-              <w:ind w:left="0" w:leftChars="0" w:right="0" w:rightChars="0" w:firstLine="0" w:firstLineChars="0"/>
+              <w:ind w:left="0" w:right="0" w:firstLine="0" w:leftChars="0" w:rightChars="0" w:firstLineChars="0"/>
               <w:jc w:val="left"/>
               <w:rPr>
-                <w:rFonts w:hint="default" w:ascii="Segoe UI" w:hAnsi="Segoe UI" w:eastAsia="Segoe UI" w:cs="Segoe UI"/>
+                <w:rFonts w:ascii="Segoe UI" w:eastAsia="Segoe UI" w:hAnsi="Segoe UI" w:cs="Segoe UI" w:hint="default"/>
                 <w:i w:val="0"/>
                 <w:iCs w:val="0"/>
                 <w:caps w:val="0"/>
@@ -10172,7 +10059,7 @@
             </w:pPr>
             <w:r>
               <w:rPr>
-                <w:rFonts w:hint="default" w:ascii="Segoe UI" w:hAnsi="Segoe UI" w:eastAsia="Segoe UI" w:cs="Segoe UI"/>
+                <w:rFonts w:ascii="Segoe UI" w:eastAsia="Segoe UI" w:hAnsi="Segoe UI" w:cs="Segoe UI" w:hint="default"/>
                 <w:i w:val="0"/>
                 <w:iCs w:val="0"/>
                 <w:caps w:val="0"/>
@@ -10182,13 +10069,13 @@
                 <w:kern w:val="0"/>
                 <w:sz w:val="18"/>
                 <w:szCs w:val="18"/>
-                <w:lang w:val="en-US" w:eastAsia="zh-CN" w:bidi="ar"/>
+                <w:lang w:val="en-US" w:eastAsia="zh-CN"/>
               </w:rPr>
               <w:t>2025年</w:t>
             </w:r>
             <w:r>
               <w:rPr>
-                <w:rFonts w:hint="eastAsia" w:ascii="Segoe UI" w:hAnsi="Segoe UI" w:eastAsia="Segoe UI" w:cs="Segoe UI"/>
+                <w:rFonts w:ascii="Segoe UI" w:eastAsia="Segoe UI" w:hAnsi="Segoe UI" w:cs="Segoe UI" w:hint="eastAsia"/>
                 <w:i w:val="0"/>
                 <w:iCs w:val="0"/>
                 <w:caps w:val="0"/>
@@ -10198,13 +10085,13 @@
                 <w:kern w:val="0"/>
                 <w:sz w:val="18"/>
                 <w:szCs w:val="18"/>
-                <w:lang w:val="en-US" w:eastAsia="zh-CN" w:bidi="ar"/>
+                <w:lang w:val="en-US" w:eastAsia="zh-CN"/>
               </w:rPr>
               <w:t>11</w:t>
             </w:r>
             <w:r>
               <w:rPr>
-                <w:rFonts w:hint="default" w:ascii="Segoe UI" w:hAnsi="Segoe UI" w:eastAsia="Segoe UI" w:cs="Segoe UI"/>
+                <w:rFonts w:ascii="Segoe UI" w:eastAsia="Segoe UI" w:hAnsi="Segoe UI" w:cs="Segoe UI" w:hint="default"/>
                 <w:i w:val="0"/>
                 <w:iCs w:val="0"/>
                 <w:caps w:val="0"/>
@@ -10214,7 +10101,7 @@
                 <w:kern w:val="0"/>
                 <w:sz w:val="18"/>
                 <w:szCs w:val="18"/>
-                <w:lang w:val="en-US" w:eastAsia="zh-CN" w:bidi="ar"/>
+                <w:lang w:val="en-US" w:eastAsia="zh-CN"/>
               </w:rPr>
               <w:t>月</w:t>
             </w:r>
@@ -10224,10 +10111,10 @@
           <w:tcPr>
             <w:tcW w:w="1068" w:type="dxa"/>
             <w:tcBorders>
-              <w:top w:val="single" w:color="auto" w:sz="4" w:space="0"/>
-              <w:left w:val="single" w:color="auto" w:sz="4" w:space="0"/>
-              <w:bottom w:val="single" w:color="auto" w:sz="12" w:space="0"/>
-              <w:right w:val="single" w:color="auto" w:sz="12" w:space="0"/>
+              <w:top w:val="single" w:sz="4" w:space="0" w:color="auto"/>
+              <w:left w:val="single" w:sz="4" w:space="0" w:color="auto"/>
+              <w:bottom w:val="single" w:sz="12" w:space="0" w:color="auto"/>
+              <w:right w:val="single" w:sz="12" w:space="0" w:color="auto"/>
             </w:tcBorders>
             <w:shd w:val="clear" w:color="auto" w:fill="auto"/>
             <w:tcMar>
@@ -10246,10 +10133,10 @@
               <w:suppressLineNumbers w:val="0"/>
               <w:snapToGrid w:val="0"/>
               <w:spacing w:line="240" w:lineRule="auto"/>
-              <w:ind w:left="0" w:leftChars="0" w:right="0" w:rightChars="0" w:firstLine="0" w:firstLineChars="0"/>
+              <w:ind w:left="0" w:right="0" w:firstLine="0" w:leftChars="0" w:rightChars="0" w:firstLineChars="0"/>
               <w:jc w:val="left"/>
               <w:rPr>
-                <w:rFonts w:hint="default" w:ascii="Segoe UI" w:hAnsi="Segoe UI" w:eastAsia="Segoe UI" w:cs="Segoe UI"/>
+                <w:rFonts w:ascii="Segoe UI" w:eastAsia="Segoe UI" w:hAnsi="Segoe UI" w:cs="Segoe UI" w:hint="default"/>
                 <w:i w:val="0"/>
                 <w:iCs w:val="0"/>
                 <w:caps w:val="0"/>
@@ -10261,7 +10148,7 @@
             </w:pPr>
             <w:r>
               <w:rPr>
-                <w:rFonts w:hint="default" w:ascii="Segoe UI" w:hAnsi="Segoe UI" w:eastAsia="Segoe UI" w:cs="Segoe UI"/>
+                <w:rFonts w:ascii="Segoe UI" w:eastAsia="Segoe UI" w:hAnsi="Segoe UI" w:cs="Segoe UI" w:hint="default"/>
                 <w:i w:val="0"/>
                 <w:iCs w:val="0"/>
                 <w:caps w:val="0"/>
@@ -10271,7 +10158,7 @@
                 <w:kern w:val="0"/>
                 <w:sz w:val="18"/>
                 <w:szCs w:val="18"/>
-                <w:lang w:val="en-US" w:eastAsia="zh-CN" w:bidi="ar"/>
+                <w:lang w:val="en-US" w:eastAsia="zh-CN"/>
               </w:rPr>
               <w:t>《年度运维服务质量绩效报告》</w:t>
             </w:r>
@@ -10281,8 +10168,8 @@
     </w:tbl>
     <w:p>
       <w:pPr>
-        <w:pStyle w:val="29"/>
-        <w:ind w:left="0" w:leftChars="0" w:firstLine="0" w:firstLineChars="0"/>
+        <w:pStyle w:val="a1"/>
+        <w:ind w:left="0" w:firstLine="0" w:leftChars="0" w:firstLineChars="0"/>
         <w:rPr>
           <w:rFonts w:hint="default"/>
           <w:lang w:val="en-US" w:eastAsia="zh-CN"/>
@@ -10290,73 +10177,23 @@
       </w:pPr>
     </w:p>
     <w:sectPr>
-      <w:headerReference r:id="rId5" w:type="default"/>
+      <w:headerReference w:type="default" r:id="rId7"/>
       <w:pgSz w:w="11906" w:h="16838"/>
       <w:pgMar w:top="1417" w:right="1800" w:bottom="1440" w:left="1800" w:header="1140" w:footer="992" w:gutter="0"/>
-      <w:cols w:space="425" w:num="1"/>
+      <w:cols w:num="1" w:space="425"/>
       <w:docGrid w:type="lines" w:linePitch="312" w:charSpace="0"/>
     </w:sectPr>
   </w:body>
 </w:document>
 </file>
 
-<file path=word/endnotes.xml><?xml version="1.0" encoding="utf-8"?>
-<w:endnotes xmlns:wpc="http://schemas.microsoft.com/office/word/2010/wordprocessingCanvas" xmlns:mc="http://schemas.openxmlformats.org/markup-compatibility/2006" xmlns:o="urn:schemas-microsoft-com:office:office" xmlns:r="http://schemas.openxmlformats.org/officeDocument/2006/relationships" xmlns:m="http://schemas.openxmlformats.org/officeDocument/2006/math" xmlns:v="urn:schemas-microsoft-com:vml" xmlns:wp14="http://schemas.microsoft.com/office/word/2010/wordprocessingDrawing" xmlns:wp="http://schemas.openxmlformats.org/drawingml/2006/wordprocessingDrawing" xmlns:w="http://schemas.openxmlformats.org/wordprocessingml/2006/main" xmlns:w14="http://schemas.microsoft.com/office/word/2010/wordml" xmlns:w15="http://schemas.microsoft.com/office/word/2012/wordml" xmlns:w10="urn:schemas-microsoft-com:office:word" xmlns:wpg="http://schemas.microsoft.com/office/word/2010/wordprocessingGroup" xmlns:wpi="http://schemas.microsoft.com/office/word/2010/wordprocessingInk" xmlns:wne="http://schemas.microsoft.com/office/word/2006/wordml" xmlns:wps="http://schemas.microsoft.com/office/word/2010/wordprocessingShape" xmlns:wpsCustomData="http://www.wps.cn/officeDocument/2013/wpsCustomData" mc:Ignorable="w14 w15 wp14">
-  <w:endnote w:type="separator" w:id="0">
-    <w:p>
-      <w:pPr>
-        <w:spacing w:line="240" w:lineRule="auto"/>
-      </w:pPr>
-      <w:r>
-        <w:separator/>
-      </w:r>
-    </w:p>
-  </w:endnote>
-  <w:endnote w:type="continuationSeparator" w:id="1">
-    <w:p>
-      <w:pPr>
-        <w:spacing w:line="240" w:lineRule="auto"/>
-      </w:pPr>
-      <w:r>
-        <w:continuationSeparator/>
-      </w:r>
-    </w:p>
-  </w:endnote>
-</w:endnotes>
-</file>
-
-<file path=word/footnotes.xml><?xml version="1.0" encoding="utf-8"?>
-<w:footnotes xmlns:wpc="http://schemas.microsoft.com/office/word/2010/wordprocessingCanvas" xmlns:mc="http://schemas.openxmlformats.org/markup-compatibility/2006" xmlns:o="urn:schemas-microsoft-com:office:office" xmlns:r="http://schemas.openxmlformats.org/officeDocument/2006/relationships" xmlns:m="http://schemas.openxmlformats.org/officeDocument/2006/math" xmlns:v="urn:schemas-microsoft-com:vml" xmlns:wp14="http://schemas.microsoft.com/office/word/2010/wordprocessingDrawing" xmlns:wp="http://schemas.openxmlformats.org/drawingml/2006/wordprocessingDrawing" xmlns:w="http://schemas.openxmlformats.org/wordprocessingml/2006/main" xmlns:w14="http://schemas.microsoft.com/office/word/2010/wordml" xmlns:w15="http://schemas.microsoft.com/office/word/2012/wordml" xmlns:w10="urn:schemas-microsoft-com:office:word" xmlns:wpg="http://schemas.microsoft.com/office/word/2010/wordprocessingGroup" xmlns:wpi="http://schemas.microsoft.com/office/word/2010/wordprocessingInk" xmlns:wne="http://schemas.microsoft.com/office/word/2006/wordml" xmlns:wps="http://schemas.microsoft.com/office/word/2010/wordprocessingShape" xmlns:wpsCustomData="http://www.wps.cn/officeDocument/2013/wpsCustomData" mc:Ignorable="w14 w15 wp14">
-  <w:footnote w:type="separator" w:id="0">
-    <w:p>
-      <w:pPr>
-        <w:spacing w:line="360" w:lineRule="auto"/>
-      </w:pPr>
-      <w:r>
-        <w:separator/>
-      </w:r>
-    </w:p>
-  </w:footnote>
-  <w:footnote w:type="continuationSeparator" w:id="1">
-    <w:p>
-      <w:pPr>
-        <w:spacing w:line="360" w:lineRule="auto"/>
-      </w:pPr>
-      <w:r>
-        <w:continuationSeparator/>
-      </w:r>
-    </w:p>
-  </w:footnote>
-</w:footnotes>
-</file>
-
 <file path=word/header1.xml><?xml version="1.0" encoding="utf-8"?>
-<w:hdr xmlns:wpc="http://schemas.microsoft.com/office/word/2010/wordprocessingCanvas" xmlns:mc="http://schemas.openxmlformats.org/markup-compatibility/2006" xmlns:o="urn:schemas-microsoft-com:office:office" xmlns:r="http://schemas.openxmlformats.org/officeDocument/2006/relationships" xmlns:m="http://schemas.openxmlformats.org/officeDocument/2006/math" xmlns:v="urn:schemas-microsoft-com:vml" xmlns:wp14="http://schemas.microsoft.com/office/word/2010/wordprocessingDrawing" xmlns:wp="http://schemas.openxmlformats.org/drawingml/2006/wordprocessingDrawing" xmlns:w10="urn:schemas-microsoft-com:office:word" xmlns:w="http://schemas.openxmlformats.org/wordprocessingml/2006/main" xmlns:w14="http://schemas.microsoft.com/office/word/2010/wordml" xmlns:w15="http://schemas.microsoft.com/office/word/2012/wordml" xmlns:wpg="http://schemas.microsoft.com/office/word/2010/wordprocessingGroup" xmlns:wpi="http://schemas.microsoft.com/office/word/2010/wordprocessingInk" xmlns:wne="http://schemas.microsoft.com/office/word/2006/wordml" xmlns:wps="http://schemas.microsoft.com/office/word/2010/wordprocessingShape" xmlns:wpsCustomData="http://www.wps.cn/officeDocument/2013/wpsCustomData" mc:Ignorable="w14 w15 wp14">
+<w:hdr xmlns:wpc="http://schemas.microsoft.com/office/word/2010/wordprocessingCanvas" xmlns:mc="http://schemas.openxmlformats.org/markup-compatibility/2006" xmlns:o="urn:schemas-microsoft-com:office:office" xmlns:r="http://schemas.openxmlformats.org/officeDocument/2006/relationships" xmlns:m="http://schemas.openxmlformats.org/officeDocument/2006/math" xmlns:v="urn:schemas-microsoft-com:vml" xmlns:wp14="http://schemas.microsoft.com/office/word/2010/wordprocessingDrawing" xmlns:wp="http://schemas.openxmlformats.org/drawingml/2006/wordprocessingDrawing" xmlns:w10="urn:schemas-microsoft-com:office:word" xmlns:w="http://schemas.openxmlformats.org/wordprocessingml/2006/main" xmlns:w14="http://schemas.microsoft.com/office/word/2010/wordml" xmlns:w15="http://schemas.microsoft.com/office/word/2012/wordml" xmlns:wne="http://schemas.microsoft.com/office/word/2006/wordml" xmlns:wpg="http://schemas.microsoft.com/office/word/2010/wordprocessingGroup" xmlns:wpi="http://schemas.microsoft.com/office/word/2010/wordprocessingInk" xmlns:wps="http://schemas.microsoft.com/office/word/2010/wordprocessingShape" mc:Ignorable="w14 w15 wp14">
   <w:p>
     <w:pPr>
-      <w:pStyle w:val="15"/>
+      <w:pStyle w:val="Header"/>
       <w:pBdr>
-        <w:bottom w:val="single" w:color="auto" w:sz="4" w:space="1"/>
+        <w:bottom w:val="single" w:sz="4" w:space="1" w:color="auto"/>
       </w:pBdr>
       <w:tabs>
         <w:tab w:val="left" w:pos="335"/>
@@ -10364,27 +10201,27 @@
       </w:tabs>
       <w:jc w:val="right"/>
       <w:rPr>
-        <w:rFonts w:hint="eastAsia" w:eastAsiaTheme="minorEastAsia"/>
+        <w:rFonts w:eastAsiaTheme="minorEastAsia" w:hint="eastAsia"/>
         <w:lang w:eastAsia="zh-CN"/>
       </w:rPr>
     </w:pPr>
     <w:r>
       <w:rPr>
-        <w:rFonts w:hint="eastAsia" w:eastAsiaTheme="minorEastAsia"/>
+        <w:rFonts w:eastAsiaTheme="minorEastAsia" w:hint="eastAsia"/>
         <w:lang w:val="en-US" w:eastAsia="zh-CN"/>
       </w:rPr>
       <w:tab/>
     </w:r>
     <w:r>
       <w:rPr>
-        <w:rFonts w:hint="eastAsia" w:eastAsiaTheme="minorEastAsia"/>
+        <w:rFonts w:eastAsiaTheme="minorEastAsia" w:hint="eastAsia"/>
         <w:lang w:val="en-US" w:eastAsia="zh-CN"/>
       </w:rPr>
       <w:tab/>
     </w:r>
     <w:r>
       <w:rPr>
-        <w:rFonts w:hint="eastAsia" w:eastAsiaTheme="minorEastAsia"/>
+        <w:rFonts w:eastAsiaTheme="minorEastAsia" w:hint="eastAsia"/>
         <w:lang w:val="en-US" w:eastAsia="zh-CN"/>
       </w:rPr>
       <w:t>江西通信产业服务有限公司</w:t>
@@ -10394,12 +10231,12 @@
 </file>
 
 <file path=word/numbering.xml><?xml version="1.0" encoding="utf-8"?>
-<w:numbering xmlns:wpc="http://schemas.microsoft.com/office/word/2010/wordprocessingCanvas" xmlns:mc="http://schemas.openxmlformats.org/markup-compatibility/2006" xmlns:o="urn:schemas-microsoft-com:office:office" xmlns:r="http://schemas.openxmlformats.org/officeDocument/2006/relationships" xmlns:m="http://schemas.openxmlformats.org/officeDocument/2006/math" xmlns:v="urn:schemas-microsoft-com:vml" xmlns:wp14="http://schemas.microsoft.com/office/word/2010/wordprocessingDrawing" xmlns:wp="http://schemas.openxmlformats.org/drawingml/2006/wordprocessingDrawing" xmlns:w10="urn:schemas-microsoft-com:office:word" xmlns:w="http://schemas.openxmlformats.org/wordprocessingml/2006/main" xmlns:w14="http://schemas.microsoft.com/office/word/2010/wordml" xmlns:wpg="http://schemas.microsoft.com/office/word/2010/wordprocessingGroup" xmlns:wpi="http://schemas.microsoft.com/office/word/2010/wordprocessingInk" xmlns:wne="http://schemas.microsoft.com/office/word/2006/wordml" xmlns:wps="http://schemas.microsoft.com/office/word/2010/wordprocessingShape" xmlns:wpsCustomData="http://www.wps.cn/officeDocument/2013/wpsCustomData" mc:Ignorable="w14 wp14">
+<w:numbering xmlns:wpc="http://schemas.microsoft.com/office/word/2010/wordprocessingCanvas" xmlns:mc="http://schemas.openxmlformats.org/markup-compatibility/2006" xmlns:o="urn:schemas-microsoft-com:office:office" xmlns:r="http://schemas.openxmlformats.org/officeDocument/2006/relationships" xmlns:m="http://schemas.openxmlformats.org/officeDocument/2006/math" xmlns:v="urn:schemas-microsoft-com:vml" xmlns:wp14="http://schemas.microsoft.com/office/word/2010/wordprocessingDrawing" xmlns:wp="http://schemas.openxmlformats.org/drawingml/2006/wordprocessingDrawing" xmlns:w10="urn:schemas-microsoft-com:office:word" xmlns:w="http://schemas.openxmlformats.org/wordprocessingml/2006/main" xmlns:w14="http://schemas.microsoft.com/office/word/2010/wordml" xmlns:w15="http://schemas.microsoft.com/office/word/2012/wordml" xmlns:wne="http://schemas.microsoft.com/office/word/2006/wordml" xmlns:wpg="http://schemas.microsoft.com/office/word/2010/wordprocessingGroup" xmlns:wpi="http://schemas.microsoft.com/office/word/2010/wordprocessingInk" xmlns:wps="http://schemas.microsoft.com/office/word/2010/wordprocessingShape" mc:Ignorable="w14 w15 wp14">
   <w:abstractNum w:abstractNumId="0">
     <w:nsid w:val="82B3D9A2"/>
     <w:multiLevelType w:val="singleLevel"/>
     <w:tmpl w:val="82B3D9A2"/>
-    <w:lvl w:ilvl="0" w:tentative="0">
+    <w:lvl w:ilvl="0">
       <w:start w:val="1"/>
       <w:numFmt w:val="decimal"/>
       <w:lvlText w:val="%1."/>
@@ -10416,10 +10253,10 @@
     <w:nsid w:val="8E964DCE"/>
     <w:multiLevelType w:val="multilevel"/>
     <w:tmpl w:val="8E964DCE"/>
-    <w:lvl w:ilvl="0" w:tentative="0">
+    <w:lvl w:ilvl="0">
       <w:start w:val="1"/>
       <w:numFmt w:val="decimal"/>
-      <w:pStyle w:val="2"/>
+      <w:pStyle w:val="Heading1"/>
       <w:lvlText w:val="%1."/>
       <w:lvlJc w:val="left"/>
       <w:pPr>
@@ -10429,10 +10266,10 @@
         <w:rFonts w:hint="default"/>
       </w:rPr>
     </w:lvl>
-    <w:lvl w:ilvl="1" w:tentative="0">
+    <w:lvl w:ilvl="1">
       <w:start w:val="1"/>
       <w:numFmt w:val="decimal"/>
-      <w:pStyle w:val="3"/>
+      <w:pStyle w:val="Heading2"/>
       <w:lvlText w:val="%1.%2."/>
       <w:lvlJc w:val="left"/>
       <w:pPr>
@@ -10442,10 +10279,10 @@
         <w:rFonts w:hint="default"/>
       </w:rPr>
     </w:lvl>
-    <w:lvl w:ilvl="2" w:tentative="0">
+    <w:lvl w:ilvl="2">
       <w:start w:val="1"/>
       <w:numFmt w:val="decimal"/>
-      <w:pStyle w:val="4"/>
+      <w:pStyle w:val="Heading3"/>
       <w:lvlText w:val="%1.%2.%3."/>
       <w:lvlJc w:val="left"/>
       <w:pPr>
@@ -10455,10 +10292,10 @@
         <w:rFonts w:hint="default"/>
       </w:rPr>
     </w:lvl>
-    <w:lvl w:ilvl="3" w:tentative="0">
+    <w:lvl w:ilvl="3">
       <w:start w:val="1"/>
       <w:numFmt w:val="decimal"/>
-      <w:pStyle w:val="5"/>
+      <w:pStyle w:val="Heading4"/>
       <w:lvlText w:val="%1.%2.%3.%4."/>
       <w:lvlJc w:val="left"/>
       <w:pPr>
@@ -10468,10 +10305,10 @@
         <w:rFonts w:hint="default"/>
       </w:rPr>
     </w:lvl>
-    <w:lvl w:ilvl="4" w:tentative="0">
+    <w:lvl w:ilvl="4">
       <w:start w:val="1"/>
       <w:numFmt w:val="decimal"/>
-      <w:pStyle w:val="6"/>
+      <w:pStyle w:val="Heading5"/>
       <w:lvlText w:val="%1.%2.%3.%4.%5."/>
       <w:lvlJc w:val="left"/>
       <w:pPr>
@@ -10481,10 +10318,10 @@
         <w:rFonts w:hint="default"/>
       </w:rPr>
     </w:lvl>
-    <w:lvl w:ilvl="5" w:tentative="0">
+    <w:lvl w:ilvl="5">
       <w:start w:val="1"/>
       <w:numFmt w:val="decimal"/>
-      <w:pStyle w:val="7"/>
+      <w:pStyle w:val="Heading6"/>
       <w:lvlText w:val="%1.%2.%3.%4.%5.%6."/>
       <w:lvlJc w:val="left"/>
       <w:pPr>
@@ -10494,10 +10331,10 @@
         <w:rFonts w:hint="default"/>
       </w:rPr>
     </w:lvl>
-    <w:lvl w:ilvl="6" w:tentative="0">
+    <w:lvl w:ilvl="6">
       <w:start w:val="1"/>
       <w:numFmt w:val="decimal"/>
-      <w:pStyle w:val="8"/>
+      <w:pStyle w:val="Heading7"/>
       <w:lvlText w:val="%1.%2.%3.%4.%5.%6.%7."/>
       <w:lvlJc w:val="left"/>
       <w:pPr>
@@ -10507,10 +10344,10 @@
         <w:rFonts w:hint="default"/>
       </w:rPr>
     </w:lvl>
-    <w:lvl w:ilvl="7" w:tentative="0">
+    <w:lvl w:ilvl="7">
       <w:start w:val="1"/>
       <w:numFmt w:val="decimal"/>
-      <w:pStyle w:val="9"/>
+      <w:pStyle w:val="Heading8"/>
       <w:lvlText w:val="%1.%2.%3.%4.%5.%6.%7.%8."/>
       <w:lvlJc w:val="left"/>
       <w:pPr>
@@ -10520,10 +10357,10 @@
         <w:rFonts w:hint="default"/>
       </w:rPr>
     </w:lvl>
-    <w:lvl w:ilvl="8" w:tentative="0">
+    <w:lvl w:ilvl="8">
       <w:start w:val="1"/>
       <w:numFmt w:val="decimal"/>
-      <w:pStyle w:val="10"/>
+      <w:pStyle w:val="Heading9"/>
       <w:lvlText w:val="%1.%2.%3.%4.%5.%6.%7.%8.%9."/>
       <w:lvlJc w:val="left"/>
       <w:pPr>
@@ -10538,7 +10375,7 @@
     <w:nsid w:val="15FAA0C9"/>
     <w:multiLevelType w:val="singleLevel"/>
     <w:tmpl w:val="15FAA0C9"/>
-    <w:lvl w:ilvl="0" w:tentative="0">
+    <w:lvl w:ilvl="0">
       <w:start w:val="1"/>
       <w:numFmt w:val="decimal"/>
       <w:lvlText w:val="%1."/>
@@ -10555,7 +10392,7 @@
     <w:nsid w:val="39CB2874"/>
     <w:multiLevelType w:val="singleLevel"/>
     <w:tmpl w:val="39CB2874"/>
-    <w:lvl w:ilvl="0" w:tentative="0">
+    <w:lvl w:ilvl="0">
       <w:start w:val="1"/>
       <w:numFmt w:val="decimal"/>
       <w:lvlText w:val="%1."/>
@@ -10572,7 +10409,7 @@
     <w:nsid w:val="45781D8D"/>
     <w:multiLevelType w:val="singleLevel"/>
     <w:tmpl w:val="45781D8D"/>
-    <w:lvl w:ilvl="0" w:tentative="0">
+    <w:lvl w:ilvl="0">
       <w:start w:val="1"/>
       <w:numFmt w:val="decimal"/>
       <w:lvlText w:val="%1."/>
@@ -10604,269 +10441,267 @@
 </file>
 
 <file path=word/styles.xml><?xml version="1.0" encoding="utf-8"?>
-<w:styles xmlns:mc="http://schemas.openxmlformats.org/markup-compatibility/2006" xmlns:o="urn:schemas-microsoft-com:office:office" xmlns:r="http://schemas.openxmlformats.org/officeDocument/2006/relationships" xmlns:m="http://schemas.openxmlformats.org/officeDocument/2006/math" xmlns:v="urn:schemas-microsoft-com:vml" xmlns:w="http://schemas.openxmlformats.org/wordprocessingml/2006/main" xmlns:w14="http://schemas.microsoft.com/office/word/2010/wordml" xmlns:w10="urn:schemas-microsoft-com:office:word" xmlns:sl="http://schemas.openxmlformats.org/schemaLibrary/2006/main" xmlns:wpsCustomData="http://www.wps.cn/officeDocument/2013/wpsCustomData" mc:Ignorable="w14">
+<w:styles xmlns:mc="http://schemas.openxmlformats.org/markup-compatibility/2006" xmlns:r="http://schemas.openxmlformats.org/officeDocument/2006/relationships" xmlns:w="http://schemas.openxmlformats.org/wordprocessingml/2006/main" xmlns:w14="http://schemas.microsoft.com/office/word/2010/wordml" xmlns:w15="http://schemas.microsoft.com/office/word/2012/wordml" mc:Ignorable="w14 w15">
   <w:docDefaults>
     <w:rPrDefault>
       <w:rPr>
-        <w:rFonts w:ascii="Times New Roman" w:hAnsi="Times New Roman" w:eastAsia="宋体" w:cs="Times New Roman"/>
+        <w:rFonts w:ascii="Times New Roman" w:eastAsia="宋体" w:hAnsi="Times New Roman" w:cs="Times New Roman"/>
       </w:rPr>
     </w:rPrDefault>
     <w:pPrDefault/>
   </w:docDefaults>
-  <w:latentStyles w:count="260" w:defQFormat="0" w:defUnhideWhenUsed="1" w:defSemiHidden="1" w:defUIPriority="99" w:defLockedState="0">
-    <w:lsdException w:qFormat="1" w:unhideWhenUsed="0" w:uiPriority="0" w:semiHidden="0" w:name="Normal"/>
-    <w:lsdException w:qFormat="1" w:unhideWhenUsed="0" w:uiPriority="0" w:semiHidden="0" w:name="heading 1"/>
-    <w:lsdException w:qFormat="1" w:uiPriority="0" w:semiHidden="0" w:name="heading 2"/>
-    <w:lsdException w:qFormat="1" w:uiPriority="0" w:name="heading 3"/>
-    <w:lsdException w:qFormat="1" w:uiPriority="0" w:semiHidden="0" w:name="heading 4"/>
-    <w:lsdException w:qFormat="1" w:uiPriority="0" w:name="heading 5"/>
-    <w:lsdException w:qFormat="1" w:uiPriority="0" w:name="heading 6"/>
-    <w:lsdException w:qFormat="1" w:uiPriority="0" w:name="heading 7"/>
-    <w:lsdException w:qFormat="1" w:uiPriority="0" w:name="heading 8"/>
-    <w:lsdException w:qFormat="1" w:uiPriority="0" w:name="heading 9"/>
-    <w:lsdException w:unhideWhenUsed="0" w:uiPriority="0" w:semiHidden="0" w:name="index 1"/>
-    <w:lsdException w:unhideWhenUsed="0" w:uiPriority="0" w:semiHidden="0" w:name="index 2"/>
-    <w:lsdException w:unhideWhenUsed="0" w:uiPriority="0" w:semiHidden="0" w:name="index 3"/>
-    <w:lsdException w:unhideWhenUsed="0" w:uiPriority="0" w:semiHidden="0" w:name="index 4"/>
-    <w:lsdException w:unhideWhenUsed="0" w:uiPriority="0" w:semiHidden="0" w:name="index 5"/>
-    <w:lsdException w:unhideWhenUsed="0" w:uiPriority="0" w:semiHidden="0" w:name="index 6"/>
-    <w:lsdException w:unhideWhenUsed="0" w:uiPriority="0" w:semiHidden="0" w:name="index 7"/>
-    <w:lsdException w:unhideWhenUsed="0" w:uiPriority="0" w:semiHidden="0" w:name="index 8"/>
-    <w:lsdException w:unhideWhenUsed="0" w:uiPriority="0" w:semiHidden="0" w:name="index 9"/>
-    <w:lsdException w:qFormat="1" w:unhideWhenUsed="0" w:uiPriority="0" w:semiHidden="0" w:name="toc 1"/>
-    <w:lsdException w:qFormat="1" w:unhideWhenUsed="0" w:uiPriority="0" w:semiHidden="0" w:name="toc 2"/>
-    <w:lsdException w:qFormat="1" w:unhideWhenUsed="0" w:uiPriority="0" w:semiHidden="0" w:name="toc 3"/>
-    <w:lsdException w:unhideWhenUsed="0" w:uiPriority="0" w:semiHidden="0" w:name="toc 4"/>
-    <w:lsdException w:unhideWhenUsed="0" w:uiPriority="0" w:semiHidden="0" w:name="toc 5"/>
-    <w:lsdException w:unhideWhenUsed="0" w:uiPriority="0" w:semiHidden="0" w:name="toc 6"/>
-    <w:lsdException w:unhideWhenUsed="0" w:uiPriority="0" w:semiHidden="0" w:name="toc 7"/>
-    <w:lsdException w:unhideWhenUsed="0" w:uiPriority="0" w:semiHidden="0" w:name="toc 8"/>
-    <w:lsdException w:unhideWhenUsed="0" w:uiPriority="0" w:semiHidden="0" w:name="toc 9"/>
-    <w:lsdException w:unhideWhenUsed="0" w:uiPriority="0" w:semiHidden="0" w:name="Normal Indent"/>
-    <w:lsdException w:unhideWhenUsed="0" w:uiPriority="0" w:semiHidden="0" w:name="footnote text"/>
-    <w:lsdException w:qFormat="1" w:unhideWhenUsed="0" w:uiPriority="0" w:semiHidden="0" w:name="annotation text"/>
-    <w:lsdException w:qFormat="1" w:unhideWhenUsed="0" w:uiPriority="0" w:semiHidden="0" w:name="header"/>
-    <w:lsdException w:qFormat="1" w:unhideWhenUsed="0" w:uiPriority="0" w:semiHidden="0" w:name="footer"/>
-    <w:lsdException w:unhideWhenUsed="0" w:uiPriority="0" w:semiHidden="0" w:name="index heading"/>
-    <w:lsdException w:qFormat="1" w:uiPriority="0" w:name="caption"/>
-    <w:lsdException w:unhideWhenUsed="0" w:uiPriority="0" w:semiHidden="0" w:name="table of figures"/>
-    <w:lsdException w:unhideWhenUsed="0" w:uiPriority="0" w:semiHidden="0" w:name="envelope address"/>
-    <w:lsdException w:unhideWhenUsed="0" w:uiPriority="0" w:semiHidden="0" w:name="envelope return"/>
-    <w:lsdException w:unhideWhenUsed="0" w:uiPriority="0" w:semiHidden="0" w:name="footnote reference"/>
-    <w:lsdException w:unhideWhenUsed="0" w:uiPriority="0" w:semiHidden="0" w:name="annotation reference"/>
-    <w:lsdException w:unhideWhenUsed="0" w:uiPriority="0" w:semiHidden="0" w:name="line number"/>
-    <w:lsdException w:unhideWhenUsed="0" w:uiPriority="0" w:semiHidden="0" w:name="page number"/>
-    <w:lsdException w:unhideWhenUsed="0" w:uiPriority="0" w:semiHidden="0" w:name="endnote reference"/>
-    <w:lsdException w:unhideWhenUsed="0" w:uiPriority="0" w:semiHidden="0" w:name="endnote text"/>
-    <w:lsdException w:unhideWhenUsed="0" w:uiPriority="0" w:semiHidden="0" w:name="table of authorities"/>
-    <w:lsdException w:unhideWhenUsed="0" w:uiPriority="0" w:semiHidden="0" w:name="macro"/>
-    <w:lsdException w:unhideWhenUsed="0" w:uiPriority="0" w:semiHidden="0" w:name="toa heading"/>
-    <w:lsdException w:unhideWhenUsed="0" w:uiPriority="0" w:semiHidden="0" w:name="List"/>
-    <w:lsdException w:unhideWhenUsed="0" w:uiPriority="0" w:semiHidden="0" w:name="List Bullet"/>
-    <w:lsdException w:unhideWhenUsed="0" w:uiPriority="0" w:semiHidden="0" w:name="List Number"/>
-    <w:lsdException w:unhideWhenUsed="0" w:uiPriority="0" w:semiHidden="0" w:name="List 2"/>
-    <w:lsdException w:unhideWhenUsed="0" w:uiPriority="0" w:semiHidden="0" w:name="List 3"/>
-    <w:lsdException w:unhideWhenUsed="0" w:uiPriority="0" w:semiHidden="0" w:name="List 4"/>
-    <w:lsdException w:unhideWhenUsed="0" w:uiPriority="0" w:semiHidden="0" w:name="List 5"/>
-    <w:lsdException w:unhideWhenUsed="0" w:uiPriority="0" w:semiHidden="0" w:name="List Bullet 2"/>
-    <w:lsdException w:unhideWhenUsed="0" w:uiPriority="0" w:semiHidden="0" w:name="List Bullet 3"/>
-    <w:lsdException w:unhideWhenUsed="0" w:uiPriority="0" w:semiHidden="0" w:name="List Bullet 4"/>
-    <w:lsdException w:unhideWhenUsed="0" w:uiPriority="0" w:semiHidden="0" w:name="List Bullet 5"/>
-    <w:lsdException w:unhideWhenUsed="0" w:uiPriority="0" w:semiHidden="0" w:name="List Number 2"/>
-    <w:lsdException w:unhideWhenUsed="0" w:uiPriority="0" w:semiHidden="0" w:name="List Number 3"/>
-    <w:lsdException w:unhideWhenUsed="0" w:uiPriority="0" w:semiHidden="0" w:name="List Number 4"/>
-    <w:lsdException w:unhideWhenUsed="0" w:uiPriority="0" w:semiHidden="0" w:name="List Number 5"/>
-    <w:lsdException w:qFormat="1" w:unhideWhenUsed="0" w:uiPriority="0" w:semiHidden="0" w:name="Title"/>
-    <w:lsdException w:unhideWhenUsed="0" w:uiPriority="0" w:semiHidden="0" w:name="Closing"/>
-    <w:lsdException w:unhideWhenUsed="0" w:uiPriority="0" w:semiHidden="0" w:name="Signature"/>
-    <w:lsdException w:qFormat="1" w:unhideWhenUsed="0" w:uiPriority="0" w:name="Default Paragraph Font"/>
-    <w:lsdException w:qFormat="1" w:unhideWhenUsed="0" w:uiPriority="0" w:name="Body Text"/>
-    <w:lsdException w:unhideWhenUsed="0" w:uiPriority="0" w:semiHidden="0" w:name="Body Text Indent"/>
-    <w:lsdException w:unhideWhenUsed="0" w:uiPriority="0" w:semiHidden="0" w:name="List Continue"/>
-    <w:lsdException w:unhideWhenUsed="0" w:uiPriority="0" w:semiHidden="0" w:name="List Continue 2"/>
-    <w:lsdException w:unhideWhenUsed="0" w:uiPriority="0" w:semiHidden="0" w:name="List Continue 3"/>
-    <w:lsdException w:unhideWhenUsed="0" w:uiPriority="0" w:semiHidden="0" w:name="List Continue 4"/>
-    <w:lsdException w:unhideWhenUsed="0" w:uiPriority="0" w:semiHidden="0" w:name="List Continue 5"/>
-    <w:lsdException w:unhideWhenUsed="0" w:uiPriority="0" w:semiHidden="0" w:name="Message Header"/>
-    <w:lsdException w:qFormat="1" w:unhideWhenUsed="0" w:uiPriority="0" w:semiHidden="0" w:name="Subtitle"/>
-    <w:lsdException w:unhideWhenUsed="0" w:uiPriority="0" w:semiHidden="0" w:name="Salutation"/>
-    <w:lsdException w:unhideWhenUsed="0" w:uiPriority="0" w:semiHidden="0" w:name="Date"/>
-    <w:lsdException w:unhideWhenUsed="0" w:uiPriority="0" w:semiHidden="0" w:name="Body Text First Indent"/>
-    <w:lsdException w:unhideWhenUsed="0" w:uiPriority="0" w:semiHidden="0" w:name="Body Text First Indent 2"/>
-    <w:lsdException w:uiPriority="99" w:name="Note Heading"/>
-    <w:lsdException w:unhideWhenUsed="0" w:uiPriority="0" w:semiHidden="0" w:name="Body Text 2"/>
-    <w:lsdException w:unhideWhenUsed="0" w:uiPriority="0" w:semiHidden="0" w:name="Body Text 3"/>
-    <w:lsdException w:unhideWhenUsed="0" w:uiPriority="0" w:semiHidden="0" w:name="Body Text Indent 2"/>
-    <w:lsdException w:unhideWhenUsed="0" w:uiPriority="0" w:semiHidden="0" w:name="Body Text Indent 3"/>
-    <w:lsdException w:unhideWhenUsed="0" w:uiPriority="0" w:semiHidden="0" w:name="Block Text"/>
-    <w:lsdException w:unhideWhenUsed="0" w:uiPriority="0" w:semiHidden="0" w:name="Hyperlink"/>
-    <w:lsdException w:unhideWhenUsed="0" w:uiPriority="0" w:semiHidden="0" w:name="FollowedHyperlink"/>
-    <w:lsdException w:qFormat="1" w:unhideWhenUsed="0" w:uiPriority="0" w:semiHidden="0" w:name="Strong"/>
-    <w:lsdException w:qFormat="1" w:unhideWhenUsed="0" w:uiPriority="0" w:semiHidden="0" w:name="Emphasis"/>
-    <w:lsdException w:unhideWhenUsed="0" w:uiPriority="0" w:semiHidden="0" w:name="Document Map"/>
-    <w:lsdException w:unhideWhenUsed="0" w:uiPriority="0" w:semiHidden="0" w:name="Plain Text"/>
-    <w:lsdException w:unhideWhenUsed="0" w:uiPriority="0" w:semiHidden="0" w:name="E-mail Signature"/>
-    <w:lsdException w:qFormat="1" w:unhideWhenUsed="0" w:uiPriority="0" w:semiHidden="0" w:name="Normal (Web)"/>
-    <w:lsdException w:unhideWhenUsed="0" w:uiPriority="0" w:semiHidden="0" w:name="HTML Acronym"/>
-    <w:lsdException w:unhideWhenUsed="0" w:uiPriority="0" w:semiHidden="0" w:name="HTML Address"/>
-    <w:lsdException w:unhideWhenUsed="0" w:uiPriority="0" w:semiHidden="0" w:name="HTML Cite"/>
-    <w:lsdException w:unhideWhenUsed="0" w:uiPriority="0" w:semiHidden="0" w:name="HTML Code"/>
-    <w:lsdException w:unhideWhenUsed="0" w:uiPriority="0" w:semiHidden="0" w:name="HTML Definition"/>
-    <w:lsdException w:unhideWhenUsed="0" w:uiPriority="0" w:semiHidden="0" w:name="HTML Keyboard"/>
-    <w:lsdException w:unhideWhenUsed="0" w:uiPriority="0" w:semiHidden="0" w:name="HTML Preformatted"/>
-    <w:lsdException w:unhideWhenUsed="0" w:uiPriority="0" w:semiHidden="0" w:name="HTML Sample"/>
-    <w:lsdException w:unhideWhenUsed="0" w:uiPriority="0" w:semiHidden="0" w:name="HTML Typewriter"/>
-    <w:lsdException w:unhideWhenUsed="0" w:uiPriority="0" w:semiHidden="0" w:name="HTML Variable"/>
-    <w:lsdException w:qFormat="1" w:unhideWhenUsed="0" w:uiPriority="0" w:name="Normal Table"/>
-    <w:lsdException w:unhideWhenUsed="0" w:uiPriority="0" w:semiHidden="0" w:name="annotation subject"/>
-    <w:lsdException w:unhideWhenUsed="0" w:uiPriority="0" w:semiHidden="0" w:name="Table Simple 1"/>
-    <w:lsdException w:unhideWhenUsed="0" w:uiPriority="0" w:semiHidden="0" w:name="Table Simple 2"/>
-    <w:lsdException w:unhideWhenUsed="0" w:uiPriority="0" w:semiHidden="0" w:name="Table Simple 3"/>
-    <w:lsdException w:unhideWhenUsed="0" w:uiPriority="0" w:semiHidden="0" w:name="Table Classic 1"/>
-    <w:lsdException w:unhideWhenUsed="0" w:uiPriority="0" w:semiHidden="0" w:name="Table Classic 2"/>
-    <w:lsdException w:unhideWhenUsed="0" w:uiPriority="0" w:semiHidden="0" w:name="Table Classic 3"/>
-    <w:lsdException w:unhideWhenUsed="0" w:uiPriority="0" w:semiHidden="0" w:name="Table Classic 4"/>
-    <w:lsdException w:unhideWhenUsed="0" w:uiPriority="0" w:semiHidden="0" w:name="Table Colorful 1"/>
-    <w:lsdException w:unhideWhenUsed="0" w:uiPriority="0" w:semiHidden="0" w:name="Table Colorful 2"/>
-    <w:lsdException w:unhideWhenUsed="0" w:uiPriority="0" w:semiHidden="0" w:name="Table Colorful 3"/>
-    <w:lsdException w:unhideWhenUsed="0" w:uiPriority="0" w:semiHidden="0" w:name="Table Columns 1"/>
-    <w:lsdException w:unhideWhenUsed="0" w:uiPriority="0" w:semiHidden="0" w:name="Table Columns 2"/>
-    <w:lsdException w:unhideWhenUsed="0" w:uiPriority="0" w:semiHidden="0" w:name="Table Columns 3"/>
-    <w:lsdException w:unhideWhenUsed="0" w:uiPriority="0" w:semiHidden="0" w:name="Table Columns 4"/>
-    <w:lsdException w:unhideWhenUsed="0" w:uiPriority="0" w:semiHidden="0" w:name="Table Columns 5"/>
-    <w:lsdException w:unhideWhenUsed="0" w:uiPriority="0" w:semiHidden="0" w:name="Table Grid 1"/>
-    <w:lsdException w:unhideWhenUsed="0" w:uiPriority="0" w:semiHidden="0" w:name="Table Grid 2"/>
-    <w:lsdException w:unhideWhenUsed="0" w:uiPriority="0" w:semiHidden="0" w:name="Table Grid 3"/>
-    <w:lsdException w:unhideWhenUsed="0" w:uiPriority="0" w:semiHidden="0" w:name="Table Grid 4"/>
-    <w:lsdException w:unhideWhenUsed="0" w:uiPriority="0" w:semiHidden="0" w:name="Table Grid 5"/>
-    <w:lsdException w:unhideWhenUsed="0" w:uiPriority="0" w:semiHidden="0" w:name="Table Grid 6"/>
-    <w:lsdException w:unhideWhenUsed="0" w:uiPriority="0" w:semiHidden="0" w:name="Table Grid 7"/>
-    <w:lsdException w:unhideWhenUsed="0" w:uiPriority="0" w:semiHidden="0" w:name="Table Grid 8"/>
-    <w:lsdException w:unhideWhenUsed="0" w:uiPriority="0" w:semiHidden="0" w:name="Table List 1"/>
-    <w:lsdException w:unhideWhenUsed="0" w:uiPriority="0" w:semiHidden="0" w:name="Table List 2"/>
-    <w:lsdException w:unhideWhenUsed="0" w:uiPriority="0" w:semiHidden="0" w:name="Table List 3"/>
-    <w:lsdException w:unhideWhenUsed="0" w:uiPriority="0" w:semiHidden="0" w:name="Table List 4"/>
-    <w:lsdException w:unhideWhenUsed="0" w:uiPriority="0" w:semiHidden="0" w:name="Table List 5"/>
-    <w:lsdException w:unhideWhenUsed="0" w:uiPriority="0" w:semiHidden="0" w:name="Table List 6"/>
-    <w:lsdException w:unhideWhenUsed="0" w:uiPriority="0" w:semiHidden="0" w:name="Table List 7"/>
-    <w:lsdException w:unhideWhenUsed="0" w:uiPriority="0" w:semiHidden="0" w:name="Table List 8"/>
-    <w:lsdException w:unhideWhenUsed="0" w:uiPriority="0" w:semiHidden="0" w:name="Table 3D effects 1"/>
-    <w:lsdException w:unhideWhenUsed="0" w:uiPriority="0" w:semiHidden="0" w:name="Table 3D effects 2"/>
-    <w:lsdException w:unhideWhenUsed="0" w:uiPriority="0" w:semiHidden="0" w:name="Table 3D effects 3"/>
-    <w:lsdException w:unhideWhenUsed="0" w:uiPriority="0" w:semiHidden="0" w:name="Table Contemporary"/>
-    <w:lsdException w:unhideWhenUsed="0" w:uiPriority="0" w:semiHidden="0" w:name="Table Elegant"/>
-    <w:lsdException w:unhideWhenUsed="0" w:uiPriority="0" w:semiHidden="0" w:name="Table Professional"/>
-    <w:lsdException w:unhideWhenUsed="0" w:uiPriority="0" w:semiHidden="0" w:name="Table Subtle 1"/>
-    <w:lsdException w:unhideWhenUsed="0" w:uiPriority="0" w:semiHidden="0" w:name="Table Subtle 2"/>
-    <w:lsdException w:unhideWhenUsed="0" w:uiPriority="0" w:semiHidden="0" w:name="Table Web 1"/>
-    <w:lsdException w:unhideWhenUsed="0" w:uiPriority="0" w:semiHidden="0" w:name="Table Web 2"/>
-    <w:lsdException w:unhideWhenUsed="0" w:uiPriority="0" w:semiHidden="0" w:name="Table Web 3"/>
-    <w:lsdException w:unhideWhenUsed="0" w:uiPriority="0" w:semiHidden="0" w:name="Balloon Text"/>
-    <w:lsdException w:qFormat="1" w:unhideWhenUsed="0" w:uiPriority="0" w:semiHidden="0" w:name="Table Grid"/>
-    <w:lsdException w:unhideWhenUsed="0" w:uiPriority="0" w:semiHidden="0" w:name="Table Theme"/>
-    <w:lsdException w:unhideWhenUsed="0" w:uiPriority="60" w:semiHidden="0" w:name="Light Shading"/>
-    <w:lsdException w:unhideWhenUsed="0" w:uiPriority="61" w:semiHidden="0" w:name="Light List"/>
-    <w:lsdException w:unhideWhenUsed="0" w:uiPriority="62" w:semiHidden="0" w:name="Light Grid"/>
-    <w:lsdException w:unhideWhenUsed="0" w:uiPriority="63" w:semiHidden="0" w:name="Medium Shading 1"/>
-    <w:lsdException w:unhideWhenUsed="0" w:uiPriority="64" w:semiHidden="0" w:name="Medium Shading 2"/>
-    <w:lsdException w:unhideWhenUsed="0" w:uiPriority="65" w:semiHidden="0" w:name="Medium List 1"/>
-    <w:lsdException w:unhideWhenUsed="0" w:uiPriority="66" w:semiHidden="0" w:name="Medium List 2"/>
-    <w:lsdException w:unhideWhenUsed="0" w:uiPriority="67" w:semiHidden="0" w:name="Medium Grid 1"/>
-    <w:lsdException w:unhideWhenUsed="0" w:uiPriority="68" w:semiHidden="0" w:name="Medium Grid 2"/>
-    <w:lsdException w:unhideWhenUsed="0" w:uiPriority="69" w:semiHidden="0" w:name="Medium Grid 3"/>
-    <w:lsdException w:unhideWhenUsed="0" w:uiPriority="70" w:semiHidden="0" w:name="Dark List"/>
-    <w:lsdException w:unhideWhenUsed="0" w:uiPriority="71" w:semiHidden="0" w:name="Colorful Shading"/>
-    <w:lsdException w:unhideWhenUsed="0" w:uiPriority="72" w:semiHidden="0" w:name="Colorful List"/>
-    <w:lsdException w:unhideWhenUsed="0" w:uiPriority="73" w:semiHidden="0" w:name="Colorful Grid"/>
-    <w:lsdException w:unhideWhenUsed="0" w:uiPriority="60" w:semiHidden="0" w:name="Light Shading Accent 1"/>
-    <w:lsdException w:unhideWhenUsed="0" w:uiPriority="61" w:semiHidden="0" w:name="Light List Accent 1"/>
-    <w:lsdException w:unhideWhenUsed="0" w:uiPriority="62" w:semiHidden="0" w:name="Light Grid Accent 1"/>
-    <w:lsdException w:unhideWhenUsed="0" w:uiPriority="63" w:semiHidden="0" w:name="Medium Shading 1 Accent 1"/>
-    <w:lsdException w:unhideWhenUsed="0" w:uiPriority="64" w:semiHidden="0" w:name="Medium Shading 2 Accent 1"/>
-    <w:lsdException w:unhideWhenUsed="0" w:uiPriority="65" w:semiHidden="0" w:name="Medium List 1 Accent 1"/>
-    <w:lsdException w:unhideWhenUsed="0" w:uiPriority="66" w:semiHidden="0" w:name="Medium List 2 Accent 1"/>
-    <w:lsdException w:unhideWhenUsed="0" w:uiPriority="67" w:semiHidden="0" w:name="Medium Grid 1 Accent 1"/>
-    <w:lsdException w:unhideWhenUsed="0" w:uiPriority="68" w:semiHidden="0" w:name="Medium Grid 2 Accent 1"/>
-    <w:lsdException w:unhideWhenUsed="0" w:uiPriority="69" w:semiHidden="0" w:name="Medium Grid 3 Accent 1"/>
-    <w:lsdException w:unhideWhenUsed="0" w:uiPriority="70" w:semiHidden="0" w:name="Dark List Accent 1"/>
-    <w:lsdException w:unhideWhenUsed="0" w:uiPriority="71" w:semiHidden="0" w:name="Colorful Shading Accent 1"/>
-    <w:lsdException w:unhideWhenUsed="0" w:uiPriority="72" w:semiHidden="0" w:name="Colorful List Accent 1"/>
-    <w:lsdException w:unhideWhenUsed="0" w:uiPriority="73" w:semiHidden="0" w:name="Colorful Grid Accent 1"/>
-    <w:lsdException w:unhideWhenUsed="0" w:uiPriority="60" w:semiHidden="0" w:name="Light Shading Accent 2"/>
-    <w:lsdException w:unhideWhenUsed="0" w:uiPriority="61" w:semiHidden="0" w:name="Light List Accent 2"/>
-    <w:lsdException w:unhideWhenUsed="0" w:uiPriority="62" w:semiHidden="0" w:name="Light Grid Accent 2"/>
-    <w:lsdException w:unhideWhenUsed="0" w:uiPriority="63" w:semiHidden="0" w:name="Medium Shading 1 Accent 2"/>
-    <w:lsdException w:unhideWhenUsed="0" w:uiPriority="64" w:semiHidden="0" w:name="Medium Shading 2 Accent 2"/>
-    <w:lsdException w:unhideWhenUsed="0" w:uiPriority="65" w:semiHidden="0" w:name="Medium List 1 Accent 2"/>
-    <w:lsdException w:unhideWhenUsed="0" w:uiPriority="66" w:semiHidden="0" w:name="Medium List 2 Accent 2"/>
-    <w:lsdException w:unhideWhenUsed="0" w:uiPriority="67" w:semiHidden="0" w:name="Medium Grid 1 Accent 2"/>
-    <w:lsdException w:unhideWhenUsed="0" w:uiPriority="68" w:semiHidden="0" w:name="Medium Grid 2 Accent 2"/>
-    <w:lsdException w:unhideWhenUsed="0" w:uiPriority="69" w:semiHidden="0" w:name="Medium Grid 3 Accent 2"/>
-    <w:lsdException w:unhideWhenUsed="0" w:uiPriority="70" w:semiHidden="0" w:name="Dark List Accent 2"/>
-    <w:lsdException w:unhideWhenUsed="0" w:uiPriority="71" w:semiHidden="0" w:name="Colorful Shading Accent 2"/>
-    <w:lsdException w:unhideWhenUsed="0" w:uiPriority="72" w:semiHidden="0" w:name="Colorful List Accent 2"/>
-    <w:lsdException w:unhideWhenUsed="0" w:uiPriority="73" w:semiHidden="0" w:name="Colorful Grid Accent 2"/>
-    <w:lsdException w:unhideWhenUsed="0" w:uiPriority="60" w:semiHidden="0" w:name="Light Shading Accent 3"/>
-    <w:lsdException w:unhideWhenUsed="0" w:uiPriority="61" w:semiHidden="0" w:name="Light List Accent 3"/>
-    <w:lsdException w:unhideWhenUsed="0" w:uiPriority="62" w:semiHidden="0" w:name="Light Grid Accent 3"/>
-    <w:lsdException w:unhideWhenUsed="0" w:uiPriority="63" w:semiHidden="0" w:name="Medium Shading 1 Accent 3"/>
-    <w:lsdException w:unhideWhenUsed="0" w:uiPriority="64" w:semiHidden="0" w:name="Medium Shading 2 Accent 3"/>
-    <w:lsdException w:unhideWhenUsed="0" w:uiPriority="65" w:semiHidden="0" w:name="Medium List 1 Accent 3"/>
-    <w:lsdException w:unhideWhenUsed="0" w:uiPriority="66" w:semiHidden="0" w:name="Medium List 2 Accent 3"/>
-    <w:lsdException w:unhideWhenUsed="0" w:uiPriority="67" w:semiHidden="0" w:name="Medium Grid 1 Accent 3"/>
-    <w:lsdException w:unhideWhenUsed="0" w:uiPriority="68" w:semiHidden="0" w:name="Medium Grid 2 Accent 3"/>
-    <w:lsdException w:unhideWhenUsed="0" w:uiPriority="69" w:semiHidden="0" w:name="Medium Grid 3 Accent 3"/>
-    <w:lsdException w:unhideWhenUsed="0" w:uiPriority="70" w:semiHidden="0" w:name="Dark List Accent 3"/>
-    <w:lsdException w:unhideWhenUsed="0" w:uiPriority="71" w:semiHidden="0" w:name="Colorful Shading Accent 3"/>
-    <w:lsdException w:unhideWhenUsed="0" w:uiPriority="72" w:semiHidden="0" w:name="Colorful List Accent 3"/>
-    <w:lsdException w:unhideWhenUsed="0" w:uiPriority="73" w:semiHidden="0" w:name="Colorful Grid Accent 3"/>
-    <w:lsdException w:unhideWhenUsed="0" w:uiPriority="60" w:semiHidden="0" w:name="Light Shading Accent 4"/>
-    <w:lsdException w:unhideWhenUsed="0" w:uiPriority="61" w:semiHidden="0" w:name="Light List Accent 4"/>
-    <w:lsdException w:unhideWhenUsed="0" w:uiPriority="62" w:semiHidden="0" w:name="Light Grid Accent 4"/>
-    <w:lsdException w:unhideWhenUsed="0" w:uiPriority="63" w:semiHidden="0" w:name="Medium Shading 1 Accent 4"/>
-    <w:lsdException w:unhideWhenUsed="0" w:uiPriority="64" w:semiHidden="0" w:name="Medium Shading 2 Accent 4"/>
-    <w:lsdException w:unhideWhenUsed="0" w:uiPriority="65" w:semiHidden="0" w:name="Medium List 1 Accent 4"/>
-    <w:lsdException w:unhideWhenUsed="0" w:uiPriority="66" w:semiHidden="0" w:name="Medium List 2 Accent 4"/>
-    <w:lsdException w:unhideWhenUsed="0" w:uiPriority="67" w:semiHidden="0" w:name="Medium Grid 1 Accent 4"/>
-    <w:lsdException w:unhideWhenUsed="0" w:uiPriority="68" w:semiHidden="0" w:name="Medium Grid 2 Accent 4"/>
-    <w:lsdException w:unhideWhenUsed="0" w:uiPriority="69" w:semiHidden="0" w:name="Medium Grid 3 Accent 4"/>
-    <w:lsdException w:unhideWhenUsed="0" w:uiPriority="70" w:semiHidden="0" w:name="Dark List Accent 4"/>
-    <w:lsdException w:unhideWhenUsed="0" w:uiPriority="71" w:semiHidden="0" w:name="Colorful Shading Accent 4"/>
-    <w:lsdException w:unhideWhenUsed="0" w:uiPriority="72" w:semiHidden="0" w:name="Colorful List Accent 4"/>
-    <w:lsdException w:unhideWhenUsed="0" w:uiPriority="73" w:semiHidden="0" w:name="Colorful Grid Accent 4"/>
-    <w:lsdException w:unhideWhenUsed="0" w:uiPriority="60" w:semiHidden="0" w:name="Light Shading Accent 5"/>
-    <w:lsdException w:unhideWhenUsed="0" w:uiPriority="61" w:semiHidden="0" w:name="Light List Accent 5"/>
-    <w:lsdException w:unhideWhenUsed="0" w:uiPriority="62" w:semiHidden="0" w:name="Light Grid Accent 5"/>
-    <w:lsdException w:unhideWhenUsed="0" w:uiPriority="63" w:semiHidden="0" w:name="Medium Shading 1 Accent 5"/>
-    <w:lsdException w:unhideWhenUsed="0" w:uiPriority="64" w:semiHidden="0" w:name="Medium Shading 2 Accent 5"/>
-    <w:lsdException w:unhideWhenUsed="0" w:uiPriority="65" w:semiHidden="0" w:name="Medium List 1 Accent 5"/>
-    <w:lsdException w:unhideWhenUsed="0" w:uiPriority="66" w:semiHidden="0" w:name="Medium List 2 Accent 5"/>
-    <w:lsdException w:unhideWhenUsed="0" w:uiPriority="67" w:semiHidden="0" w:name="Medium Grid 1 Accent 5"/>
-    <w:lsdException w:unhideWhenUsed="0" w:uiPriority="68" w:semiHidden="0" w:name="Medium Grid 2 Accent 5"/>
-    <w:lsdException w:unhideWhenUsed="0" w:uiPriority="69" w:semiHidden="0" w:name="Medium Grid 3 Accent 5"/>
-    <w:lsdException w:unhideWhenUsed="0" w:uiPriority="70" w:semiHidden="0" w:name="Dark List Accent 5"/>
-    <w:lsdException w:unhideWhenUsed="0" w:uiPriority="71" w:semiHidden="0" w:name="Colorful Shading Accent 5"/>
-    <w:lsdException w:unhideWhenUsed="0" w:uiPriority="72" w:semiHidden="0" w:name="Colorful List Accent 5"/>
-    <w:lsdException w:unhideWhenUsed="0" w:uiPriority="73" w:semiHidden="0" w:name="Colorful Grid Accent 5"/>
-    <w:lsdException w:unhideWhenUsed="0" w:uiPriority="60" w:semiHidden="0" w:name="Light Shading Accent 6"/>
-    <w:lsdException w:unhideWhenUsed="0" w:uiPriority="61" w:semiHidden="0" w:name="Light List Accent 6"/>
-    <w:lsdException w:unhideWhenUsed="0" w:uiPriority="62" w:semiHidden="0" w:name="Light Grid Accent 6"/>
-    <w:lsdException w:unhideWhenUsed="0" w:uiPriority="63" w:semiHidden="0" w:name="Medium Shading 1 Accent 6"/>
-    <w:lsdException w:unhideWhenUsed="0" w:uiPriority="64" w:semiHidden="0" w:name="Medium Shading 2 Accent 6"/>
-    <w:lsdException w:unhideWhenUsed="0" w:uiPriority="65" w:semiHidden="0" w:name="Medium List 1 Accent 6"/>
-    <w:lsdException w:unhideWhenUsed="0" w:uiPriority="66" w:semiHidden="0" w:name="Medium List 2 Accent 6"/>
-    <w:lsdException w:unhideWhenUsed="0" w:uiPriority="67" w:semiHidden="0" w:name="Medium Grid 1 Accent 6"/>
-    <w:lsdException w:unhideWhenUsed="0" w:uiPriority="68" w:semiHidden="0" w:name="Medium Grid 2 Accent 6"/>
-    <w:lsdException w:unhideWhenUsed="0" w:uiPriority="69" w:semiHidden="0" w:name="Medium Grid 3 Accent 6"/>
-    <w:lsdException w:unhideWhenUsed="0" w:uiPriority="70" w:semiHidden="0" w:name="Dark List Accent 6"/>
-    <w:lsdException w:unhideWhenUsed="0" w:uiPriority="71" w:semiHidden="0" w:name="Colorful Shading Accent 6"/>
-    <w:lsdException w:unhideWhenUsed="0" w:uiPriority="72" w:semiHidden="0" w:name="Colorful List Accent 6"/>
-    <w:lsdException w:unhideWhenUsed="0" w:uiPriority="73" w:semiHidden="0" w:name="Colorful Grid Accent 6"/>
+  <w:latentStyles w:defLockedState="0" w:defUIPriority="99" w:defSemiHidden="1" w:defUnhideWhenUsed="1" w:defQFormat="0" w:count="260">
+    <w:lsdException w:name="Normal" w:semiHidden="0" w:uiPriority="0" w:unhideWhenUsed="0" w:qFormat="1"/>
+    <w:lsdException w:name="heading 1" w:semiHidden="0" w:uiPriority="0" w:unhideWhenUsed="0" w:qFormat="1"/>
+    <w:lsdException w:name="heading 2" w:semiHidden="0" w:uiPriority="0" w:qFormat="1"/>
+    <w:lsdException w:name="heading 3" w:uiPriority="0" w:qFormat="1"/>
+    <w:lsdException w:name="heading 4" w:semiHidden="0" w:uiPriority="0" w:qFormat="1"/>
+    <w:lsdException w:name="heading 5" w:uiPriority="0" w:qFormat="1"/>
+    <w:lsdException w:name="heading 6" w:uiPriority="0" w:qFormat="1"/>
+    <w:lsdException w:name="heading 7" w:uiPriority="0" w:qFormat="1"/>
+    <w:lsdException w:name="heading 8" w:uiPriority="0" w:qFormat="1"/>
+    <w:lsdException w:name="heading 9" w:uiPriority="0" w:qFormat="1"/>
+    <w:lsdException w:name="index 1" w:semiHidden="0" w:uiPriority="0" w:unhideWhenUsed="0"/>
+    <w:lsdException w:name="index 2" w:semiHidden="0" w:uiPriority="0" w:unhideWhenUsed="0"/>
+    <w:lsdException w:name="index 3" w:semiHidden="0" w:uiPriority="0" w:unhideWhenUsed="0"/>
+    <w:lsdException w:name="index 4" w:semiHidden="0" w:uiPriority="0" w:unhideWhenUsed="0"/>
+    <w:lsdException w:name="index 5" w:semiHidden="0" w:uiPriority="0" w:unhideWhenUsed="0"/>
+    <w:lsdException w:name="index 6" w:semiHidden="0" w:uiPriority="0" w:unhideWhenUsed="0"/>
+    <w:lsdException w:name="index 7" w:semiHidden="0" w:uiPriority="0" w:unhideWhenUsed="0"/>
+    <w:lsdException w:name="index 8" w:semiHidden="0" w:uiPriority="0" w:unhideWhenUsed="0"/>
+    <w:lsdException w:name="index 9" w:semiHidden="0" w:uiPriority="0" w:unhideWhenUsed="0"/>
+    <w:lsdException w:name="toc 1" w:semiHidden="0" w:uiPriority="0" w:unhideWhenUsed="0" w:qFormat="1"/>
+    <w:lsdException w:name="toc 2" w:semiHidden="0" w:uiPriority="0" w:unhideWhenUsed="0" w:qFormat="1"/>
+    <w:lsdException w:name="toc 3" w:semiHidden="0" w:uiPriority="0" w:unhideWhenUsed="0" w:qFormat="1"/>
+    <w:lsdException w:name="toc 4" w:semiHidden="0" w:uiPriority="0" w:unhideWhenUsed="0"/>
+    <w:lsdException w:name="toc 5" w:semiHidden="0" w:uiPriority="0" w:unhideWhenUsed="0"/>
+    <w:lsdException w:name="toc 6" w:semiHidden="0" w:uiPriority="0" w:unhideWhenUsed="0"/>
+    <w:lsdException w:name="toc 7" w:semiHidden="0" w:uiPriority="0" w:unhideWhenUsed="0"/>
+    <w:lsdException w:name="toc 8" w:semiHidden="0" w:uiPriority="0" w:unhideWhenUsed="0"/>
+    <w:lsdException w:name="toc 9" w:semiHidden="0" w:uiPriority="0" w:unhideWhenUsed="0"/>
+    <w:lsdException w:name="Normal Indent" w:semiHidden="0" w:uiPriority="0" w:unhideWhenUsed="0"/>
+    <w:lsdException w:name="footnote text" w:semiHidden="0" w:uiPriority="0" w:unhideWhenUsed="0"/>
+    <w:lsdException w:name="annotation text" w:semiHidden="0" w:uiPriority="0" w:unhideWhenUsed="0" w:qFormat="1"/>
+    <w:lsdException w:name="header" w:semiHidden="0" w:uiPriority="0" w:unhideWhenUsed="0" w:qFormat="1"/>
+    <w:lsdException w:name="footer" w:semiHidden="0" w:uiPriority="0" w:unhideWhenUsed="0" w:qFormat="1"/>
+    <w:lsdException w:name="index heading" w:semiHidden="0" w:uiPriority="0" w:unhideWhenUsed="0"/>
+    <w:lsdException w:name="caption" w:uiPriority="0" w:qFormat="1"/>
+    <w:lsdException w:name="table of figures" w:semiHidden="0" w:uiPriority="0" w:unhideWhenUsed="0"/>
+    <w:lsdException w:name="envelope address" w:semiHidden="0" w:uiPriority="0" w:unhideWhenUsed="0"/>
+    <w:lsdException w:name="envelope return" w:semiHidden="0" w:uiPriority="0" w:unhideWhenUsed="0"/>
+    <w:lsdException w:name="footnote reference" w:semiHidden="0" w:uiPriority="0" w:unhideWhenUsed="0"/>
+    <w:lsdException w:name="annotation reference" w:semiHidden="0" w:uiPriority="0" w:unhideWhenUsed="0"/>
+    <w:lsdException w:name="line number" w:semiHidden="0" w:uiPriority="0" w:unhideWhenUsed="0"/>
+    <w:lsdException w:name="page number" w:semiHidden="0" w:uiPriority="0" w:unhideWhenUsed="0"/>
+    <w:lsdException w:name="endnote reference" w:semiHidden="0" w:uiPriority="0" w:unhideWhenUsed="0"/>
+    <w:lsdException w:name="endnote text" w:semiHidden="0" w:uiPriority="0" w:unhideWhenUsed="0"/>
+    <w:lsdException w:name="table of authorities" w:semiHidden="0" w:uiPriority="0" w:unhideWhenUsed="0"/>
+    <w:lsdException w:name="macro" w:semiHidden="0" w:uiPriority="0" w:unhideWhenUsed="0"/>
+    <w:lsdException w:name="toa heading" w:semiHidden="0" w:uiPriority="0" w:unhideWhenUsed="0"/>
+    <w:lsdException w:name="List" w:semiHidden="0" w:uiPriority="0" w:unhideWhenUsed="0"/>
+    <w:lsdException w:name="List Bullet" w:semiHidden="0" w:uiPriority="0" w:unhideWhenUsed="0"/>
+    <w:lsdException w:name="List Number" w:semiHidden="0" w:uiPriority="0" w:unhideWhenUsed="0"/>
+    <w:lsdException w:name="List 2" w:semiHidden="0" w:uiPriority="0" w:unhideWhenUsed="0"/>
+    <w:lsdException w:name="List 3" w:semiHidden="0" w:uiPriority="0" w:unhideWhenUsed="0"/>
+    <w:lsdException w:name="List 4" w:semiHidden="0" w:uiPriority="0" w:unhideWhenUsed="0"/>
+    <w:lsdException w:name="List 5" w:semiHidden="0" w:uiPriority="0" w:unhideWhenUsed="0"/>
+    <w:lsdException w:name="List Bullet 2" w:semiHidden="0" w:uiPriority="0" w:unhideWhenUsed="0"/>
+    <w:lsdException w:name="List Bullet 3" w:semiHidden="0" w:uiPriority="0" w:unhideWhenUsed="0"/>
+    <w:lsdException w:name="List Bullet 4" w:semiHidden="0" w:uiPriority="0" w:unhideWhenUsed="0"/>
+    <w:lsdException w:name="List Bullet 5" w:semiHidden="0" w:uiPriority="0" w:unhideWhenUsed="0"/>
+    <w:lsdException w:name="List Number 2" w:semiHidden="0" w:uiPriority="0" w:unhideWhenUsed="0"/>
+    <w:lsdException w:name="List Number 3" w:semiHidden="0" w:uiPriority="0" w:unhideWhenUsed="0"/>
+    <w:lsdException w:name="List Number 4" w:semiHidden="0" w:uiPriority="0" w:unhideWhenUsed="0"/>
+    <w:lsdException w:name="List Number 5" w:semiHidden="0" w:uiPriority="0" w:unhideWhenUsed="0"/>
+    <w:lsdException w:name="Title" w:semiHidden="0" w:uiPriority="0" w:unhideWhenUsed="0" w:qFormat="1"/>
+    <w:lsdException w:name="Closing" w:semiHidden="0" w:uiPriority="0" w:unhideWhenUsed="0"/>
+    <w:lsdException w:name="Signature" w:semiHidden="0" w:uiPriority="0" w:unhideWhenUsed="0"/>
+    <w:lsdException w:name="Default Paragraph Font" w:uiPriority="0" w:unhideWhenUsed="0" w:qFormat="1"/>
+    <w:lsdException w:name="Body Text" w:uiPriority="0" w:unhideWhenUsed="0" w:qFormat="1"/>
+    <w:lsdException w:name="Body Text Indent" w:semiHidden="0" w:uiPriority="0" w:unhideWhenUsed="0"/>
+    <w:lsdException w:name="List Continue" w:semiHidden="0" w:uiPriority="0" w:unhideWhenUsed="0"/>
+    <w:lsdException w:name="List Continue 2" w:semiHidden="0" w:uiPriority="0" w:unhideWhenUsed="0"/>
+    <w:lsdException w:name="List Continue 3" w:semiHidden="0" w:uiPriority="0" w:unhideWhenUsed="0"/>
+    <w:lsdException w:name="List Continue 4" w:semiHidden="0" w:uiPriority="0" w:unhideWhenUsed="0"/>
+    <w:lsdException w:name="List Continue 5" w:semiHidden="0" w:uiPriority="0" w:unhideWhenUsed="0"/>
+    <w:lsdException w:name="Message Header" w:semiHidden="0" w:uiPriority="0" w:unhideWhenUsed="0"/>
+    <w:lsdException w:name="Subtitle" w:semiHidden="0" w:uiPriority="0" w:unhideWhenUsed="0" w:qFormat="1"/>
+    <w:lsdException w:name="Salutation" w:semiHidden="0" w:uiPriority="0" w:unhideWhenUsed="0"/>
+    <w:lsdException w:name="Date" w:semiHidden="0" w:uiPriority="0" w:unhideWhenUsed="0"/>
+    <w:lsdException w:name="Body Text First Indent" w:semiHidden="0" w:uiPriority="0" w:unhideWhenUsed="0"/>
+    <w:lsdException w:name="Body Text First Indent 2" w:semiHidden="0" w:uiPriority="0" w:unhideWhenUsed="0"/>
+    <w:lsdException w:name="Body Text 2" w:semiHidden="0" w:uiPriority="0" w:unhideWhenUsed="0"/>
+    <w:lsdException w:name="Body Text 3" w:semiHidden="0" w:uiPriority="0" w:unhideWhenUsed="0"/>
+    <w:lsdException w:name="Body Text Indent 2" w:semiHidden="0" w:uiPriority="0" w:unhideWhenUsed="0"/>
+    <w:lsdException w:name="Body Text Indent 3" w:semiHidden="0" w:uiPriority="0" w:unhideWhenUsed="0"/>
+    <w:lsdException w:name="Block Text" w:semiHidden="0" w:uiPriority="0" w:unhideWhenUsed="0"/>
+    <w:lsdException w:name="Hyperlink" w:semiHidden="0" w:uiPriority="0" w:unhideWhenUsed="0"/>
+    <w:lsdException w:name="FollowedHyperlink" w:semiHidden="0" w:uiPriority="0" w:unhideWhenUsed="0"/>
+    <w:lsdException w:name="Strong" w:semiHidden="0" w:uiPriority="0" w:unhideWhenUsed="0" w:qFormat="1"/>
+    <w:lsdException w:name="Emphasis" w:semiHidden="0" w:uiPriority="0" w:unhideWhenUsed="0" w:qFormat="1"/>
+    <w:lsdException w:name="Document Map" w:semiHidden="0" w:uiPriority="0" w:unhideWhenUsed="0"/>
+    <w:lsdException w:name="Plain Text" w:semiHidden="0" w:uiPriority="0" w:unhideWhenUsed="0"/>
+    <w:lsdException w:name="E-mail Signature" w:semiHidden="0" w:uiPriority="0" w:unhideWhenUsed="0"/>
+    <w:lsdException w:name="Normal (Web)" w:semiHidden="0" w:uiPriority="0" w:unhideWhenUsed="0" w:qFormat="1"/>
+    <w:lsdException w:name="HTML Acronym" w:semiHidden="0" w:uiPriority="0" w:unhideWhenUsed="0"/>
+    <w:lsdException w:name="HTML Address" w:semiHidden="0" w:uiPriority="0" w:unhideWhenUsed="0"/>
+    <w:lsdException w:name="HTML Cite" w:semiHidden="0" w:uiPriority="0" w:unhideWhenUsed="0"/>
+    <w:lsdException w:name="HTML Code" w:semiHidden="0" w:uiPriority="0" w:unhideWhenUsed="0"/>
+    <w:lsdException w:name="HTML Definition" w:semiHidden="0" w:uiPriority="0" w:unhideWhenUsed="0"/>
+    <w:lsdException w:name="HTML Keyboard" w:semiHidden="0" w:uiPriority="0" w:unhideWhenUsed="0"/>
+    <w:lsdException w:name="HTML Preformatted" w:semiHidden="0" w:uiPriority="0" w:unhideWhenUsed="0"/>
+    <w:lsdException w:name="HTML Sample" w:semiHidden="0" w:uiPriority="0" w:unhideWhenUsed="0"/>
+    <w:lsdException w:name="HTML Typewriter" w:semiHidden="0" w:uiPriority="0" w:unhideWhenUsed="0"/>
+    <w:lsdException w:name="HTML Variable" w:semiHidden="0" w:uiPriority="0" w:unhideWhenUsed="0"/>
+    <w:lsdException w:name="Normal Table" w:uiPriority="0" w:unhideWhenUsed="0" w:qFormat="1"/>
+    <w:lsdException w:name="annotation subject" w:semiHidden="0" w:uiPriority="0" w:unhideWhenUsed="0"/>
+    <w:lsdException w:name="Table Simple 1" w:semiHidden="0" w:uiPriority="0" w:unhideWhenUsed="0"/>
+    <w:lsdException w:name="Table Simple 2" w:semiHidden="0" w:uiPriority="0" w:unhideWhenUsed="0"/>
+    <w:lsdException w:name="Table Simple 3" w:semiHidden="0" w:uiPriority="0" w:unhideWhenUsed="0"/>
+    <w:lsdException w:name="Table Classic 1" w:semiHidden="0" w:uiPriority="0" w:unhideWhenUsed="0"/>
+    <w:lsdException w:name="Table Classic 2" w:semiHidden="0" w:uiPriority="0" w:unhideWhenUsed="0"/>
+    <w:lsdException w:name="Table Classic 3" w:semiHidden="0" w:uiPriority="0" w:unhideWhenUsed="0"/>
+    <w:lsdException w:name="Table Classic 4" w:semiHidden="0" w:uiPriority="0" w:unhideWhenUsed="0"/>
+    <w:lsdException w:name="Table Colorful 1" w:semiHidden="0" w:uiPriority="0" w:unhideWhenUsed="0"/>
+    <w:lsdException w:name="Table Colorful 2" w:semiHidden="0" w:uiPriority="0" w:unhideWhenUsed="0"/>
+    <w:lsdException w:name="Table Colorful 3" w:semiHidden="0" w:uiPriority="0" w:unhideWhenUsed="0"/>
+    <w:lsdException w:name="Table Columns 1" w:semiHidden="0" w:uiPriority="0" w:unhideWhenUsed="0"/>
+    <w:lsdException w:name="Table Columns 2" w:semiHidden="0" w:uiPriority="0" w:unhideWhenUsed="0"/>
+    <w:lsdException w:name="Table Columns 3" w:semiHidden="0" w:uiPriority="0" w:unhideWhenUsed="0"/>
+    <w:lsdException w:name="Table Columns 4" w:semiHidden="0" w:uiPriority="0" w:unhideWhenUsed="0"/>
+    <w:lsdException w:name="Table Columns 5" w:semiHidden="0" w:uiPriority="0" w:unhideWhenUsed="0"/>
+    <w:lsdException w:name="Table Grid 1" w:semiHidden="0" w:uiPriority="0" w:unhideWhenUsed="0"/>
+    <w:lsdException w:name="Table Grid 2" w:semiHidden="0" w:uiPriority="0" w:unhideWhenUsed="0"/>
+    <w:lsdException w:name="Table Grid 3" w:semiHidden="0" w:uiPriority="0" w:unhideWhenUsed="0"/>
+    <w:lsdException w:name="Table Grid 4" w:semiHidden="0" w:uiPriority="0" w:unhideWhenUsed="0"/>
+    <w:lsdException w:name="Table Grid 5" w:semiHidden="0" w:uiPriority="0" w:unhideWhenUsed="0"/>
+    <w:lsdException w:name="Table Grid 6" w:semiHidden="0" w:uiPriority="0" w:unhideWhenUsed="0"/>
+    <w:lsdException w:name="Table Grid 7" w:semiHidden="0" w:uiPriority="0" w:unhideWhenUsed="0"/>
+    <w:lsdException w:name="Table Grid 8" w:semiHidden="0" w:uiPriority="0" w:unhideWhenUsed="0"/>
+    <w:lsdException w:name="Table List 1" w:semiHidden="0" w:uiPriority="0" w:unhideWhenUsed="0"/>
+    <w:lsdException w:name="Table List 2" w:semiHidden="0" w:uiPriority="0" w:unhideWhenUsed="0"/>
+    <w:lsdException w:name="Table List 3" w:semiHidden="0" w:uiPriority="0" w:unhideWhenUsed="0"/>
+    <w:lsdException w:name="Table List 4" w:semiHidden="0" w:uiPriority="0" w:unhideWhenUsed="0"/>
+    <w:lsdException w:name="Table List 5" w:semiHidden="0" w:uiPriority="0" w:unhideWhenUsed="0"/>
+    <w:lsdException w:name="Table List 6" w:semiHidden="0" w:uiPriority="0" w:unhideWhenUsed="0"/>
+    <w:lsdException w:name="Table List 7" w:semiHidden="0" w:uiPriority="0" w:unhideWhenUsed="0"/>
+    <w:lsdException w:name="Table List 8" w:semiHidden="0" w:uiPriority="0" w:unhideWhenUsed="0"/>
+    <w:lsdException w:name="Table 3D effects 1" w:semiHidden="0" w:uiPriority="0" w:unhideWhenUsed="0"/>
+    <w:lsdException w:name="Table 3D effects 2" w:semiHidden="0" w:uiPriority="0" w:unhideWhenUsed="0"/>
+    <w:lsdException w:name="Table 3D effects 3" w:semiHidden="0" w:uiPriority="0" w:unhideWhenUsed="0"/>
+    <w:lsdException w:name="Table Contemporary" w:semiHidden="0" w:uiPriority="0" w:unhideWhenUsed="0"/>
+    <w:lsdException w:name="Table Elegant" w:semiHidden="0" w:uiPriority="0" w:unhideWhenUsed="0"/>
+    <w:lsdException w:name="Table Professional" w:semiHidden="0" w:uiPriority="0" w:unhideWhenUsed="0"/>
+    <w:lsdException w:name="Table Subtle 1" w:semiHidden="0" w:uiPriority="0" w:unhideWhenUsed="0"/>
+    <w:lsdException w:name="Table Subtle 2" w:semiHidden="0" w:uiPriority="0" w:unhideWhenUsed="0"/>
+    <w:lsdException w:name="Table Web 1" w:semiHidden="0" w:uiPriority="0" w:unhideWhenUsed="0"/>
+    <w:lsdException w:name="Table Web 2" w:semiHidden="0" w:uiPriority="0" w:unhideWhenUsed="0"/>
+    <w:lsdException w:name="Table Web 3" w:semiHidden="0" w:uiPriority="0" w:unhideWhenUsed="0"/>
+    <w:lsdException w:name="Balloon Text" w:semiHidden="0" w:uiPriority="0" w:unhideWhenUsed="0"/>
+    <w:lsdException w:name="Table Grid" w:semiHidden="0" w:uiPriority="0" w:unhideWhenUsed="0" w:qFormat="1"/>
+    <w:lsdException w:name="Table Theme" w:semiHidden="0" w:uiPriority="0" w:unhideWhenUsed="0"/>
+    <w:lsdException w:name="Light Shading" w:semiHidden="0" w:uiPriority="60" w:unhideWhenUsed="0"/>
+    <w:lsdException w:name="Light List" w:semiHidden="0" w:uiPriority="61" w:unhideWhenUsed="0"/>
+    <w:lsdException w:name="Light Grid" w:semiHidden="0" w:uiPriority="62" w:unhideWhenUsed="0"/>
+    <w:lsdException w:name="Medium Shading 1" w:semiHidden="0" w:uiPriority="63" w:unhideWhenUsed="0"/>
+    <w:lsdException w:name="Medium Shading 2" w:semiHidden="0" w:uiPriority="64" w:unhideWhenUsed="0"/>
+    <w:lsdException w:name="Medium List 1" w:semiHidden="0" w:uiPriority="65" w:unhideWhenUsed="0"/>
+    <w:lsdException w:name="Medium List 2" w:semiHidden="0" w:uiPriority="66" w:unhideWhenUsed="0"/>
+    <w:lsdException w:name="Medium Grid 1" w:semiHidden="0" w:uiPriority="67" w:unhideWhenUsed="0"/>
+    <w:lsdException w:name="Medium Grid 2" w:semiHidden="0" w:uiPriority="68" w:unhideWhenUsed="0"/>
+    <w:lsdException w:name="Medium Grid 3" w:semiHidden="0" w:uiPriority="69" w:unhideWhenUsed="0"/>
+    <w:lsdException w:name="Dark List" w:semiHidden="0" w:uiPriority="70" w:unhideWhenUsed="0"/>
+    <w:lsdException w:name="Colorful Shading" w:semiHidden="0" w:uiPriority="71" w:unhideWhenUsed="0"/>
+    <w:lsdException w:name="Colorful List" w:semiHidden="0" w:uiPriority="72" w:unhideWhenUsed="0"/>
+    <w:lsdException w:name="Colorful Grid" w:semiHidden="0" w:uiPriority="73" w:unhideWhenUsed="0"/>
+    <w:lsdException w:name="Light Shading Accent 1" w:semiHidden="0" w:uiPriority="60" w:unhideWhenUsed="0"/>
+    <w:lsdException w:name="Light List Accent 1" w:semiHidden="0" w:uiPriority="61" w:unhideWhenUsed="0"/>
+    <w:lsdException w:name="Light Grid Accent 1" w:semiHidden="0" w:uiPriority="62" w:unhideWhenUsed="0"/>
+    <w:lsdException w:name="Medium Shading 1 Accent 1" w:semiHidden="0" w:uiPriority="63" w:unhideWhenUsed="0"/>
+    <w:lsdException w:name="Medium Shading 2 Accent 1" w:semiHidden="0" w:uiPriority="64" w:unhideWhenUsed="0"/>
+    <w:lsdException w:name="Medium List 1 Accent 1" w:semiHidden="0" w:uiPriority="65" w:unhideWhenUsed="0"/>
+    <w:lsdException w:name="Medium List 2 Accent 1" w:semiHidden="0" w:uiPriority="66" w:unhideWhenUsed="0"/>
+    <w:lsdException w:name="Medium Grid 1 Accent 1" w:semiHidden="0" w:uiPriority="67" w:unhideWhenUsed="0"/>
+    <w:lsdException w:name="Medium Grid 2 Accent 1" w:semiHidden="0" w:uiPriority="68" w:unhideWhenUsed="0"/>
+    <w:lsdException w:name="Medium Grid 3 Accent 1" w:semiHidden="0" w:uiPriority="69" w:unhideWhenUsed="0"/>
+    <w:lsdException w:name="Dark List Accent 1" w:semiHidden="0" w:uiPriority="70" w:unhideWhenUsed="0"/>
+    <w:lsdException w:name="Colorful Shading Accent 1" w:semiHidden="0" w:uiPriority="71" w:unhideWhenUsed="0"/>
+    <w:lsdException w:name="Colorful List Accent 1" w:semiHidden="0" w:uiPriority="72" w:unhideWhenUsed="0"/>
+    <w:lsdException w:name="Colorful Grid Accent 1" w:semiHidden="0" w:uiPriority="73" w:unhideWhenUsed="0"/>
+    <w:lsdException w:name="Light Shading Accent 2" w:semiHidden="0" w:uiPriority="60" w:unhideWhenUsed="0"/>
+    <w:lsdException w:name="Light List Accent 2" w:semiHidden="0" w:uiPriority="61" w:unhideWhenUsed="0"/>
+    <w:lsdException w:name="Light Grid Accent 2" w:semiHidden="0" w:uiPriority="62" w:unhideWhenUsed="0"/>
+    <w:lsdException w:name="Medium Shading 1 Accent 2" w:semiHidden="0" w:uiPriority="63" w:unhideWhenUsed="0"/>
+    <w:lsdException w:name="Medium Shading 2 Accent 2" w:semiHidden="0" w:uiPriority="64" w:unhideWhenUsed="0"/>
+    <w:lsdException w:name="Medium List 1 Accent 2" w:semiHidden="0" w:uiPriority="65" w:unhideWhenUsed="0"/>
+    <w:lsdException w:name="Medium List 2 Accent 2" w:semiHidden="0" w:uiPriority="66" w:unhideWhenUsed="0"/>
+    <w:lsdException w:name="Medium Grid 1 Accent 2" w:semiHidden="0" w:uiPriority="67" w:unhideWhenUsed="0"/>
+    <w:lsdException w:name="Medium Grid 2 Accent 2" w:semiHidden="0" w:uiPriority="68" w:unhideWhenUsed="0"/>
+    <w:lsdException w:name="Medium Grid 3 Accent 2" w:semiHidden="0" w:uiPriority="69" w:unhideWhenUsed="0"/>
+    <w:lsdException w:name="Dark List Accent 2" w:semiHidden="0" w:uiPriority="70" w:unhideWhenUsed="0"/>
+    <w:lsdException w:name="Colorful Shading Accent 2" w:semiHidden="0" w:uiPriority="71" w:unhideWhenUsed="0"/>
+    <w:lsdException w:name="Colorful List Accent 2" w:semiHidden="0" w:uiPriority="72" w:unhideWhenUsed="0"/>
+    <w:lsdException w:name="Colorful Grid Accent 2" w:semiHidden="0" w:uiPriority="73" w:unhideWhenUsed="0"/>
+    <w:lsdException w:name="Light Shading Accent 3" w:semiHidden="0" w:uiPriority="60" w:unhideWhenUsed="0"/>
+    <w:lsdException w:name="Light List Accent 3" w:semiHidden="0" w:uiPriority="61" w:unhideWhenUsed="0"/>
+    <w:lsdException w:name="Light Grid Accent 3" w:semiHidden="0" w:uiPriority="62" w:unhideWhenUsed="0"/>
+    <w:lsdException w:name="Medium Shading 1 Accent 3" w:semiHidden="0" w:uiPriority="63" w:unhideWhenUsed="0"/>
+    <w:lsdException w:name="Medium Shading 2 Accent 3" w:semiHidden="0" w:uiPriority="64" w:unhideWhenUsed="0"/>
+    <w:lsdException w:name="Medium List 1 Accent 3" w:semiHidden="0" w:uiPriority="65" w:unhideWhenUsed="0"/>
+    <w:lsdException w:name="Medium List 2 Accent 3" w:semiHidden="0" w:uiPriority="66" w:unhideWhenUsed="0"/>
+    <w:lsdException w:name="Medium Grid 1 Accent 3" w:semiHidden="0" w:uiPriority="67" w:unhideWhenUsed="0"/>
+    <w:lsdException w:name="Medium Grid 2 Accent 3" w:semiHidden="0" w:uiPriority="68" w:unhideWhenUsed="0"/>
+    <w:lsdException w:name="Medium Grid 3 Accent 3" w:semiHidden="0" w:uiPriority="69" w:unhideWhenUsed="0"/>
+    <w:lsdException w:name="Dark List Accent 3" w:semiHidden="0" w:uiPriority="70" w:unhideWhenUsed="0"/>
+    <w:lsdException w:name="Colorful Shading Accent 3" w:semiHidden="0" w:uiPriority="71" w:unhideWhenUsed="0"/>
+    <w:lsdException w:name="Colorful List Accent 3" w:semiHidden="0" w:uiPriority="72" w:unhideWhenUsed="0"/>
+    <w:lsdException w:name="Colorful Grid Accent 3" w:semiHidden="0" w:uiPriority="73" w:unhideWhenUsed="0"/>
+    <w:lsdException w:name="Light Shading Accent 4" w:semiHidden="0" w:uiPriority="60" w:unhideWhenUsed="0"/>
+    <w:lsdException w:name="Light List Accent 4" w:semiHidden="0" w:uiPriority="61" w:unhideWhenUsed="0"/>
+    <w:lsdException w:name="Light Grid Accent 4" w:semiHidden="0" w:uiPriority="62" w:unhideWhenUsed="0"/>
+    <w:lsdException w:name="Medium Shading 1 Accent 4" w:semiHidden="0" w:uiPriority="63" w:unhideWhenUsed="0"/>
+    <w:lsdException w:name="Medium Shading 2 Accent 4" w:semiHidden="0" w:uiPriority="64" w:unhideWhenUsed="0"/>
+    <w:lsdException w:name="Medium List 1 Accent 4" w:semiHidden="0" w:uiPriority="65" w:unhideWhenUsed="0"/>
+    <w:lsdException w:name="Medium List 2 Accent 4" w:semiHidden="0" w:uiPriority="66" w:unhideWhenUsed="0"/>
+    <w:lsdException w:name="Medium Grid 1 Accent 4" w:semiHidden="0" w:uiPriority="67" w:unhideWhenUsed="0"/>
+    <w:lsdException w:name="Medium Grid 2 Accent 4" w:semiHidden="0" w:uiPriority="68" w:unhideWhenUsed="0"/>
+    <w:lsdException w:name="Medium Grid 3 Accent 4" w:semiHidden="0" w:uiPriority="69" w:unhideWhenUsed="0"/>
+    <w:lsdException w:name="Dark List Accent 4" w:semiHidden="0" w:uiPriority="70" w:unhideWhenUsed="0"/>
+    <w:lsdException w:name="Colorful Shading Accent 4" w:semiHidden="0" w:uiPriority="71" w:unhideWhenUsed="0"/>
+    <w:lsdException w:name="Colorful List Accent 4" w:semiHidden="0" w:uiPriority="72" w:unhideWhenUsed="0"/>
+    <w:lsdException w:name="Colorful Grid Accent 4" w:semiHidden="0" w:uiPriority="73" w:unhideWhenUsed="0"/>
+    <w:lsdException w:name="Light Shading Accent 5" w:semiHidden="0" w:uiPriority="60" w:unhideWhenUsed="0"/>
+    <w:lsdException w:name="Light List Accent 5" w:semiHidden="0" w:uiPriority="61" w:unhideWhenUsed="0"/>
+    <w:lsdException w:name="Light Grid Accent 5" w:semiHidden="0" w:uiPriority="62" w:unhideWhenUsed="0"/>
+    <w:lsdException w:name="Medium Shading 1 Accent 5" w:semiHidden="0" w:uiPriority="63" w:unhideWhenUsed="0"/>
+    <w:lsdException w:name="Medium Shading 2 Accent 5" w:semiHidden="0" w:uiPriority="64" w:unhideWhenUsed="0"/>
+    <w:lsdException w:name="Medium List 1 Accent 5" w:semiHidden="0" w:uiPriority="65" w:unhideWhenUsed="0"/>
+    <w:lsdException w:name="Medium List 2 Accent 5" w:semiHidden="0" w:uiPriority="66" w:unhideWhenUsed="0"/>
+    <w:lsdException w:name="Medium Grid 1 Accent 5" w:semiHidden="0" w:uiPriority="67" w:unhideWhenUsed="0"/>
+    <w:lsdException w:name="Medium Grid 2 Accent 5" w:semiHidden="0" w:uiPriority="68" w:unhideWhenUsed="0"/>
+    <w:lsdException w:name="Medium Grid 3 Accent 5" w:semiHidden="0" w:uiPriority="69" w:unhideWhenUsed="0"/>
+    <w:lsdException w:name="Dark List Accent 5" w:semiHidden="0" w:uiPriority="70" w:unhideWhenUsed="0"/>
+    <w:lsdException w:name="Colorful Shading Accent 5" w:semiHidden="0" w:uiPriority="71" w:unhideWhenUsed="0"/>
+    <w:lsdException w:name="Colorful List Accent 5" w:semiHidden="0" w:uiPriority="72" w:unhideWhenUsed="0"/>
+    <w:lsdException w:name="Colorful Grid Accent 5" w:semiHidden="0" w:uiPriority="73" w:unhideWhenUsed="0"/>
+    <w:lsdException w:name="Light Shading Accent 6" w:semiHidden="0" w:uiPriority="60" w:unhideWhenUsed="0"/>
+    <w:lsdException w:name="Light List Accent 6" w:semiHidden="0" w:uiPriority="61" w:unhideWhenUsed="0"/>
+    <w:lsdException w:name="Light Grid Accent 6" w:semiHidden="0" w:uiPriority="62" w:unhideWhenUsed="0"/>
+    <w:lsdException w:name="Medium Shading 1 Accent 6" w:semiHidden="0" w:uiPriority="63" w:unhideWhenUsed="0"/>
+    <w:lsdException w:name="Medium Shading 2 Accent 6" w:semiHidden="0" w:uiPriority="64" w:unhideWhenUsed="0"/>
+    <w:lsdException w:name="Medium List 1 Accent 6" w:semiHidden="0" w:uiPriority="65" w:unhideWhenUsed="0"/>
+    <w:lsdException w:name="Medium List 2 Accent 6" w:semiHidden="0" w:uiPriority="66" w:unhideWhenUsed="0"/>
+    <w:lsdException w:name="Medium Grid 1 Accent 6" w:semiHidden="0" w:uiPriority="67" w:unhideWhenUsed="0"/>
+    <w:lsdException w:name="Medium Grid 2 Accent 6" w:semiHidden="0" w:uiPriority="68" w:unhideWhenUsed="0"/>
+    <w:lsdException w:name="Medium Grid 3 Accent 6" w:semiHidden="0" w:uiPriority="69" w:unhideWhenUsed="0"/>
+    <w:lsdException w:name="Dark List Accent 6" w:semiHidden="0" w:uiPriority="70" w:unhideWhenUsed="0"/>
+    <w:lsdException w:name="Colorful Shading Accent 6" w:semiHidden="0" w:uiPriority="71" w:unhideWhenUsed="0"/>
+    <w:lsdException w:name="Colorful List Accent 6" w:semiHidden="0" w:uiPriority="72" w:unhideWhenUsed="0"/>
+    <w:lsdException w:name="Colorful Grid Accent 6" w:semiHidden="0" w:uiPriority="73" w:unhideWhenUsed="0"/>
   </w:latentStyles>
-  <w:style w:type="paragraph" w:default="1" w:styleId="1">
+  <w:style w:type="paragraph" w:default="1" w:styleId="Normal">
     <w:name w:val="Normal"/>
     <w:qFormat/>
-    <w:uiPriority w:val="0"/>
     <w:pPr>
       <w:kinsoku w:val="0"/>
       <w:autoSpaceDE w:val="0"/>
@@ -10878,7 +10713,7 @@
       <w:textAlignment w:val="baseline"/>
     </w:pPr>
     <w:rPr>
-      <w:rFonts w:ascii="Arial" w:hAnsi="Arial" w:eastAsia="宋体" w:cs="Arial"/>
+      <w:rFonts w:ascii="Arial" w:eastAsia="宋体" w:hAnsi="Arial" w:cs="Arial"/>
       <w:snapToGrid w:val="0"/>
       <w:color w:val="000000"/>
       <w:kern w:val="0"/>
@@ -10887,12 +10722,11 @@
       <w:lang w:val="en-US" w:eastAsia="en-US" w:bidi="ar-SA"/>
     </w:rPr>
   </w:style>
-  <w:style w:type="paragraph" w:styleId="2">
+  <w:style w:type="paragraph" w:styleId="Heading1">
     <w:name w:val="heading 1"/>
-    <w:basedOn w:val="1"/>
-    <w:next w:val="1"/>
+    <w:basedOn w:val="Normal"/>
+    <w:next w:val="Normal"/>
     <w:qFormat/>
-    <w:uiPriority w:val="0"/>
     <w:pPr>
       <w:keepNext/>
       <w:keepLines/>
@@ -10910,13 +10744,12 @@
       <w:sz w:val="44"/>
     </w:rPr>
   </w:style>
-  <w:style w:type="paragraph" w:styleId="3">
+  <w:style w:type="paragraph" w:styleId="Heading2">
     <w:name w:val="heading 2"/>
-    <w:basedOn w:val="1"/>
-    <w:next w:val="1"/>
+    <w:basedOn w:val="Normal"/>
+    <w:next w:val="Normal"/>
     <w:unhideWhenUsed/>
     <w:qFormat/>
-    <w:uiPriority w:val="0"/>
     <w:pPr>
       <w:keepNext/>
       <w:keepLines/>
@@ -10929,19 +10762,18 @@
       <w:outlineLvl w:val="1"/>
     </w:pPr>
     <w:rPr>
-      <w:rFonts w:ascii="Arial" w:hAnsi="Arial" w:eastAsia="黑体"/>
+      <w:rFonts w:ascii="Arial" w:eastAsia="黑体" w:hAnsi="Arial"/>
       <w:b/>
       <w:sz w:val="32"/>
     </w:rPr>
   </w:style>
-  <w:style w:type="paragraph" w:styleId="4">
+  <w:style w:type="paragraph" w:styleId="Heading3">
     <w:name w:val="heading 3"/>
-    <w:basedOn w:val="1"/>
-    <w:next w:val="1"/>
+    <w:basedOn w:val="Normal"/>
+    <w:next w:val="Normal"/>
     <w:semiHidden/>
     <w:unhideWhenUsed/>
     <w:qFormat/>
-    <w:uiPriority w:val="0"/>
     <w:pPr>
       <w:keepNext/>
       <w:keepLines/>
@@ -10958,13 +10790,12 @@
       <w:sz w:val="32"/>
     </w:rPr>
   </w:style>
-  <w:style w:type="paragraph" w:styleId="5">
+  <w:style w:type="paragraph" w:styleId="Heading4">
     <w:name w:val="heading 4"/>
-    <w:basedOn w:val="1"/>
-    <w:next w:val="1"/>
+    <w:basedOn w:val="Normal"/>
+    <w:next w:val="Normal"/>
     <w:unhideWhenUsed/>
     <w:qFormat/>
-    <w:uiPriority w:val="0"/>
     <w:pPr>
       <w:keepNext/>
       <w:keepLines/>
@@ -10977,19 +10808,18 @@
       <w:outlineLvl w:val="3"/>
     </w:pPr>
     <w:rPr>
-      <w:rFonts w:ascii="Arial" w:hAnsi="Arial" w:eastAsia="黑体"/>
+      <w:rFonts w:ascii="Arial" w:eastAsia="黑体" w:hAnsi="Arial"/>
       <w:b/>
       <w:sz w:val="28"/>
     </w:rPr>
   </w:style>
-  <w:style w:type="paragraph" w:styleId="6">
+  <w:style w:type="paragraph" w:styleId="Heading5">
     <w:name w:val="heading 5"/>
-    <w:basedOn w:val="1"/>
-    <w:next w:val="1"/>
+    <w:basedOn w:val="Normal"/>
+    <w:next w:val="Normal"/>
     <w:semiHidden/>
     <w:unhideWhenUsed/>
     <w:qFormat/>
-    <w:uiPriority w:val="0"/>
     <w:pPr>
       <w:keepNext/>
       <w:keepLines/>
@@ -11006,14 +10836,13 @@
       <w:sz w:val="28"/>
     </w:rPr>
   </w:style>
-  <w:style w:type="paragraph" w:styleId="7">
+  <w:style w:type="paragraph" w:styleId="Heading6">
     <w:name w:val="heading 6"/>
-    <w:basedOn w:val="1"/>
-    <w:next w:val="1"/>
+    <w:basedOn w:val="Normal"/>
+    <w:next w:val="Normal"/>
     <w:semiHidden/>
     <w:unhideWhenUsed/>
     <w:qFormat/>
-    <w:uiPriority w:val="0"/>
     <w:pPr>
       <w:keepNext/>
       <w:keepLines/>
@@ -11026,19 +10855,18 @@
       <w:outlineLvl w:val="5"/>
     </w:pPr>
     <w:rPr>
-      <w:rFonts w:ascii="Arial" w:hAnsi="Arial" w:eastAsia="黑体"/>
+      <w:rFonts w:ascii="Arial" w:eastAsia="黑体" w:hAnsi="Arial"/>
       <w:b/>
       <w:sz w:val="24"/>
     </w:rPr>
   </w:style>
-  <w:style w:type="paragraph" w:styleId="8">
+  <w:style w:type="paragraph" w:styleId="Heading7">
     <w:name w:val="heading 7"/>
-    <w:basedOn w:val="1"/>
-    <w:next w:val="1"/>
+    <w:basedOn w:val="Normal"/>
+    <w:next w:val="Normal"/>
     <w:semiHidden/>
     <w:unhideWhenUsed/>
     <w:qFormat/>
-    <w:uiPriority w:val="0"/>
     <w:pPr>
       <w:keepNext/>
       <w:keepLines/>
@@ -11055,14 +10883,13 @@
       <w:sz w:val="24"/>
     </w:rPr>
   </w:style>
-  <w:style w:type="paragraph" w:styleId="9">
+  <w:style w:type="paragraph" w:styleId="Heading8">
     <w:name w:val="heading 8"/>
-    <w:basedOn w:val="1"/>
-    <w:next w:val="1"/>
+    <w:basedOn w:val="Normal"/>
+    <w:next w:val="Normal"/>
     <w:semiHidden/>
     <w:unhideWhenUsed/>
     <w:qFormat/>
-    <w:uiPriority w:val="0"/>
     <w:pPr>
       <w:keepNext/>
       <w:keepLines/>
@@ -11075,18 +10902,17 @@
       <w:outlineLvl w:val="7"/>
     </w:pPr>
     <w:rPr>
-      <w:rFonts w:ascii="Arial" w:hAnsi="Arial" w:eastAsia="黑体"/>
+      <w:rFonts w:ascii="Arial" w:eastAsia="黑体" w:hAnsi="Arial"/>
       <w:sz w:val="24"/>
     </w:rPr>
   </w:style>
-  <w:style w:type="paragraph" w:styleId="10">
+  <w:style w:type="paragraph" w:styleId="Heading9">
     <w:name w:val="heading 9"/>
-    <w:basedOn w:val="1"/>
-    <w:next w:val="1"/>
+    <w:basedOn w:val="Normal"/>
+    <w:next w:val="Normal"/>
     <w:semiHidden/>
     <w:unhideWhenUsed/>
     <w:qFormat/>
-    <w:uiPriority w:val="0"/>
     <w:pPr>
       <w:keepNext/>
       <w:keepLines/>
@@ -11099,21 +10925,19 @@
       <w:outlineLvl w:val="8"/>
     </w:pPr>
     <w:rPr>
-      <w:rFonts w:ascii="Arial" w:hAnsi="Arial" w:eastAsia="黑体"/>
+      <w:rFonts w:ascii="Arial" w:eastAsia="黑体" w:hAnsi="Arial"/>
       <w:sz w:val="21"/>
     </w:rPr>
   </w:style>
-  <w:style w:type="character" w:default="1" w:styleId="22">
+  <w:style w:type="character" w:default="1" w:styleId="DefaultParagraphFont">
     <w:name w:val="Default Paragraph Font"/>
     <w:semiHidden/>
     <w:qFormat/>
-    <w:uiPriority w:val="0"/>
   </w:style>
-  <w:style w:type="table" w:default="1" w:styleId="20">
+  <w:style w:type="table" w:default="1" w:styleId="TableNormal">
     <w:name w:val="Normal Table"/>
     <w:semiHidden/>
     <w:qFormat/>
-    <w:uiPriority w:val="0"/>
     <w:tblPr>
       <w:tblCellMar>
         <w:top w:w="0" w:type="dxa"/>
@@ -11123,43 +10947,39 @@
       </w:tblCellMar>
     </w:tblPr>
   </w:style>
-  <w:style w:type="paragraph" w:styleId="11">
+  <w:style w:type="paragraph" w:styleId="CommentText">
     <w:name w:val="annotation text"/>
-    <w:basedOn w:val="1"/>
+    <w:basedOn w:val="Normal"/>
     <w:qFormat/>
-    <w:uiPriority w:val="0"/>
     <w:pPr>
       <w:jc w:val="left"/>
     </w:pPr>
   </w:style>
-  <w:style w:type="paragraph" w:styleId="12">
+  <w:style w:type="paragraph" w:styleId="BodyText">
     <w:name w:val="Body Text"/>
-    <w:basedOn w:val="1"/>
+    <w:basedOn w:val="Normal"/>
     <w:semiHidden/>
     <w:qFormat/>
-    <w:uiPriority w:val="0"/>
     <w:rPr>
-      <w:rFonts w:ascii="Arial" w:hAnsi="Arial" w:eastAsia="Arial" w:cs="Arial"/>
+      <w:rFonts w:ascii="Arial" w:eastAsia="Arial" w:hAnsi="Arial" w:cs="Arial"/>
       <w:sz w:val="21"/>
       <w:szCs w:val="21"/>
       <w:lang w:val="en-US" w:eastAsia="en-US" w:bidi="ar-SA"/>
     </w:rPr>
   </w:style>
-  <w:style w:type="paragraph" w:styleId="13">
+  <w:style w:type="paragraph" w:styleId="TOC3">
     <w:name w:val="toc 3"/>
-    <w:basedOn w:val="1"/>
-    <w:next w:val="1"/>
+    <w:basedOn w:val="Normal"/>
+    <w:next w:val="Normal"/>
     <w:qFormat/>
-    <w:uiPriority w:val="0"/>
     <w:pPr>
       <w:ind w:left="840" w:leftChars="400"/>
     </w:pPr>
   </w:style>
-  <w:style w:type="paragraph" w:styleId="14">
+  <w:style w:type="paragraph" w:styleId="Footer">
     <w:name w:val="footer"/>
-    <w:basedOn w:val="1"/>
+    <w:basedOn w:val="Normal"/>
     <w:qFormat/>
-    <w:uiPriority w:val="0"/>
     <w:pPr>
       <w:tabs>
         <w:tab w:val="center" w:pos="4153"/>
@@ -11172,17 +10992,16 @@
       <w:sz w:val="18"/>
     </w:rPr>
   </w:style>
-  <w:style w:type="paragraph" w:styleId="15">
+  <w:style w:type="paragraph" w:styleId="Header">
     <w:name w:val="header"/>
-    <w:basedOn w:val="1"/>
+    <w:basedOn w:val="Normal"/>
     <w:qFormat/>
-    <w:uiPriority w:val="0"/>
     <w:pPr>
       <w:pBdr>
-        <w:top w:val="none" w:color="auto" w:sz="0" w:space="0"/>
-        <w:left w:val="none" w:color="auto" w:sz="0" w:space="0"/>
-        <w:bottom w:val="none" w:color="auto" w:sz="0" w:space="0"/>
-        <w:right w:val="none" w:color="auto" w:sz="0" w:space="0"/>
+        <w:top w:val="nil"/>
+        <w:left w:val="nil"/>
+        <w:bottom w:val="nil"/>
+        <w:right w:val="nil"/>
       </w:pBdr>
       <w:tabs>
         <w:tab w:val="center" w:pos="4153"/>
@@ -11197,41 +11016,37 @@
       <w:sz w:val="18"/>
     </w:rPr>
   </w:style>
-  <w:style w:type="paragraph" w:styleId="16">
+  <w:style w:type="paragraph" w:styleId="TOC1">
     <w:name w:val="toc 1"/>
-    <w:basedOn w:val="1"/>
-    <w:next w:val="1"/>
+    <w:basedOn w:val="Normal"/>
+    <w:next w:val="Normal"/>
     <w:qFormat/>
-    <w:uiPriority w:val="0"/>
     <w:rPr>
-      <w:rFonts w:ascii="Arial" w:hAnsi="Arial" w:eastAsia="Microsoft JhengHei"/>
+      <w:rFonts w:ascii="Arial" w:eastAsia="Microsoft JhengHei" w:hAnsi="Arial"/>
       <w:sz w:val="24"/>
     </w:rPr>
   </w:style>
-  <w:style w:type="paragraph" w:styleId="17">
+  <w:style w:type="paragraph" w:styleId="TOC2">
     <w:name w:val="toc 2"/>
-    <w:basedOn w:val="1"/>
-    <w:next w:val="1"/>
+    <w:basedOn w:val="Normal"/>
+    <w:next w:val="Normal"/>
     <w:qFormat/>
-    <w:uiPriority w:val="0"/>
     <w:pPr>
       <w:ind w:left="420" w:leftChars="200"/>
     </w:pPr>
   </w:style>
-  <w:style w:type="paragraph" w:styleId="18">
+  <w:style w:type="paragraph" w:styleId="NormalWeb">
     <w:name w:val="Normal (Web)"/>
-    <w:basedOn w:val="1"/>
+    <w:basedOn w:val="Normal"/>
     <w:qFormat/>
-    <w:uiPriority w:val="0"/>
     <w:rPr>
       <w:sz w:val="24"/>
     </w:rPr>
   </w:style>
-  <w:style w:type="paragraph" w:styleId="19">
+  <w:style w:type="paragraph" w:styleId="Title">
     <w:name w:val="Title"/>
-    <w:basedOn w:val="1"/>
+    <w:basedOn w:val="Normal"/>
     <w:qFormat/>
-    <w:uiPriority w:val="0"/>
     <w:pPr>
       <w:spacing w:before="240" w:beforeLines="0" w:beforeAutospacing="0" w:after="60" w:afterLines="0" w:afterAutospacing="0"/>
       <w:jc w:val="center"/>
@@ -11243,73 +11058,68 @@
       <w:sz w:val="32"/>
     </w:rPr>
   </w:style>
-  <w:style w:type="table" w:styleId="21">
+  <w:style w:type="table" w:styleId="TableGrid">
     <w:name w:val="Table Grid"/>
-    <w:basedOn w:val="20"/>
+    <w:basedOn w:val="TableNormal"/>
     <w:qFormat/>
-    <w:uiPriority w:val="0"/>
     <w:pPr>
       <w:widowControl w:val="0"/>
       <w:jc w:val="both"/>
     </w:pPr>
     <w:tblPr>
       <w:tblBorders>
-        <w:top w:val="single" w:color="auto" w:sz="4" w:space="0"/>
-        <w:left w:val="single" w:color="auto" w:sz="4" w:space="0"/>
-        <w:bottom w:val="single" w:color="auto" w:sz="4" w:space="0"/>
-        <w:right w:val="single" w:color="auto" w:sz="4" w:space="0"/>
-        <w:insideH w:val="single" w:color="auto" w:sz="4" w:space="0"/>
-        <w:insideV w:val="single" w:color="auto" w:sz="4" w:space="0"/>
+        <w:top w:val="single" w:sz="4" w:space="0" w:color="auto"/>
+        <w:left w:val="single" w:sz="4" w:space="0" w:color="auto"/>
+        <w:bottom w:val="single" w:sz="4" w:space="0" w:color="auto"/>
+        <w:right w:val="single" w:sz="4" w:space="0" w:color="auto"/>
+        <w:insideH w:val="single" w:sz="4" w:space="0" w:color="auto"/>
+        <w:insideV w:val="single" w:sz="4" w:space="0" w:color="auto"/>
       </w:tblBorders>
     </w:tblPr>
   </w:style>
-  <w:style w:type="character" w:styleId="23">
+  <w:style w:type="character" w:styleId="Strong">
     <w:name w:val="Strong"/>
-    <w:basedOn w:val="22"/>
+    <w:basedOn w:val="DefaultParagraphFont"/>
     <w:qFormat/>
-    <w:uiPriority w:val="0"/>
     <w:rPr>
       <w:b/>
     </w:rPr>
   </w:style>
-  <w:style w:type="paragraph" w:customStyle="1" w:styleId="24">
+  <w:style w:type="paragraph" w:customStyle="1" w:styleId="a">
     <w:name w:val="柴_公司名"/>
-    <w:basedOn w:val="19"/>
+    <w:basedOn w:val="Title"/>
     <w:qFormat/>
-    <w:uiPriority w:val="0"/>
     <w:pPr>
       <w:spacing w:after="600" w:afterLines="600"/>
     </w:pPr>
     <w:rPr>
-      <w:rFonts w:hint="eastAsia" w:ascii="宋体" w:hAnsi="宋体" w:eastAsia="宋体" w:cs="宋体"/>
+      <w:rFonts w:ascii="宋体" w:eastAsia="宋体" w:hAnsi="宋体" w:cs="宋体" w:hint="eastAsia"/>
       <w:bCs/>
       <w:spacing w:val="-6"/>
       <w:sz w:val="52"/>
       <w:szCs w:val="52"/>
     </w:rPr>
   </w:style>
-  <w:style w:type="paragraph" w:customStyle="1" w:styleId="25">
+  <w:style w:type="paragraph" w:customStyle="1" w:styleId="a0">
     <w:name w:val="柴_文档名"/>
-    <w:basedOn w:val="19"/>
+    <w:basedOn w:val="Title"/>
     <w:qFormat/>
-    <w:uiPriority w:val="0"/>
     <w:pPr>
       <w:spacing w:after="900" w:afterLines="900"/>
     </w:pPr>
     <w:rPr>
-      <w:rFonts w:ascii="黑体" w:hAnsi="黑体" w:eastAsia="黑体" w:cs="黑体"/>
+      <w:rFonts w:ascii="黑体" w:eastAsia="黑体" w:hAnsi="黑体" w:cs="黑体"/>
       <w:bCs/>
       <w:spacing w:val="-7"/>
       <w:sz w:val="52"/>
       <w:szCs w:val="52"/>
     </w:rPr>
   </w:style>
-  <w:style w:type="table" w:customStyle="1" w:styleId="26">
+  <w:style w:type="table" w:customStyle="1" w:styleId="TableNormal0">
     <w:name w:val="Table Normal_0"/>
     <w:semiHidden/>
     <w:unhideWhenUsed/>
     <w:qFormat/>
-    <w:uiPriority w:val="0"/>
     <w:tblPr>
       <w:tblCellMar>
         <w:top w:w="0" w:type="dxa"/>
@@ -11319,87 +11129,81 @@
       </w:tblCellMar>
     </w:tblPr>
   </w:style>
-  <w:style w:type="paragraph" w:customStyle="1" w:styleId="27">
+  <w:style w:type="paragraph" w:customStyle="1" w:styleId="TableText">
     <w:name w:val="Table Text"/>
-    <w:basedOn w:val="1"/>
+    <w:basedOn w:val="Normal"/>
     <w:semiHidden/>
     <w:qFormat/>
-    <w:uiPriority w:val="0"/>
     <w:rPr>
-      <w:rFonts w:ascii="宋体" w:hAnsi="宋体" w:eastAsia="宋体" w:cs="宋体"/>
+      <w:rFonts w:ascii="宋体" w:eastAsia="宋体" w:hAnsi="宋体" w:cs="宋体"/>
       <w:sz w:val="21"/>
       <w:szCs w:val="21"/>
       <w:lang w:val="en-US" w:eastAsia="en-US" w:bidi="ar-SA"/>
     </w:rPr>
   </w:style>
-  <w:style w:type="paragraph" w:customStyle="1" w:styleId="28">
+  <w:style w:type="paragraph" w:customStyle="1" w:styleId="1">
     <w:name w:val="柴_标题1"/>
-    <w:basedOn w:val="2"/>
-    <w:next w:val="29"/>
-    <w:link w:val="38"/>
+    <w:basedOn w:val="Heading1"/>
+    <w:next w:val="a1"/>
+    <w:link w:val="1Char"/>
     <w:qFormat/>
-    <w:uiPriority w:val="0"/>
     <w:pPr>
       <w:spacing w:before="100" w:after="90" w:line="360" w:lineRule="auto"/>
     </w:pPr>
     <w:rPr>
-      <w:rFonts w:ascii="Arial" w:hAnsi="Arial" w:eastAsia="宋体"/>
+      <w:rFonts w:ascii="Arial" w:eastAsia="宋体" w:hAnsi="Arial"/>
       <w:sz w:val="32"/>
     </w:rPr>
   </w:style>
-  <w:style w:type="paragraph" w:customStyle="1" w:styleId="29">
+  <w:style w:type="paragraph" w:customStyle="1" w:styleId="a1">
     <w:name w:val="柴_正文"/>
-    <w:basedOn w:val="12"/>
-    <w:link w:val="42"/>
+    <w:basedOn w:val="BodyText"/>
+    <w:link w:val="Char"/>
     <w:qFormat/>
-    <w:uiPriority w:val="0"/>
     <w:pPr>
       <w:spacing w:line="360" w:lineRule="auto"/>
       <w:ind w:firstLine="470" w:firstLineChars="200"/>
     </w:pPr>
     <w:rPr>
-      <w:rFonts w:ascii="Arial" w:hAnsi="Arial" w:eastAsia="宋体"/>
+      <w:rFonts w:ascii="Arial" w:eastAsia="宋体" w:hAnsi="Arial"/>
       <w:sz w:val="24"/>
       <w:lang w:eastAsia="zh-CN"/>
     </w:rPr>
   </w:style>
-  <w:style w:type="paragraph" w:customStyle="1" w:styleId="30">
+  <w:style w:type="paragraph" w:customStyle="1" w:styleId="2">
     <w:name w:val="柴_标题2"/>
-    <w:basedOn w:val="3"/>
-    <w:next w:val="29"/>
+    <w:basedOn w:val="Heading2"/>
+    <w:next w:val="a1"/>
     <w:qFormat/>
-    <w:uiPriority w:val="0"/>
     <w:pPr>
       <w:spacing w:line="360" w:lineRule="auto"/>
     </w:pPr>
     <w:rPr>
-      <w:rFonts w:ascii="Arial" w:hAnsi="Arial" w:eastAsia="宋体"/>
+      <w:rFonts w:ascii="Arial" w:eastAsia="宋体" w:hAnsi="Arial"/>
       <w:sz w:val="28"/>
     </w:rPr>
   </w:style>
-  <w:style w:type="paragraph" w:customStyle="1" w:styleId="31">
+  <w:style w:type="paragraph" w:customStyle="1" w:styleId="3">
     <w:name w:val="柴_标题3"/>
-    <w:basedOn w:val="4"/>
-    <w:next w:val="29"/>
+    <w:basedOn w:val="Heading3"/>
+    <w:next w:val="a1"/>
     <w:qFormat/>
-    <w:uiPriority w:val="0"/>
     <w:pPr>
       <w:spacing w:line="360" w:lineRule="auto"/>
       <w:ind w:left="0" w:firstLine="472" w:firstLineChars="200"/>
     </w:pPr>
     <w:rPr>
-      <w:rFonts w:ascii="宋体" w:hAnsi="宋体" w:eastAsia="宋体" w:cs="宋体"/>
+      <w:rFonts w:ascii="宋体" w:eastAsia="宋体" w:hAnsi="宋体" w:cs="宋体"/>
       <w:spacing w:val="-2"/>
       <w:sz w:val="24"/>
       <w:szCs w:val="24"/>
     </w:rPr>
   </w:style>
-  <w:style w:type="paragraph" w:customStyle="1" w:styleId="32">
+  <w:style w:type="paragraph" w:customStyle="1" w:styleId="a2">
     <w:name w:val="柴_目录"/>
-    <w:basedOn w:val="1"/>
-    <w:next w:val="12"/>
+    <w:basedOn w:val="Normal"/>
+    <w:next w:val="BodyText"/>
     <w:qFormat/>
-    <w:uiPriority w:val="0"/>
     <w:pPr>
       <w:tabs>
         <w:tab w:val="right" w:leader="dot" w:pos="8442"/>
@@ -11407,64 +11211,59 @@
       <w:ind w:left="0" w:leftChars="0"/>
     </w:pPr>
     <w:rPr>
-      <w:rFonts w:ascii="Arial" w:hAnsi="Arial" w:eastAsia="Microsoft JhengHei"/>
+      <w:rFonts w:ascii="Arial" w:eastAsia="Microsoft JhengHei" w:hAnsi="Arial"/>
       <w:sz w:val="24"/>
     </w:rPr>
   </w:style>
-  <w:style w:type="paragraph" w:customStyle="1" w:styleId="33">
+  <w:style w:type="paragraph" w:customStyle="1" w:styleId="WPSOffice1">
     <w:name w:val="WPSOffice手动目录 1"/>
     <w:qFormat/>
-    <w:uiPriority w:val="0"/>
     <w:pPr>
       <w:ind w:leftChars="0"/>
     </w:pPr>
     <w:rPr>
-      <w:rFonts w:ascii="Times New Roman" w:hAnsi="Times New Roman" w:eastAsia="宋体" w:cs="Times New Roman"/>
+      <w:rFonts w:ascii="Times New Roman" w:eastAsia="宋体" w:hAnsi="Times New Roman" w:cs="Times New Roman"/>
       <w:sz w:val="20"/>
       <w:szCs w:val="20"/>
     </w:rPr>
   </w:style>
-  <w:style w:type="paragraph" w:customStyle="1" w:styleId="34">
+  <w:style w:type="paragraph" w:customStyle="1" w:styleId="WPSOffice2">
     <w:name w:val="WPSOffice手动目录 2"/>
     <w:qFormat/>
-    <w:uiPriority w:val="0"/>
     <w:pPr>
       <w:ind w:leftChars="200"/>
     </w:pPr>
     <w:rPr>
-      <w:rFonts w:ascii="Times New Roman" w:hAnsi="Times New Roman" w:eastAsia="宋体" w:cs="Times New Roman"/>
+      <w:rFonts w:ascii="Times New Roman" w:eastAsia="宋体" w:hAnsi="Times New Roman" w:cs="Times New Roman"/>
       <w:sz w:val="20"/>
       <w:szCs w:val="20"/>
     </w:rPr>
   </w:style>
-  <w:style w:type="paragraph" w:customStyle="1" w:styleId="35">
+  <w:style w:type="paragraph" w:customStyle="1" w:styleId="WPSOffice3">
     <w:name w:val="WPSOffice手动目录 3"/>
     <w:qFormat/>
-    <w:uiPriority w:val="0"/>
     <w:pPr>
       <w:ind w:leftChars="400"/>
     </w:pPr>
     <w:rPr>
-      <w:rFonts w:ascii="Times New Roman" w:hAnsi="Times New Roman" w:eastAsia="宋体" w:cs="Times New Roman"/>
+      <w:rFonts w:ascii="Times New Roman" w:eastAsia="宋体" w:hAnsi="Times New Roman" w:cs="Times New Roman"/>
       <w:sz w:val="20"/>
       <w:szCs w:val="20"/>
     </w:rPr>
   </w:style>
-  <w:style w:type="paragraph" w:customStyle="1" w:styleId="36">
+  <w:style w:type="paragraph" w:customStyle="1" w:styleId="Compact">
     <w:name w:val="Compact"/>
-    <w:basedOn w:val="12"/>
+    <w:basedOn w:val="BodyText"/>
     <w:qFormat/>
-    <w:uiPriority w:val="0"/>
     <w:pPr>
       <w:spacing w:before="36" w:after="36"/>
     </w:pPr>
   </w:style>
-  <w:style w:type="table" w:customStyle="1" w:styleId="37">
+  <w:style w:type="table" w:customStyle="1" w:styleId="Table">
     <w:name w:val="Table"/>
     <w:semiHidden/>
     <w:unhideWhenUsed/>
     <w:qFormat/>
-    <w:uiPriority w:val="0"/>
     <w:tblPr>
       <w:tblCellMar>
         <w:top w:w="0" w:type="dxa"/>
@@ -11476,28 +11275,26 @@
     <w:tblStylePr w:type="firstRow">
       <w:tcPr>
         <w:tcBorders>
-          <w:bottom w:val="single" w:color="auto" w:sz="0" w:space="0"/>
+          <w:bottom w:val="single" w:sz="0" w:space="0" w:color="auto"/>
         </w:tcBorders>
         <w:vAlign w:val="bottom"/>
       </w:tcPr>
     </w:tblStylePr>
   </w:style>
-  <w:style w:type="character" w:customStyle="1" w:styleId="38">
+  <w:style w:type="character" w:customStyle="1" w:styleId="1Char">
     <w:name w:val="柴_标题1 Char"/>
-    <w:link w:val="28"/>
+    <w:link w:val="1"/>
     <w:qFormat/>
-    <w:uiPriority w:val="0"/>
     <w:rPr>
-      <w:rFonts w:ascii="Arial" w:hAnsi="Arial" w:eastAsia="宋体"/>
+      <w:rFonts w:ascii="Arial" w:eastAsia="宋体" w:hAnsi="Arial"/>
       <w:sz w:val="32"/>
     </w:rPr>
   </w:style>
-  <w:style w:type="table" w:customStyle="1" w:styleId="39">
+  <w:style w:type="table" w:customStyle="1" w:styleId="TableNormal1">
     <w:name w:val="Table Normal_1"/>
     <w:semiHidden/>
     <w:unhideWhenUsed/>
     <w:qFormat/>
-    <w:uiPriority w:val="0"/>
     <w:tblPr>
       <w:tblCellMar>
         <w:top w:w="0" w:type="dxa"/>
@@ -11507,11 +11304,10 @@
       </w:tblCellMar>
     </w:tblPr>
   </w:style>
-  <w:style w:type="paragraph" w:customStyle="1" w:styleId="40">
+  <w:style w:type="paragraph" w:customStyle="1" w:styleId="a3">
     <w:name w:val="柴_正文_无缩进"/>
-    <w:basedOn w:val="1"/>
+    <w:basedOn w:val="Normal"/>
     <w:qFormat/>
-    <w:uiPriority w:val="0"/>
     <w:pPr>
       <w:ind w:firstLine="0" w:firstLineChars="0"/>
     </w:pPr>
@@ -11521,31 +11317,29 @@
       <w:lang w:eastAsia="zh-CN"/>
     </w:rPr>
   </w:style>
-  <w:style w:type="paragraph" w:customStyle="1" w:styleId="41">
+  <w:style w:type="paragraph" w:customStyle="1" w:styleId="4">
     <w:name w:val="柴_标题4"/>
-    <w:basedOn w:val="5"/>
-    <w:next w:val="1"/>
+    <w:basedOn w:val="Heading4"/>
+    <w:next w:val="Normal"/>
     <w:qFormat/>
-    <w:uiPriority w:val="0"/>
     <w:pPr>
       <w:widowControl w:val="0"/>
       <w:spacing w:before="160" w:line="360" w:lineRule="auto"/>
-      <w:ind w:left="981" w:leftChars="300" w:hanging="862"/>
+      <w:ind w:left="981" w:hanging="862" w:leftChars="300"/>
     </w:pPr>
     <w:rPr>
-      <w:rFonts w:hint="eastAsia" w:ascii="Calibri" w:hAnsi="Calibri" w:eastAsia="宋体" w:cs="宋体"/>
+      <w:rFonts w:ascii="Calibri" w:eastAsia="宋体" w:hAnsi="Calibri" w:cs="宋体" w:hint="eastAsia"/>
       <w:sz w:val="24"/>
       <w:szCs w:val="24"/>
       <w:lang w:eastAsia="zh-CN" w:bidi="zh-CN"/>
     </w:rPr>
   </w:style>
-  <w:style w:type="character" w:customStyle="1" w:styleId="42">
+  <w:style w:type="character" w:customStyle="1" w:styleId="Char">
     <w:name w:val="柴_正文 Char"/>
-    <w:link w:val="29"/>
+    <w:link w:val="a1"/>
     <w:qFormat/>
-    <w:uiPriority w:val="0"/>
     <w:rPr>
-      <w:rFonts w:ascii="Arial" w:hAnsi="Arial" w:eastAsia="宋体"/>
+      <w:rFonts w:ascii="Arial" w:eastAsia="宋体" w:hAnsi="Arial"/>
       <w:sz w:val="24"/>
       <w:lang w:eastAsia="zh-CN"/>
     </w:rPr>
